--- a/docs/handbooks/Resort-OS-Software-Documentation.docx
+++ b/docs/handbooks/Resort-OS-Software-Documentation.docx
@@ -182,7 +182,7 @@
                 <w:sz w:val="19"/>
                 <w:szCs w:val="19"/>
               </w:rPr>
-              <w:t xml:space="preserve">Version 1.2</w:t>
+              <w:t xml:space="preserve">Version 1.2.1</w:t>
             </w:r>
           </w:p>
         </w:tc>
@@ -322,7 +322,7 @@
                 <w:sz w:val="19"/>
                 <w:szCs w:val="19"/>
               </w:rPr>
-              <w:t xml:space="preserve">Sprints 01, 02 accepted · Sprint 03 Guests in progress</w:t>
+              <w:t xml:space="preserve">Sprints 01, 02 accepted · Sprint 03 Guests in review</w:t>
             </w:r>
           </w:p>
         </w:tc>
@@ -648,7 +648,7 @@
                 <w:sz w:val="19"/>
                 <w:szCs w:val="19"/>
               </w:rPr>
-              <w:t xml:space="preserve">1.2</w:t>
+              <w:t xml:space="preserve">1.2.1</w:t>
             </w:r>
           </w:p>
         </w:tc>
@@ -691,6 +691,104 @@
               <w:bottom w:val="single" w:color="DCE3E1" w:sz="4"/>
               <w:right w:val="single" w:color="DCE3E1" w:sz="4"/>
             </w:tcBorders>
+            <w:tcMar>
+              <w:top w:type="dxa" w:w="70"/>
+              <w:left w:type="dxa" w:w="110"/>
+              <w:bottom w:type="dxa" w:w="50"/>
+              <w:right w:type="dxa" w:w="110"/>
+            </w:tcMar>
+            <w:vAlign w:val="top"/>
+          </w:tcPr>
+          <w:p>
+            <w:pPr>
+              <w:spacing w:after="40" w:line="252" w:lineRule="auto"/>
+            </w:pPr>
+            <w:r>
+              <w:rPr>
+                <w:sz w:val="19"/>
+                <w:szCs w:val="19"/>
+              </w:rPr>
+              <w:t xml:space="preserve">Sprint 03 (Guests) built and in review: guest profiles, encrypted ID documents, duplicates, merge, anonymise, consent.</w:t>
+            </w:r>
+          </w:p>
+        </w:tc>
+      </w:tr>
+      <w:tr>
+        <w:trPr>
+          <w:cantSplit/>
+        </w:trPr>
+        <w:tc>
+          <w:tcPr>
+            <w:tcW w:type="dxa" w:w="1100"/>
+            <w:tcBorders>
+              <w:top w:val="single" w:color="DCE3E1" w:sz="4"/>
+              <w:left w:val="single" w:color="DCE3E1" w:sz="4"/>
+              <w:bottom w:val="single" w:color="DCE3E1" w:sz="4"/>
+              <w:right w:val="single" w:color="DCE3E1" w:sz="4"/>
+            </w:tcBorders>
+            <w:shd w:fill="F5F7F6" w:color="auto" w:val="clear"/>
+            <w:tcMar>
+              <w:top w:type="dxa" w:w="70"/>
+              <w:left w:type="dxa" w:w="110"/>
+              <w:bottom w:type="dxa" w:w="50"/>
+              <w:right w:type="dxa" w:w="110"/>
+            </w:tcMar>
+            <w:vAlign w:val="top"/>
+          </w:tcPr>
+          <w:p>
+            <w:pPr>
+              <w:spacing w:after="40" w:line="252" w:lineRule="auto"/>
+            </w:pPr>
+            <w:r>
+              <w:rPr>
+                <w:sz w:val="19"/>
+                <w:szCs w:val="19"/>
+              </w:rPr>
+              <w:t xml:space="preserve">1.2</w:t>
+            </w:r>
+          </w:p>
+        </w:tc>
+        <w:tc>
+          <w:tcPr>
+            <w:tcW w:type="dxa" w:w="1500"/>
+            <w:tcBorders>
+              <w:top w:val="single" w:color="DCE3E1" w:sz="4"/>
+              <w:left w:val="single" w:color="DCE3E1" w:sz="4"/>
+              <w:bottom w:val="single" w:color="DCE3E1" w:sz="4"/>
+              <w:right w:val="single" w:color="DCE3E1" w:sz="4"/>
+            </w:tcBorders>
+            <w:shd w:fill="F5F7F6" w:color="auto" w:val="clear"/>
+            <w:tcMar>
+              <w:top w:type="dxa" w:w="70"/>
+              <w:left w:type="dxa" w:w="110"/>
+              <w:bottom w:type="dxa" w:w="50"/>
+              <w:right w:type="dxa" w:w="110"/>
+            </w:tcMar>
+            <w:vAlign w:val="top"/>
+          </w:tcPr>
+          <w:p>
+            <w:pPr>
+              <w:spacing w:after="40" w:line="252" w:lineRule="auto"/>
+            </w:pPr>
+            <w:r>
+              <w:rPr>
+                <w:sz w:val="19"/>
+                <w:szCs w:val="19"/>
+              </w:rPr>
+              <w:t xml:space="preserve">2026-10-10</w:t>
+            </w:r>
+          </w:p>
+        </w:tc>
+        <w:tc>
+          <w:tcPr>
+            <w:tcW w:type="dxa" w:w="6714"/>
+            <w:tcBorders>
+              <w:top w:val="single" w:color="DCE3E1" w:sz="4"/>
+              <w:left w:val="single" w:color="DCE3E1" w:sz="4"/>
+              <w:bottom w:val="single" w:color="DCE3E1" w:sz="4"/>
+              <w:right w:val="single" w:color="DCE3E1" w:sz="4"/>
+            </w:tcBorders>
+            <w:shd w:fill="F5F7F6" w:color="auto" w:val="clear"/>
             <w:tcMar>
               <w:top w:type="dxa" w:w="70"/>
               <w:left w:type="dxa" w:w="110"/>
@@ -941,7 +1039,7 @@
                 <w:sz w:val="19"/>
                 <w:szCs w:val="19"/>
               </w:rPr>
-              <w:t xml:space="preserve">Living document, rebuilt at the end of every accepted sprint. This edition reflects Sprint 02 accepted and Sprint 03 in progress.</w:t>
+              <w:t xml:space="preserve">Living document, rebuilt at the end of every sprint. This edition reflects Sprint 02 accepted and Sprint 03 built and in review.</w:t>
             </w:r>
           </w:p>
         </w:tc>
@@ -2029,7 +2127,7 @@
           <w:sz w:val="19"/>
           <w:szCs w:val="19"/>
         </w:rPr>
-        <w:t xml:space="preserve">Sprint 03 — Guests (in progress)</w:t>
+        <w:t xml:space="preserve">Sprint 03 — Guests (in review)</w:t>
       </w:r>
     </w:p>
     <w:p>
@@ -2081,7 +2179,7 @@
           <w:sz w:val="19"/>
           <w:szCs w:val="19"/>
         </w:rPr>
-        <w:t xml:space="preserve">Latest recorded results (Sprint 02)</w:t>
+        <w:t xml:space="preserve">Latest recorded results (Sprint 03)</w:t>
       </w:r>
     </w:p>
     <w:p>
@@ -2358,7 +2456,7 @@
           <w:sz w:val="19"/>
           <w:szCs w:val="19"/>
         </w:rPr>
-        <w:t xml:space="preserve">b22ada7</w:t>
+        <w:t xml:space="preserve">5b5efd1</w:t>
       </w:r>
       <w:r>
         <w:t xml:space="preserve"> (2026-10-09). When a sprint is accepted the plan is updated and the document rebuilt, so it always matches the code.</w:t>
@@ -3320,7 +3418,7 @@
                 <w:sz w:val="40"/>
                 <w:szCs w:val="40"/>
               </w:rPr>
-              <w:t xml:space="preserve">19</w:t>
+              <w:t xml:space="preserve">24</w:t>
             </w:r>
           </w:p>
           <w:p>
@@ -3368,7 +3466,7 @@
                 <w:sz w:val="40"/>
                 <w:szCs w:val="40"/>
               </w:rPr>
-              <w:t xml:space="preserve">40</w:t>
+              <w:t xml:space="preserve">54</w:t>
             </w:r>
           </w:p>
           <w:p>
@@ -3416,7 +3514,7 @@
                 <w:sz w:val="40"/>
                 <w:szCs w:val="40"/>
               </w:rPr>
-              <w:t xml:space="preserve">90</w:t>
+              <w:t xml:space="preserve">134</w:t>
             </w:r>
           </w:p>
           <w:p>
@@ -3464,7 +3562,7 @@
                 <w:sz w:val="40"/>
                 <w:szCs w:val="40"/>
               </w:rPr>
-              <w:t xml:space="preserve">6,767</w:t>
+              <w:t xml:space="preserve">9,348</w:t>
             </w:r>
           </w:p>
           <w:p>
@@ -3641,7 +3739,7 @@
                 <w:sz w:val="19"/>
                 <w:szCs w:val="19"/>
               </w:rPr>
-              <w:t xml:space="preserve">Sprint 03 — Guests (in progress)</w:t>
+              <w:t xml:space="preserve">Sprint 03 — Guests (in review)</w:t>
             </w:r>
           </w:p>
         </w:tc>
@@ -15905,6 +16003,101 @@
           </w:p>
         </w:tc>
       </w:tr>
+      <w:tr>
+        <w:trPr>
+          <w:cantSplit/>
+        </w:trPr>
+        <w:tc>
+          <w:tcPr>
+            <w:tcW w:type="dxa" w:w="3300"/>
+            <w:tcBorders>
+              <w:top w:val="single" w:color="DCE3E1" w:sz="4"/>
+              <w:left w:val="single" w:color="DCE3E1" w:sz="4"/>
+              <w:bottom w:val="single" w:color="DCE3E1" w:sz="4"/>
+              <w:right w:val="single" w:color="DCE3E1" w:sz="4"/>
+            </w:tcBorders>
+            <w:tcMar>
+              <w:top w:type="dxa" w:w="70"/>
+              <w:left w:type="dxa" w:w="110"/>
+              <w:bottom w:type="dxa" w:w="50"/>
+              <w:right w:type="dxa" w:w="110"/>
+            </w:tcMar>
+            <w:vAlign w:val="top"/>
+          </w:tcPr>
+          <w:p>
+            <w:pPr>
+              <w:spacing w:after="40" w:line="252" w:lineRule="auto"/>
+            </w:pPr>
+            <w:r>
+              <w:rPr>
+                <w:sz w:val="18"/>
+                <w:szCs w:val="18"/>
+              </w:rPr>
+              <w:t xml:space="preserve">V005__guests.sql</w:t>
+            </w:r>
+          </w:p>
+        </w:tc>
+        <w:tc>
+          <w:tcPr>
+            <w:tcW w:type="dxa" w:w="800"/>
+            <w:tcBorders>
+              <w:top w:val="single" w:color="DCE3E1" w:sz="4"/>
+              <w:left w:val="single" w:color="DCE3E1" w:sz="4"/>
+              <w:bottom w:val="single" w:color="DCE3E1" w:sz="4"/>
+              <w:right w:val="single" w:color="DCE3E1" w:sz="4"/>
+            </w:tcBorders>
+            <w:tcMar>
+              <w:top w:type="dxa" w:w="70"/>
+              <w:left w:type="dxa" w:w="110"/>
+              <w:bottom w:type="dxa" w:w="50"/>
+              <w:right w:type="dxa" w:w="110"/>
+            </w:tcMar>
+            <w:vAlign w:val="top"/>
+          </w:tcPr>
+          <w:p>
+            <w:pPr>
+              <w:spacing w:after="40" w:line="252" w:lineRule="auto"/>
+            </w:pPr>
+            <w:r>
+              <w:rPr>
+                <w:sz w:val="18"/>
+                <w:szCs w:val="18"/>
+              </w:rPr>
+              <w:t xml:space="preserve">265</w:t>
+            </w:r>
+          </w:p>
+        </w:tc>
+        <w:tc>
+          <w:tcPr>
+            <w:tcW w:type="dxa" w:w="5214"/>
+            <w:tcBorders>
+              <w:top w:val="single" w:color="DCE3E1" w:sz="4"/>
+              <w:left w:val="single" w:color="DCE3E1" w:sz="4"/>
+              <w:bottom w:val="single" w:color="DCE3E1" w:sz="4"/>
+              <w:right w:val="single" w:color="DCE3E1" w:sz="4"/>
+            </w:tcBorders>
+            <w:tcMar>
+              <w:top w:type="dxa" w:w="70"/>
+              <w:left w:type="dxa" w:w="110"/>
+              <w:bottom w:type="dxa" w:w="50"/>
+              <w:right w:type="dxa" w:w="110"/>
+            </w:tcMar>
+            <w:vAlign w:val="top"/>
+          </w:tcPr>
+          <w:p>
+            <w:pPr>
+              <w:spacing w:after="40" w:line="252" w:lineRule="auto"/>
+            </w:pPr>
+            <w:r>
+              <w:rPr>
+                <w:sz w:val="18"/>
+                <w:szCs w:val="18"/>
+              </w:rPr>
+              <w:t xml:space="preserve">guests, guest_addresses, guest_documents, guest_preferences, guest_consents</w:t>
+            </w:r>
+          </w:p>
+        </w:tc>
+      </w:tr>
     </w:tbl>
     <w:p>
       <w:pPr>
@@ -15916,7 +16109,7 @@
           <w:sz w:val="18"/>
           <w:szCs w:val="18"/>
         </w:rPr>
-        <w:t xml:space="preserve">Total: 19 tables in 4 migrations. Development demo data lives in database/seed/dev and runs only in Development.</w:t>
+        <w:t xml:space="preserve">Total: 24 tables in 5 migrations. Development demo data lives in database/seed/dev and runs only in Development.</w:t>
       </w:r>
     </w:p>
     <w:p>
@@ -17717,7 +17910,7 @@
     </w:p>
     <w:p>
       <w:r>
-        <w:t xml:space="preserve">40 operations on 29 paths, from the committed OpenAPI snapshot (docs/api/openapi-v1.json). Full request and response specifications are in docs/API.md and in Swagger UI at /swagger when the API runs in Development.</w:t>
+        <w:t xml:space="preserve">54 operations on 40 paths, from the committed OpenAPI snapshot (docs/api/openapi-v1.json). Full request and response specifications are in docs/API.md and in Swagger UI at /swagger when the API runs in Development.</w:t>
       </w:r>
     </w:p>
     <w:tbl>
@@ -21702,6 +21895,1357 @@
                 <w:szCs w:val="17"/>
               </w:rPr>
               <w:t xml:space="preserve">Blocks</w:t>
+            </w:r>
+          </w:p>
+        </w:tc>
+      </w:tr>
+      <w:tr>
+        <w:trPr>
+          <w:cantSplit/>
+        </w:trPr>
+        <w:tc>
+          <w:tcPr>
+            <w:tcW w:type="dxa" w:w="1000"/>
+            <w:tcBorders>
+              <w:top w:val="single" w:color="DCE3E1" w:sz="4"/>
+              <w:left w:val="single" w:color="DCE3E1" w:sz="4"/>
+              <w:bottom w:val="single" w:color="DCE3E1" w:sz="4"/>
+              <w:right w:val="single" w:color="DCE3E1" w:sz="4"/>
+            </w:tcBorders>
+            <w:tcMar>
+              <w:top w:type="dxa" w:w="70"/>
+              <w:left w:type="dxa" w:w="110"/>
+              <w:bottom w:type="dxa" w:w="50"/>
+              <w:right w:type="dxa" w:w="110"/>
+            </w:tcMar>
+            <w:vAlign w:val="top"/>
+          </w:tcPr>
+          <w:p>
+            <w:pPr>
+              <w:spacing w:after="40" w:line="252" w:lineRule="auto"/>
+            </w:pPr>
+            <w:r>
+              <w:rPr>
+                <w:sz w:val="17"/>
+                <w:szCs w:val="17"/>
+              </w:rPr>
+              <w:t xml:space="preserve">GET</w:t>
+            </w:r>
+          </w:p>
+        </w:tc>
+        <w:tc>
+          <w:tcPr>
+            <w:tcW w:type="dxa" w:w="6514"/>
+            <w:tcBorders>
+              <w:top w:val="single" w:color="DCE3E1" w:sz="4"/>
+              <w:left w:val="single" w:color="DCE3E1" w:sz="4"/>
+              <w:bottom w:val="single" w:color="DCE3E1" w:sz="4"/>
+              <w:right w:val="single" w:color="DCE3E1" w:sz="4"/>
+            </w:tcBorders>
+            <w:tcMar>
+              <w:top w:type="dxa" w:w="70"/>
+              <w:left w:type="dxa" w:w="110"/>
+              <w:bottom w:type="dxa" w:w="50"/>
+              <w:right w:type="dxa" w:w="110"/>
+            </w:tcMar>
+            <w:vAlign w:val="top"/>
+          </w:tcPr>
+          <w:p>
+            <w:pPr>
+              <w:spacing w:after="40" w:line="252" w:lineRule="auto"/>
+            </w:pPr>
+            <w:r>
+              <w:rPr>
+                <w:sz w:val="17"/>
+                <w:szCs w:val="17"/>
+              </w:rPr>
+              <w:t xml:space="preserve">/guests</w:t>
+            </w:r>
+          </w:p>
+        </w:tc>
+        <w:tc>
+          <w:tcPr>
+            <w:tcW w:type="dxa" w:w="1800"/>
+            <w:tcBorders>
+              <w:top w:val="single" w:color="DCE3E1" w:sz="4"/>
+              <w:left w:val="single" w:color="DCE3E1" w:sz="4"/>
+              <w:bottom w:val="single" w:color="DCE3E1" w:sz="4"/>
+              <w:right w:val="single" w:color="DCE3E1" w:sz="4"/>
+            </w:tcBorders>
+            <w:tcMar>
+              <w:top w:type="dxa" w:w="70"/>
+              <w:left w:type="dxa" w:w="110"/>
+              <w:bottom w:type="dxa" w:w="50"/>
+              <w:right w:type="dxa" w:w="110"/>
+            </w:tcMar>
+            <w:vAlign w:val="top"/>
+          </w:tcPr>
+          <w:p>
+            <w:pPr>
+              <w:spacing w:after="40" w:line="252" w:lineRule="auto"/>
+            </w:pPr>
+            <w:r>
+              <w:rPr>
+                <w:sz w:val="17"/>
+                <w:szCs w:val="17"/>
+              </w:rPr>
+              <w:t xml:space="preserve">Guests</w:t>
+            </w:r>
+          </w:p>
+        </w:tc>
+      </w:tr>
+      <w:tr>
+        <w:trPr>
+          <w:cantSplit/>
+        </w:trPr>
+        <w:tc>
+          <w:tcPr>
+            <w:tcW w:type="dxa" w:w="1000"/>
+            <w:tcBorders>
+              <w:top w:val="single" w:color="DCE3E1" w:sz="4"/>
+              <w:left w:val="single" w:color="DCE3E1" w:sz="4"/>
+              <w:bottom w:val="single" w:color="DCE3E1" w:sz="4"/>
+              <w:right w:val="single" w:color="DCE3E1" w:sz="4"/>
+            </w:tcBorders>
+            <w:shd w:fill="F5F7F6" w:color="auto" w:val="clear"/>
+            <w:tcMar>
+              <w:top w:type="dxa" w:w="70"/>
+              <w:left w:type="dxa" w:w="110"/>
+              <w:bottom w:type="dxa" w:w="50"/>
+              <w:right w:type="dxa" w:w="110"/>
+            </w:tcMar>
+            <w:vAlign w:val="top"/>
+          </w:tcPr>
+          <w:p>
+            <w:pPr>
+              <w:spacing w:after="40" w:line="252" w:lineRule="auto"/>
+            </w:pPr>
+            <w:r>
+              <w:rPr>
+                <w:sz w:val="17"/>
+                <w:szCs w:val="17"/>
+              </w:rPr>
+              <w:t xml:space="preserve">POST</w:t>
+            </w:r>
+          </w:p>
+        </w:tc>
+        <w:tc>
+          <w:tcPr>
+            <w:tcW w:type="dxa" w:w="6514"/>
+            <w:tcBorders>
+              <w:top w:val="single" w:color="DCE3E1" w:sz="4"/>
+              <w:left w:val="single" w:color="DCE3E1" w:sz="4"/>
+              <w:bottom w:val="single" w:color="DCE3E1" w:sz="4"/>
+              <w:right w:val="single" w:color="DCE3E1" w:sz="4"/>
+            </w:tcBorders>
+            <w:shd w:fill="F5F7F6" w:color="auto" w:val="clear"/>
+            <w:tcMar>
+              <w:top w:type="dxa" w:w="70"/>
+              <w:left w:type="dxa" w:w="110"/>
+              <w:bottom w:type="dxa" w:w="50"/>
+              <w:right w:type="dxa" w:w="110"/>
+            </w:tcMar>
+            <w:vAlign w:val="top"/>
+          </w:tcPr>
+          <w:p>
+            <w:pPr>
+              <w:spacing w:after="40" w:line="252" w:lineRule="auto"/>
+            </w:pPr>
+            <w:r>
+              <w:rPr>
+                <w:sz w:val="17"/>
+                <w:szCs w:val="17"/>
+              </w:rPr>
+              <w:t xml:space="preserve">/guests</w:t>
+            </w:r>
+          </w:p>
+        </w:tc>
+        <w:tc>
+          <w:tcPr>
+            <w:tcW w:type="dxa" w:w="1800"/>
+            <w:tcBorders>
+              <w:top w:val="single" w:color="DCE3E1" w:sz="4"/>
+              <w:left w:val="single" w:color="DCE3E1" w:sz="4"/>
+              <w:bottom w:val="single" w:color="DCE3E1" w:sz="4"/>
+              <w:right w:val="single" w:color="DCE3E1" w:sz="4"/>
+            </w:tcBorders>
+            <w:shd w:fill="F5F7F6" w:color="auto" w:val="clear"/>
+            <w:tcMar>
+              <w:top w:type="dxa" w:w="70"/>
+              <w:left w:type="dxa" w:w="110"/>
+              <w:bottom w:type="dxa" w:w="50"/>
+              <w:right w:type="dxa" w:w="110"/>
+            </w:tcMar>
+            <w:vAlign w:val="top"/>
+          </w:tcPr>
+          <w:p>
+            <w:pPr>
+              <w:spacing w:after="40" w:line="252" w:lineRule="auto"/>
+            </w:pPr>
+            <w:r>
+              <w:rPr>
+                <w:sz w:val="17"/>
+                <w:szCs w:val="17"/>
+              </w:rPr>
+              <w:t xml:space="preserve">Guests</w:t>
+            </w:r>
+          </w:p>
+        </w:tc>
+      </w:tr>
+      <w:tr>
+        <w:trPr>
+          <w:cantSplit/>
+        </w:trPr>
+        <w:tc>
+          <w:tcPr>
+            <w:tcW w:type="dxa" w:w="1000"/>
+            <w:tcBorders>
+              <w:top w:val="single" w:color="DCE3E1" w:sz="4"/>
+              <w:left w:val="single" w:color="DCE3E1" w:sz="4"/>
+              <w:bottom w:val="single" w:color="DCE3E1" w:sz="4"/>
+              <w:right w:val="single" w:color="DCE3E1" w:sz="4"/>
+            </w:tcBorders>
+            <w:tcMar>
+              <w:top w:type="dxa" w:w="70"/>
+              <w:left w:type="dxa" w:w="110"/>
+              <w:bottom w:type="dxa" w:w="50"/>
+              <w:right w:type="dxa" w:w="110"/>
+            </w:tcMar>
+            <w:vAlign w:val="top"/>
+          </w:tcPr>
+          <w:p>
+            <w:pPr>
+              <w:spacing w:after="40" w:line="252" w:lineRule="auto"/>
+            </w:pPr>
+            <w:r>
+              <w:rPr>
+                <w:sz w:val="17"/>
+                <w:szCs w:val="17"/>
+              </w:rPr>
+              <w:t xml:space="preserve">GET</w:t>
+            </w:r>
+          </w:p>
+        </w:tc>
+        <w:tc>
+          <w:tcPr>
+            <w:tcW w:type="dxa" w:w="6514"/>
+            <w:tcBorders>
+              <w:top w:val="single" w:color="DCE3E1" w:sz="4"/>
+              <w:left w:val="single" w:color="DCE3E1" w:sz="4"/>
+              <w:bottom w:val="single" w:color="DCE3E1" w:sz="4"/>
+              <w:right w:val="single" w:color="DCE3E1" w:sz="4"/>
+            </w:tcBorders>
+            <w:tcMar>
+              <w:top w:type="dxa" w:w="70"/>
+              <w:left w:type="dxa" w:w="110"/>
+              <w:bottom w:type="dxa" w:w="50"/>
+              <w:right w:type="dxa" w:w="110"/>
+            </w:tcMar>
+            <w:vAlign w:val="top"/>
+          </w:tcPr>
+          <w:p>
+            <w:pPr>
+              <w:spacing w:after="40" w:line="252" w:lineRule="auto"/>
+            </w:pPr>
+            <w:r>
+              <w:rPr>
+                <w:sz w:val="17"/>
+                <w:szCs w:val="17"/>
+              </w:rPr>
+              <w:t xml:space="preserve">/guests/possible-duplicates</w:t>
+            </w:r>
+          </w:p>
+        </w:tc>
+        <w:tc>
+          <w:tcPr>
+            <w:tcW w:type="dxa" w:w="1800"/>
+            <w:tcBorders>
+              <w:top w:val="single" w:color="DCE3E1" w:sz="4"/>
+              <w:left w:val="single" w:color="DCE3E1" w:sz="4"/>
+              <w:bottom w:val="single" w:color="DCE3E1" w:sz="4"/>
+              <w:right w:val="single" w:color="DCE3E1" w:sz="4"/>
+            </w:tcBorders>
+            <w:tcMar>
+              <w:top w:type="dxa" w:w="70"/>
+              <w:left w:type="dxa" w:w="110"/>
+              <w:bottom w:type="dxa" w:w="50"/>
+              <w:right w:type="dxa" w:w="110"/>
+            </w:tcMar>
+            <w:vAlign w:val="top"/>
+          </w:tcPr>
+          <w:p>
+            <w:pPr>
+              <w:spacing w:after="40" w:line="252" w:lineRule="auto"/>
+            </w:pPr>
+            <w:r>
+              <w:rPr>
+                <w:sz w:val="17"/>
+                <w:szCs w:val="17"/>
+              </w:rPr>
+              <w:t xml:space="preserve">Guests</w:t>
+            </w:r>
+          </w:p>
+        </w:tc>
+      </w:tr>
+      <w:tr>
+        <w:trPr>
+          <w:cantSplit/>
+        </w:trPr>
+        <w:tc>
+          <w:tcPr>
+            <w:tcW w:type="dxa" w:w="1000"/>
+            <w:tcBorders>
+              <w:top w:val="single" w:color="DCE3E1" w:sz="4"/>
+              <w:left w:val="single" w:color="DCE3E1" w:sz="4"/>
+              <w:bottom w:val="single" w:color="DCE3E1" w:sz="4"/>
+              <w:right w:val="single" w:color="DCE3E1" w:sz="4"/>
+            </w:tcBorders>
+            <w:shd w:fill="F5F7F6" w:color="auto" w:val="clear"/>
+            <w:tcMar>
+              <w:top w:type="dxa" w:w="70"/>
+              <w:left w:type="dxa" w:w="110"/>
+              <w:bottom w:type="dxa" w:w="50"/>
+              <w:right w:type="dxa" w:w="110"/>
+            </w:tcMar>
+            <w:vAlign w:val="top"/>
+          </w:tcPr>
+          <w:p>
+            <w:pPr>
+              <w:spacing w:after="40" w:line="252" w:lineRule="auto"/>
+            </w:pPr>
+            <w:r>
+              <w:rPr>
+                <w:sz w:val="17"/>
+                <w:szCs w:val="17"/>
+              </w:rPr>
+              <w:t xml:space="preserve">POST</w:t>
+            </w:r>
+          </w:p>
+        </w:tc>
+        <w:tc>
+          <w:tcPr>
+            <w:tcW w:type="dxa" w:w="6514"/>
+            <w:tcBorders>
+              <w:top w:val="single" w:color="DCE3E1" w:sz="4"/>
+              <w:left w:val="single" w:color="DCE3E1" w:sz="4"/>
+              <w:bottom w:val="single" w:color="DCE3E1" w:sz="4"/>
+              <w:right w:val="single" w:color="DCE3E1" w:sz="4"/>
+            </w:tcBorders>
+            <w:shd w:fill="F5F7F6" w:color="auto" w:val="clear"/>
+            <w:tcMar>
+              <w:top w:type="dxa" w:w="70"/>
+              <w:left w:type="dxa" w:w="110"/>
+              <w:bottom w:type="dxa" w:w="50"/>
+              <w:right w:type="dxa" w:w="110"/>
+            </w:tcMar>
+            <w:vAlign w:val="top"/>
+          </w:tcPr>
+          <w:p>
+            <w:pPr>
+              <w:spacing w:after="40" w:line="252" w:lineRule="auto"/>
+            </w:pPr>
+            <w:r>
+              <w:rPr>
+                <w:sz w:val="17"/>
+                <w:szCs w:val="17"/>
+              </w:rPr>
+              <w:t xml:space="preserve">/guests/merge</w:t>
+            </w:r>
+          </w:p>
+        </w:tc>
+        <w:tc>
+          <w:tcPr>
+            <w:tcW w:type="dxa" w:w="1800"/>
+            <w:tcBorders>
+              <w:top w:val="single" w:color="DCE3E1" w:sz="4"/>
+              <w:left w:val="single" w:color="DCE3E1" w:sz="4"/>
+              <w:bottom w:val="single" w:color="DCE3E1" w:sz="4"/>
+              <w:right w:val="single" w:color="DCE3E1" w:sz="4"/>
+            </w:tcBorders>
+            <w:shd w:fill="F5F7F6" w:color="auto" w:val="clear"/>
+            <w:tcMar>
+              <w:top w:type="dxa" w:w="70"/>
+              <w:left w:type="dxa" w:w="110"/>
+              <w:bottom w:type="dxa" w:w="50"/>
+              <w:right w:type="dxa" w:w="110"/>
+            </w:tcMar>
+            <w:vAlign w:val="top"/>
+          </w:tcPr>
+          <w:p>
+            <w:pPr>
+              <w:spacing w:after="40" w:line="252" w:lineRule="auto"/>
+            </w:pPr>
+            <w:r>
+              <w:rPr>
+                <w:sz w:val="17"/>
+                <w:szCs w:val="17"/>
+              </w:rPr>
+              <w:t xml:space="preserve">Guests</w:t>
+            </w:r>
+          </w:p>
+        </w:tc>
+      </w:tr>
+      <w:tr>
+        <w:trPr>
+          <w:cantSplit/>
+        </w:trPr>
+        <w:tc>
+          <w:tcPr>
+            <w:tcW w:type="dxa" w:w="1000"/>
+            <w:tcBorders>
+              <w:top w:val="single" w:color="DCE3E1" w:sz="4"/>
+              <w:left w:val="single" w:color="DCE3E1" w:sz="4"/>
+              <w:bottom w:val="single" w:color="DCE3E1" w:sz="4"/>
+              <w:right w:val="single" w:color="DCE3E1" w:sz="4"/>
+            </w:tcBorders>
+            <w:tcMar>
+              <w:top w:type="dxa" w:w="70"/>
+              <w:left w:type="dxa" w:w="110"/>
+              <w:bottom w:type="dxa" w:w="50"/>
+              <w:right w:type="dxa" w:w="110"/>
+            </w:tcMar>
+            <w:vAlign w:val="top"/>
+          </w:tcPr>
+          <w:p>
+            <w:pPr>
+              <w:spacing w:after="40" w:line="252" w:lineRule="auto"/>
+            </w:pPr>
+            <w:r>
+              <w:rPr>
+                <w:sz w:val="17"/>
+                <w:szCs w:val="17"/>
+              </w:rPr>
+              <w:t xml:space="preserve">GET</w:t>
+            </w:r>
+          </w:p>
+        </w:tc>
+        <w:tc>
+          <w:tcPr>
+            <w:tcW w:type="dxa" w:w="6514"/>
+            <w:tcBorders>
+              <w:top w:val="single" w:color="DCE3E1" w:sz="4"/>
+              <w:left w:val="single" w:color="DCE3E1" w:sz="4"/>
+              <w:bottom w:val="single" w:color="DCE3E1" w:sz="4"/>
+              <w:right w:val="single" w:color="DCE3E1" w:sz="4"/>
+            </w:tcBorders>
+            <w:tcMar>
+              <w:top w:type="dxa" w:w="70"/>
+              <w:left w:type="dxa" w:w="110"/>
+              <w:bottom w:type="dxa" w:w="50"/>
+              <w:right w:type="dxa" w:w="110"/>
+            </w:tcMar>
+            <w:vAlign w:val="top"/>
+          </w:tcPr>
+          <w:p>
+            <w:pPr>
+              <w:spacing w:after="40" w:line="252" w:lineRule="auto"/>
+            </w:pPr>
+            <w:r>
+              <w:rPr>
+                <w:sz w:val="17"/>
+                <w:szCs w:val="17"/>
+              </w:rPr>
+              <w:t xml:space="preserve">/guests/retention/dry-run</w:t>
+            </w:r>
+          </w:p>
+        </w:tc>
+        <w:tc>
+          <w:tcPr>
+            <w:tcW w:type="dxa" w:w="1800"/>
+            <w:tcBorders>
+              <w:top w:val="single" w:color="DCE3E1" w:sz="4"/>
+              <w:left w:val="single" w:color="DCE3E1" w:sz="4"/>
+              <w:bottom w:val="single" w:color="DCE3E1" w:sz="4"/>
+              <w:right w:val="single" w:color="DCE3E1" w:sz="4"/>
+            </w:tcBorders>
+            <w:tcMar>
+              <w:top w:type="dxa" w:w="70"/>
+              <w:left w:type="dxa" w:w="110"/>
+              <w:bottom w:type="dxa" w:w="50"/>
+              <w:right w:type="dxa" w:w="110"/>
+            </w:tcMar>
+            <w:vAlign w:val="top"/>
+          </w:tcPr>
+          <w:p>
+            <w:pPr>
+              <w:spacing w:after="40" w:line="252" w:lineRule="auto"/>
+            </w:pPr>
+            <w:r>
+              <w:rPr>
+                <w:sz w:val="17"/>
+                <w:szCs w:val="17"/>
+              </w:rPr>
+              <w:t xml:space="preserve">Guests</w:t>
+            </w:r>
+          </w:p>
+        </w:tc>
+      </w:tr>
+      <w:tr>
+        <w:trPr>
+          <w:cantSplit/>
+        </w:trPr>
+        <w:tc>
+          <w:tcPr>
+            <w:tcW w:type="dxa" w:w="1000"/>
+            <w:tcBorders>
+              <w:top w:val="single" w:color="DCE3E1" w:sz="4"/>
+              <w:left w:val="single" w:color="DCE3E1" w:sz="4"/>
+              <w:bottom w:val="single" w:color="DCE3E1" w:sz="4"/>
+              <w:right w:val="single" w:color="DCE3E1" w:sz="4"/>
+            </w:tcBorders>
+            <w:shd w:fill="F5F7F6" w:color="auto" w:val="clear"/>
+            <w:tcMar>
+              <w:top w:type="dxa" w:w="70"/>
+              <w:left w:type="dxa" w:w="110"/>
+              <w:bottom w:type="dxa" w:w="50"/>
+              <w:right w:type="dxa" w:w="110"/>
+            </w:tcMar>
+            <w:vAlign w:val="top"/>
+          </w:tcPr>
+          <w:p>
+            <w:pPr>
+              <w:spacing w:after="40" w:line="252" w:lineRule="auto"/>
+            </w:pPr>
+            <w:r>
+              <w:rPr>
+                <w:sz w:val="17"/>
+                <w:szCs w:val="17"/>
+              </w:rPr>
+              <w:t xml:space="preserve">GET</w:t>
+            </w:r>
+          </w:p>
+        </w:tc>
+        <w:tc>
+          <w:tcPr>
+            <w:tcW w:type="dxa" w:w="6514"/>
+            <w:tcBorders>
+              <w:top w:val="single" w:color="DCE3E1" w:sz="4"/>
+              <w:left w:val="single" w:color="DCE3E1" w:sz="4"/>
+              <w:bottom w:val="single" w:color="DCE3E1" w:sz="4"/>
+              <w:right w:val="single" w:color="DCE3E1" w:sz="4"/>
+            </w:tcBorders>
+            <w:shd w:fill="F5F7F6" w:color="auto" w:val="clear"/>
+            <w:tcMar>
+              <w:top w:type="dxa" w:w="70"/>
+              <w:left w:type="dxa" w:w="110"/>
+              <w:bottom w:type="dxa" w:w="50"/>
+              <w:right w:type="dxa" w:w="110"/>
+            </w:tcMar>
+            <w:vAlign w:val="top"/>
+          </w:tcPr>
+          <w:p>
+            <w:pPr>
+              <w:spacing w:after="40" w:line="252" w:lineRule="auto"/>
+            </w:pPr>
+            <w:r>
+              <w:rPr>
+                <w:sz w:val="17"/>
+                <w:szCs w:val="17"/>
+              </w:rPr>
+              <w:t xml:space="preserve">/guests/{id}</w:t>
+            </w:r>
+          </w:p>
+        </w:tc>
+        <w:tc>
+          <w:tcPr>
+            <w:tcW w:type="dxa" w:w="1800"/>
+            <w:tcBorders>
+              <w:top w:val="single" w:color="DCE3E1" w:sz="4"/>
+              <w:left w:val="single" w:color="DCE3E1" w:sz="4"/>
+              <w:bottom w:val="single" w:color="DCE3E1" w:sz="4"/>
+              <w:right w:val="single" w:color="DCE3E1" w:sz="4"/>
+            </w:tcBorders>
+            <w:shd w:fill="F5F7F6" w:color="auto" w:val="clear"/>
+            <w:tcMar>
+              <w:top w:type="dxa" w:w="70"/>
+              <w:left w:type="dxa" w:w="110"/>
+              <w:bottom w:type="dxa" w:w="50"/>
+              <w:right w:type="dxa" w:w="110"/>
+            </w:tcMar>
+            <w:vAlign w:val="top"/>
+          </w:tcPr>
+          <w:p>
+            <w:pPr>
+              <w:spacing w:after="40" w:line="252" w:lineRule="auto"/>
+            </w:pPr>
+            <w:r>
+              <w:rPr>
+                <w:sz w:val="17"/>
+                <w:szCs w:val="17"/>
+              </w:rPr>
+              <w:t xml:space="preserve">Guests</w:t>
+            </w:r>
+          </w:p>
+        </w:tc>
+      </w:tr>
+      <w:tr>
+        <w:trPr>
+          <w:cantSplit/>
+        </w:trPr>
+        <w:tc>
+          <w:tcPr>
+            <w:tcW w:type="dxa" w:w="1000"/>
+            <w:tcBorders>
+              <w:top w:val="single" w:color="DCE3E1" w:sz="4"/>
+              <w:left w:val="single" w:color="DCE3E1" w:sz="4"/>
+              <w:bottom w:val="single" w:color="DCE3E1" w:sz="4"/>
+              <w:right w:val="single" w:color="DCE3E1" w:sz="4"/>
+            </w:tcBorders>
+            <w:tcMar>
+              <w:top w:type="dxa" w:w="70"/>
+              <w:left w:type="dxa" w:w="110"/>
+              <w:bottom w:type="dxa" w:w="50"/>
+              <w:right w:type="dxa" w:w="110"/>
+            </w:tcMar>
+            <w:vAlign w:val="top"/>
+          </w:tcPr>
+          <w:p>
+            <w:pPr>
+              <w:spacing w:after="40" w:line="252" w:lineRule="auto"/>
+            </w:pPr>
+            <w:r>
+              <w:rPr>
+                <w:sz w:val="17"/>
+                <w:szCs w:val="17"/>
+              </w:rPr>
+              <w:t xml:space="preserve">PUT</w:t>
+            </w:r>
+          </w:p>
+        </w:tc>
+        <w:tc>
+          <w:tcPr>
+            <w:tcW w:type="dxa" w:w="6514"/>
+            <w:tcBorders>
+              <w:top w:val="single" w:color="DCE3E1" w:sz="4"/>
+              <w:left w:val="single" w:color="DCE3E1" w:sz="4"/>
+              <w:bottom w:val="single" w:color="DCE3E1" w:sz="4"/>
+              <w:right w:val="single" w:color="DCE3E1" w:sz="4"/>
+            </w:tcBorders>
+            <w:tcMar>
+              <w:top w:type="dxa" w:w="70"/>
+              <w:left w:type="dxa" w:w="110"/>
+              <w:bottom w:type="dxa" w:w="50"/>
+              <w:right w:type="dxa" w:w="110"/>
+            </w:tcMar>
+            <w:vAlign w:val="top"/>
+          </w:tcPr>
+          <w:p>
+            <w:pPr>
+              <w:spacing w:after="40" w:line="252" w:lineRule="auto"/>
+            </w:pPr>
+            <w:r>
+              <w:rPr>
+                <w:sz w:val="17"/>
+                <w:szCs w:val="17"/>
+              </w:rPr>
+              <w:t xml:space="preserve">/guests/{id}</w:t>
+            </w:r>
+          </w:p>
+        </w:tc>
+        <w:tc>
+          <w:tcPr>
+            <w:tcW w:type="dxa" w:w="1800"/>
+            <w:tcBorders>
+              <w:top w:val="single" w:color="DCE3E1" w:sz="4"/>
+              <w:left w:val="single" w:color="DCE3E1" w:sz="4"/>
+              <w:bottom w:val="single" w:color="DCE3E1" w:sz="4"/>
+              <w:right w:val="single" w:color="DCE3E1" w:sz="4"/>
+            </w:tcBorders>
+            <w:tcMar>
+              <w:top w:type="dxa" w:w="70"/>
+              <w:left w:type="dxa" w:w="110"/>
+              <w:bottom w:type="dxa" w:w="50"/>
+              <w:right w:type="dxa" w:w="110"/>
+            </w:tcMar>
+            <w:vAlign w:val="top"/>
+          </w:tcPr>
+          <w:p>
+            <w:pPr>
+              <w:spacing w:after="40" w:line="252" w:lineRule="auto"/>
+            </w:pPr>
+            <w:r>
+              <w:rPr>
+                <w:sz w:val="17"/>
+                <w:szCs w:val="17"/>
+              </w:rPr>
+              <w:t xml:space="preserve">Guests</w:t>
+            </w:r>
+          </w:p>
+        </w:tc>
+      </w:tr>
+      <w:tr>
+        <w:trPr>
+          <w:cantSplit/>
+        </w:trPr>
+        <w:tc>
+          <w:tcPr>
+            <w:tcW w:type="dxa" w:w="1000"/>
+            <w:tcBorders>
+              <w:top w:val="single" w:color="DCE3E1" w:sz="4"/>
+              <w:left w:val="single" w:color="DCE3E1" w:sz="4"/>
+              <w:bottom w:val="single" w:color="DCE3E1" w:sz="4"/>
+              <w:right w:val="single" w:color="DCE3E1" w:sz="4"/>
+            </w:tcBorders>
+            <w:shd w:fill="F5F7F6" w:color="auto" w:val="clear"/>
+            <w:tcMar>
+              <w:top w:type="dxa" w:w="70"/>
+              <w:left w:type="dxa" w:w="110"/>
+              <w:bottom w:type="dxa" w:w="50"/>
+              <w:right w:type="dxa" w:w="110"/>
+            </w:tcMar>
+            <w:vAlign w:val="top"/>
+          </w:tcPr>
+          <w:p>
+            <w:pPr>
+              <w:spacing w:after="40" w:line="252" w:lineRule="auto"/>
+            </w:pPr>
+            <w:r>
+              <w:rPr>
+                <w:sz w:val="17"/>
+                <w:szCs w:val="17"/>
+              </w:rPr>
+              <w:t xml:space="preserve">GET</w:t>
+            </w:r>
+          </w:p>
+        </w:tc>
+        <w:tc>
+          <w:tcPr>
+            <w:tcW w:type="dxa" w:w="6514"/>
+            <w:tcBorders>
+              <w:top w:val="single" w:color="DCE3E1" w:sz="4"/>
+              <w:left w:val="single" w:color="DCE3E1" w:sz="4"/>
+              <w:bottom w:val="single" w:color="DCE3E1" w:sz="4"/>
+              <w:right w:val="single" w:color="DCE3E1" w:sz="4"/>
+            </w:tcBorders>
+            <w:shd w:fill="F5F7F6" w:color="auto" w:val="clear"/>
+            <w:tcMar>
+              <w:top w:type="dxa" w:w="70"/>
+              <w:left w:type="dxa" w:w="110"/>
+              <w:bottom w:type="dxa" w:w="50"/>
+              <w:right w:type="dxa" w:w="110"/>
+            </w:tcMar>
+            <w:vAlign w:val="top"/>
+          </w:tcPr>
+          <w:p>
+            <w:pPr>
+              <w:spacing w:after="40" w:line="252" w:lineRule="auto"/>
+            </w:pPr>
+            <w:r>
+              <w:rPr>
+                <w:sz w:val="17"/>
+                <w:szCs w:val="17"/>
+              </w:rPr>
+              <w:t xml:space="preserve">/guests/{id}/stays</w:t>
+            </w:r>
+          </w:p>
+        </w:tc>
+        <w:tc>
+          <w:tcPr>
+            <w:tcW w:type="dxa" w:w="1800"/>
+            <w:tcBorders>
+              <w:top w:val="single" w:color="DCE3E1" w:sz="4"/>
+              <w:left w:val="single" w:color="DCE3E1" w:sz="4"/>
+              <w:bottom w:val="single" w:color="DCE3E1" w:sz="4"/>
+              <w:right w:val="single" w:color="DCE3E1" w:sz="4"/>
+            </w:tcBorders>
+            <w:shd w:fill="F5F7F6" w:color="auto" w:val="clear"/>
+            <w:tcMar>
+              <w:top w:type="dxa" w:w="70"/>
+              <w:left w:type="dxa" w:w="110"/>
+              <w:bottom w:type="dxa" w:w="50"/>
+              <w:right w:type="dxa" w:w="110"/>
+            </w:tcMar>
+            <w:vAlign w:val="top"/>
+          </w:tcPr>
+          <w:p>
+            <w:pPr>
+              <w:spacing w:after="40" w:line="252" w:lineRule="auto"/>
+            </w:pPr>
+            <w:r>
+              <w:rPr>
+                <w:sz w:val="17"/>
+                <w:szCs w:val="17"/>
+              </w:rPr>
+              <w:t xml:space="preserve">Guests</w:t>
+            </w:r>
+          </w:p>
+        </w:tc>
+      </w:tr>
+      <w:tr>
+        <w:trPr>
+          <w:cantSplit/>
+        </w:trPr>
+        <w:tc>
+          <w:tcPr>
+            <w:tcW w:type="dxa" w:w="1000"/>
+            <w:tcBorders>
+              <w:top w:val="single" w:color="DCE3E1" w:sz="4"/>
+              <w:left w:val="single" w:color="DCE3E1" w:sz="4"/>
+              <w:bottom w:val="single" w:color="DCE3E1" w:sz="4"/>
+              <w:right w:val="single" w:color="DCE3E1" w:sz="4"/>
+            </w:tcBorders>
+            <w:tcMar>
+              <w:top w:type="dxa" w:w="70"/>
+              <w:left w:type="dxa" w:w="110"/>
+              <w:bottom w:type="dxa" w:w="50"/>
+              <w:right w:type="dxa" w:w="110"/>
+            </w:tcMar>
+            <w:vAlign w:val="top"/>
+          </w:tcPr>
+          <w:p>
+            <w:pPr>
+              <w:spacing w:after="40" w:line="252" w:lineRule="auto"/>
+            </w:pPr>
+            <w:r>
+              <w:rPr>
+                <w:sz w:val="17"/>
+                <w:szCs w:val="17"/>
+              </w:rPr>
+              <w:t xml:space="preserve">POST</w:t>
+            </w:r>
+          </w:p>
+        </w:tc>
+        <w:tc>
+          <w:tcPr>
+            <w:tcW w:type="dxa" w:w="6514"/>
+            <w:tcBorders>
+              <w:top w:val="single" w:color="DCE3E1" w:sz="4"/>
+              <w:left w:val="single" w:color="DCE3E1" w:sz="4"/>
+              <w:bottom w:val="single" w:color="DCE3E1" w:sz="4"/>
+              <w:right w:val="single" w:color="DCE3E1" w:sz="4"/>
+            </w:tcBorders>
+            <w:tcMar>
+              <w:top w:type="dxa" w:w="70"/>
+              <w:left w:type="dxa" w:w="110"/>
+              <w:bottom w:type="dxa" w:w="50"/>
+              <w:right w:type="dxa" w:w="110"/>
+            </w:tcMar>
+            <w:vAlign w:val="top"/>
+          </w:tcPr>
+          <w:p>
+            <w:pPr>
+              <w:spacing w:after="40" w:line="252" w:lineRule="auto"/>
+            </w:pPr>
+            <w:r>
+              <w:rPr>
+                <w:sz w:val="17"/>
+                <w:szCs w:val="17"/>
+              </w:rPr>
+              <w:t xml:space="preserve">/guests/{id}/consents</w:t>
+            </w:r>
+          </w:p>
+        </w:tc>
+        <w:tc>
+          <w:tcPr>
+            <w:tcW w:type="dxa" w:w="1800"/>
+            <w:tcBorders>
+              <w:top w:val="single" w:color="DCE3E1" w:sz="4"/>
+              <w:left w:val="single" w:color="DCE3E1" w:sz="4"/>
+              <w:bottom w:val="single" w:color="DCE3E1" w:sz="4"/>
+              <w:right w:val="single" w:color="DCE3E1" w:sz="4"/>
+            </w:tcBorders>
+            <w:tcMar>
+              <w:top w:type="dxa" w:w="70"/>
+              <w:left w:type="dxa" w:w="110"/>
+              <w:bottom w:type="dxa" w:w="50"/>
+              <w:right w:type="dxa" w:w="110"/>
+            </w:tcMar>
+            <w:vAlign w:val="top"/>
+          </w:tcPr>
+          <w:p>
+            <w:pPr>
+              <w:spacing w:after="40" w:line="252" w:lineRule="auto"/>
+            </w:pPr>
+            <w:r>
+              <w:rPr>
+                <w:sz w:val="17"/>
+                <w:szCs w:val="17"/>
+              </w:rPr>
+              <w:t xml:space="preserve">Guests</w:t>
+            </w:r>
+          </w:p>
+        </w:tc>
+      </w:tr>
+      <w:tr>
+        <w:trPr>
+          <w:cantSplit/>
+        </w:trPr>
+        <w:tc>
+          <w:tcPr>
+            <w:tcW w:type="dxa" w:w="1000"/>
+            <w:tcBorders>
+              <w:top w:val="single" w:color="DCE3E1" w:sz="4"/>
+              <w:left w:val="single" w:color="DCE3E1" w:sz="4"/>
+              <w:bottom w:val="single" w:color="DCE3E1" w:sz="4"/>
+              <w:right w:val="single" w:color="DCE3E1" w:sz="4"/>
+            </w:tcBorders>
+            <w:shd w:fill="F5F7F6" w:color="auto" w:val="clear"/>
+            <w:tcMar>
+              <w:top w:type="dxa" w:w="70"/>
+              <w:left w:type="dxa" w:w="110"/>
+              <w:bottom w:type="dxa" w:w="50"/>
+              <w:right w:type="dxa" w:w="110"/>
+            </w:tcMar>
+            <w:vAlign w:val="top"/>
+          </w:tcPr>
+          <w:p>
+            <w:pPr>
+              <w:spacing w:after="40" w:line="252" w:lineRule="auto"/>
+            </w:pPr>
+            <w:r>
+              <w:rPr>
+                <w:sz w:val="17"/>
+                <w:szCs w:val="17"/>
+              </w:rPr>
+              <w:t xml:space="preserve">POST</w:t>
+            </w:r>
+          </w:p>
+        </w:tc>
+        <w:tc>
+          <w:tcPr>
+            <w:tcW w:type="dxa" w:w="6514"/>
+            <w:tcBorders>
+              <w:top w:val="single" w:color="DCE3E1" w:sz="4"/>
+              <w:left w:val="single" w:color="DCE3E1" w:sz="4"/>
+              <w:bottom w:val="single" w:color="DCE3E1" w:sz="4"/>
+              <w:right w:val="single" w:color="DCE3E1" w:sz="4"/>
+            </w:tcBorders>
+            <w:shd w:fill="F5F7F6" w:color="auto" w:val="clear"/>
+            <w:tcMar>
+              <w:top w:type="dxa" w:w="70"/>
+              <w:left w:type="dxa" w:w="110"/>
+              <w:bottom w:type="dxa" w:w="50"/>
+              <w:right w:type="dxa" w:w="110"/>
+            </w:tcMar>
+            <w:vAlign w:val="top"/>
+          </w:tcPr>
+          <w:p>
+            <w:pPr>
+              <w:spacing w:after="40" w:line="252" w:lineRule="auto"/>
+            </w:pPr>
+            <w:r>
+              <w:rPr>
+                <w:sz w:val="17"/>
+                <w:szCs w:val="17"/>
+              </w:rPr>
+              <w:t xml:space="preserve">/guests/{id}/anonymise</w:t>
+            </w:r>
+          </w:p>
+        </w:tc>
+        <w:tc>
+          <w:tcPr>
+            <w:tcW w:type="dxa" w:w="1800"/>
+            <w:tcBorders>
+              <w:top w:val="single" w:color="DCE3E1" w:sz="4"/>
+              <w:left w:val="single" w:color="DCE3E1" w:sz="4"/>
+              <w:bottom w:val="single" w:color="DCE3E1" w:sz="4"/>
+              <w:right w:val="single" w:color="DCE3E1" w:sz="4"/>
+            </w:tcBorders>
+            <w:shd w:fill="F5F7F6" w:color="auto" w:val="clear"/>
+            <w:tcMar>
+              <w:top w:type="dxa" w:w="70"/>
+              <w:left w:type="dxa" w:w="110"/>
+              <w:bottom w:type="dxa" w:w="50"/>
+              <w:right w:type="dxa" w:w="110"/>
+            </w:tcMar>
+            <w:vAlign w:val="top"/>
+          </w:tcPr>
+          <w:p>
+            <w:pPr>
+              <w:spacing w:after="40" w:line="252" w:lineRule="auto"/>
+            </w:pPr>
+            <w:r>
+              <w:rPr>
+                <w:sz w:val="17"/>
+                <w:szCs w:val="17"/>
+              </w:rPr>
+              <w:t xml:space="preserve">Guests</w:t>
+            </w:r>
+          </w:p>
+        </w:tc>
+      </w:tr>
+      <w:tr>
+        <w:trPr>
+          <w:cantSplit/>
+        </w:trPr>
+        <w:tc>
+          <w:tcPr>
+            <w:tcW w:type="dxa" w:w="1000"/>
+            <w:tcBorders>
+              <w:top w:val="single" w:color="DCE3E1" w:sz="4"/>
+              <w:left w:val="single" w:color="DCE3E1" w:sz="4"/>
+              <w:bottom w:val="single" w:color="DCE3E1" w:sz="4"/>
+              <w:right w:val="single" w:color="DCE3E1" w:sz="4"/>
+            </w:tcBorders>
+            <w:tcMar>
+              <w:top w:type="dxa" w:w="70"/>
+              <w:left w:type="dxa" w:w="110"/>
+              <w:bottom w:type="dxa" w:w="50"/>
+              <w:right w:type="dxa" w:w="110"/>
+            </w:tcMar>
+            <w:vAlign w:val="top"/>
+          </w:tcPr>
+          <w:p>
+            <w:pPr>
+              <w:spacing w:after="40" w:line="252" w:lineRule="auto"/>
+            </w:pPr>
+            <w:r>
+              <w:rPr>
+                <w:sz w:val="17"/>
+                <w:szCs w:val="17"/>
+              </w:rPr>
+              <w:t xml:space="preserve">GET</w:t>
+            </w:r>
+          </w:p>
+        </w:tc>
+        <w:tc>
+          <w:tcPr>
+            <w:tcW w:type="dxa" w:w="6514"/>
+            <w:tcBorders>
+              <w:top w:val="single" w:color="DCE3E1" w:sz="4"/>
+              <w:left w:val="single" w:color="DCE3E1" w:sz="4"/>
+              <w:bottom w:val="single" w:color="DCE3E1" w:sz="4"/>
+              <w:right w:val="single" w:color="DCE3E1" w:sz="4"/>
+            </w:tcBorders>
+            <w:tcMar>
+              <w:top w:type="dxa" w:w="70"/>
+              <w:left w:type="dxa" w:w="110"/>
+              <w:bottom w:type="dxa" w:w="50"/>
+              <w:right w:type="dxa" w:w="110"/>
+            </w:tcMar>
+            <w:vAlign w:val="top"/>
+          </w:tcPr>
+          <w:p>
+            <w:pPr>
+              <w:spacing w:after="40" w:line="252" w:lineRule="auto"/>
+            </w:pPr>
+            <w:r>
+              <w:rPr>
+                <w:sz w:val="17"/>
+                <w:szCs w:val="17"/>
+              </w:rPr>
+              <w:t xml:space="preserve">/guests/{id}/documents</w:t>
+            </w:r>
+          </w:p>
+        </w:tc>
+        <w:tc>
+          <w:tcPr>
+            <w:tcW w:type="dxa" w:w="1800"/>
+            <w:tcBorders>
+              <w:top w:val="single" w:color="DCE3E1" w:sz="4"/>
+              <w:left w:val="single" w:color="DCE3E1" w:sz="4"/>
+              <w:bottom w:val="single" w:color="DCE3E1" w:sz="4"/>
+              <w:right w:val="single" w:color="DCE3E1" w:sz="4"/>
+            </w:tcBorders>
+            <w:tcMar>
+              <w:top w:type="dxa" w:w="70"/>
+              <w:left w:type="dxa" w:w="110"/>
+              <w:bottom w:type="dxa" w:w="50"/>
+              <w:right w:type="dxa" w:w="110"/>
+            </w:tcMar>
+            <w:vAlign w:val="top"/>
+          </w:tcPr>
+          <w:p>
+            <w:pPr>
+              <w:spacing w:after="40" w:line="252" w:lineRule="auto"/>
+            </w:pPr>
+            <w:r>
+              <w:rPr>
+                <w:sz w:val="17"/>
+                <w:szCs w:val="17"/>
+              </w:rPr>
+              <w:t xml:space="preserve">Guest documents</w:t>
+            </w:r>
+          </w:p>
+        </w:tc>
+      </w:tr>
+      <w:tr>
+        <w:trPr>
+          <w:cantSplit/>
+        </w:trPr>
+        <w:tc>
+          <w:tcPr>
+            <w:tcW w:type="dxa" w:w="1000"/>
+            <w:tcBorders>
+              <w:top w:val="single" w:color="DCE3E1" w:sz="4"/>
+              <w:left w:val="single" w:color="DCE3E1" w:sz="4"/>
+              <w:bottom w:val="single" w:color="DCE3E1" w:sz="4"/>
+              <w:right w:val="single" w:color="DCE3E1" w:sz="4"/>
+            </w:tcBorders>
+            <w:shd w:fill="F5F7F6" w:color="auto" w:val="clear"/>
+            <w:tcMar>
+              <w:top w:type="dxa" w:w="70"/>
+              <w:left w:type="dxa" w:w="110"/>
+              <w:bottom w:type="dxa" w:w="50"/>
+              <w:right w:type="dxa" w:w="110"/>
+            </w:tcMar>
+            <w:vAlign w:val="top"/>
+          </w:tcPr>
+          <w:p>
+            <w:pPr>
+              <w:spacing w:after="40" w:line="252" w:lineRule="auto"/>
+            </w:pPr>
+            <w:r>
+              <w:rPr>
+                <w:sz w:val="17"/>
+                <w:szCs w:val="17"/>
+              </w:rPr>
+              <w:t xml:space="preserve">POST</w:t>
+            </w:r>
+          </w:p>
+        </w:tc>
+        <w:tc>
+          <w:tcPr>
+            <w:tcW w:type="dxa" w:w="6514"/>
+            <w:tcBorders>
+              <w:top w:val="single" w:color="DCE3E1" w:sz="4"/>
+              <w:left w:val="single" w:color="DCE3E1" w:sz="4"/>
+              <w:bottom w:val="single" w:color="DCE3E1" w:sz="4"/>
+              <w:right w:val="single" w:color="DCE3E1" w:sz="4"/>
+            </w:tcBorders>
+            <w:shd w:fill="F5F7F6" w:color="auto" w:val="clear"/>
+            <w:tcMar>
+              <w:top w:type="dxa" w:w="70"/>
+              <w:left w:type="dxa" w:w="110"/>
+              <w:bottom w:type="dxa" w:w="50"/>
+              <w:right w:type="dxa" w:w="110"/>
+            </w:tcMar>
+            <w:vAlign w:val="top"/>
+          </w:tcPr>
+          <w:p>
+            <w:pPr>
+              <w:spacing w:after="40" w:line="252" w:lineRule="auto"/>
+            </w:pPr>
+            <w:r>
+              <w:rPr>
+                <w:sz w:val="17"/>
+                <w:szCs w:val="17"/>
+              </w:rPr>
+              <w:t xml:space="preserve">/guests/{id}/documents</w:t>
+            </w:r>
+          </w:p>
+        </w:tc>
+        <w:tc>
+          <w:tcPr>
+            <w:tcW w:type="dxa" w:w="1800"/>
+            <w:tcBorders>
+              <w:top w:val="single" w:color="DCE3E1" w:sz="4"/>
+              <w:left w:val="single" w:color="DCE3E1" w:sz="4"/>
+              <w:bottom w:val="single" w:color="DCE3E1" w:sz="4"/>
+              <w:right w:val="single" w:color="DCE3E1" w:sz="4"/>
+            </w:tcBorders>
+            <w:shd w:fill="F5F7F6" w:color="auto" w:val="clear"/>
+            <w:tcMar>
+              <w:top w:type="dxa" w:w="70"/>
+              <w:left w:type="dxa" w:w="110"/>
+              <w:bottom w:type="dxa" w:w="50"/>
+              <w:right w:type="dxa" w:w="110"/>
+            </w:tcMar>
+            <w:vAlign w:val="top"/>
+          </w:tcPr>
+          <w:p>
+            <w:pPr>
+              <w:spacing w:after="40" w:line="252" w:lineRule="auto"/>
+            </w:pPr>
+            <w:r>
+              <w:rPr>
+                <w:sz w:val="17"/>
+                <w:szCs w:val="17"/>
+              </w:rPr>
+              <w:t xml:space="preserve">Guest documents</w:t>
+            </w:r>
+          </w:p>
+        </w:tc>
+      </w:tr>
+      <w:tr>
+        <w:trPr>
+          <w:cantSplit/>
+        </w:trPr>
+        <w:tc>
+          <w:tcPr>
+            <w:tcW w:type="dxa" w:w="1000"/>
+            <w:tcBorders>
+              <w:top w:val="single" w:color="DCE3E1" w:sz="4"/>
+              <w:left w:val="single" w:color="DCE3E1" w:sz="4"/>
+              <w:bottom w:val="single" w:color="DCE3E1" w:sz="4"/>
+              <w:right w:val="single" w:color="DCE3E1" w:sz="4"/>
+            </w:tcBorders>
+            <w:tcMar>
+              <w:top w:type="dxa" w:w="70"/>
+              <w:left w:type="dxa" w:w="110"/>
+              <w:bottom w:type="dxa" w:w="50"/>
+              <w:right w:type="dxa" w:w="110"/>
+            </w:tcMar>
+            <w:vAlign w:val="top"/>
+          </w:tcPr>
+          <w:p>
+            <w:pPr>
+              <w:spacing w:after="40" w:line="252" w:lineRule="auto"/>
+            </w:pPr>
+            <w:r>
+              <w:rPr>
+                <w:sz w:val="17"/>
+                <w:szCs w:val="17"/>
+              </w:rPr>
+              <w:t xml:space="preserve">GET</w:t>
+            </w:r>
+          </w:p>
+        </w:tc>
+        <w:tc>
+          <w:tcPr>
+            <w:tcW w:type="dxa" w:w="6514"/>
+            <w:tcBorders>
+              <w:top w:val="single" w:color="DCE3E1" w:sz="4"/>
+              <w:left w:val="single" w:color="DCE3E1" w:sz="4"/>
+              <w:bottom w:val="single" w:color="DCE3E1" w:sz="4"/>
+              <w:right w:val="single" w:color="DCE3E1" w:sz="4"/>
+            </w:tcBorders>
+            <w:tcMar>
+              <w:top w:type="dxa" w:w="70"/>
+              <w:left w:type="dxa" w:w="110"/>
+              <w:bottom w:type="dxa" w:w="50"/>
+              <w:right w:type="dxa" w:w="110"/>
+            </w:tcMar>
+            <w:vAlign w:val="top"/>
+          </w:tcPr>
+          <w:p>
+            <w:pPr>
+              <w:spacing w:after="40" w:line="252" w:lineRule="auto"/>
+            </w:pPr>
+            <w:r>
+              <w:rPr>
+                <w:sz w:val="17"/>
+                <w:szCs w:val="17"/>
+              </w:rPr>
+              <w:t xml:space="preserve">/guests/{id}/documents/{docId}</w:t>
+            </w:r>
+          </w:p>
+        </w:tc>
+        <w:tc>
+          <w:tcPr>
+            <w:tcW w:type="dxa" w:w="1800"/>
+            <w:tcBorders>
+              <w:top w:val="single" w:color="DCE3E1" w:sz="4"/>
+              <w:left w:val="single" w:color="DCE3E1" w:sz="4"/>
+              <w:bottom w:val="single" w:color="DCE3E1" w:sz="4"/>
+              <w:right w:val="single" w:color="DCE3E1" w:sz="4"/>
+            </w:tcBorders>
+            <w:tcMar>
+              <w:top w:type="dxa" w:w="70"/>
+              <w:left w:type="dxa" w:w="110"/>
+              <w:bottom w:type="dxa" w:w="50"/>
+              <w:right w:type="dxa" w:w="110"/>
+            </w:tcMar>
+            <w:vAlign w:val="top"/>
+          </w:tcPr>
+          <w:p>
+            <w:pPr>
+              <w:spacing w:after="40" w:line="252" w:lineRule="auto"/>
+            </w:pPr>
+            <w:r>
+              <w:rPr>
+                <w:sz w:val="17"/>
+                <w:szCs w:val="17"/>
+              </w:rPr>
+              <w:t xml:space="preserve">Guest documents</w:t>
+            </w:r>
+          </w:p>
+        </w:tc>
+      </w:tr>
+      <w:tr>
+        <w:trPr>
+          <w:cantSplit/>
+        </w:trPr>
+        <w:tc>
+          <w:tcPr>
+            <w:tcW w:type="dxa" w:w="1000"/>
+            <w:tcBorders>
+              <w:top w:val="single" w:color="DCE3E1" w:sz="4"/>
+              <w:left w:val="single" w:color="DCE3E1" w:sz="4"/>
+              <w:bottom w:val="single" w:color="DCE3E1" w:sz="4"/>
+              <w:right w:val="single" w:color="DCE3E1" w:sz="4"/>
+            </w:tcBorders>
+            <w:shd w:fill="F5F7F6" w:color="auto" w:val="clear"/>
+            <w:tcMar>
+              <w:top w:type="dxa" w:w="70"/>
+              <w:left w:type="dxa" w:w="110"/>
+              <w:bottom w:type="dxa" w:w="50"/>
+              <w:right w:type="dxa" w:w="110"/>
+            </w:tcMar>
+            <w:vAlign w:val="top"/>
+          </w:tcPr>
+          <w:p>
+            <w:pPr>
+              <w:spacing w:after="40" w:line="252" w:lineRule="auto"/>
+            </w:pPr>
+            <w:r>
+              <w:rPr>
+                <w:sz w:val="17"/>
+                <w:szCs w:val="17"/>
+              </w:rPr>
+              <w:t xml:space="preserve">GET</w:t>
+            </w:r>
+          </w:p>
+        </w:tc>
+        <w:tc>
+          <w:tcPr>
+            <w:tcW w:type="dxa" w:w="6514"/>
+            <w:tcBorders>
+              <w:top w:val="single" w:color="DCE3E1" w:sz="4"/>
+              <w:left w:val="single" w:color="DCE3E1" w:sz="4"/>
+              <w:bottom w:val="single" w:color="DCE3E1" w:sz="4"/>
+              <w:right w:val="single" w:color="DCE3E1" w:sz="4"/>
+            </w:tcBorders>
+            <w:shd w:fill="F5F7F6" w:color="auto" w:val="clear"/>
+            <w:tcMar>
+              <w:top w:type="dxa" w:w="70"/>
+              <w:left w:type="dxa" w:w="110"/>
+              <w:bottom w:type="dxa" w:w="50"/>
+              <w:right w:type="dxa" w:w="110"/>
+            </w:tcMar>
+            <w:vAlign w:val="top"/>
+          </w:tcPr>
+          <w:p>
+            <w:pPr>
+              <w:spacing w:after="40" w:line="252" w:lineRule="auto"/>
+            </w:pPr>
+            <w:r>
+              <w:rPr>
+                <w:sz w:val="17"/>
+                <w:szCs w:val="17"/>
+              </w:rPr>
+              <w:t xml:space="preserve">/guests/{id}/documents/{docId}/file</w:t>
+            </w:r>
+          </w:p>
+        </w:tc>
+        <w:tc>
+          <w:tcPr>
+            <w:tcW w:type="dxa" w:w="1800"/>
+            <w:tcBorders>
+              <w:top w:val="single" w:color="DCE3E1" w:sz="4"/>
+              <w:left w:val="single" w:color="DCE3E1" w:sz="4"/>
+              <w:bottom w:val="single" w:color="DCE3E1" w:sz="4"/>
+              <w:right w:val="single" w:color="DCE3E1" w:sz="4"/>
+            </w:tcBorders>
+            <w:shd w:fill="F5F7F6" w:color="auto" w:val="clear"/>
+            <w:tcMar>
+              <w:top w:type="dxa" w:w="70"/>
+              <w:left w:type="dxa" w:w="110"/>
+              <w:bottom w:type="dxa" w:w="50"/>
+              <w:right w:type="dxa" w:w="110"/>
+            </w:tcMar>
+            <w:vAlign w:val="top"/>
+          </w:tcPr>
+          <w:p>
+            <w:pPr>
+              <w:spacing w:after="40" w:line="252" w:lineRule="auto"/>
+            </w:pPr>
+            <w:r>
+              <w:rPr>
+                <w:sz w:val="17"/>
+                <w:szCs w:val="17"/>
+              </w:rPr>
+              <w:t xml:space="preserve">Guest documents</w:t>
             </w:r>
           </w:p>
         </w:tc>
@@ -24140,7 +25684,7 @@
                 <w:sz w:val="19"/>
                 <w:szCs w:val="19"/>
               </w:rPr>
-              <w:t xml:space="preserve">Browser tests — Sprint 01–02 screens</w:t>
+              <w:t xml:space="preserve">Browser tests — sprint review scripts</w:t>
             </w:r>
           </w:p>
         </w:tc>
@@ -24343,7 +25887,7 @@
     </w:p>
     <w:p>
       <w:r>
-        <w:t xml:space="preserve">One section per sprint that has been accepted, then the sprint in progress. Each accepted sprint lists its outcome, the UI, API and database design, the code that changed, the tests and their results, and the behaviours a developer should know about.</w:t>
+        <w:t xml:space="preserve">One section per sprint that has been accepted or is built and waiting for review, then the plan of the sprint in progress. Each lists its outcome, the UI, API and database design, the code that changed, the tests and their results, and the behaviours a developer should know about.</w:t>
       </w:r>
     </w:p>
     <w:tbl>
@@ -25131,7 +26675,7 @@
                 <w:sz w:val="17"/>
                 <w:szCs w:val="17"/>
               </w:rPr>
-              <w:t xml:space="preserve">In progress</w:t>
+              <w:t xml:space="preserve">In review</w:t>
             </w:r>
           </w:p>
         </w:tc>
@@ -25156,6 +26700,13 @@
             <w:pPr>
               <w:spacing w:after="40" w:line="252" w:lineRule="auto"/>
             </w:pPr>
+            <w:r>
+              <w:rPr>
+                <w:sz w:val="17"/>
+                <w:szCs w:val="17"/>
+              </w:rPr>
+              <w:t xml:space="preserve">Pending owner acceptance. On acceptance: merge to main, tag sprint-03, Sprint 04 (rate plans and packages) starts.</w:t>
+            </w:r>
           </w:p>
         </w:tc>
       </w:tr>
@@ -25461,6 +27012,76 @@
                 <w:szCs w:val="19"/>
               </w:rPr>
               <w:t xml:space="preserve">Sprint 00</w:t>
+            </w:r>
+          </w:p>
+        </w:tc>
+      </w:tr>
+      <w:tr>
+        <w:trPr>
+          <w:cantSplit/>
+        </w:trPr>
+        <w:tc>
+          <w:tcPr>
+            <w:tcW w:type="dxa" w:w="2100"/>
+            <w:tcBorders>
+              <w:top w:val="single" w:color="DCE3E1" w:sz="4"/>
+              <w:left w:val="single" w:color="DCE3E1" w:sz="4"/>
+              <w:bottom w:val="single" w:color="DCE3E1" w:sz="4"/>
+              <w:right w:val="single" w:color="DCE3E1" w:sz="4"/>
+            </w:tcBorders>
+            <w:shd w:fill="F5F7F6" w:color="auto" w:val="clear"/>
+            <w:tcMar>
+              <w:top w:type="dxa" w:w="70"/>
+              <w:left w:type="dxa" w:w="110"/>
+              <w:bottom w:type="dxa" w:w="50"/>
+              <w:right w:type="dxa" w:w="110"/>
+            </w:tcMar>
+            <w:vAlign w:val="top"/>
+          </w:tcPr>
+          <w:p>
+            <w:pPr>
+              <w:spacing w:after="40" w:line="252" w:lineRule="auto"/>
+            </w:pPr>
+            <w:r>
+              <w:rPr>
+                <w:b/>
+                <w:bCs/>
+                <w:sz w:val="19"/>
+                <w:szCs w:val="19"/>
+              </w:rPr>
+              <w:t xml:space="preserve">Status</w:t>
+            </w:r>
+          </w:p>
+        </w:tc>
+        <w:tc>
+          <w:tcPr>
+            <w:tcW w:type="dxa" w:w="7214"/>
+            <w:tcBorders>
+              <w:top w:val="single" w:color="DCE3E1" w:sz="4"/>
+              <w:left w:val="single" w:color="DCE3E1" w:sz="4"/>
+              <w:bottom w:val="single" w:color="DCE3E1" w:sz="4"/>
+              <w:right w:val="single" w:color="DCE3E1" w:sz="4"/>
+            </w:tcBorders>
+            <w:tcMar>
+              <w:top w:type="dxa" w:w="70"/>
+              <w:left w:type="dxa" w:w="110"/>
+              <w:bottom w:type="dxa" w:w="50"/>
+              <w:right w:type="dxa" w:w="110"/>
+            </w:tcMar>
+            <w:vAlign w:val="top"/>
+          </w:tcPr>
+          <w:p>
+            <w:pPr>
+              <w:spacing w:after="40" w:line="252" w:lineRule="auto"/>
+            </w:pPr>
+            <w:r>
+              <w:rPr>
+                <w:b w:val="false"/>
+                <w:bCs w:val="false"/>
+                <w:sz w:val="19"/>
+                <w:szCs w:val="19"/>
+              </w:rPr>
+              <w:t xml:space="preserve">Done</w:t>
             </w:r>
           </w:p>
         </w:tc>
@@ -28446,6 +30067,76 @@
                 <w:szCs w:val="19"/>
               </w:rPr>
               <w:t xml:space="preserve">Sprint 01</w:t>
+            </w:r>
+          </w:p>
+        </w:tc>
+      </w:tr>
+      <w:tr>
+        <w:trPr>
+          <w:cantSplit/>
+        </w:trPr>
+        <w:tc>
+          <w:tcPr>
+            <w:tcW w:type="dxa" w:w="2100"/>
+            <w:tcBorders>
+              <w:top w:val="single" w:color="DCE3E1" w:sz="4"/>
+              <w:left w:val="single" w:color="DCE3E1" w:sz="4"/>
+              <w:bottom w:val="single" w:color="DCE3E1" w:sz="4"/>
+              <w:right w:val="single" w:color="DCE3E1" w:sz="4"/>
+            </w:tcBorders>
+            <w:shd w:fill="F5F7F6" w:color="auto" w:val="clear"/>
+            <w:tcMar>
+              <w:top w:type="dxa" w:w="70"/>
+              <w:left w:type="dxa" w:w="110"/>
+              <w:bottom w:type="dxa" w:w="50"/>
+              <w:right w:type="dxa" w:w="110"/>
+            </w:tcMar>
+            <w:vAlign w:val="top"/>
+          </w:tcPr>
+          <w:p>
+            <w:pPr>
+              <w:spacing w:after="40" w:line="252" w:lineRule="auto"/>
+            </w:pPr>
+            <w:r>
+              <w:rPr>
+                <w:b/>
+                <w:bCs/>
+                <w:sz w:val="19"/>
+                <w:szCs w:val="19"/>
+              </w:rPr>
+              <w:t xml:space="preserve">Status</w:t>
+            </w:r>
+          </w:p>
+        </w:tc>
+        <w:tc>
+          <w:tcPr>
+            <w:tcW w:type="dxa" w:w="7214"/>
+            <w:tcBorders>
+              <w:top w:val="single" w:color="DCE3E1" w:sz="4"/>
+              <w:left w:val="single" w:color="DCE3E1" w:sz="4"/>
+              <w:bottom w:val="single" w:color="DCE3E1" w:sz="4"/>
+              <w:right w:val="single" w:color="DCE3E1" w:sz="4"/>
+            </w:tcBorders>
+            <w:tcMar>
+              <w:top w:type="dxa" w:w="70"/>
+              <w:left w:type="dxa" w:w="110"/>
+              <w:bottom w:type="dxa" w:w="50"/>
+              <w:right w:type="dxa" w:w="110"/>
+            </w:tcMar>
+            <w:vAlign w:val="top"/>
+          </w:tcPr>
+          <w:p>
+            <w:pPr>
+              <w:spacing w:after="40" w:line="252" w:lineRule="auto"/>
+            </w:pPr>
+            <w:r>
+              <w:rPr>
+                <w:b w:val="false"/>
+                <w:bCs w:val="false"/>
+                <w:sz w:val="19"/>
+                <w:szCs w:val="19"/>
+              </w:rPr>
+              <w:t xml:space="preserve">Done</w:t>
             </w:r>
           </w:p>
         </w:tc>
@@ -31002,7 +32693,7 @@
         <w:pStyle w:val="Heading2"/>
       </w:pPr>
       <w:r>
-        <w:t xml:space="preserve">10.3   Sprint 03 — Guests (in progress)</w:t>
+        <w:t xml:space="preserve">10.3   Sprint 03 — Guests (in review)</w:t>
       </w:r>
     </w:p>
     <w:tbl>
@@ -31302,13 +32993,1391 @@
           </w:p>
         </w:tc>
       </w:tr>
+      <w:tr>
+        <w:trPr>
+          <w:cantSplit/>
+        </w:trPr>
+        <w:tc>
+          <w:tcPr>
+            <w:tcW w:type="dxa" w:w="2100"/>
+            <w:tcBorders>
+              <w:top w:val="single" w:color="DCE3E1" w:sz="4"/>
+              <w:left w:val="single" w:color="DCE3E1" w:sz="4"/>
+              <w:bottom w:val="single" w:color="DCE3E1" w:sz="4"/>
+              <w:right w:val="single" w:color="DCE3E1" w:sz="4"/>
+            </w:tcBorders>
+            <w:shd w:fill="F5F7F6" w:color="auto" w:val="clear"/>
+            <w:tcMar>
+              <w:top w:type="dxa" w:w="70"/>
+              <w:left w:type="dxa" w:w="110"/>
+              <w:bottom w:type="dxa" w:w="50"/>
+              <w:right w:type="dxa" w:w="110"/>
+            </w:tcMar>
+            <w:vAlign w:val="top"/>
+          </w:tcPr>
+          <w:p>
+            <w:pPr>
+              <w:spacing w:after="40" w:line="252" w:lineRule="auto"/>
+            </w:pPr>
+            <w:r>
+              <w:rPr>
+                <w:b/>
+                <w:bCs/>
+                <w:sz w:val="19"/>
+                <w:szCs w:val="19"/>
+              </w:rPr>
+              <w:t xml:space="preserve">Status</w:t>
+            </w:r>
+          </w:p>
+        </w:tc>
+        <w:tc>
+          <w:tcPr>
+            <w:tcW w:type="dxa" w:w="7214"/>
+            <w:tcBorders>
+              <w:top w:val="single" w:color="DCE3E1" w:sz="4"/>
+              <w:left w:val="single" w:color="DCE3E1" w:sz="4"/>
+              <w:bottom w:val="single" w:color="DCE3E1" w:sz="4"/>
+              <w:right w:val="single" w:color="DCE3E1" w:sz="4"/>
+            </w:tcBorders>
+            <w:tcMar>
+              <w:top w:type="dxa" w:w="70"/>
+              <w:left w:type="dxa" w:w="110"/>
+              <w:bottom w:type="dxa" w:w="50"/>
+              <w:right w:type="dxa" w:w="110"/>
+            </w:tcMar>
+            <w:vAlign w:val="top"/>
+          </w:tcPr>
+          <w:p>
+            <w:pPr>
+              <w:spacing w:after="40" w:line="252" w:lineRule="auto"/>
+            </w:pPr>
+            <w:r>
+              <w:rPr>
+                <w:b w:val="false"/>
+                <w:bCs w:val="false"/>
+                <w:sz w:val="19"/>
+                <w:szCs w:val="19"/>
+              </w:rPr>
+              <w:t xml:space="preserve">In review</w:t>
+            </w:r>
+          </w:p>
+        </w:tc>
+      </w:tr>
+      <w:tr>
+        <w:trPr>
+          <w:cantSplit/>
+        </w:trPr>
+        <w:tc>
+          <w:tcPr>
+            <w:tcW w:type="dxa" w:w="2100"/>
+            <w:tcBorders>
+              <w:top w:val="single" w:color="DCE3E1" w:sz="4"/>
+              <w:left w:val="single" w:color="DCE3E1" w:sz="4"/>
+              <w:bottom w:val="single" w:color="DCE3E1" w:sz="4"/>
+              <w:right w:val="single" w:color="DCE3E1" w:sz="4"/>
+            </w:tcBorders>
+            <w:shd w:fill="F5F7F6" w:color="auto" w:val="clear"/>
+            <w:tcMar>
+              <w:top w:type="dxa" w:w="70"/>
+              <w:left w:type="dxa" w:w="110"/>
+              <w:bottom w:type="dxa" w:w="50"/>
+              <w:right w:type="dxa" w:w="110"/>
+            </w:tcMar>
+            <w:vAlign w:val="top"/>
+          </w:tcPr>
+          <w:p>
+            <w:pPr>
+              <w:spacing w:after="40" w:line="252" w:lineRule="auto"/>
+            </w:pPr>
+            <w:r>
+              <w:rPr>
+                <w:b/>
+                <w:bCs/>
+                <w:sz w:val="19"/>
+                <w:szCs w:val="19"/>
+              </w:rPr>
+              <w:t xml:space="preserve">Outcome</w:t>
+            </w:r>
+          </w:p>
+        </w:tc>
+        <w:tc>
+          <w:tcPr>
+            <w:tcW w:type="dxa" w:w="7214"/>
+            <w:tcBorders>
+              <w:top w:val="single" w:color="DCE3E1" w:sz="4"/>
+              <w:left w:val="single" w:color="DCE3E1" w:sz="4"/>
+              <w:bottom w:val="single" w:color="DCE3E1" w:sz="4"/>
+              <w:right w:val="single" w:color="DCE3E1" w:sz="4"/>
+            </w:tcBorders>
+            <w:tcMar>
+              <w:top w:type="dxa" w:w="70"/>
+              <w:left w:type="dxa" w:w="110"/>
+              <w:bottom w:type="dxa" w:w="50"/>
+              <w:right w:type="dxa" w:w="110"/>
+            </w:tcMar>
+            <w:vAlign w:val="top"/>
+          </w:tcPr>
+          <w:p>
+            <w:pPr>
+              <w:spacing w:after="40" w:line="252" w:lineRule="auto"/>
+            </w:pPr>
+            <w:r>
+              <w:rPr>
+                <w:b w:val="false"/>
+                <w:bCs w:val="false"/>
+                <w:sz w:val="19"/>
+                <w:szCs w:val="19"/>
+              </w:rPr>
+              <w:t xml:space="preserve">Pending owner acceptance. On acceptance: merge to main, tag sprint-03, Sprint 04 (rate plans and packages) starts.</w:t>
+            </w:r>
+          </w:p>
+        </w:tc>
+      </w:tr>
     </w:tbl>
     <w:p>
       <w:pPr>
         <w:pStyle w:val="Heading3"/>
       </w:pPr>
       <w:r>
-        <w:t xml:space="preserve">10.3.1   Planned scope</w:t>
+        <w:t xml:space="preserve">10.3.1   What was delivered</w:t>
+      </w:r>
+    </w:p>
+    <w:p>
+      <w:pPr>
+        <w:pStyle w:val="ListParagraph"/>
+        <w:numPr>
+          <w:ilvl w:val="0"/>
+          <w:numId w:val="2"/>
+        </w:numPr>
+        <w:spacing w:after="60"/>
+      </w:pPr>
+      <w:r>
+        <w:t xml:space="preserve">Migration V005: 5 tables with a data classification on every column; pg_trgm indexes for contains-search on name, email, company and phone digits; database guards (never delete guests, anonymised rows empty, Aadhaar never in full, consent history append-only)</w:t>
+      </w:r>
+    </w:p>
+    <w:p>
+      <w:pPr>
+        <w:pStyle w:val="ListParagraph"/>
+        <w:numPr>
+          <w:ilvl w:val="0"/>
+          <w:numId w:val="2"/>
+        </w:numPr>
+        <w:spacing w:after="60"/>
+      </w:pPr>
+      <w:r>
+        <w:t xml:space="preserve">Field-level encryption (AES-256-GCM, HKDF-derived keys, key id per row, row-bound associated data) for ID numbers, document details and scans; key rotation design and steps in SECURITY.md</w:t>
+      </w:r>
+    </w:p>
+    <w:p>
+      <w:pPr>
+        <w:pStyle w:val="ListParagraph"/>
+        <w:numPr>
+          <w:ilvl w:val="0"/>
+          <w:numId w:val="2"/>
+        </w:numPr>
+        <w:spacing w:after="60"/>
+      </w:pPr>
+      <w:r>
+        <w:t xml:space="preserve">File storage abstraction (IFileStore) with a local-disk implementation; scans checked by their bytes (JPEG/PNG/PDF), ≤ 5 MB, stored encrypted</w:t>
+      </w:r>
+    </w:p>
+    <w:p>
+      <w:pPr>
+        <w:pStyle w:val="ListParagraph"/>
+        <w:numPr>
+          <w:ilvl w:val="0"/>
+          <w:numId w:val="2"/>
+        </w:numPr>
+        <w:spacing w:after="60"/>
+      </w:pPr>
+      <w:r>
+        <w:t xml:space="preserve">Guest APIs: search by any part of a phone number typed any way, or name/email/company; duplicate warning on create (phone, email, full name, same ID document); edit with optimistic concurrency; consent history; merge with reason; anonymise with reason; retention dry-run report</w:t>
+      </w:r>
+    </w:p>
+    <w:p>
+      <w:pPr>
+        <w:pStyle w:val="ListParagraph"/>
+        <w:numPr>
+          <w:ilvl w:val="0"/>
+          <w:numId w:val="2"/>
+        </w:numPr>
+        <w:spacing w:after="60"/>
+      </w:pPr>
+      <w:r>
+        <w:t xml:space="preserve">Phone numbers normalised to E.164 (Indian numbers typed locally, international with + or 00)</w:t>
+      </w:r>
+    </w:p>
+    <w:p>
+      <w:pPr>
+        <w:pStyle w:val="ListParagraph"/>
+        <w:numPr>
+          <w:ilvl w:val="0"/>
+          <w:numId w:val="2"/>
+        </w:numPr>
+        <w:spacing w:after="60"/>
+      </w:pPr>
+      <w:r>
+        <w:t xml:space="preserve">Audit trail names changed guest fields but never stores personal values; opening an ID number or scan is a SENSITIVE_READ audit row</w:t>
+      </w:r>
+    </w:p>
+    <w:p>
+      <w:pPr>
+        <w:pStyle w:val="ListParagraph"/>
+        <w:numPr>
+          <w:ilvl w:val="0"/>
+          <w:numId w:val="2"/>
+        </w:numPr>
+        <w:spacing w:after="60"/>
+      </w:pPr>
+      <w:r>
+        <w:t xml:space="preserve">Dev seed S002: 20 invented guests (14 Indian, 6 international) with addresses, preferences and consents</w:t>
+      </w:r>
+    </w:p>
+    <w:p>
+      <w:pPr>
+        <w:pStyle w:val="ListParagraph"/>
+        <w:numPr>
+          <w:ilvl w:val="0"/>
+          <w:numId w:val="2"/>
+        </w:numPr>
+        <w:spacing w:after="60"/>
+      </w:pPr>
+      <w:r>
+        <w:t xml:space="preserve">Angular screens: Guests list with search-as-you-type, add/edit guest with duplicate warning, GST state and preferences, guest profile with consent, stays and ID documents (only with guest_document.read), add-document dialog, merge dialog, anonymise</w:t>
+      </w:r>
+    </w:p>
+    <w:p>
+      <w:pPr>
+        <w:pStyle w:val="Heading3"/>
+      </w:pPr>
+      <w:r>
+        <w:t xml:space="preserve">10.3.2   UI design</w:t>
+      </w:r>
+    </w:p>
+    <w:p>
+      <w:r>
+        <w:t xml:space="preserve">Guests (menu) lists profiles with search-as-you-type: any part of a phone number in any format, or name, email or company. Add/edit guest checks for duplicates as soon as the phone or email is entered and shows matches with their reasons; saving again creates the profile anyway. The form covers contact details, nationality (Form-C hint for foreign nationals), address with the GST state for Indian addresses, company and GSTIN, preferences as chips, and team notes. The profile page shows contact, address, preferences, consent (Yes/No per purpose with who and when), stays (empty until Sprint 05) and, only for users with guest_document.read, ID documents with masked numbers, Show number, View scan and an Add document dialog (camera capture on phones). More → Merge folds a duplicate in; More → Anonymise (owner/GM) asks for a reason.</w:t>
+      </w:r>
+    </w:p>
+    <w:tbl>
+      <w:tblPr>
+        <w:tblW w:type="dxa" w:w="9314"/>
+        <w:tblBorders>
+          <w:top w:val="single" w:color="auto" w:sz="4"/>
+          <w:left w:val="single" w:color="auto" w:sz="4"/>
+          <w:bottom w:val="single" w:color="auto" w:sz="4"/>
+          <w:right w:val="single" w:color="auto" w:sz="4"/>
+          <w:insideH w:val="single" w:color="auto" w:sz="4"/>
+          <w:insideV w:val="single" w:color="auto" w:sz="4"/>
+        </w:tblBorders>
+        <w:tblLayout w:type="fixed"/>
+      </w:tblPr>
+      <w:tblGrid>
+        <w:gridCol w:w="9314"/>
+      </w:tblGrid>
+      <w:tr>
+        <w:trPr>
+          <w:cantSplit/>
+          <w:tblHeader/>
+        </w:trPr>
+        <w:tc>
+          <w:tcPr>
+            <w:tcW w:type="dxa" w:w="9314"/>
+            <w:tcBorders>
+              <w:top w:val="single" w:color="0E3B43" w:sz="4"/>
+              <w:left w:val="single" w:color="0E3B43" w:sz="4"/>
+              <w:bottom w:val="single" w:color="0E3B43" w:sz="4"/>
+              <w:right w:val="single" w:color="0E3B43" w:sz="4"/>
+            </w:tcBorders>
+            <w:shd w:fill="0E3B43" w:color="auto" w:val="clear"/>
+            <w:tcMar>
+              <w:top w:type="dxa" w:w="70"/>
+              <w:left w:type="dxa" w:w="110"/>
+              <w:bottom w:type="dxa" w:w="50"/>
+              <w:right w:type="dxa" w:w="110"/>
+            </w:tcMar>
+            <w:vAlign w:val="top"/>
+          </w:tcPr>
+          <w:p>
+            <w:pPr>
+              <w:spacing w:after="40" w:line="252" w:lineRule="auto"/>
+            </w:pPr>
+            <w:r>
+              <w:rPr>
+                <w:b/>
+                <w:bCs/>
+                <w:color w:val="FFFFFF"/>
+                <w:sz w:val="19"/>
+                <w:szCs w:val="19"/>
+              </w:rPr>
+              <w:t xml:space="preserve">Screens (routes)</w:t>
+            </w:r>
+          </w:p>
+        </w:tc>
+      </w:tr>
+      <w:tr>
+        <w:trPr>
+          <w:cantSplit/>
+        </w:trPr>
+        <w:tc>
+          <w:tcPr>
+            <w:tcW w:type="dxa" w:w="9314"/>
+            <w:tcBorders>
+              <w:top w:val="single" w:color="DCE3E1" w:sz="4"/>
+              <w:left w:val="single" w:color="DCE3E1" w:sz="4"/>
+              <w:bottom w:val="single" w:color="DCE3E1" w:sz="4"/>
+              <w:right w:val="single" w:color="DCE3E1" w:sz="4"/>
+            </w:tcBorders>
+            <w:tcMar>
+              <w:top w:type="dxa" w:w="70"/>
+              <w:left w:type="dxa" w:w="110"/>
+              <w:bottom w:type="dxa" w:w="50"/>
+              <w:right w:type="dxa" w:w="110"/>
+            </w:tcMar>
+            <w:vAlign w:val="top"/>
+          </w:tcPr>
+          <w:p>
+            <w:pPr>
+              <w:spacing w:after="40" w:line="252" w:lineRule="auto"/>
+            </w:pPr>
+            <w:r>
+              <w:rPr>
+                <w:sz w:val="18"/>
+                <w:szCs w:val="18"/>
+              </w:rPr>
+              <w:t xml:space="preserve">/guests</w:t>
+            </w:r>
+          </w:p>
+        </w:tc>
+      </w:tr>
+      <w:tr>
+        <w:trPr>
+          <w:cantSplit/>
+        </w:trPr>
+        <w:tc>
+          <w:tcPr>
+            <w:tcW w:type="dxa" w:w="9314"/>
+            <w:tcBorders>
+              <w:top w:val="single" w:color="DCE3E1" w:sz="4"/>
+              <w:left w:val="single" w:color="DCE3E1" w:sz="4"/>
+              <w:bottom w:val="single" w:color="DCE3E1" w:sz="4"/>
+              <w:right w:val="single" w:color="DCE3E1" w:sz="4"/>
+            </w:tcBorders>
+            <w:shd w:fill="F5F7F6" w:color="auto" w:val="clear"/>
+            <w:tcMar>
+              <w:top w:type="dxa" w:w="70"/>
+              <w:left w:type="dxa" w:w="110"/>
+              <w:bottom w:type="dxa" w:w="50"/>
+              <w:right w:type="dxa" w:w="110"/>
+            </w:tcMar>
+            <w:vAlign w:val="top"/>
+          </w:tcPr>
+          <w:p>
+            <w:pPr>
+              <w:spacing w:after="40" w:line="252" w:lineRule="auto"/>
+            </w:pPr>
+            <w:r>
+              <w:rPr>
+                <w:sz w:val="18"/>
+                <w:szCs w:val="18"/>
+              </w:rPr>
+              <w:t xml:space="preserve">/guests/new</w:t>
+            </w:r>
+          </w:p>
+        </w:tc>
+      </w:tr>
+      <w:tr>
+        <w:trPr>
+          <w:cantSplit/>
+        </w:trPr>
+        <w:tc>
+          <w:tcPr>
+            <w:tcW w:type="dxa" w:w="9314"/>
+            <w:tcBorders>
+              <w:top w:val="single" w:color="DCE3E1" w:sz="4"/>
+              <w:left w:val="single" w:color="DCE3E1" w:sz="4"/>
+              <w:bottom w:val="single" w:color="DCE3E1" w:sz="4"/>
+              <w:right w:val="single" w:color="DCE3E1" w:sz="4"/>
+            </w:tcBorders>
+            <w:tcMar>
+              <w:top w:type="dxa" w:w="70"/>
+              <w:left w:type="dxa" w:w="110"/>
+              <w:bottom w:type="dxa" w:w="50"/>
+              <w:right w:type="dxa" w:w="110"/>
+            </w:tcMar>
+            <w:vAlign w:val="top"/>
+          </w:tcPr>
+          <w:p>
+            <w:pPr>
+              <w:spacing w:after="40" w:line="252" w:lineRule="auto"/>
+            </w:pPr>
+            <w:r>
+              <w:rPr>
+                <w:sz w:val="18"/>
+                <w:szCs w:val="18"/>
+              </w:rPr>
+              <w:t xml:space="preserve">/guests/:id</w:t>
+            </w:r>
+          </w:p>
+        </w:tc>
+      </w:tr>
+      <w:tr>
+        <w:trPr>
+          <w:cantSplit/>
+        </w:trPr>
+        <w:tc>
+          <w:tcPr>
+            <w:tcW w:type="dxa" w:w="9314"/>
+            <w:tcBorders>
+              <w:top w:val="single" w:color="DCE3E1" w:sz="4"/>
+              <w:left w:val="single" w:color="DCE3E1" w:sz="4"/>
+              <w:bottom w:val="single" w:color="DCE3E1" w:sz="4"/>
+              <w:right w:val="single" w:color="DCE3E1" w:sz="4"/>
+            </w:tcBorders>
+            <w:shd w:fill="F5F7F6" w:color="auto" w:val="clear"/>
+            <w:tcMar>
+              <w:top w:type="dxa" w:w="70"/>
+              <w:left w:type="dxa" w:w="110"/>
+              <w:bottom w:type="dxa" w:w="50"/>
+              <w:right w:type="dxa" w:w="110"/>
+            </w:tcMar>
+            <w:vAlign w:val="top"/>
+          </w:tcPr>
+          <w:p>
+            <w:pPr>
+              <w:spacing w:after="40" w:line="252" w:lineRule="auto"/>
+            </w:pPr>
+            <w:r>
+              <w:rPr>
+                <w:sz w:val="18"/>
+                <w:szCs w:val="18"/>
+              </w:rPr>
+              <w:t xml:space="preserve">/guests/:id/edit</w:t>
+            </w:r>
+          </w:p>
+        </w:tc>
+      </w:tr>
+    </w:tbl>
+    <w:p>
+      <w:pPr>
+        <w:keepNext/>
+        <w:pBdr>
+          <w:top w:val="single" w:color="DCE3E1" w:sz="4"/>
+          <w:bottom w:val="single" w:color="DCE3E1" w:sz="4"/>
+          <w:left w:val="single" w:color="DCE3E1" w:sz="4"/>
+          <w:right w:val="single" w:color="DCE3E1" w:sz="4"/>
+        </w:pBdr>
+        <w:spacing w:before="120" w:after="0" w:line="240" w:lineRule="auto"/>
+        <w:jc w:val="center"/>
+      </w:pPr>
+      <w:r>
+        <w:drawing>
+          <wp:inline distT="0" distB="0" distL="0" distR="0">
+            <wp:extent cx="4933950" cy="3314700"/>
+            <wp:effectExtent t="0" r="0" b="0" l="0"/>
+            <wp:docPr id="1" name="A returning guest found by phone in one search" descr="A returning guest found by phone in one search" title="A returning guest found by phone in one search"/>
+            <wp:cNvGraphicFramePr>
+              <a:graphicFrameLocks xmlns:a="http://schemas.openxmlformats.org/drawingml/2006/main" noChangeAspect="1"/>
+            </wp:cNvGraphicFramePr>
+            <a:graphic xmlns:a="http://schemas.openxmlformats.org/drawingml/2006/main">
+              <a:graphicData uri="http://schemas.openxmlformats.org/drawingml/2006/picture">
+                <pic:pic xmlns:pic="http://schemas.openxmlformats.org/drawingml/2006/picture">
+                  <pic:nvPicPr>
+                    <pic:cNvPr id="0" name="" descr=""/>
+                    <pic:cNvPicPr>
+                      <a:picLocks noChangeAspect="1" noChangeArrowheads="1"/>
+                    </pic:cNvPicPr>
+                  </pic:nvPicPr>
+                  <pic:blipFill>
+                    <a:blip r:embed="rId27" cstate="none"/>
+                    <a:srcRect/>
+                    <a:stretch>
+                      <a:fillRect/>
+                    </a:stretch>
+                  </pic:blipFill>
+                  <pic:spPr bwMode="auto">
+                    <a:xfrm>
+                      <a:off x="0" y="0"/>
+                      <a:ext cx="4933950" cy="3314700"/>
+                    </a:xfrm>
+                    <a:prstGeom prst="rect">
+                      <a:avLst/>
+                    </a:prstGeom>
+                  </pic:spPr>
+                </pic:pic>
+              </a:graphicData>
+            </a:graphic>
+          </wp:inline>
+        </w:drawing>
+      </w:r>
+    </w:p>
+    <w:p>
+      <w:pPr>
+        <w:pStyle w:val="Caption"/>
+      </w:pPr>
+      <w:r>
+        <w:t xml:space="preserve">A returning guest found by phone in one search</w:t>
+      </w:r>
+    </w:p>
+    <w:p>
+      <w:pPr>
+        <w:keepNext/>
+        <w:pBdr>
+          <w:top w:val="single" w:color="DCE3E1" w:sz="4"/>
+          <w:bottom w:val="single" w:color="DCE3E1" w:sz="4"/>
+          <w:left w:val="single" w:color="DCE3E1" w:sz="4"/>
+          <w:right w:val="single" w:color="DCE3E1" w:sz="4"/>
+        </w:pBdr>
+        <w:spacing w:before="120" w:after="0" w:line="240" w:lineRule="auto"/>
+        <w:jc w:val="center"/>
+      </w:pPr>
+      <w:r>
+        <w:drawing>
+          <wp:inline distT="0" distB="0" distL="0" distR="0">
+            <wp:extent cx="4933950" cy="3314700"/>
+            <wp:effectExtent t="0" r="0" b="0" l="0"/>
+            <wp:docPr id="1" name="Warning before creating a second profile for the same person" descr="Warning before creating a second profile for the same person" title="Warning before creating a second profile for the same person"/>
+            <wp:cNvGraphicFramePr>
+              <a:graphicFrameLocks xmlns:a="http://schemas.openxmlformats.org/drawingml/2006/main" noChangeAspect="1"/>
+            </wp:cNvGraphicFramePr>
+            <a:graphic xmlns:a="http://schemas.openxmlformats.org/drawingml/2006/main">
+              <a:graphicData uri="http://schemas.openxmlformats.org/drawingml/2006/picture">
+                <pic:pic xmlns:pic="http://schemas.openxmlformats.org/drawingml/2006/picture">
+                  <pic:nvPicPr>
+                    <pic:cNvPr id="0" name="" descr=""/>
+                    <pic:cNvPicPr>
+                      <a:picLocks noChangeAspect="1" noChangeArrowheads="1"/>
+                    </pic:cNvPicPr>
+                  </pic:nvPicPr>
+                  <pic:blipFill>
+                    <a:blip r:embed="rId28" cstate="none"/>
+                    <a:srcRect/>
+                    <a:stretch>
+                      <a:fillRect/>
+                    </a:stretch>
+                  </pic:blipFill>
+                  <pic:spPr bwMode="auto">
+                    <a:xfrm>
+                      <a:off x="0" y="0"/>
+                      <a:ext cx="4933950" cy="3314700"/>
+                    </a:xfrm>
+                    <a:prstGeom prst="rect">
+                      <a:avLst/>
+                    </a:prstGeom>
+                  </pic:spPr>
+                </pic:pic>
+              </a:graphicData>
+            </a:graphic>
+          </wp:inline>
+        </w:drawing>
+      </w:r>
+    </w:p>
+    <w:p>
+      <w:pPr>
+        <w:pStyle w:val="Caption"/>
+      </w:pPr>
+      <w:r>
+        <w:t xml:space="preserve">Warning before creating a second profile for the same person</w:t>
+      </w:r>
+    </w:p>
+    <w:p>
+      <w:pPr>
+        <w:keepNext/>
+        <w:pBdr>
+          <w:top w:val="single" w:color="DCE3E1" w:sz="4"/>
+          <w:bottom w:val="single" w:color="DCE3E1" w:sz="4"/>
+          <w:left w:val="single" w:color="DCE3E1" w:sz="4"/>
+          <w:right w:val="single" w:color="DCE3E1" w:sz="4"/>
+        </w:pBdr>
+        <w:spacing w:before="120" w:after="0" w:line="240" w:lineRule="auto"/>
+        <w:jc w:val="center"/>
+      </w:pPr>
+      <w:r>
+        <w:drawing>
+          <wp:inline distT="0" distB="0" distL="0" distR="0">
+            <wp:extent cx="4933950" cy="3314700"/>
+            <wp:effectExtent t="0" r="0" b="0" l="0"/>
+            <wp:docPr id="1" name="Guest profile: contact, address, preferences and consent" descr="Guest profile: contact, address, preferences and consent" title="Guest profile: contact, address, preferences and consent"/>
+            <wp:cNvGraphicFramePr>
+              <a:graphicFrameLocks xmlns:a="http://schemas.openxmlformats.org/drawingml/2006/main" noChangeAspect="1"/>
+            </wp:cNvGraphicFramePr>
+            <a:graphic xmlns:a="http://schemas.openxmlformats.org/drawingml/2006/main">
+              <a:graphicData uri="http://schemas.openxmlformats.org/drawingml/2006/picture">
+                <pic:pic xmlns:pic="http://schemas.openxmlformats.org/drawingml/2006/picture">
+                  <pic:nvPicPr>
+                    <pic:cNvPr id="0" name="" descr=""/>
+                    <pic:cNvPicPr>
+                      <a:picLocks noChangeAspect="1" noChangeArrowheads="1"/>
+                    </pic:cNvPicPr>
+                  </pic:nvPicPr>
+                  <pic:blipFill>
+                    <a:blip r:embed="rId29" cstate="none"/>
+                    <a:srcRect/>
+                    <a:stretch>
+                      <a:fillRect/>
+                    </a:stretch>
+                  </pic:blipFill>
+                  <pic:spPr bwMode="auto">
+                    <a:xfrm>
+                      <a:off x="0" y="0"/>
+                      <a:ext cx="4933950" cy="3314700"/>
+                    </a:xfrm>
+                    <a:prstGeom prst="rect">
+                      <a:avLst/>
+                    </a:prstGeom>
+                  </pic:spPr>
+                </pic:pic>
+              </a:graphicData>
+            </a:graphic>
+          </wp:inline>
+        </w:drawing>
+      </w:r>
+    </w:p>
+    <w:p>
+      <w:pPr>
+        <w:pStyle w:val="Caption"/>
+      </w:pPr>
+      <w:r>
+        <w:t xml:space="preserve">Guest profile: contact, address, preferences and consent</w:t>
+      </w:r>
+    </w:p>
+    <w:p>
+      <w:pPr>
+        <w:keepNext/>
+        <w:pBdr>
+          <w:top w:val="single" w:color="DCE3E1" w:sz="4"/>
+          <w:bottom w:val="single" w:color="DCE3E1" w:sz="4"/>
+          <w:left w:val="single" w:color="DCE3E1" w:sz="4"/>
+          <w:right w:val="single" w:color="DCE3E1" w:sz="4"/>
+        </w:pBdr>
+        <w:spacing w:before="120" w:after="0" w:line="240" w:lineRule="auto"/>
+        <w:jc w:val="center"/>
+      </w:pPr>
+      <w:r>
+        <w:drawing>
+          <wp:inline distT="0" distB="0" distL="0" distR="0">
+            <wp:extent cx="4933950" cy="3314700"/>
+            <wp:effectExtent t="0" r="0" b="0" l="0"/>
+            <wp:docPr id="1" name="ID documents: masked until opened; every view is recorded" descr="ID documents: masked until opened; every view is recorded" title="ID documents: masked until opened; every view is recorded"/>
+            <wp:cNvGraphicFramePr>
+              <a:graphicFrameLocks xmlns:a="http://schemas.openxmlformats.org/drawingml/2006/main" noChangeAspect="1"/>
+            </wp:cNvGraphicFramePr>
+            <a:graphic xmlns:a="http://schemas.openxmlformats.org/drawingml/2006/main">
+              <a:graphicData uri="http://schemas.openxmlformats.org/drawingml/2006/picture">
+                <pic:pic xmlns:pic="http://schemas.openxmlformats.org/drawingml/2006/picture">
+                  <pic:nvPicPr>
+                    <pic:cNvPr id="0" name="" descr=""/>
+                    <pic:cNvPicPr>
+                      <a:picLocks noChangeAspect="1" noChangeArrowheads="1"/>
+                    </pic:cNvPicPr>
+                  </pic:nvPicPr>
+                  <pic:blipFill>
+                    <a:blip r:embed="rId30" cstate="none"/>
+                    <a:srcRect/>
+                    <a:stretch>
+                      <a:fillRect/>
+                    </a:stretch>
+                  </pic:blipFill>
+                  <pic:spPr bwMode="auto">
+                    <a:xfrm>
+                      <a:off x="0" y="0"/>
+                      <a:ext cx="4933950" cy="3314700"/>
+                    </a:xfrm>
+                    <a:prstGeom prst="rect">
+                      <a:avLst/>
+                    </a:prstGeom>
+                  </pic:spPr>
+                </pic:pic>
+              </a:graphicData>
+            </a:graphic>
+          </wp:inline>
+        </w:drawing>
+      </w:r>
+    </w:p>
+    <w:p>
+      <w:pPr>
+        <w:pStyle w:val="Caption"/>
+      </w:pPr>
+      <w:r>
+        <w:t xml:space="preserve">ID documents: masked until opened; every view is recorded</w:t>
+      </w:r>
+    </w:p>
+    <w:p>
+      <w:pPr>
+        <w:keepNext/>
+        <w:pBdr>
+          <w:top w:val="single" w:color="DCE3E1" w:sz="4"/>
+          <w:bottom w:val="single" w:color="DCE3E1" w:sz="4"/>
+          <w:left w:val="single" w:color="DCE3E1" w:sz="4"/>
+          <w:right w:val="single" w:color="DCE3E1" w:sz="4"/>
+        </w:pBdr>
+        <w:spacing w:before="120" w:after="0" w:line="240" w:lineRule="auto"/>
+        <w:jc w:val="center"/>
+      </w:pPr>
+      <w:r>
+        <w:drawing>
+          <wp:inline distT="0" distB="0" distL="0" distR="0">
+            <wp:extent cx="4933950" cy="3314700"/>
+            <wp:effectExtent t="0" r="0" b="0" l="0"/>
+            <wp:docPr id="1" name="A waiter sees the guest but no ID documents" descr="A waiter sees the guest but no ID documents" title="A waiter sees the guest but no ID documents"/>
+            <wp:cNvGraphicFramePr>
+              <a:graphicFrameLocks xmlns:a="http://schemas.openxmlformats.org/drawingml/2006/main" noChangeAspect="1"/>
+            </wp:cNvGraphicFramePr>
+            <a:graphic xmlns:a="http://schemas.openxmlformats.org/drawingml/2006/main">
+              <a:graphicData uri="http://schemas.openxmlformats.org/drawingml/2006/picture">
+                <pic:pic xmlns:pic="http://schemas.openxmlformats.org/drawingml/2006/picture">
+                  <pic:nvPicPr>
+                    <pic:cNvPr id="0" name="" descr=""/>
+                    <pic:cNvPicPr>
+                      <a:picLocks noChangeAspect="1" noChangeArrowheads="1"/>
+                    </pic:cNvPicPr>
+                  </pic:nvPicPr>
+                  <pic:blipFill>
+                    <a:blip r:embed="rId31" cstate="none"/>
+                    <a:srcRect/>
+                    <a:stretch>
+                      <a:fillRect/>
+                    </a:stretch>
+                  </pic:blipFill>
+                  <pic:spPr bwMode="auto">
+                    <a:xfrm>
+                      <a:off x="0" y="0"/>
+                      <a:ext cx="4933950" cy="3314700"/>
+                    </a:xfrm>
+                    <a:prstGeom prst="rect">
+                      <a:avLst/>
+                    </a:prstGeom>
+                  </pic:spPr>
+                </pic:pic>
+              </a:graphicData>
+            </a:graphic>
+          </wp:inline>
+        </w:drawing>
+      </w:r>
+    </w:p>
+    <w:p>
+      <w:pPr>
+        <w:pStyle w:val="Caption"/>
+      </w:pPr>
+      <w:r>
+        <w:t xml:space="preserve">A waiter sees the guest but no ID documents</w:t>
+      </w:r>
+    </w:p>
+    <w:p>
+      <w:pPr>
+        <w:keepNext/>
+        <w:pBdr>
+          <w:top w:val="single" w:color="DCE3E1" w:sz="4"/>
+          <w:bottom w:val="single" w:color="DCE3E1" w:sz="4"/>
+          <w:left w:val="single" w:color="DCE3E1" w:sz="4"/>
+          <w:right w:val="single" w:color="DCE3E1" w:sz="4"/>
+        </w:pBdr>
+        <w:spacing w:before="120" w:after="0" w:line="240" w:lineRule="auto"/>
+        <w:jc w:val="center"/>
+      </w:pPr>
+      <w:r>
+        <w:drawing>
+          <wp:inline distT="0" distB="0" distL="0" distR="0">
+            <wp:extent cx="4933950" cy="3314700"/>
+            <wp:effectExtent t="0" r="0" b="0" l="0"/>
+            <wp:docPr id="1" name="After anonymising: personal data and documents removed" descr="After anonymising: personal data and documents removed" title="After anonymising: personal data and documents removed"/>
+            <wp:cNvGraphicFramePr>
+              <a:graphicFrameLocks xmlns:a="http://schemas.openxmlformats.org/drawingml/2006/main" noChangeAspect="1"/>
+            </wp:cNvGraphicFramePr>
+            <a:graphic xmlns:a="http://schemas.openxmlformats.org/drawingml/2006/main">
+              <a:graphicData uri="http://schemas.openxmlformats.org/drawingml/2006/picture">
+                <pic:pic xmlns:pic="http://schemas.openxmlformats.org/drawingml/2006/picture">
+                  <pic:nvPicPr>
+                    <pic:cNvPr id="0" name="" descr=""/>
+                    <pic:cNvPicPr>
+                      <a:picLocks noChangeAspect="1" noChangeArrowheads="1"/>
+                    </pic:cNvPicPr>
+                  </pic:nvPicPr>
+                  <pic:blipFill>
+                    <a:blip r:embed="rId32" cstate="none"/>
+                    <a:srcRect/>
+                    <a:stretch>
+                      <a:fillRect/>
+                    </a:stretch>
+                  </pic:blipFill>
+                  <pic:spPr bwMode="auto">
+                    <a:xfrm>
+                      <a:off x="0" y="0"/>
+                      <a:ext cx="4933950" cy="3314700"/>
+                    </a:xfrm>
+                    <a:prstGeom prst="rect">
+                      <a:avLst/>
+                    </a:prstGeom>
+                  </pic:spPr>
+                </pic:pic>
+              </a:graphicData>
+            </a:graphic>
+          </wp:inline>
+        </w:drawing>
+      </w:r>
+    </w:p>
+    <w:p>
+      <w:pPr>
+        <w:pStyle w:val="Caption"/>
+      </w:pPr>
+      <w:r>
+        <w:t xml:space="preserve">After anonymising: personal data and documents removed</w:t>
+      </w:r>
+    </w:p>
+    <w:p>
+      <w:pPr>
+        <w:keepNext/>
+        <w:pBdr>
+          <w:top w:val="single" w:color="DCE3E1" w:sz="4"/>
+          <w:bottom w:val="single" w:color="DCE3E1" w:sz="4"/>
+          <w:left w:val="single" w:color="DCE3E1" w:sz="4"/>
+          <w:right w:val="single" w:color="DCE3E1" w:sz="4"/>
+        </w:pBdr>
+        <w:spacing w:before="120" w:after="0" w:line="240" w:lineRule="auto"/>
+        <w:jc w:val="center"/>
+      </w:pPr>
+      <w:r>
+        <w:drawing>
+          <wp:inline distT="0" distB="0" distL="0" distR="0">
+            <wp:extent cx="2190750" cy="4743450"/>
+            <wp:effectExtent t="0" r="0" b="0" l="0"/>
+            <wp:docPr id="1" name="Guest profile at phone width" descr="Guest profile at phone width" title="Guest profile at phone width"/>
+            <wp:cNvGraphicFramePr>
+              <a:graphicFrameLocks xmlns:a="http://schemas.openxmlformats.org/drawingml/2006/main" noChangeAspect="1"/>
+            </wp:cNvGraphicFramePr>
+            <a:graphic xmlns:a="http://schemas.openxmlformats.org/drawingml/2006/main">
+              <a:graphicData uri="http://schemas.openxmlformats.org/drawingml/2006/picture">
+                <pic:pic xmlns:pic="http://schemas.openxmlformats.org/drawingml/2006/picture">
+                  <pic:nvPicPr>
+                    <pic:cNvPr id="0" name="" descr=""/>
+                    <pic:cNvPicPr>
+                      <a:picLocks noChangeAspect="1" noChangeArrowheads="1"/>
+                    </pic:cNvPicPr>
+                  </pic:nvPicPr>
+                  <pic:blipFill>
+                    <a:blip r:embed="rId33" cstate="none"/>
+                    <a:srcRect/>
+                    <a:stretch>
+                      <a:fillRect/>
+                    </a:stretch>
+                  </pic:blipFill>
+                  <pic:spPr bwMode="auto">
+                    <a:xfrm>
+                      <a:off x="0" y="0"/>
+                      <a:ext cx="2190750" cy="4743450"/>
+                    </a:xfrm>
+                    <a:prstGeom prst="rect">
+                      <a:avLst/>
+                    </a:prstGeom>
+                  </pic:spPr>
+                </pic:pic>
+              </a:graphicData>
+            </a:graphic>
+          </wp:inline>
+        </w:drawing>
+      </w:r>
+    </w:p>
+    <w:p>
+      <w:pPr>
+        <w:pStyle w:val="Caption"/>
+      </w:pPr>
+      <w:r>
+        <w:t xml:space="preserve">Guest profile at phone width</w:t>
+      </w:r>
+    </w:p>
+    <w:p>
+      <w:pPr>
+        <w:pStyle w:val="Heading3"/>
+      </w:pPr>
+      <w:r>
+        <w:t xml:space="preserve">10.3.3   API design</w:t>
+      </w:r>
+    </w:p>
+    <w:p>
+      <w:r>
+        <w:t xml:space="preserve">Endpoints under /api/v1/guests. Guests belong to the organisation, so a grant for any property is enough; anonymise and the retention report need guest.delete organisation-wide. Create returns 409 POSSIBLE_DUPLICATE with the matches until ignoreDuplicates is set. Documents are uploaded as multipart/form-data; the API sniffs the file type from its bytes, encrypts the number, details and scan, and returns only a masked number. Opening a document (number or scan) is a separate call that is audited as SENSITIVE_READ. Edits and merges carry the version the user saw (409 on a stale edit).</w:t>
+      </w:r>
+    </w:p>
+    <w:tbl>
+      <w:tblPr>
+        <w:tblW w:type="dxa" w:w="9314"/>
+        <w:tblBorders>
+          <w:top w:val="single" w:color="auto" w:sz="4"/>
+          <w:left w:val="single" w:color="auto" w:sz="4"/>
+          <w:bottom w:val="single" w:color="auto" w:sz="4"/>
+          <w:right w:val="single" w:color="auto" w:sz="4"/>
+          <w:insideH w:val="single" w:color="auto" w:sz="4"/>
+          <w:insideV w:val="single" w:color="auto" w:sz="4"/>
+        </w:tblBorders>
+        <w:tblLayout w:type="fixed"/>
+      </w:tblPr>
+      <w:tblGrid>
+        <w:gridCol w:w="9314"/>
+      </w:tblGrid>
+      <w:tr>
+        <w:trPr>
+          <w:cantSplit/>
+          <w:tblHeader/>
+        </w:trPr>
+        <w:tc>
+          <w:tcPr>
+            <w:tcW w:type="dxa" w:w="9314"/>
+            <w:tcBorders>
+              <w:top w:val="single" w:color="0E3B43" w:sz="4"/>
+              <w:left w:val="single" w:color="0E3B43" w:sz="4"/>
+              <w:bottom w:val="single" w:color="0E3B43" w:sz="4"/>
+              <w:right w:val="single" w:color="0E3B43" w:sz="4"/>
+            </w:tcBorders>
+            <w:shd w:fill="0E3B43" w:color="auto" w:val="clear"/>
+            <w:tcMar>
+              <w:top w:type="dxa" w:w="70"/>
+              <w:left w:type="dxa" w:w="110"/>
+              <w:bottom w:type="dxa" w:w="50"/>
+              <w:right w:type="dxa" w:w="110"/>
+            </w:tcMar>
+            <w:vAlign w:val="top"/>
+          </w:tcPr>
+          <w:p>
+            <w:pPr>
+              <w:spacing w:after="40" w:line="252" w:lineRule="auto"/>
+            </w:pPr>
+            <w:r>
+              <w:rPr>
+                <w:b/>
+                <w:bCs/>
+                <w:color w:val="FFFFFF"/>
+                <w:sz w:val="19"/>
+                <w:szCs w:val="19"/>
+              </w:rPr>
+              <w:t xml:space="preserve">Endpoints</w:t>
+            </w:r>
+          </w:p>
+        </w:tc>
+      </w:tr>
+      <w:tr>
+        <w:trPr>
+          <w:cantSplit/>
+        </w:trPr>
+        <w:tc>
+          <w:tcPr>
+            <w:tcW w:type="dxa" w:w="9314"/>
+            <w:tcBorders>
+              <w:top w:val="single" w:color="DCE3E1" w:sz="4"/>
+              <w:left w:val="single" w:color="DCE3E1" w:sz="4"/>
+              <w:bottom w:val="single" w:color="DCE3E1" w:sz="4"/>
+              <w:right w:val="single" w:color="DCE3E1" w:sz="4"/>
+            </w:tcBorders>
+            <w:tcMar>
+              <w:top w:type="dxa" w:w="70"/>
+              <w:left w:type="dxa" w:w="110"/>
+              <w:bottom w:type="dxa" w:w="50"/>
+              <w:right w:type="dxa" w:w="110"/>
+            </w:tcMar>
+            <w:vAlign w:val="top"/>
+          </w:tcPr>
+          <w:p>
+            <w:pPr>
+              <w:spacing w:after="40" w:line="252" w:lineRule="auto"/>
+            </w:pPr>
+            <w:r>
+              <w:rPr>
+                <w:rFonts w:ascii="Consolas" w:cs="Consolas" w:eastAsia="Consolas" w:hAnsi="Consolas"/>
+                <w:color w:val="0E3B43"/>
+                <w:sz w:val="16"/>
+                <w:szCs w:val="16"/>
+              </w:rPr>
+              <w:t xml:space="preserve">GET|POST /guests</w:t>
+            </w:r>
+          </w:p>
+        </w:tc>
+      </w:tr>
+      <w:tr>
+        <w:trPr>
+          <w:cantSplit/>
+        </w:trPr>
+        <w:tc>
+          <w:tcPr>
+            <w:tcW w:type="dxa" w:w="9314"/>
+            <w:tcBorders>
+              <w:top w:val="single" w:color="DCE3E1" w:sz="4"/>
+              <w:left w:val="single" w:color="DCE3E1" w:sz="4"/>
+              <w:bottom w:val="single" w:color="DCE3E1" w:sz="4"/>
+              <w:right w:val="single" w:color="DCE3E1" w:sz="4"/>
+            </w:tcBorders>
+            <w:shd w:fill="F5F7F6" w:color="auto" w:val="clear"/>
+            <w:tcMar>
+              <w:top w:type="dxa" w:w="70"/>
+              <w:left w:type="dxa" w:w="110"/>
+              <w:bottom w:type="dxa" w:w="50"/>
+              <w:right w:type="dxa" w:w="110"/>
+            </w:tcMar>
+            <w:vAlign w:val="top"/>
+          </w:tcPr>
+          <w:p>
+            <w:pPr>
+              <w:spacing w:after="40" w:line="252" w:lineRule="auto"/>
+            </w:pPr>
+            <w:r>
+              <w:rPr>
+                <w:rFonts w:ascii="Consolas" w:cs="Consolas" w:eastAsia="Consolas" w:hAnsi="Consolas"/>
+                <w:color w:val="0E3B43"/>
+                <w:sz w:val="16"/>
+                <w:szCs w:val="16"/>
+              </w:rPr>
+              <w:t xml:space="preserve">GET /guests/possible-duplicates</w:t>
+            </w:r>
+          </w:p>
+        </w:tc>
+      </w:tr>
+      <w:tr>
+        <w:trPr>
+          <w:cantSplit/>
+        </w:trPr>
+        <w:tc>
+          <w:tcPr>
+            <w:tcW w:type="dxa" w:w="9314"/>
+            <w:tcBorders>
+              <w:top w:val="single" w:color="DCE3E1" w:sz="4"/>
+              <w:left w:val="single" w:color="DCE3E1" w:sz="4"/>
+              <w:bottom w:val="single" w:color="DCE3E1" w:sz="4"/>
+              <w:right w:val="single" w:color="DCE3E1" w:sz="4"/>
+            </w:tcBorders>
+            <w:tcMar>
+              <w:top w:type="dxa" w:w="70"/>
+              <w:left w:type="dxa" w:w="110"/>
+              <w:bottom w:type="dxa" w:w="50"/>
+              <w:right w:type="dxa" w:w="110"/>
+            </w:tcMar>
+            <w:vAlign w:val="top"/>
+          </w:tcPr>
+          <w:p>
+            <w:pPr>
+              <w:spacing w:after="40" w:line="252" w:lineRule="auto"/>
+            </w:pPr>
+            <w:r>
+              <w:rPr>
+                <w:rFonts w:ascii="Consolas" w:cs="Consolas" w:eastAsia="Consolas" w:hAnsi="Consolas"/>
+                <w:color w:val="0E3B43"/>
+                <w:sz w:val="16"/>
+                <w:szCs w:val="16"/>
+              </w:rPr>
+              <w:t xml:space="preserve">GET|PUT /guests/{id}</w:t>
+            </w:r>
+          </w:p>
+        </w:tc>
+      </w:tr>
+      <w:tr>
+        <w:trPr>
+          <w:cantSplit/>
+        </w:trPr>
+        <w:tc>
+          <w:tcPr>
+            <w:tcW w:type="dxa" w:w="9314"/>
+            <w:tcBorders>
+              <w:top w:val="single" w:color="DCE3E1" w:sz="4"/>
+              <w:left w:val="single" w:color="DCE3E1" w:sz="4"/>
+              <w:bottom w:val="single" w:color="DCE3E1" w:sz="4"/>
+              <w:right w:val="single" w:color="DCE3E1" w:sz="4"/>
+            </w:tcBorders>
+            <w:shd w:fill="F5F7F6" w:color="auto" w:val="clear"/>
+            <w:tcMar>
+              <w:top w:type="dxa" w:w="70"/>
+              <w:left w:type="dxa" w:w="110"/>
+              <w:bottom w:type="dxa" w:w="50"/>
+              <w:right w:type="dxa" w:w="110"/>
+            </w:tcMar>
+            <w:vAlign w:val="top"/>
+          </w:tcPr>
+          <w:p>
+            <w:pPr>
+              <w:spacing w:after="40" w:line="252" w:lineRule="auto"/>
+            </w:pPr>
+            <w:r>
+              <w:rPr>
+                <w:rFonts w:ascii="Consolas" w:cs="Consolas" w:eastAsia="Consolas" w:hAnsi="Consolas"/>
+                <w:color w:val="0E3B43"/>
+                <w:sz w:val="16"/>
+                <w:szCs w:val="16"/>
+              </w:rPr>
+              <w:t xml:space="preserve">GET /guests/{id}/stays</w:t>
+            </w:r>
+          </w:p>
+        </w:tc>
+      </w:tr>
+      <w:tr>
+        <w:trPr>
+          <w:cantSplit/>
+        </w:trPr>
+        <w:tc>
+          <w:tcPr>
+            <w:tcW w:type="dxa" w:w="9314"/>
+            <w:tcBorders>
+              <w:top w:val="single" w:color="DCE3E1" w:sz="4"/>
+              <w:left w:val="single" w:color="DCE3E1" w:sz="4"/>
+              <w:bottom w:val="single" w:color="DCE3E1" w:sz="4"/>
+              <w:right w:val="single" w:color="DCE3E1" w:sz="4"/>
+            </w:tcBorders>
+            <w:tcMar>
+              <w:top w:type="dxa" w:w="70"/>
+              <w:left w:type="dxa" w:w="110"/>
+              <w:bottom w:type="dxa" w:w="50"/>
+              <w:right w:type="dxa" w:w="110"/>
+            </w:tcMar>
+            <w:vAlign w:val="top"/>
+          </w:tcPr>
+          <w:p>
+            <w:pPr>
+              <w:spacing w:after="40" w:line="252" w:lineRule="auto"/>
+            </w:pPr>
+            <w:r>
+              <w:rPr>
+                <w:rFonts w:ascii="Consolas" w:cs="Consolas" w:eastAsia="Consolas" w:hAnsi="Consolas"/>
+                <w:color w:val="0E3B43"/>
+                <w:sz w:val="16"/>
+                <w:szCs w:val="16"/>
+              </w:rPr>
+              <w:t xml:space="preserve">POST /guests/{id}/consents</w:t>
+            </w:r>
+          </w:p>
+        </w:tc>
+      </w:tr>
+      <w:tr>
+        <w:trPr>
+          <w:cantSplit/>
+        </w:trPr>
+        <w:tc>
+          <w:tcPr>
+            <w:tcW w:type="dxa" w:w="9314"/>
+            <w:tcBorders>
+              <w:top w:val="single" w:color="DCE3E1" w:sz="4"/>
+              <w:left w:val="single" w:color="DCE3E1" w:sz="4"/>
+              <w:bottom w:val="single" w:color="DCE3E1" w:sz="4"/>
+              <w:right w:val="single" w:color="DCE3E1" w:sz="4"/>
+            </w:tcBorders>
+            <w:shd w:fill="F5F7F6" w:color="auto" w:val="clear"/>
+            <w:tcMar>
+              <w:top w:type="dxa" w:w="70"/>
+              <w:left w:type="dxa" w:w="110"/>
+              <w:bottom w:type="dxa" w:w="50"/>
+              <w:right w:type="dxa" w:w="110"/>
+            </w:tcMar>
+            <w:vAlign w:val="top"/>
+          </w:tcPr>
+          <w:p>
+            <w:pPr>
+              <w:spacing w:after="40" w:line="252" w:lineRule="auto"/>
+            </w:pPr>
+            <w:r>
+              <w:rPr>
+                <w:rFonts w:ascii="Consolas" w:cs="Consolas" w:eastAsia="Consolas" w:hAnsi="Consolas"/>
+                <w:color w:val="0E3B43"/>
+                <w:sz w:val="16"/>
+                <w:szCs w:val="16"/>
+              </w:rPr>
+              <w:t xml:space="preserve">POST /guests/merge</w:t>
+            </w:r>
+          </w:p>
+        </w:tc>
+      </w:tr>
+      <w:tr>
+        <w:trPr>
+          <w:cantSplit/>
+        </w:trPr>
+        <w:tc>
+          <w:tcPr>
+            <w:tcW w:type="dxa" w:w="9314"/>
+            <w:tcBorders>
+              <w:top w:val="single" w:color="DCE3E1" w:sz="4"/>
+              <w:left w:val="single" w:color="DCE3E1" w:sz="4"/>
+              <w:bottom w:val="single" w:color="DCE3E1" w:sz="4"/>
+              <w:right w:val="single" w:color="DCE3E1" w:sz="4"/>
+            </w:tcBorders>
+            <w:tcMar>
+              <w:top w:type="dxa" w:w="70"/>
+              <w:left w:type="dxa" w:w="110"/>
+              <w:bottom w:type="dxa" w:w="50"/>
+              <w:right w:type="dxa" w:w="110"/>
+            </w:tcMar>
+            <w:vAlign w:val="top"/>
+          </w:tcPr>
+          <w:p>
+            <w:pPr>
+              <w:spacing w:after="40" w:line="252" w:lineRule="auto"/>
+            </w:pPr>
+            <w:r>
+              <w:rPr>
+                <w:rFonts w:ascii="Consolas" w:cs="Consolas" w:eastAsia="Consolas" w:hAnsi="Consolas"/>
+                <w:color w:val="0E3B43"/>
+                <w:sz w:val="16"/>
+                <w:szCs w:val="16"/>
+              </w:rPr>
+              <w:t xml:space="preserve">POST /guests/{id}/anonymise</w:t>
+            </w:r>
+          </w:p>
+        </w:tc>
+      </w:tr>
+      <w:tr>
+        <w:trPr>
+          <w:cantSplit/>
+        </w:trPr>
+        <w:tc>
+          <w:tcPr>
+            <w:tcW w:type="dxa" w:w="9314"/>
+            <w:tcBorders>
+              <w:top w:val="single" w:color="DCE3E1" w:sz="4"/>
+              <w:left w:val="single" w:color="DCE3E1" w:sz="4"/>
+              <w:bottom w:val="single" w:color="DCE3E1" w:sz="4"/>
+              <w:right w:val="single" w:color="DCE3E1" w:sz="4"/>
+            </w:tcBorders>
+            <w:shd w:fill="F5F7F6" w:color="auto" w:val="clear"/>
+            <w:tcMar>
+              <w:top w:type="dxa" w:w="70"/>
+              <w:left w:type="dxa" w:w="110"/>
+              <w:bottom w:type="dxa" w:w="50"/>
+              <w:right w:type="dxa" w:w="110"/>
+            </w:tcMar>
+            <w:vAlign w:val="top"/>
+          </w:tcPr>
+          <w:p>
+            <w:pPr>
+              <w:spacing w:after="40" w:line="252" w:lineRule="auto"/>
+            </w:pPr>
+            <w:r>
+              <w:rPr>
+                <w:rFonts w:ascii="Consolas" w:cs="Consolas" w:eastAsia="Consolas" w:hAnsi="Consolas"/>
+                <w:color w:val="0E3B43"/>
+                <w:sz w:val="16"/>
+                <w:szCs w:val="16"/>
+              </w:rPr>
+              <w:t xml:space="preserve">GET /guests/retention/dry-run</w:t>
+            </w:r>
+          </w:p>
+        </w:tc>
+      </w:tr>
+      <w:tr>
+        <w:trPr>
+          <w:cantSplit/>
+        </w:trPr>
+        <w:tc>
+          <w:tcPr>
+            <w:tcW w:type="dxa" w:w="9314"/>
+            <w:tcBorders>
+              <w:top w:val="single" w:color="DCE3E1" w:sz="4"/>
+              <w:left w:val="single" w:color="DCE3E1" w:sz="4"/>
+              <w:bottom w:val="single" w:color="DCE3E1" w:sz="4"/>
+              <w:right w:val="single" w:color="DCE3E1" w:sz="4"/>
+            </w:tcBorders>
+            <w:tcMar>
+              <w:top w:type="dxa" w:w="70"/>
+              <w:left w:type="dxa" w:w="110"/>
+              <w:bottom w:type="dxa" w:w="50"/>
+              <w:right w:type="dxa" w:w="110"/>
+            </w:tcMar>
+            <w:vAlign w:val="top"/>
+          </w:tcPr>
+          <w:p>
+            <w:pPr>
+              <w:spacing w:after="40" w:line="252" w:lineRule="auto"/>
+            </w:pPr>
+            <w:r>
+              <w:rPr>
+                <w:rFonts w:ascii="Consolas" w:cs="Consolas" w:eastAsia="Consolas" w:hAnsi="Consolas"/>
+                <w:color w:val="0E3B43"/>
+                <w:sz w:val="16"/>
+                <w:szCs w:val="16"/>
+              </w:rPr>
+              <w:t xml:space="preserve">GET|POST /guests/{id}/documents</w:t>
+            </w:r>
+          </w:p>
+        </w:tc>
+      </w:tr>
+      <w:tr>
+        <w:trPr>
+          <w:cantSplit/>
+        </w:trPr>
+        <w:tc>
+          <w:tcPr>
+            <w:tcW w:type="dxa" w:w="9314"/>
+            <w:tcBorders>
+              <w:top w:val="single" w:color="DCE3E1" w:sz="4"/>
+              <w:left w:val="single" w:color="DCE3E1" w:sz="4"/>
+              <w:bottom w:val="single" w:color="DCE3E1" w:sz="4"/>
+              <w:right w:val="single" w:color="DCE3E1" w:sz="4"/>
+            </w:tcBorders>
+            <w:shd w:fill="F5F7F6" w:color="auto" w:val="clear"/>
+            <w:tcMar>
+              <w:top w:type="dxa" w:w="70"/>
+              <w:left w:type="dxa" w:w="110"/>
+              <w:bottom w:type="dxa" w:w="50"/>
+              <w:right w:type="dxa" w:w="110"/>
+            </w:tcMar>
+            <w:vAlign w:val="top"/>
+          </w:tcPr>
+          <w:p>
+            <w:pPr>
+              <w:spacing w:after="40" w:line="252" w:lineRule="auto"/>
+            </w:pPr>
+            <w:r>
+              <w:rPr>
+                <w:rFonts w:ascii="Consolas" w:cs="Consolas" w:eastAsia="Consolas" w:hAnsi="Consolas"/>
+                <w:color w:val="0E3B43"/>
+                <w:sz w:val="16"/>
+                <w:szCs w:val="16"/>
+              </w:rPr>
+              <w:t xml:space="preserve">GET /guests/{id}/documents/{docId}</w:t>
+            </w:r>
+          </w:p>
+        </w:tc>
+      </w:tr>
+      <w:tr>
+        <w:trPr>
+          <w:cantSplit/>
+        </w:trPr>
+        <w:tc>
+          <w:tcPr>
+            <w:tcW w:type="dxa" w:w="9314"/>
+            <w:tcBorders>
+              <w:top w:val="single" w:color="DCE3E1" w:sz="4"/>
+              <w:left w:val="single" w:color="DCE3E1" w:sz="4"/>
+              <w:bottom w:val="single" w:color="DCE3E1" w:sz="4"/>
+              <w:right w:val="single" w:color="DCE3E1" w:sz="4"/>
+            </w:tcBorders>
+            <w:tcMar>
+              <w:top w:type="dxa" w:w="70"/>
+              <w:left w:type="dxa" w:w="110"/>
+              <w:bottom w:type="dxa" w:w="50"/>
+              <w:right w:type="dxa" w:w="110"/>
+            </w:tcMar>
+            <w:vAlign w:val="top"/>
+          </w:tcPr>
+          <w:p>
+            <w:pPr>
+              <w:spacing w:after="40" w:line="252" w:lineRule="auto"/>
+            </w:pPr>
+            <w:r>
+              <w:rPr>
+                <w:rFonts w:ascii="Consolas" w:cs="Consolas" w:eastAsia="Consolas" w:hAnsi="Consolas"/>
+                <w:color w:val="0E3B43"/>
+                <w:sz w:val="16"/>
+                <w:szCs w:val="16"/>
+              </w:rPr>
+              <w:t xml:space="preserve">GET /guests/{id}/documents/{docId}/file</w:t>
+            </w:r>
+          </w:p>
+        </w:tc>
+      </w:tr>
+    </w:tbl>
+    <w:p>
+      <w:pPr>
+        <w:pStyle w:val="Heading3"/>
+      </w:pPr>
+      <w:r>
+        <w:t xml:space="preserve">10.3.4   Database design</w:t>
+      </w:r>
+    </w:p>
+    <w:p>
+      <w:r>
+        <w:t xml:space="preserve">Migration V005 adds guests, guest_addresses, guest_documents, guest_preferences and guest_consents, with a data classification comment on every column. Generated search_text and phone_digits columns with pg_trgm GIN indexes keep contains-search fast. Document numbers and details are bytea ciphertext with a key_id for rotation and an HMAC lookup hash; Aadhaar rows may not hold an encrypted number. Constraints guarantee anonymised rows hold no personal data and purged documents keep nothing identifying; triggers forbid deleting guests and rewriting consent history.</w:t>
       </w:r>
     </w:p>
     <w:tbl>
@@ -31431,7 +34500,7 @@
                 <w:sz w:val="19"/>
                 <w:szCs w:val="19"/>
               </w:rPr>
-              <w:t xml:space="preserve">Endpoints</w:t>
+              <w:t xml:space="preserve">Migrations</w:t>
             </w:r>
           </w:p>
         </w:tc>
@@ -31463,7 +34532,127 @@
                 <w:sz w:val="19"/>
                 <w:szCs w:val="19"/>
               </w:rPr>
-              <w:t xml:space="preserve">GET|POST /api/v1/guests · GET|PUT /api/v1/guests/{id} · GET /api/v1/guests/{id}/stays · POST /api/v1/guests/{id}/documents · GET /api/v1/guests/{id}/documents/{docId}  (guest_document.read only) · POST /api/v1/guests/{id}/anonymise · POST /api/v1/guests/merge</w:t>
+              <w:t xml:space="preserve">V005__guests</w:t>
+            </w:r>
+          </w:p>
+        </w:tc>
+      </w:tr>
+    </w:tbl>
+    <w:p>
+      <w:pPr>
+        <w:keepNext/>
+        <w:spacing w:before="120" w:after="0" w:line="240" w:lineRule="auto"/>
+        <w:jc w:val="center"/>
+      </w:pPr>
+      <w:r>
+        <w:drawing>
+          <wp:inline distT="0" distB="0" distL="0" distR="0">
+            <wp:extent cx="5915025" cy="3152775"/>
+            <wp:effectExtent t="0" r="0" b="0" l="0"/>
+            <wp:docPr id="1" name="Guest tables and how they relate" descr="Guest tables and how they relate" title="Guest tables and how they relate"/>
+            <wp:cNvGraphicFramePr>
+              <a:graphicFrameLocks xmlns:a="http://schemas.openxmlformats.org/drawingml/2006/main" noChangeAspect="1"/>
+            </wp:cNvGraphicFramePr>
+            <a:graphic xmlns:a="http://schemas.openxmlformats.org/drawingml/2006/main">
+              <a:graphicData uri="http://schemas.openxmlformats.org/drawingml/2006/picture">
+                <pic:pic xmlns:pic="http://schemas.openxmlformats.org/drawingml/2006/picture">
+                  <pic:nvPicPr>
+                    <pic:cNvPr id="0" name="" descr=""/>
+                    <pic:cNvPicPr>
+                      <a:picLocks noChangeAspect="1" noChangeArrowheads="1"/>
+                    </pic:cNvPicPr>
+                  </pic:nvPicPr>
+                  <pic:blipFill>
+                    <a:blip r:embed="rId34" cstate="none"/>
+                    <a:srcRect/>
+                    <a:stretch>
+                      <a:fillRect/>
+                    </a:stretch>
+                  </pic:blipFill>
+                  <pic:spPr bwMode="auto">
+                    <a:xfrm>
+                      <a:off x="0" y="0"/>
+                      <a:ext cx="5915025" cy="3152775"/>
+                    </a:xfrm>
+                    <a:prstGeom prst="rect">
+                      <a:avLst/>
+                    </a:prstGeom>
+                  </pic:spPr>
+                </pic:pic>
+              </a:graphicData>
+            </a:graphic>
+          </wp:inline>
+        </w:drawing>
+      </w:r>
+    </w:p>
+    <w:p>
+      <w:pPr>
+        <w:pStyle w:val="Caption"/>
+      </w:pPr>
+      <w:r>
+        <w:t xml:space="preserve">Guest tables and how they relate</w:t>
+      </w:r>
+    </w:p>
+    <w:p>
+      <w:pPr>
+        <w:pStyle w:val="Heading3"/>
+      </w:pPr>
+      <w:r>
+        <w:t xml:space="preserve">10.3.5   Code changed</w:t>
+      </w:r>
+    </w:p>
+    <w:tbl>
+      <w:tblPr>
+        <w:tblW w:type="dxa" w:w="9314"/>
+        <w:tblBorders>
+          <w:top w:val="single" w:color="auto" w:sz="4"/>
+          <w:left w:val="single" w:color="auto" w:sz="4"/>
+          <w:bottom w:val="single" w:color="auto" w:sz="4"/>
+          <w:right w:val="single" w:color="auto" w:sz="4"/>
+          <w:insideH w:val="single" w:color="auto" w:sz="4"/>
+          <w:insideV w:val="single" w:color="auto" w:sz="4"/>
+        </w:tblBorders>
+        <w:tblLayout w:type="fixed"/>
+      </w:tblPr>
+      <w:tblGrid>
+        <w:gridCol w:w="9314"/>
+      </w:tblGrid>
+      <w:tr>
+        <w:trPr>
+          <w:cantSplit/>
+          <w:tblHeader/>
+        </w:trPr>
+        <w:tc>
+          <w:tcPr>
+            <w:tcW w:type="dxa" w:w="9314"/>
+            <w:tcBorders>
+              <w:top w:val="single" w:color="0E3B43" w:sz="4"/>
+              <w:left w:val="single" w:color="0E3B43" w:sz="4"/>
+              <w:bottom w:val="single" w:color="0E3B43" w:sz="4"/>
+              <w:right w:val="single" w:color="0E3B43" w:sz="4"/>
+            </w:tcBorders>
+            <w:shd w:fill="0E3B43" w:color="auto" w:val="clear"/>
+            <w:tcMar>
+              <w:top w:type="dxa" w:w="70"/>
+              <w:left w:type="dxa" w:w="110"/>
+              <w:bottom w:type="dxa" w:w="50"/>
+              <w:right w:type="dxa" w:w="110"/>
+            </w:tcMar>
+            <w:vAlign w:val="top"/>
+          </w:tcPr>
+          <w:p>
+            <w:pPr>
+              <w:spacing w:after="40" w:line="252" w:lineRule="auto"/>
+            </w:pPr>
+            <w:r>
+              <w:rPr>
+                <w:b/>
+                <w:bCs/>
+                <w:color w:val="FFFFFF"/>
+                <w:sz w:val="19"/>
+                <w:szCs w:val="19"/>
+              </w:rPr>
+              <w:t xml:space="preserve">Files and folders</w:t>
             </w:r>
           </w:p>
         </w:tc>
@@ -31474,7 +34663,42 @@
         </w:trPr>
         <w:tc>
           <w:tcPr>
-            <w:tcW w:type="dxa" w:w="2100"/>
+            <w:tcW w:type="dxa" w:w="9314"/>
+            <w:tcBorders>
+              <w:top w:val="single" w:color="DCE3E1" w:sz="4"/>
+              <w:left w:val="single" w:color="DCE3E1" w:sz="4"/>
+              <w:bottom w:val="single" w:color="DCE3E1" w:sz="4"/>
+              <w:right w:val="single" w:color="DCE3E1" w:sz="4"/>
+            </w:tcBorders>
+            <w:tcMar>
+              <w:top w:type="dxa" w:w="70"/>
+              <w:left w:type="dxa" w:w="110"/>
+              <w:bottom w:type="dxa" w:w="50"/>
+              <w:right w:type="dxa" w:w="110"/>
+            </w:tcMar>
+            <w:vAlign w:val="top"/>
+          </w:tcPr>
+          <w:p>
+            <w:pPr>
+              <w:spacing w:after="40" w:line="252" w:lineRule="auto"/>
+            </w:pPr>
+            <w:r>
+              <w:rPr>
+                <w:sz w:val="17"/>
+                <w:szCs w:val="17"/>
+              </w:rPr>
+              <w:t xml:space="preserve">database/migrations/V005__guests.sql; database/seed/dev/S002__guests.sql; database/queries/check-sprint-03.sql</w:t>
+            </w:r>
+          </w:p>
+        </w:tc>
+      </w:tr>
+      <w:tr>
+        <w:trPr>
+          <w:cantSplit/>
+        </w:trPr>
+        <w:tc>
+          <w:tcPr>
+            <w:tcW w:type="dxa" w:w="9314"/>
             <w:tcBorders>
               <w:top w:val="single" w:color="DCE3E1" w:sz="4"/>
               <w:left w:val="single" w:color="DCE3E1" w:sz="4"/>
@@ -31496,44 +34720,294 @@
             </w:pPr>
             <w:r>
               <w:rPr>
-                <w:b/>
-                <w:bCs/>
-                <w:sz w:val="19"/>
-                <w:szCs w:val="19"/>
-              </w:rPr>
-              <w:t xml:space="preserve">Screens</w:t>
-            </w:r>
-          </w:p>
-        </w:tc>
-        <w:tc>
-          <w:tcPr>
-            <w:tcW w:type="dxa" w:w="7214"/>
-            <w:tcBorders>
-              <w:top w:val="single" w:color="DCE3E1" w:sz="4"/>
-              <w:left w:val="single" w:color="DCE3E1" w:sz="4"/>
-              <w:bottom w:val="single" w:color="DCE3E1" w:sz="4"/>
-              <w:right w:val="single" w:color="DCE3E1" w:sz="4"/>
-            </w:tcBorders>
-            <w:tcMar>
-              <w:top w:type="dxa" w:w="70"/>
-              <w:left w:type="dxa" w:w="110"/>
-              <w:bottom w:type="dxa" w:w="50"/>
-              <w:right w:type="dxa" w:w="110"/>
-            </w:tcMar>
-            <w:vAlign w:val="top"/>
-          </w:tcPr>
-          <w:p>
-            <w:pPr>
-              <w:spacing w:after="40" w:line="252" w:lineRule="auto"/>
-            </w:pPr>
-            <w:r>
-              <w:rPr>
-                <w:b w:val="false"/>
-                <w:bCs w:val="false"/>
-                <w:sz w:val="19"/>
-                <w:szCs w:val="19"/>
-              </w:rPr>
-              <w:t xml:space="preserve">/guests, /guests/:id</w:t>
+                <w:sz w:val="17"/>
+                <w:szCs w:val="17"/>
+              </w:rPr>
+              <w:t xml:space="preserve">backend/Resort.Domain/Guests/Guests.cs</w:t>
+            </w:r>
+          </w:p>
+        </w:tc>
+      </w:tr>
+      <w:tr>
+        <w:trPr>
+          <w:cantSplit/>
+        </w:trPr>
+        <w:tc>
+          <w:tcPr>
+            <w:tcW w:type="dxa" w:w="9314"/>
+            <w:tcBorders>
+              <w:top w:val="single" w:color="DCE3E1" w:sz="4"/>
+              <w:left w:val="single" w:color="DCE3E1" w:sz="4"/>
+              <w:bottom w:val="single" w:color="DCE3E1" w:sz="4"/>
+              <w:right w:val="single" w:color="DCE3E1" w:sz="4"/>
+            </w:tcBorders>
+            <w:tcMar>
+              <w:top w:type="dxa" w:w="70"/>
+              <w:left w:type="dxa" w:w="110"/>
+              <w:bottom w:type="dxa" w:w="50"/>
+              <w:right w:type="dxa" w:w="110"/>
+            </w:tcMar>
+            <w:vAlign w:val="top"/>
+          </w:tcPr>
+          <w:p>
+            <w:pPr>
+              <w:spacing w:after="40" w:line="252" w:lineRule="auto"/>
+            </w:pPr>
+            <w:r>
+              <w:rPr>
+                <w:sz w:val="17"/>
+                <w:szCs w:val="17"/>
+              </w:rPr>
+              <w:t xml:space="preserve">backend/Resort.Contracts/GuestContracts.cs</w:t>
+            </w:r>
+          </w:p>
+        </w:tc>
+      </w:tr>
+      <w:tr>
+        <w:trPr>
+          <w:cantSplit/>
+        </w:trPr>
+        <w:tc>
+          <w:tcPr>
+            <w:tcW w:type="dxa" w:w="9314"/>
+            <w:tcBorders>
+              <w:top w:val="single" w:color="DCE3E1" w:sz="4"/>
+              <w:left w:val="single" w:color="DCE3E1" w:sz="4"/>
+              <w:bottom w:val="single" w:color="DCE3E1" w:sz="4"/>
+              <w:right w:val="single" w:color="DCE3E1" w:sz="4"/>
+            </w:tcBorders>
+            <w:shd w:fill="F5F7F6" w:color="auto" w:val="clear"/>
+            <w:tcMar>
+              <w:top w:type="dxa" w:w="70"/>
+              <w:left w:type="dxa" w:w="110"/>
+              <w:bottom w:type="dxa" w:w="50"/>
+              <w:right w:type="dxa" w:w="110"/>
+            </w:tcMar>
+            <w:vAlign w:val="top"/>
+          </w:tcPr>
+          <w:p>
+            <w:pPr>
+              <w:spacing w:after="40" w:line="252" w:lineRule="auto"/>
+            </w:pPr>
+            <w:r>
+              <w:rPr>
+                <w:sz w:val="17"/>
+                <w:szCs w:val="17"/>
+              </w:rPr>
+              <w:t xml:space="preserve">backend/Resort.Application/ — Guests/GuestService.cs, Guests/GuestDocumentService.cs, Validation/GuestValidators.cs, Common/Protection.cs, Common/Permissions.cs, Common/Errors.cs</w:t>
+            </w:r>
+          </w:p>
+        </w:tc>
+      </w:tr>
+      <w:tr>
+        <w:trPr>
+          <w:cantSplit/>
+        </w:trPr>
+        <w:tc>
+          <w:tcPr>
+            <w:tcW w:type="dxa" w:w="9314"/>
+            <w:tcBorders>
+              <w:top w:val="single" w:color="DCE3E1" w:sz="4"/>
+              <w:left w:val="single" w:color="DCE3E1" w:sz="4"/>
+              <w:bottom w:val="single" w:color="DCE3E1" w:sz="4"/>
+              <w:right w:val="single" w:color="DCE3E1" w:sz="4"/>
+            </w:tcBorders>
+            <w:tcMar>
+              <w:top w:type="dxa" w:w="70"/>
+              <w:left w:type="dxa" w:w="110"/>
+              <w:bottom w:type="dxa" w:w="50"/>
+              <w:right w:type="dxa" w:w="110"/>
+            </w:tcMar>
+            <w:vAlign w:val="top"/>
+          </w:tcPr>
+          <w:p>
+            <w:pPr>
+              <w:spacing w:after="40" w:line="252" w:lineRule="auto"/>
+            </w:pPr>
+            <w:r>
+              <w:rPr>
+                <w:sz w:val="17"/>
+                <w:szCs w:val="17"/>
+              </w:rPr>
+              <w:t xml:space="preserve">backend/Resort.Infrastructure/ — Protection/FieldEncryption.cs, Protection/LocalDiskFileStore.cs, Persistence/AppDbContext.cs, Persistence/AuditInterceptor.cs (personal-data masking)</w:t>
+            </w:r>
+          </w:p>
+        </w:tc>
+      </w:tr>
+      <w:tr>
+        <w:trPr>
+          <w:cantSplit/>
+        </w:trPr>
+        <w:tc>
+          <w:tcPr>
+            <w:tcW w:type="dxa" w:w="9314"/>
+            <w:tcBorders>
+              <w:top w:val="single" w:color="DCE3E1" w:sz="4"/>
+              <w:left w:val="single" w:color="DCE3E1" w:sz="4"/>
+              <w:bottom w:val="single" w:color="DCE3E1" w:sz="4"/>
+              <w:right w:val="single" w:color="DCE3E1" w:sz="4"/>
+            </w:tcBorders>
+            <w:shd w:fill="F5F7F6" w:color="auto" w:val="clear"/>
+            <w:tcMar>
+              <w:top w:type="dxa" w:w="70"/>
+              <w:left w:type="dxa" w:w="110"/>
+              <w:bottom w:type="dxa" w:w="50"/>
+              <w:right w:type="dxa" w:w="110"/>
+            </w:tcMar>
+            <w:vAlign w:val="top"/>
+          </w:tcPr>
+          <w:p>
+            <w:pPr>
+              <w:spacing w:after="40" w:line="252" w:lineRule="auto"/>
+            </w:pPr>
+            <w:r>
+              <w:rPr>
+                <w:sz w:val="17"/>
+                <w:szCs w:val="17"/>
+              </w:rPr>
+              <w:t xml:space="preserve">backend/Resort.Api/ — Endpoints/GuestEndpoints.cs, Program.cs (key check at start-up), appsettings.json (Guests, FileStore)</w:t>
+            </w:r>
+          </w:p>
+        </w:tc>
+      </w:tr>
+      <w:tr>
+        <w:trPr>
+          <w:cantSplit/>
+        </w:trPr>
+        <w:tc>
+          <w:tcPr>
+            <w:tcW w:type="dxa" w:w="9314"/>
+            <w:tcBorders>
+              <w:top w:val="single" w:color="DCE3E1" w:sz="4"/>
+              <w:left w:val="single" w:color="DCE3E1" w:sz="4"/>
+              <w:bottom w:val="single" w:color="DCE3E1" w:sz="4"/>
+              <w:right w:val="single" w:color="DCE3E1" w:sz="4"/>
+            </w:tcBorders>
+            <w:tcMar>
+              <w:top w:type="dxa" w:w="70"/>
+              <w:left w:type="dxa" w:w="110"/>
+              <w:bottom w:type="dxa" w:w="50"/>
+              <w:right w:type="dxa" w:w="110"/>
+            </w:tcMar>
+            <w:vAlign w:val="top"/>
+          </w:tcPr>
+          <w:p>
+            <w:pPr>
+              <w:spacing w:after="40" w:line="252" w:lineRule="auto"/>
+            </w:pPr>
+            <w:r>
+              <w:rPr>
+                <w:sz w:val="17"/>
+                <w:szCs w:val="17"/>
+              </w:rPr>
+              <w:t xml:space="preserve">backend/Resort.Tests/ — Integration/GuestTests.cs, Unit/GuestUnitTests.cs, Support/ResortApiFactory.cs</w:t>
+            </w:r>
+          </w:p>
+        </w:tc>
+      </w:tr>
+      <w:tr>
+        <w:trPr>
+          <w:cantSplit/>
+        </w:trPr>
+        <w:tc>
+          <w:tcPr>
+            <w:tcW w:type="dxa" w:w="9314"/>
+            <w:tcBorders>
+              <w:top w:val="single" w:color="DCE3E1" w:sz="4"/>
+              <w:left w:val="single" w:color="DCE3E1" w:sz="4"/>
+              <w:bottom w:val="single" w:color="DCE3E1" w:sz="4"/>
+              <w:right w:val="single" w:color="DCE3E1" w:sz="4"/>
+            </w:tcBorders>
+            <w:shd w:fill="F5F7F6" w:color="auto" w:val="clear"/>
+            <w:tcMar>
+              <w:top w:type="dxa" w:w="70"/>
+              <w:left w:type="dxa" w:w="110"/>
+              <w:bottom w:type="dxa" w:w="50"/>
+              <w:right w:type="dxa" w:w="110"/>
+            </w:tcMar>
+            <w:vAlign w:val="top"/>
+          </w:tcPr>
+          <w:p>
+            <w:pPr>
+              <w:spacing w:after="40" w:line="252" w:lineRule="auto"/>
+            </w:pPr>
+            <w:r>
+              <w:rPr>
+                <w:sz w:val="17"/>
+                <w:szCs w:val="17"/>
+              </w:rPr>
+              <w:t xml:space="preserve">frontend/src/app/ — features/guests/*, core/models.ts, app.routes.ts, layout/shell.ts, features/audit (labels)</w:t>
+            </w:r>
+          </w:p>
+        </w:tc>
+      </w:tr>
+      <w:tr>
+        <w:trPr>
+          <w:cantSplit/>
+        </w:trPr>
+        <w:tc>
+          <w:tcPr>
+            <w:tcW w:type="dxa" w:w="9314"/>
+            <w:tcBorders>
+              <w:top w:val="single" w:color="DCE3E1" w:sz="4"/>
+              <w:left w:val="single" w:color="DCE3E1" w:sz="4"/>
+              <w:bottom w:val="single" w:color="DCE3E1" w:sz="4"/>
+              <w:right w:val="single" w:color="DCE3E1" w:sz="4"/>
+            </w:tcBorders>
+            <w:tcMar>
+              <w:top w:type="dxa" w:w="70"/>
+              <w:left w:type="dxa" w:w="110"/>
+              <w:bottom w:type="dxa" w:w="50"/>
+              <w:right w:type="dxa" w:w="110"/>
+            </w:tcMar>
+            <w:vAlign w:val="top"/>
+          </w:tcPr>
+          <w:p>
+            <w:pPr>
+              <w:spacing w:after="40" w:line="252" w:lineRule="auto"/>
+            </w:pPr>
+            <w:r>
+              <w:rPr>
+                <w:sz w:val="17"/>
+                <w:szCs w:val="17"/>
+              </w:rPr>
+              <w:t xml:space="preserve">frontend/e2e/sprint-03.spec.ts, e2e/helpers.ts (optional screenshots); scripts/check-api.mjs (Sprint 03 checks)</w:t>
+            </w:r>
+          </w:p>
+        </w:tc>
+      </w:tr>
+      <w:tr>
+        <w:trPr>
+          <w:cantSplit/>
+        </w:trPr>
+        <w:tc>
+          <w:tcPr>
+            <w:tcW w:type="dxa" w:w="9314"/>
+            <w:tcBorders>
+              <w:top w:val="single" w:color="DCE3E1" w:sz="4"/>
+              <w:left w:val="single" w:color="DCE3E1" w:sz="4"/>
+              <w:bottom w:val="single" w:color="DCE3E1" w:sz="4"/>
+              <w:right w:val="single" w:color="DCE3E1" w:sz="4"/>
+            </w:tcBorders>
+            <w:shd w:fill="F5F7F6" w:color="auto" w:val="clear"/>
+            <w:tcMar>
+              <w:top w:type="dxa" w:w="70"/>
+              <w:left w:type="dxa" w:w="110"/>
+              <w:bottom w:type="dxa" w:w="50"/>
+              <w:right w:type="dxa" w:w="110"/>
+            </w:tcMar>
+            <w:vAlign w:val="top"/>
+          </w:tcPr>
+          <w:p>
+            <w:pPr>
+              <w:spacing w:after="40" w:line="252" w:lineRule="auto"/>
+            </w:pPr>
+            <w:r>
+              <w:rPr>
+                <w:sz w:val="17"/>
+                <w:szCs w:val="17"/>
+              </w:rPr>
+              <w:t xml:space="preserve">docs/API.md, docs/DATABASE.md, docs/database/schema-sprint-03.md, docs/SECURITY.md, docs/GETTING_STARTED.md, docs/sprints/REVIEWING.md, docs/testing/VERIFYING.md, sprint-03-screens/</w:t>
             </w:r>
           </w:p>
         </w:tc>
@@ -31544,179 +35018,606 @@
         <w:pStyle w:val="Heading3"/>
       </w:pPr>
       <w:r>
-        <w:t xml:space="preserve">10.3.2   Tasks</w:t>
+        <w:t xml:space="preserve">10.3.6   Tests and results</w:t>
       </w:r>
     </w:p>
+    <w:tbl>
+      <w:tblPr>
+        <w:tblW w:type="dxa" w:w="9314"/>
+        <w:tblBorders>
+          <w:top w:val="single" w:color="auto" w:sz="4"/>
+          <w:left w:val="single" w:color="auto" w:sz="4"/>
+          <w:bottom w:val="single" w:color="auto" w:sz="4"/>
+          <w:right w:val="single" w:color="auto" w:sz="4"/>
+          <w:insideH w:val="single" w:color="auto" w:sz="4"/>
+          <w:insideV w:val="single" w:color="auto" w:sz="4"/>
+        </w:tblBorders>
+        <w:tblLayout w:type="fixed"/>
+      </w:tblPr>
+      <w:tblGrid>
+        <w:gridCol w:w="9314"/>
+      </w:tblGrid>
+      <w:tr>
+        <w:trPr>
+          <w:cantSplit/>
+          <w:tblHeader/>
+        </w:trPr>
+        <w:tc>
+          <w:tcPr>
+            <w:tcW w:type="dxa" w:w="9314"/>
+            <w:tcBorders>
+              <w:top w:val="single" w:color="0E3B43" w:sz="4"/>
+              <w:left w:val="single" w:color="0E3B43" w:sz="4"/>
+              <w:bottom w:val="single" w:color="0E3B43" w:sz="4"/>
+              <w:right w:val="single" w:color="0E3B43" w:sz="4"/>
+            </w:tcBorders>
+            <w:shd w:fill="0E3B43" w:color="auto" w:val="clear"/>
+            <w:tcMar>
+              <w:top w:type="dxa" w:w="70"/>
+              <w:left w:type="dxa" w:w="110"/>
+              <w:bottom w:type="dxa" w:w="50"/>
+              <w:right w:type="dxa" w:w="110"/>
+            </w:tcMar>
+            <w:vAlign w:val="top"/>
+          </w:tcPr>
+          <w:p>
+            <w:pPr>
+              <w:spacing w:after="40" w:line="252" w:lineRule="auto"/>
+            </w:pPr>
+            <w:r>
+              <w:rPr>
+                <w:b/>
+                <w:bCs/>
+                <w:color w:val="FFFFFF"/>
+                <w:sz w:val="19"/>
+                <w:szCs w:val="19"/>
+              </w:rPr>
+              <w:t xml:space="preserve">Required test</w:t>
+            </w:r>
+          </w:p>
+        </w:tc>
+      </w:tr>
+      <w:tr>
+        <w:trPr>
+          <w:cantSplit/>
+        </w:trPr>
+        <w:tc>
+          <w:tcPr>
+            <w:tcW w:type="dxa" w:w="9314"/>
+            <w:tcBorders>
+              <w:top w:val="single" w:color="DCE3E1" w:sz="4"/>
+              <w:left w:val="single" w:color="DCE3E1" w:sz="4"/>
+              <w:bottom w:val="single" w:color="DCE3E1" w:sz="4"/>
+              <w:right w:val="single" w:color="DCE3E1" w:sz="4"/>
+            </w:tcBorders>
+            <w:tcMar>
+              <w:top w:type="dxa" w:w="70"/>
+              <w:left w:type="dxa" w:w="110"/>
+              <w:bottom w:type="dxa" w:w="50"/>
+              <w:right w:type="dxa" w:w="110"/>
+            </w:tcMar>
+            <w:vAlign w:val="top"/>
+          </w:tcPr>
+          <w:p>
+            <w:pPr>
+              <w:spacing w:after="40" w:line="252" w:lineRule="auto"/>
+            </w:pPr>
+            <w:r>
+              <w:rPr>
+                <w:sz w:val="18"/>
+                <w:szCs w:val="18"/>
+              </w:rPr>
+              <w:t xml:space="preserve">Integration — WAITER and HOUSEKEEPER cannot read guest documents (403) — brief §59</w:t>
+            </w:r>
+          </w:p>
+        </w:tc>
+      </w:tr>
+      <w:tr>
+        <w:trPr>
+          <w:cantSplit/>
+        </w:trPr>
+        <w:tc>
+          <w:tcPr>
+            <w:tcW w:type="dxa" w:w="9314"/>
+            <w:tcBorders>
+              <w:top w:val="single" w:color="DCE3E1" w:sz="4"/>
+              <w:left w:val="single" w:color="DCE3E1" w:sz="4"/>
+              <w:bottom w:val="single" w:color="DCE3E1" w:sz="4"/>
+              <w:right w:val="single" w:color="DCE3E1" w:sz="4"/>
+            </w:tcBorders>
+            <w:shd w:fill="F5F7F6" w:color="auto" w:val="clear"/>
+            <w:tcMar>
+              <w:top w:type="dxa" w:w="70"/>
+              <w:left w:type="dxa" w:w="110"/>
+              <w:bottom w:type="dxa" w:w="50"/>
+              <w:right w:type="dxa" w:w="110"/>
+            </w:tcMar>
+            <w:vAlign w:val="top"/>
+          </w:tcPr>
+          <w:p>
+            <w:pPr>
+              <w:spacing w:after="40" w:line="252" w:lineRule="auto"/>
+            </w:pPr>
+            <w:r>
+              <w:rPr>
+                <w:sz w:val="18"/>
+                <w:szCs w:val="18"/>
+              </w:rPr>
+              <w:t xml:space="preserve">Integration — ID number stored encrypted (raw column is not plaintext)</w:t>
+            </w:r>
+          </w:p>
+        </w:tc>
+      </w:tr>
+      <w:tr>
+        <w:trPr>
+          <w:cantSplit/>
+        </w:trPr>
+        <w:tc>
+          <w:tcPr>
+            <w:tcW w:type="dxa" w:w="9314"/>
+            <w:tcBorders>
+              <w:top w:val="single" w:color="DCE3E1" w:sz="4"/>
+              <w:left w:val="single" w:color="DCE3E1" w:sz="4"/>
+              <w:bottom w:val="single" w:color="DCE3E1" w:sz="4"/>
+              <w:right w:val="single" w:color="DCE3E1" w:sz="4"/>
+            </w:tcBorders>
+            <w:tcMar>
+              <w:top w:type="dxa" w:w="70"/>
+              <w:left w:type="dxa" w:w="110"/>
+              <w:bottom w:type="dxa" w:w="50"/>
+              <w:right w:type="dxa" w:w="110"/>
+            </w:tcMar>
+            <w:vAlign w:val="top"/>
+          </w:tcPr>
+          <w:p>
+            <w:pPr>
+              <w:spacing w:after="40" w:line="252" w:lineRule="auto"/>
+            </w:pPr>
+            <w:r>
+              <w:rPr>
+                <w:sz w:val="18"/>
+                <w:szCs w:val="18"/>
+              </w:rPr>
+              <w:t xml:space="preserve">Integration — anonymise keeps stays, removes PII, audited with reason</w:t>
+            </w:r>
+          </w:p>
+        </w:tc>
+      </w:tr>
+      <w:tr>
+        <w:trPr>
+          <w:cantSplit/>
+        </w:trPr>
+        <w:tc>
+          <w:tcPr>
+            <w:tcW w:type="dxa" w:w="9314"/>
+            <w:tcBorders>
+              <w:top w:val="single" w:color="DCE3E1" w:sz="4"/>
+              <w:left w:val="single" w:color="DCE3E1" w:sz="4"/>
+              <w:bottom w:val="single" w:color="DCE3E1" w:sz="4"/>
+              <w:right w:val="single" w:color="DCE3E1" w:sz="4"/>
+            </w:tcBorders>
+            <w:shd w:fill="F5F7F6" w:color="auto" w:val="clear"/>
+            <w:tcMar>
+              <w:top w:type="dxa" w:w="70"/>
+              <w:left w:type="dxa" w:w="110"/>
+              <w:bottom w:type="dxa" w:w="50"/>
+              <w:right w:type="dxa" w:w="110"/>
+            </w:tcMar>
+            <w:vAlign w:val="top"/>
+          </w:tcPr>
+          <w:p>
+            <w:pPr>
+              <w:spacing w:after="40" w:line="252" w:lineRule="auto"/>
+            </w:pPr>
+            <w:r>
+              <w:rPr>
+                <w:sz w:val="18"/>
+                <w:szCs w:val="18"/>
+              </w:rPr>
+              <w:t xml:space="preserve">Unit — phone normalisation (+91 and international)</w:t>
+            </w:r>
+          </w:p>
+        </w:tc>
+      </w:tr>
+      <w:tr>
+        <w:trPr>
+          <w:cantSplit/>
+        </w:trPr>
+        <w:tc>
+          <w:tcPr>
+            <w:tcW w:type="dxa" w:w="9314"/>
+            <w:tcBorders>
+              <w:top w:val="single" w:color="DCE3E1" w:sz="4"/>
+              <w:left w:val="single" w:color="DCE3E1" w:sz="4"/>
+              <w:bottom w:val="single" w:color="DCE3E1" w:sz="4"/>
+              <w:right w:val="single" w:color="DCE3E1" w:sz="4"/>
+            </w:tcBorders>
+            <w:tcMar>
+              <w:top w:type="dxa" w:w="70"/>
+              <w:left w:type="dxa" w:w="110"/>
+              <w:bottom w:type="dxa" w:w="50"/>
+              <w:right w:type="dxa" w:w="110"/>
+            </w:tcMar>
+            <w:vAlign w:val="top"/>
+          </w:tcPr>
+          <w:p>
+            <w:pPr>
+              <w:spacing w:after="40" w:line="252" w:lineRule="auto"/>
+            </w:pPr>
+            <w:r>
+              <w:rPr>
+                <w:sz w:val="18"/>
+                <w:szCs w:val="18"/>
+              </w:rPr>
+              <w:t xml:space="preserve">Integration — returning guest found by any part of the phone, typed any way</w:t>
+            </w:r>
+          </w:p>
+        </w:tc>
+      </w:tr>
+      <w:tr>
+        <w:trPr>
+          <w:cantSplit/>
+        </w:trPr>
+        <w:tc>
+          <w:tcPr>
+            <w:tcW w:type="dxa" w:w="9314"/>
+            <w:tcBorders>
+              <w:top w:val="single" w:color="DCE3E1" w:sz="4"/>
+              <w:left w:val="single" w:color="DCE3E1" w:sz="4"/>
+              <w:bottom w:val="single" w:color="DCE3E1" w:sz="4"/>
+              <w:right w:val="single" w:color="DCE3E1" w:sz="4"/>
+            </w:tcBorders>
+            <w:shd w:fill="F5F7F6" w:color="auto" w:val="clear"/>
+            <w:tcMar>
+              <w:top w:type="dxa" w:w="70"/>
+              <w:left w:type="dxa" w:w="110"/>
+              <w:bottom w:type="dxa" w:w="50"/>
+              <w:right w:type="dxa" w:w="110"/>
+            </w:tcMar>
+            <w:vAlign w:val="top"/>
+          </w:tcPr>
+          <w:p>
+            <w:pPr>
+              <w:spacing w:after="40" w:line="252" w:lineRule="auto"/>
+            </w:pPr>
+            <w:r>
+              <w:rPr>
+                <w:sz w:val="18"/>
+                <w:szCs w:val="18"/>
+              </w:rPr>
+              <w:t xml:space="preserve">Integration — duplicate warning (409 POSSIBLE_DUPLICATE) until confirmed</w:t>
+            </w:r>
+          </w:p>
+        </w:tc>
+      </w:tr>
+      <w:tr>
+        <w:trPr>
+          <w:cantSplit/>
+        </w:trPr>
+        <w:tc>
+          <w:tcPr>
+            <w:tcW w:type="dxa" w:w="9314"/>
+            <w:tcBorders>
+              <w:top w:val="single" w:color="DCE3E1" w:sz="4"/>
+              <w:left w:val="single" w:color="DCE3E1" w:sz="4"/>
+              <w:bottom w:val="single" w:color="DCE3E1" w:sz="4"/>
+              <w:right w:val="single" w:color="DCE3E1" w:sz="4"/>
+            </w:tcBorders>
+            <w:tcMar>
+              <w:top w:type="dxa" w:w="70"/>
+              <w:left w:type="dxa" w:w="110"/>
+              <w:bottom w:type="dxa" w:w="50"/>
+              <w:right w:type="dxa" w:w="110"/>
+            </w:tcMar>
+            <w:vAlign w:val="top"/>
+          </w:tcPr>
+          <w:p>
+            <w:pPr>
+              <w:spacing w:after="40" w:line="252" w:lineRule="auto"/>
+            </w:pPr>
+            <w:r>
+              <w:rPr>
+                <w:sz w:val="18"/>
+                <w:szCs w:val="18"/>
+              </w:rPr>
+              <w:t xml:space="preserve">Integration — Aadhaar keeps only the last 4 digits</w:t>
+            </w:r>
+          </w:p>
+        </w:tc>
+      </w:tr>
+      <w:tr>
+        <w:trPr>
+          <w:cantSplit/>
+        </w:trPr>
+        <w:tc>
+          <w:tcPr>
+            <w:tcW w:type="dxa" w:w="9314"/>
+            <w:tcBorders>
+              <w:top w:val="single" w:color="DCE3E1" w:sz="4"/>
+              <w:left w:val="single" w:color="DCE3E1" w:sz="4"/>
+              <w:bottom w:val="single" w:color="DCE3E1" w:sz="4"/>
+              <w:right w:val="single" w:color="DCE3E1" w:sz="4"/>
+            </w:tcBorders>
+            <w:shd w:fill="F5F7F6" w:color="auto" w:val="clear"/>
+            <w:tcMar>
+              <w:top w:type="dxa" w:w="70"/>
+              <w:left w:type="dxa" w:w="110"/>
+              <w:bottom w:type="dxa" w:w="50"/>
+              <w:right w:type="dxa" w:w="110"/>
+            </w:tcMar>
+            <w:vAlign w:val="top"/>
+          </w:tcPr>
+          <w:p>
+            <w:pPr>
+              <w:spacing w:after="40" w:line="252" w:lineRule="auto"/>
+            </w:pPr>
+            <w:r>
+              <w:rPr>
+                <w:sz w:val="18"/>
+                <w:szCs w:val="18"/>
+              </w:rPr>
+              <w:t xml:space="preserve">Integration — scans: file type from the bytes, ≤ 5 MB, stored encrypted, every view audited</w:t>
+            </w:r>
+          </w:p>
+        </w:tc>
+      </w:tr>
+      <w:tr>
+        <w:trPr>
+          <w:cantSplit/>
+        </w:trPr>
+        <w:tc>
+          <w:tcPr>
+            <w:tcW w:type="dxa" w:w="9314"/>
+            <w:tcBorders>
+              <w:top w:val="single" w:color="DCE3E1" w:sz="4"/>
+              <w:left w:val="single" w:color="DCE3E1" w:sz="4"/>
+              <w:bottom w:val="single" w:color="DCE3E1" w:sz="4"/>
+              <w:right w:val="single" w:color="DCE3E1" w:sz="4"/>
+            </w:tcBorders>
+            <w:tcMar>
+              <w:top w:type="dxa" w:w="70"/>
+              <w:left w:type="dxa" w:w="110"/>
+              <w:bottom w:type="dxa" w:w="50"/>
+              <w:right w:type="dxa" w:w="110"/>
+            </w:tcMar>
+            <w:vAlign w:val="top"/>
+          </w:tcPr>
+          <w:p>
+            <w:pPr>
+              <w:spacing w:after="40" w:line="252" w:lineRule="auto"/>
+            </w:pPr>
+            <w:r>
+              <w:rPr>
+                <w:sz w:val="18"/>
+                <w:szCs w:val="18"/>
+              </w:rPr>
+              <w:t xml:space="preserve">Integration — merge moves documents, consents, preferences; duplicate hidden</w:t>
+            </w:r>
+          </w:p>
+        </w:tc>
+      </w:tr>
+      <w:tr>
+        <w:trPr>
+          <w:cantSplit/>
+        </w:trPr>
+        <w:tc>
+          <w:tcPr>
+            <w:tcW w:type="dxa" w:w="9314"/>
+            <w:tcBorders>
+              <w:top w:val="single" w:color="DCE3E1" w:sz="4"/>
+              <w:left w:val="single" w:color="DCE3E1" w:sz="4"/>
+              <w:bottom w:val="single" w:color="DCE3E1" w:sz="4"/>
+              <w:right w:val="single" w:color="DCE3E1" w:sz="4"/>
+            </w:tcBorders>
+            <w:shd w:fill="F5F7F6" w:color="auto" w:val="clear"/>
+            <w:tcMar>
+              <w:top w:type="dxa" w:w="70"/>
+              <w:left w:type="dxa" w:w="110"/>
+              <w:bottom w:type="dxa" w:w="50"/>
+              <w:right w:type="dxa" w:w="110"/>
+            </w:tcMar>
+            <w:vAlign w:val="top"/>
+          </w:tcPr>
+          <w:p>
+            <w:pPr>
+              <w:spacing w:after="40" w:line="252" w:lineRule="auto"/>
+            </w:pPr>
+            <w:r>
+              <w:rPr>
+                <w:sz w:val="18"/>
+                <w:szCs w:val="18"/>
+              </w:rPr>
+              <w:t xml:space="preserve">Integration — personal data never written to the audit trail; stale edit → 409; tenant isolation (404)</w:t>
+            </w:r>
+          </w:p>
+        </w:tc>
+      </w:tr>
+      <w:tr>
+        <w:trPr>
+          <w:cantSplit/>
+        </w:trPr>
+        <w:tc>
+          <w:tcPr>
+            <w:tcW w:type="dxa" w:w="9314"/>
+            <w:tcBorders>
+              <w:top w:val="single" w:color="DCE3E1" w:sz="4"/>
+              <w:left w:val="single" w:color="DCE3E1" w:sz="4"/>
+              <w:bottom w:val="single" w:color="DCE3E1" w:sz="4"/>
+              <w:right w:val="single" w:color="DCE3E1" w:sz="4"/>
+            </w:tcBorders>
+            <w:tcMar>
+              <w:top w:type="dxa" w:w="70"/>
+              <w:left w:type="dxa" w:w="110"/>
+              <w:bottom w:type="dxa" w:w="50"/>
+              <w:right w:type="dxa" w:w="110"/>
+            </w:tcMar>
+            <w:vAlign w:val="top"/>
+          </w:tcPr>
+          <w:p>
+            <w:pPr>
+              <w:spacing w:after="40" w:line="252" w:lineRule="auto"/>
+            </w:pPr>
+            <w:r>
+              <w:rPr>
+                <w:sz w:val="18"/>
+                <w:szCs w:val="18"/>
+              </w:rPr>
+              <w:t xml:space="preserve">Integration — retention dry run deletes nothing; database refuses deleting guests and rewriting consents</w:t>
+            </w:r>
+          </w:p>
+        </w:tc>
+      </w:tr>
+      <w:tr>
+        <w:trPr>
+          <w:cantSplit/>
+        </w:trPr>
+        <w:tc>
+          <w:tcPr>
+            <w:tcW w:type="dxa" w:w="9314"/>
+            <w:tcBorders>
+              <w:top w:val="single" w:color="DCE3E1" w:sz="4"/>
+              <w:left w:val="single" w:color="DCE3E1" w:sz="4"/>
+              <w:bottom w:val="single" w:color="DCE3E1" w:sz="4"/>
+              <w:right w:val="single" w:color="DCE3E1" w:sz="4"/>
+            </w:tcBorders>
+            <w:shd w:fill="F5F7F6" w:color="auto" w:val="clear"/>
+            <w:tcMar>
+              <w:top w:type="dxa" w:w="70"/>
+              <w:left w:type="dxa" w:w="110"/>
+              <w:bottom w:type="dxa" w:w="50"/>
+              <w:right w:type="dxa" w:w="110"/>
+            </w:tcMar>
+            <w:vAlign w:val="top"/>
+          </w:tcPr>
+          <w:p>
+            <w:pPr>
+              <w:spacing w:after="40" w:line="252" w:lineRule="auto"/>
+            </w:pPr>
+            <w:r>
+              <w:rPr>
+                <w:sz w:val="18"/>
+                <w:szCs w:val="18"/>
+              </w:rPr>
+              <w:t xml:space="preserve">Unit — AES-256-GCM: tampering and wrong row detected, rotation keeps old data readable, missing key fails fast</w:t>
+            </w:r>
+          </w:p>
+        </w:tc>
+      </w:tr>
+    </w:tbl>
     <w:p>
       <w:pPr>
-        <w:pStyle w:val="ListParagraph"/>
-        <w:numPr>
-          <w:ilvl w:val="0"/>
-          <w:numId w:val="2"/>
-        </w:numPr>
-        <w:spacing w:after="60"/>
+        <w:spacing w:before="0" w:after="80"/>
       </w:pPr>
-      <w:r>
-        <w:t xml:space="preserve">DB: new migration — guest tables; data-classification comment on every column (public/internal/confidential/sensitive, brief §59)</w:t>
-      </w:r>
     </w:p>
-    <w:p>
-      <w:pPr>
-        <w:pStyle w:val="ListParagraph"/>
-        <w:numPr>
-          <w:ilvl w:val="0"/>
-          <w:numId w:val="2"/>
-        </w:numPr>
-        <w:spacing w:after="60"/>
-      </w:pPr>
-      <w:r>
-        <w:t xml:space="preserve">Infra: field-level encryption (AES-GCM, key from configuration) for ID numbers and document metadata; key rotation design documented</w:t>
-      </w:r>
-    </w:p>
-    <w:p>
-      <w:pPr>
-        <w:pStyle w:val="ListParagraph"/>
-        <w:numPr>
-          <w:ilvl w:val="0"/>
-          <w:numId w:val="2"/>
-        </w:numPr>
-        <w:spacing w:after="60"/>
-      </w:pPr>
-      <w:r>
-        <w:t xml:space="preserve">Infra: blob storage abstraction (IFileStore) with local-disk dev implementation for ID scans</w:t>
-      </w:r>
-    </w:p>
-    <w:p>
-      <w:pPr>
-        <w:pStyle w:val="ListParagraph"/>
-        <w:numPr>
-          <w:ilvl w:val="0"/>
-          <w:numId w:val="2"/>
-        </w:numPr>
-        <w:spacing w:after="60"/>
-      </w:pPr>
-      <w:r>
-        <w:t xml:space="preserve">API: search by name/phone/email (trigram index), de-duplication hint on create, merge with audit</w:t>
-      </w:r>
-    </w:p>
-    <w:p>
-      <w:pPr>
-        <w:pStyle w:val="ListParagraph"/>
-        <w:numPr>
-          <w:ilvl w:val="0"/>
-          <w:numId w:val="2"/>
-        </w:numPr>
-        <w:spacing w:after="60"/>
-      </w:pPr>
-      <w:r>
-        <w:t xml:space="preserve">API: anonymise (guest.delete) replaces PII, keeps stay history for accounting</w:t>
-      </w:r>
-    </w:p>
-    <w:p>
-      <w:pPr>
-        <w:pStyle w:val="ListParagraph"/>
-        <w:numPr>
-          <w:ilvl w:val="0"/>
-          <w:numId w:val="2"/>
-        </w:numPr>
-        <w:spacing w:after="60"/>
-      </w:pPr>
-      <w:r>
-        <w:t xml:space="preserve">Job: retention dry-run report (what would be purged) — actual purge enabled only after owner approval</w:t>
-      </w:r>
-    </w:p>
-    <w:p>
-      <w:pPr>
-        <w:pStyle w:val="ListParagraph"/>
-        <w:numPr>
-          <w:ilvl w:val="0"/>
-          <w:numId w:val="2"/>
-        </w:numPr>
-        <w:spacing w:after="60"/>
-      </w:pPr>
-      <w:r>
-        <w:t xml:space="preserve">Seed: 20 realistic guests (Indian + international)</w:t>
-      </w:r>
-    </w:p>
-    <w:p>
-      <w:pPr>
-        <w:pStyle w:val="ListParagraph"/>
-        <w:numPr>
-          <w:ilvl w:val="0"/>
-          <w:numId w:val="2"/>
-        </w:numPr>
-        <w:spacing w:after="60"/>
-      </w:pPr>
-      <w:r>
-        <w:t xml:space="preserve">UI: guest list/search, profile, documents tab hidden without guest_document.read</w:t>
-      </w:r>
-    </w:p>
+    <w:tbl>
+      <w:tblPr>
+        <w:tblW w:type="dxa" w:w="9314"/>
+        <w:tblBorders>
+          <w:top w:val="single" w:color="auto" w:sz="4"/>
+          <w:left w:val="single" w:color="auto" w:sz="4"/>
+          <w:bottom w:val="single" w:color="auto" w:sz="4"/>
+          <w:right w:val="single" w:color="auto" w:sz="4"/>
+          <w:insideH w:val="single" w:color="auto" w:sz="4"/>
+          <w:insideV w:val="single" w:color="auto" w:sz="4"/>
+        </w:tblBorders>
+        <w:tblLayout w:type="fixed"/>
+      </w:tblPr>
+      <w:tblGrid>
+        <w:gridCol w:w="9314"/>
+      </w:tblGrid>
+      <w:tr>
+        <w:trPr>
+          <w:cantSplit/>
+        </w:trPr>
+        <w:tc>
+          <w:tcPr>
+            <w:tcW w:type="dxa" w:w="9314"/>
+            <w:tcBorders>
+              <w:top w:val="single" w:color="E3F0E6" w:sz="4"/>
+              <w:left w:val="single" w:color="2E6B3C" w:sz="24"/>
+              <w:bottom w:val="single" w:color="E3F0E6" w:sz="4"/>
+              <w:right w:val="single" w:color="E3F0E6" w:sz="4"/>
+            </w:tcBorders>
+            <w:shd w:fill="E3F0E6" w:color="auto" w:val="clear"/>
+            <w:tcMar>
+              <w:top w:type="dxa" w:w="120"/>
+              <w:left w:type="dxa" w:w="200"/>
+              <w:bottom w:type="dxa" w:w="80"/>
+              <w:right w:type="dxa" w:w="200"/>
+            </w:tcMar>
+          </w:tcPr>
+          <w:p>
+            <w:pPr>
+              <w:spacing w:after="60"/>
+            </w:pPr>
+            <w:r>
+              <w:rPr>
+                <w:b/>
+                <w:bCs/>
+                <w:color w:val="2E6B3C"/>
+                <w:sz w:val="22"/>
+                <w:szCs w:val="22"/>
+              </w:rPr>
+              <w:t xml:space="preserve">Results</w:t>
+            </w:r>
+          </w:p>
+          <w:p>
+            <w:pPr>
+              <w:spacing w:after="60" w:line="264" w:lineRule="auto"/>
+            </w:pPr>
+            <w:r>
+              <w:rPr>
+                <w:sz w:val="20"/>
+                <w:szCs w:val="20"/>
+              </w:rPr>
+              <w:t xml:space="preserve">Backend: 102 passed, 0 failed on real PostgreSQL 16 (44 new: 13 integration, 31 unit including phone and encryption cases)</w:t>
+            </w:r>
+          </w:p>
+          <w:p>
+            <w:pPr>
+              <w:spacing w:after="60" w:line="264" w:lineRule="auto"/>
+            </w:pPr>
+            <w:r>
+              <w:rPr>
+                <w:sz w:val="20"/>
+                <w:szCs w:val="20"/>
+              </w:rPr>
+              <w:t xml:space="preserve">Frontend: 20 of 20 unit tests passed; ESLint clean; production build OK</w:t>
+            </w:r>
+          </w:p>
+          <w:p>
+            <w:pPr>
+              <w:spacing w:after="60" w:line="264" w:lineRule="auto"/>
+            </w:pPr>
+            <w:r>
+              <w:rPr>
+                <w:sz w:val="20"/>
+                <w:szCs w:val="20"/>
+              </w:rPr>
+              <w:t xml:space="preserve">Browser tests: 39 of 39 passed (Sprint 01 + 02 + the 13 new Sprint 03 review steps)</w:t>
+            </w:r>
+          </w:p>
+          <w:p>
+            <w:pPr>
+              <w:spacing w:after="60" w:line="264" w:lineRule="auto"/>
+            </w:pPr>
+            <w:r>
+              <w:rPr>
+                <w:sz w:val="20"/>
+                <w:szCs w:val="20"/>
+              </w:rPr>
+              <w:t xml:space="preserve">API checks: 46 of 46 passed on a fresh database (45 on later runs); SQL checks: all 14 Sprint 03 queries as expected</w:t>
+            </w:r>
+          </w:p>
+        </w:tc>
+      </w:tr>
+    </w:tbl>
     <w:p>
       <w:pPr>
         <w:pStyle w:val="Heading3"/>
       </w:pPr>
       <w:r>
-        <w:t xml:space="preserve">10.3.3   Required tests</w:t>
-      </w:r>
-    </w:p>
-    <w:p>
-      <w:pPr>
-        <w:pStyle w:val="ListParagraph"/>
-        <w:numPr>
-          <w:ilvl w:val="0"/>
-          <w:numId w:val="2"/>
-        </w:numPr>
-        <w:spacing w:after="60"/>
-      </w:pPr>
-      <w:r>
-        <w:t xml:space="preserve">Integration — WAITER and HOUSEKEEPER cannot read guest documents (403) — brief §59</w:t>
-      </w:r>
-    </w:p>
-    <w:p>
-      <w:pPr>
-        <w:pStyle w:val="ListParagraph"/>
-        <w:numPr>
-          <w:ilvl w:val="0"/>
-          <w:numId w:val="2"/>
-        </w:numPr>
-        <w:spacing w:after="60"/>
-      </w:pPr>
-      <w:r>
-        <w:t xml:space="preserve">Integration — ID number stored encrypted (raw column is not plaintext)</w:t>
-      </w:r>
-    </w:p>
-    <w:p>
-      <w:pPr>
-        <w:pStyle w:val="ListParagraph"/>
-        <w:numPr>
-          <w:ilvl w:val="0"/>
-          <w:numId w:val="2"/>
-        </w:numPr>
-        <w:spacing w:after="60"/>
-      </w:pPr>
-      <w:r>
-        <w:t xml:space="preserve">Integration — anonymise keeps stays, removes PII, audited with reason</w:t>
-      </w:r>
-    </w:p>
-    <w:p>
-      <w:pPr>
-        <w:pStyle w:val="ListParagraph"/>
-        <w:numPr>
-          <w:ilvl w:val="0"/>
-          <w:numId w:val="2"/>
-        </w:numPr>
-        <w:spacing w:after="60"/>
-      </w:pPr>
-      <w:r>
-        <w:t xml:space="preserve">Unit — phone normalisation (+91 and international)</w:t>
-      </w:r>
-    </w:p>
-    <w:p>
-      <w:pPr>
-        <w:pStyle w:val="Heading3"/>
-      </w:pPr>
-      <w:r>
-        <w:t xml:space="preserve">10.3.4   Acceptance criteria</w:t>
+        <w:t xml:space="preserve">10.3.7   Acceptance criteria</w:t>
       </w:r>
     </w:p>
     <w:p>
@@ -31734,6 +35635,92 @@
     </w:p>
     <w:p>
       <w:pPr>
+        <w:pStyle w:val="Heading3"/>
+      </w:pPr>
+      <w:r>
+        <w:t xml:space="preserve">10.3.8   Behaviours to know when debugging</w:t>
+      </w:r>
+    </w:p>
+    <w:p>
+      <w:pPr>
+        <w:pStyle w:val="ListParagraph"/>
+        <w:numPr>
+          <w:ilvl w:val="0"/>
+          <w:numId w:val="2"/>
+        </w:numPr>
+        <w:spacing w:after="60"/>
+      </w:pPr>
+      <w:r>
+        <w:t xml:space="preserve">Lost the encryption key = lost ID data. Dev key lives in .env (Encryption__Key); never reuse across environments.</w:t>
+      </w:r>
+    </w:p>
+    <w:p>
+      <w:pPr>
+        <w:pStyle w:val="ListParagraph"/>
+        <w:numPr>
+          <w:ilvl w:val="0"/>
+          <w:numId w:val="2"/>
+        </w:numPr>
+        <w:spacing w:after="60"/>
+      </w:pPr>
+      <w:r>
+        <w:t xml:space="preserve">API won't start: 'Encryption:Key (Encryption__Key) is not set' or 'must be 32 bytes' → run scripts/setup-dev, or set a base64 32-byte key.</w:t>
+      </w:r>
+    </w:p>
+    <w:p>
+      <w:pPr>
+        <w:pStyle w:val="ListParagraph"/>
+        <w:numPr>
+          <w:ilvl w:val="0"/>
+          <w:numId w:val="2"/>
+        </w:numPr>
+        <w:spacing w:after="60"/>
+      </w:pPr>
+      <w:r>
+        <w:t xml:space="preserve">CryptographicException when opening a document: the key changed since it was saved. Put the old key back (or add it as Encryption__PreviousKeys__k1).</w:t>
+      </w:r>
+    </w:p>
+    <w:p>
+      <w:pPr>
+        <w:pStyle w:val="ListParagraph"/>
+        <w:numPr>
+          <w:ilvl w:val="0"/>
+          <w:numId w:val="2"/>
+        </w:numPr>
+        <w:spacing w:after="60"/>
+      </w:pPr>
+      <w:r>
+        <w:t xml:space="preserve">409 POSSIBLE_DUPLICATE is expected the first time; the UI's 'Create a new profile anyway' resends with ignoreDuplicates.</w:t>
+      </w:r>
+    </w:p>
+    <w:p>
+      <w:pPr>
+        <w:pStyle w:val="ListParagraph"/>
+        <w:numPr>
+          <w:ilvl w:val="0"/>
+          <w:numId w:val="2"/>
+        </w:numPr>
+        <w:spacing w:after="60"/>
+      </w:pPr>
+      <w:r>
+        <w:t xml:space="preserve">No demo guests? The seed only fills an organisation with no guests. Reset the database and restart the API.</w:t>
+      </w:r>
+    </w:p>
+    <w:p>
+      <w:pPr>
+        <w:pStyle w:val="ListParagraph"/>
+        <w:numPr>
+          <w:ilvl w:val="0"/>
+          <w:numId w:val="2"/>
+        </w:numPr>
+        <w:spacing w:after="60"/>
+      </w:pPr>
+      <w:r>
+        <w:t xml:space="preserve">Scans live in backend/Resort.Api/App_Data/files (encrypted). A database reset doesn't delete them.</w:t>
+      </w:r>
+    </w:p>
+    <w:p>
+      <w:pPr>
         <w:pStyle w:val="Heading1"/>
         <w:pageBreakBefore/>
       </w:pPr>
@@ -31743,7 +35730,7 @@
     </w:p>
     <w:p>
       <w:r>
-        <w:t xml:space="preserve">Results as recorded at the acceptance of Sprint 02, and the test inventory in the repository at commit b22ada7.</w:t>
+        <w:t xml:space="preserve">Results as recorded for Sprint 03 (in review), and the test inventory in the repository at commit 5b5efd1.</w:t>
       </w:r>
     </w:p>
     <w:tbl>
@@ -32070,7 +36057,7 @@
                 <w:sz w:val="18"/>
                 <w:szCs w:val="18"/>
               </w:rPr>
-              <w:t xml:space="preserve">50 methods</w:t>
+              <w:t xml:space="preserve">75 methods</w:t>
             </w:r>
           </w:p>
         </w:tc>
@@ -32239,7 +36226,7 @@
                 <w:sz w:val="18"/>
                 <w:szCs w:val="18"/>
               </w:rPr>
-              <w:t xml:space="preserve">14 specs</w:t>
+              <w:t xml:space="preserve">20 specs</w:t>
             </w:r>
           </w:p>
         </w:tc>
@@ -32405,7 +36392,7 @@
                 <w:sz w:val="18"/>
                 <w:szCs w:val="18"/>
               </w:rPr>
-              <w:t xml:space="preserve">26 steps</w:t>
+              <w:t xml:space="preserve">39 steps</w:t>
             </w:r>
           </w:p>
         </w:tc>
@@ -32574,7 +36561,7 @@
                 <w:sz w:val="18"/>
                 <w:szCs w:val="18"/>
               </w:rPr>
-              <w:t xml:space="preserve">34 checks</w:t>
+              <w:t xml:space="preserve">46 checks</w:t>
             </w:r>
           </w:p>
         </w:tc>
@@ -32753,6 +36740,176 @@
               <w:bottom w:val="single" w:color="DCE3E1" w:sz="4"/>
               <w:right w:val="single" w:color="DCE3E1" w:sz="4"/>
             </w:tcBorders>
+            <w:tcMar>
+              <w:top w:type="dxa" w:w="70"/>
+              <w:left w:type="dxa" w:w="110"/>
+              <w:bottom w:type="dxa" w:w="50"/>
+              <w:right w:type="dxa" w:w="110"/>
+            </w:tcMar>
+            <w:vAlign w:val="top"/>
+          </w:tcPr>
+          <w:p>
+            <w:pPr>
+              <w:spacing w:after="40" w:line="252" w:lineRule="auto"/>
+            </w:pPr>
+            <w:r>
+              <w:rPr>
+                <w:b w:val="false"/>
+                <w:bCs w:val="false"/>
+                <w:sz w:val="18"/>
+                <w:szCs w:val="18"/>
+              </w:rPr>
+              <w:t xml:space="preserve">By hand, read-only</w:t>
+            </w:r>
+          </w:p>
+        </w:tc>
+      </w:tr>
+      <w:tr>
+        <w:trPr>
+          <w:cantSplit/>
+        </w:trPr>
+        <w:tc>
+          <w:tcPr>
+            <w:tcW w:type="dxa" w:w="2000"/>
+            <w:tcBorders>
+              <w:top w:val="single" w:color="DCE3E1" w:sz="4"/>
+              <w:left w:val="single" w:color="DCE3E1" w:sz="4"/>
+              <w:bottom w:val="single" w:color="DCE3E1" w:sz="4"/>
+              <w:right w:val="single" w:color="DCE3E1" w:sz="4"/>
+            </w:tcBorders>
+            <w:shd w:fill="F5F7F6" w:color="auto" w:val="clear"/>
+            <w:tcMar>
+              <w:top w:type="dxa" w:w="70"/>
+              <w:left w:type="dxa" w:w="110"/>
+              <w:bottom w:type="dxa" w:w="50"/>
+              <w:right w:type="dxa" w:w="110"/>
+            </w:tcMar>
+            <w:vAlign w:val="top"/>
+          </w:tcPr>
+          <w:p>
+            <w:pPr>
+              <w:spacing w:after="40" w:line="252" w:lineRule="auto"/>
+            </w:pPr>
+            <w:r>
+              <w:rPr>
+                <w:b/>
+                <w:bCs/>
+                <w:sz w:val="18"/>
+                <w:szCs w:val="18"/>
+              </w:rPr>
+              <w:t xml:space="preserve">Database checks</w:t>
+            </w:r>
+          </w:p>
+        </w:tc>
+        <w:tc>
+          <w:tcPr>
+            <w:tcW w:type="dxa" w:w="2500"/>
+            <w:tcBorders>
+              <w:top w:val="single" w:color="DCE3E1" w:sz="4"/>
+              <w:left w:val="single" w:color="DCE3E1" w:sz="4"/>
+              <w:bottom w:val="single" w:color="DCE3E1" w:sz="4"/>
+              <w:right w:val="single" w:color="DCE3E1" w:sz="4"/>
+            </w:tcBorders>
+            <w:shd w:fill="F5F7F6" w:color="auto" w:val="clear"/>
+            <w:tcMar>
+              <w:top w:type="dxa" w:w="70"/>
+              <w:left w:type="dxa" w:w="110"/>
+              <w:bottom w:type="dxa" w:w="50"/>
+              <w:right w:type="dxa" w:w="110"/>
+            </w:tcMar>
+            <w:vAlign w:val="top"/>
+          </w:tcPr>
+          <w:p>
+            <w:pPr>
+              <w:spacing w:after="40" w:line="252" w:lineRule="auto"/>
+            </w:pPr>
+            <w:r>
+              <w:rPr>
+                <w:b w:val="false"/>
+                <w:bCs w:val="false"/>
+                <w:sz w:val="18"/>
+                <w:szCs w:val="18"/>
+              </w:rPr>
+              <w:t xml:space="preserve">database/queries/check-sprint-03.sql</w:t>
+            </w:r>
+          </w:p>
+        </w:tc>
+        <w:tc>
+          <w:tcPr>
+            <w:tcW w:type="dxa" w:w="1700"/>
+            <w:tcBorders>
+              <w:top w:val="single" w:color="DCE3E1" w:sz="4"/>
+              <w:left w:val="single" w:color="DCE3E1" w:sz="4"/>
+              <w:bottom w:val="single" w:color="DCE3E1" w:sz="4"/>
+              <w:right w:val="single" w:color="DCE3E1" w:sz="4"/>
+            </w:tcBorders>
+            <w:shd w:fill="F5F7F6" w:color="auto" w:val="clear"/>
+            <w:tcMar>
+              <w:top w:type="dxa" w:w="70"/>
+              <w:left w:type="dxa" w:w="110"/>
+              <w:bottom w:type="dxa" w:w="50"/>
+              <w:right w:type="dxa" w:w="110"/>
+            </w:tcMar>
+            <w:vAlign w:val="top"/>
+          </w:tcPr>
+          <w:p>
+            <w:pPr>
+              <w:spacing w:after="40" w:line="252" w:lineRule="auto"/>
+            </w:pPr>
+            <w:r>
+              <w:rPr>
+                <w:b w:val="false"/>
+                <w:bCs w:val="false"/>
+                <w:sz w:val="18"/>
+                <w:szCs w:val="18"/>
+              </w:rPr>
+              <w:t xml:space="preserve">psql / any SQL client</w:t>
+            </w:r>
+          </w:p>
+        </w:tc>
+        <w:tc>
+          <w:tcPr>
+            <w:tcW w:type="dxa" w:w="1200"/>
+            <w:tcBorders>
+              <w:top w:val="single" w:color="DCE3E1" w:sz="4"/>
+              <w:left w:val="single" w:color="DCE3E1" w:sz="4"/>
+              <w:bottom w:val="single" w:color="DCE3E1" w:sz="4"/>
+              <w:right w:val="single" w:color="DCE3E1" w:sz="4"/>
+            </w:tcBorders>
+            <w:shd w:fill="F5F7F6" w:color="auto" w:val="clear"/>
+            <w:tcMar>
+              <w:top w:type="dxa" w:w="70"/>
+              <w:left w:type="dxa" w:w="110"/>
+              <w:bottom w:type="dxa" w:w="50"/>
+              <w:right w:type="dxa" w:w="110"/>
+            </w:tcMar>
+            <w:vAlign w:val="top"/>
+          </w:tcPr>
+          <w:p>
+            <w:pPr>
+              <w:spacing w:after="40" w:line="252" w:lineRule="auto"/>
+            </w:pPr>
+            <w:r>
+              <w:rPr>
+                <w:b w:val="false"/>
+                <w:bCs w:val="false"/>
+                <w:sz w:val="18"/>
+                <w:szCs w:val="18"/>
+              </w:rPr>
+              <w:t xml:space="preserve">14 queries</w:t>
+            </w:r>
+          </w:p>
+        </w:tc>
+        <w:tc>
+          <w:tcPr>
+            <w:tcW w:type="dxa" w:w="1914"/>
+            <w:tcBorders>
+              <w:top w:val="single" w:color="DCE3E1" w:sz="4"/>
+              <w:left w:val="single" w:color="DCE3E1" w:sz="4"/>
+              <w:bottom w:val="single" w:color="DCE3E1" w:sz="4"/>
+              <w:right w:val="single" w:color="DCE3E1" w:sz="4"/>
+            </w:tcBorders>
+            <w:shd w:fill="F5F7F6" w:color="auto" w:val="clear"/>
             <w:tcMar>
               <w:top w:type="dxa" w:w="70"/>
               <w:left w:type="dxa" w:w="110"/>
@@ -32783,7 +36940,7 @@
         <w:pStyle w:val="Heading2"/>
       </w:pPr>
       <w:r>
-        <w:t xml:space="preserve">11.1   Latest recorded results (Sprint 02)</w:t>
+        <w:t xml:space="preserve">11.1   Latest recorded results (Sprint 03)</w:t>
       </w:r>
     </w:p>
     <w:p>
@@ -32796,7 +36953,7 @@
         <w:spacing w:after="60"/>
       </w:pPr>
       <w:r>
-        <w:t xml:space="preserve">Backend: 58 passed, 0 failed, real PostgreSQL 16, on Linux and Windows (incl. the IST time-zone fix found in review)</w:t>
+        <w:t xml:space="preserve">Backend: 102 passed, 0 failed on real PostgreSQL 16 (44 new: 13 integration, 31 unit including phone and encryption cases)</w:t>
       </w:r>
     </w:p>
     <w:p>
@@ -32809,7 +36966,7 @@
         <w:spacing w:after="60"/>
       </w:pPr>
       <w:r>
-        <w:t xml:space="preserve">Concurrency: 10 simultaneous block requests on one room → exactly 1 created, 9 × 409; repeated 20 times, no flakes</w:t>
+        <w:t xml:space="preserve">Frontend: 20 of 20 unit tests passed; ESLint clean; production build OK</w:t>
       </w:r>
     </w:p>
     <w:p>
@@ -32822,7 +36979,7 @@
         <w:spacing w:after="60"/>
       </w:pPr>
       <w:r>
-        <w:t xml:space="preserve">Frontend: 14 of 14 unit tests passed; 26 of 26 browser tests (Sprint 01 + 02 review scripts, automated); ESLint clean; production build OK</w:t>
+        <w:t xml:space="preserve">Browser tests: 39 of 39 passed (Sprint 01 + 02 + the 13 new Sprint 03 review steps)</w:t>
       </w:r>
     </w:p>
     <w:p>
@@ -32835,7 +36992,7 @@
         <w:spacing w:after="60"/>
       </w:pPr>
       <w:r>
-        <w:t xml:space="preserve">All 14 steps of the REVIEWING.md Sprint 02 script run in Chromium as owner and receptionist, desktop and 390 px phone width, no page errors (screenshots)</w:t>
+        <w:t xml:space="preserve">API checks: 46 of 46 passed on a fresh database (45 on later runs); SQL checks: all 14 Sprint 03 queries as expected</w:t>
       </w:r>
     </w:p>
     <w:p>
@@ -33032,7 +37189,7 @@
                 <w:sz w:val="19"/>
                 <w:szCs w:val="19"/>
               </w:rPr>
-              <w:t xml:space="preserve">40</w:t>
+              <w:t xml:space="preserve">49</w:t>
             </w:r>
           </w:p>
         </w:tc>
@@ -33062,7 +37219,7 @@
                 <w:sz w:val="19"/>
                 <w:szCs w:val="19"/>
               </w:rPr>
-              <w:t xml:space="preserve">3,873</w:t>
+              <w:t xml:space="preserve">5,321</w:t>
             </w:r>
           </w:p>
         </w:tc>
@@ -33129,7 +37286,7 @@
                 <w:sz w:val="19"/>
                 <w:szCs w:val="19"/>
               </w:rPr>
-              <w:t xml:space="preserve">7</w:t>
+              <w:t xml:space="preserve">9</w:t>
             </w:r>
           </w:p>
         </w:tc>
@@ -33160,7 +37317,7 @@
                 <w:sz w:val="19"/>
                 <w:szCs w:val="19"/>
               </w:rPr>
-              <w:t xml:space="preserve">1,231</w:t>
+              <w:t xml:space="preserve">1,758</w:t>
             </w:r>
           </w:p>
         </w:tc>
@@ -33225,7 +37382,7 @@
                 <w:sz w:val="19"/>
                 <w:szCs w:val="19"/>
               </w:rPr>
-              <w:t xml:space="preserve">32</w:t>
+              <w:t xml:space="preserve">38</w:t>
             </w:r>
           </w:p>
         </w:tc>
@@ -33255,7 +37412,7 @@
                 <w:sz w:val="19"/>
                 <w:szCs w:val="19"/>
               </w:rPr>
-              <w:t xml:space="preserve">2,894</w:t>
+              <w:t xml:space="preserve">4,027</w:t>
             </w:r>
           </w:p>
         </w:tc>
@@ -33322,7 +37479,7 @@
                 <w:sz w:val="19"/>
                 <w:szCs w:val="19"/>
               </w:rPr>
-              <w:t xml:space="preserve">3</w:t>
+              <w:t xml:space="preserve">4</w:t>
             </w:r>
           </w:p>
         </w:tc>
@@ -33353,7 +37510,7 @@
                 <w:sz w:val="19"/>
                 <w:szCs w:val="19"/>
               </w:rPr>
-              <w:t xml:space="preserve">162</w:t>
+              <w:t xml:space="preserve">226</w:t>
             </w:r>
           </w:p>
         </w:tc>
@@ -33418,7 +37575,7 @@
                 <w:sz w:val="19"/>
                 <w:szCs w:val="19"/>
               </w:rPr>
-              <w:t xml:space="preserve">5</w:t>
+              <w:t xml:space="preserve">6</w:t>
             </w:r>
           </w:p>
         </w:tc>
@@ -33448,7 +37605,7 @@
                 <w:sz w:val="19"/>
                 <w:szCs w:val="19"/>
               </w:rPr>
-              <w:t xml:space="preserve">522</w:t>
+              <w:t xml:space="preserve">749</w:t>
             </w:r>
           </w:p>
         </w:tc>
@@ -33515,7 +37672,7 @@
                 <w:sz w:val="19"/>
                 <w:szCs w:val="19"/>
               </w:rPr>
-              <w:t xml:space="preserve">6</w:t>
+              <w:t xml:space="preserve">9</w:t>
             </w:r>
           </w:p>
         </w:tc>
@@ -33546,7 +37703,7 @@
                 <w:sz w:val="19"/>
                 <w:szCs w:val="19"/>
               </w:rPr>
-              <w:t xml:space="preserve">1,039</w:t>
+              <w:t xml:space="preserve">1,449</w:t>
             </w:r>
           </w:p>
         </w:tc>
@@ -33611,7 +37768,7 @@
                 <w:sz w:val="19"/>
                 <w:szCs w:val="19"/>
               </w:rPr>
-              <w:t xml:space="preserve">62</w:t>
+              <w:t xml:space="preserve">63</w:t>
             </w:r>
           </w:p>
         </w:tc>
@@ -33641,7 +37798,7 @@
                 <w:sz w:val="19"/>
                 <w:szCs w:val="19"/>
               </w:rPr>
-              <w:t xml:space="preserve">7,505</w:t>
+              <w:t xml:space="preserve">7,807</w:t>
             </w:r>
           </w:p>
         </w:tc>
@@ -34692,7 +38849,7 @@
                 <w:sz w:val="17"/>
                 <w:szCs w:val="17"/>
               </w:rPr>
-              <w:t xml:space="preserve">In progress</w:t>
+              <w:t xml:space="preserve">In review</w:t>
             </w:r>
           </w:p>
         </w:tc>
@@ -45948,7 +50105,7 @@
         <w:sz w:val="16"/>
         <w:szCs w:val="16"/>
       </w:rPr>
-      <w:t xml:space="preserve">Version 1.2 · 10 October 2026</w:t>
+      <w:t xml:space="preserve">Version 1.2.1 · 10 October 2026</w:t>
     </w:r>
     <w:r>
       <w:rPr>

--- a/docs/handbooks/Resort-OS-Software-Documentation.docx
+++ b/docs/handbooks/Resort-OS-Software-Documentation.docx
@@ -182,7 +182,7 @@
                 <w:sz w:val="19"/>
                 <w:szCs w:val="19"/>
               </w:rPr>
-              <w:t xml:space="preserve">Version 1.2.1</w:t>
+              <w:t xml:space="preserve">Version 1.3</w:t>
             </w:r>
           </w:p>
         </w:tc>
@@ -252,7 +252,7 @@
                 <w:sz w:val="19"/>
                 <w:szCs w:val="19"/>
               </w:rPr>
-              <w:t xml:space="preserve">10 October 2026</w:t>
+              <w:t xml:space="preserve">11 October 2026</w:t>
             </w:r>
           </w:p>
         </w:tc>
@@ -322,7 +322,7 @@
                 <w:sz w:val="19"/>
                 <w:szCs w:val="19"/>
               </w:rPr>
-              <w:t xml:space="preserve">Sprints 01, 02 accepted · Sprint 03 Guests in review</w:t>
+              <w:t xml:space="preserve">Sprints 01, 02, 03 accepted · Sprint 04 Rate plans and packages in progress</w:t>
             </w:r>
           </w:p>
         </w:tc>
@@ -648,7 +648,7 @@
                 <w:sz w:val="19"/>
                 <w:szCs w:val="19"/>
               </w:rPr>
-              <w:t xml:space="preserve">1.2.1</w:t>
+              <w:t xml:space="preserve">1.3</w:t>
             </w:r>
           </w:p>
         </w:tc>
@@ -678,7 +678,7 @@
                 <w:sz w:val="19"/>
                 <w:szCs w:val="19"/>
               </w:rPr>
-              <w:t xml:space="preserve">2026-10-10</w:t>
+              <w:t xml:space="preserve">2026-10-11</w:t>
             </w:r>
           </w:p>
         </w:tc>
@@ -708,7 +708,7 @@
                 <w:sz w:val="19"/>
                 <w:szCs w:val="19"/>
               </w:rPr>
-              <w:t xml:space="preserve">Sprint 03 (Guests) built and in review: guest profiles, encrypted ID documents, duplicates, merge, anonymise, consent.</w:t>
+              <w:t xml:space="preserve">Sprint 03 (Guests) accepted, with review fixes: Aadhaar number check and error messages that say why. Sprint 04 (Rate plans and packages) started.</w:t>
             </w:r>
           </w:p>
         </w:tc>
@@ -744,7 +744,7 @@
                 <w:sz w:val="19"/>
                 <w:szCs w:val="19"/>
               </w:rPr>
-              <w:t xml:space="preserve">1.2</w:t>
+              <w:t xml:space="preserve">1.2.1</w:t>
             </w:r>
           </w:p>
         </w:tc>
@@ -789,6 +789,101 @@
               <w:right w:val="single" w:color="DCE3E1" w:sz="4"/>
             </w:tcBorders>
             <w:shd w:fill="F5F7F6" w:color="auto" w:val="clear"/>
+            <w:tcMar>
+              <w:top w:type="dxa" w:w="70"/>
+              <w:left w:type="dxa" w:w="110"/>
+              <w:bottom w:type="dxa" w:w="50"/>
+              <w:right w:type="dxa" w:w="110"/>
+            </w:tcMar>
+            <w:vAlign w:val="top"/>
+          </w:tcPr>
+          <w:p>
+            <w:pPr>
+              <w:spacing w:after="40" w:line="252" w:lineRule="auto"/>
+            </w:pPr>
+            <w:r>
+              <w:rPr>
+                <w:sz w:val="19"/>
+                <w:szCs w:val="19"/>
+              </w:rPr>
+              <w:t xml:space="preserve">Sprint 03 (Guests) built and in review: guest profiles, encrypted ID documents, duplicates, merge, anonymise, consent.</w:t>
+            </w:r>
+          </w:p>
+        </w:tc>
+      </w:tr>
+      <w:tr>
+        <w:trPr>
+          <w:cantSplit/>
+        </w:trPr>
+        <w:tc>
+          <w:tcPr>
+            <w:tcW w:type="dxa" w:w="1100"/>
+            <w:tcBorders>
+              <w:top w:val="single" w:color="DCE3E1" w:sz="4"/>
+              <w:left w:val="single" w:color="DCE3E1" w:sz="4"/>
+              <w:bottom w:val="single" w:color="DCE3E1" w:sz="4"/>
+              <w:right w:val="single" w:color="DCE3E1" w:sz="4"/>
+            </w:tcBorders>
+            <w:tcMar>
+              <w:top w:type="dxa" w:w="70"/>
+              <w:left w:type="dxa" w:w="110"/>
+              <w:bottom w:type="dxa" w:w="50"/>
+              <w:right w:type="dxa" w:w="110"/>
+            </w:tcMar>
+            <w:vAlign w:val="top"/>
+          </w:tcPr>
+          <w:p>
+            <w:pPr>
+              <w:spacing w:after="40" w:line="252" w:lineRule="auto"/>
+            </w:pPr>
+            <w:r>
+              <w:rPr>
+                <w:sz w:val="19"/>
+                <w:szCs w:val="19"/>
+              </w:rPr>
+              <w:t xml:space="preserve">1.2</w:t>
+            </w:r>
+          </w:p>
+        </w:tc>
+        <w:tc>
+          <w:tcPr>
+            <w:tcW w:type="dxa" w:w="1500"/>
+            <w:tcBorders>
+              <w:top w:val="single" w:color="DCE3E1" w:sz="4"/>
+              <w:left w:val="single" w:color="DCE3E1" w:sz="4"/>
+              <w:bottom w:val="single" w:color="DCE3E1" w:sz="4"/>
+              <w:right w:val="single" w:color="DCE3E1" w:sz="4"/>
+            </w:tcBorders>
+            <w:tcMar>
+              <w:top w:type="dxa" w:w="70"/>
+              <w:left w:type="dxa" w:w="110"/>
+              <w:bottom w:type="dxa" w:w="50"/>
+              <w:right w:type="dxa" w:w="110"/>
+            </w:tcMar>
+            <w:vAlign w:val="top"/>
+          </w:tcPr>
+          <w:p>
+            <w:pPr>
+              <w:spacing w:after="40" w:line="252" w:lineRule="auto"/>
+            </w:pPr>
+            <w:r>
+              <w:rPr>
+                <w:sz w:val="19"/>
+                <w:szCs w:val="19"/>
+              </w:rPr>
+              <w:t xml:space="preserve">2026-10-10</w:t>
+            </w:r>
+          </w:p>
+        </w:tc>
+        <w:tc>
+          <w:tcPr>
+            <w:tcW w:type="dxa" w:w="6714"/>
+            <w:tcBorders>
+              <w:top w:val="single" w:color="DCE3E1" w:sz="4"/>
+              <w:left w:val="single" w:color="DCE3E1" w:sz="4"/>
+              <w:bottom w:val="single" w:color="DCE3E1" w:sz="4"/>
+              <w:right w:val="single" w:color="DCE3E1" w:sz="4"/>
+            </w:tcBorders>
             <w:tcMar>
               <w:top w:type="dxa" w:w="70"/>
               <w:left w:type="dxa" w:w="110"/>
@@ -1039,7 +1134,7 @@
                 <w:sz w:val="19"/>
                 <w:szCs w:val="19"/>
               </w:rPr>
-              <w:t xml:space="preserve">Living document, rebuilt at the end of every sprint. This edition reflects Sprint 02 accepted and Sprint 03 built and in review.</w:t>
+              <w:t xml:space="preserve">Living document, rebuilt at the end of every sprint. This edition reflects Sprint 03 accepted and Sprint 04 in progress.</w:t>
             </w:r>
           </w:p>
         </w:tc>
@@ -2127,7 +2222,33 @@
           <w:sz w:val="19"/>
           <w:szCs w:val="19"/>
         </w:rPr>
-        <w:t xml:space="preserve">Sprint 03 — Guests (in review)</w:t>
+        <w:t xml:space="preserve">Sprint 03 — Guests</w:t>
+      </w:r>
+    </w:p>
+    <w:p>
+      <w:pPr>
+        <w:spacing w:after="30" w:before="0"/>
+        <w:ind w:left="420"/>
+      </w:pPr>
+      <w:r>
+        <w:rPr>
+          <w:b w:val="false"/>
+          <w:bCs w:val="false"/>
+          <w:color w:val="8A2449"/>
+          <w:sz w:val="19"/>
+          <w:szCs w:val="19"/>
+        </w:rPr>
+        <w:t xml:space="preserve">10.4  </w:t>
+      </w:r>
+      <w:r>
+        <w:rPr>
+          <w:b w:val="false"/>
+          <w:bCs w:val="false"/>
+          <w:color w:val="1B2A2E"/>
+          <w:sz w:val="19"/>
+          <w:szCs w:val="19"/>
+        </w:rPr>
+        <w:t xml:space="preserve">Sprint 04 — Rate plans and packages (in progress)</w:t>
       </w:r>
     </w:p>
     <w:p>
@@ -2456,10 +2577,10 @@
           <w:sz w:val="19"/>
           <w:szCs w:val="19"/>
         </w:rPr>
-        <w:t xml:space="preserve">5b5efd1</w:t>
+        <w:t xml:space="preserve">166cbfc</w:t>
       </w:r>
       <w:r>
-        <w:t xml:space="preserve"> (2026-10-09). When a sprint is accepted the plan is updated and the document rebuilt, so it always matches the code.</w:t>
+        <w:t xml:space="preserve"> (2026-10-12). When a sprint is accepted the plan is updated and the document rebuilt, so it always matches the code.</w:t>
       </w:r>
     </w:p>
     <w:p>
@@ -3370,7 +3491,7 @@
                 <w:sz w:val="40"/>
                 <w:szCs w:val="40"/>
               </w:rPr>
-              <w:t xml:space="preserve">2/29</w:t>
+              <w:t xml:space="preserve">3/29</w:t>
             </w:r>
           </w:p>
           <w:p>
@@ -3514,7 +3635,7 @@
                 <w:sz w:val="40"/>
                 <w:szCs w:val="40"/>
               </w:rPr>
-              <w:t xml:space="preserve">134</w:t>
+              <w:t xml:space="preserve">139</w:t>
             </w:r>
           </w:p>
           <w:p>
@@ -3562,7 +3683,7 @@
                 <w:sz w:val="40"/>
                 <w:szCs w:val="40"/>
               </w:rPr>
-              <w:t xml:space="preserve">9,348</w:t>
+              <w:t xml:space="preserve">9,434</w:t>
             </w:r>
           </w:p>
           <w:p>
@@ -3739,7 +3860,7 @@
                 <w:sz w:val="19"/>
                 <w:szCs w:val="19"/>
               </w:rPr>
-              <w:t xml:space="preserve">Sprint 03 — Guests (in review)</w:t>
+              <w:t xml:space="preserve">Sprint 04 — Rate plans and packages (in progress)</w:t>
             </w:r>
           </w:p>
         </w:tc>
@@ -3809,7 +3930,7 @@
                 <w:sz w:val="19"/>
                 <w:szCs w:val="19"/>
               </w:rPr>
-              <w:t xml:space="preserve">Sprint 02 — Accommodation — room types, rooms, dormitory beds, blocks. Accepted 10 Oct 2026. On main as tag sprint-02. Sprint 03 (guests) started.</w:t>
+              <w:t xml:space="preserve">Sprint 03 — Guests. Accepted 11 Oct 2026. On main as tag sprint-03. Sprint 04 (rate plans and packages) started.</w:t>
             </w:r>
           </w:p>
         </w:tc>
@@ -8477,24 +8598,25 @@
               <w:bottom w:val="single" w:color="DCE3E1" w:sz="4"/>
               <w:right w:val="single" w:color="DCE3E1" w:sz="4"/>
             </w:tcBorders>
-            <w:tcMar>
-              <w:top w:type="dxa" w:w="70"/>
-              <w:left w:type="dxa" w:w="110"/>
-              <w:bottom w:type="dxa" w:w="50"/>
-              <w:right w:type="dxa" w:w="110"/>
-            </w:tcMar>
-            <w:vAlign w:val="top"/>
-          </w:tcPr>
-          <w:p>
-            <w:pPr>
-              <w:spacing w:after="40" w:line="252" w:lineRule="auto"/>
-            </w:pPr>
-            <w:r>
-              <w:rPr>
-                <w:sz w:val="17"/>
-                <w:szCs w:val="17"/>
-              </w:rPr>
-              <w:t xml:space="preserve">Planned</w:t>
+            <w:shd w:fill="FBEFD8" w:color="auto" w:val="clear"/>
+            <w:tcMar>
+              <w:top w:type="dxa" w:w="70"/>
+              <w:left w:type="dxa" w:w="110"/>
+              <w:bottom w:type="dxa" w:w="50"/>
+              <w:right w:type="dxa" w:w="110"/>
+            </w:tcMar>
+            <w:vAlign w:val="top"/>
+          </w:tcPr>
+          <w:p>
+            <w:pPr>
+              <w:spacing w:after="40" w:line="252" w:lineRule="auto"/>
+            </w:pPr>
+            <w:r>
+              <w:rPr>
+                <w:sz w:val="17"/>
+                <w:szCs w:val="17"/>
+              </w:rPr>
+              <w:t xml:space="preserve">In progress</w:t>
             </w:r>
           </w:p>
         </w:tc>
@@ -8632,25 +8754,25 @@
               <w:bottom w:val="single" w:color="DCE3E1" w:sz="4"/>
               <w:right w:val="single" w:color="DCE3E1" w:sz="4"/>
             </w:tcBorders>
-            <w:shd w:fill="FBEFD8" w:color="auto" w:val="clear"/>
-            <w:tcMar>
-              <w:top w:type="dxa" w:w="70"/>
-              <w:left w:type="dxa" w:w="110"/>
-              <w:bottom w:type="dxa" w:w="50"/>
-              <w:right w:type="dxa" w:w="110"/>
-            </w:tcMar>
-            <w:vAlign w:val="top"/>
-          </w:tcPr>
-          <w:p>
-            <w:pPr>
-              <w:spacing w:after="40" w:line="252" w:lineRule="auto"/>
-            </w:pPr>
-            <w:r>
-              <w:rPr>
-                <w:sz w:val="17"/>
-                <w:szCs w:val="17"/>
-              </w:rPr>
-              <w:t xml:space="preserve">In progress</w:t>
+            <w:shd w:fill="E3F0E6" w:color="auto" w:val="clear"/>
+            <w:tcMar>
+              <w:top w:type="dxa" w:w="70"/>
+              <w:left w:type="dxa" w:w="110"/>
+              <w:bottom w:type="dxa" w:w="50"/>
+              <w:right w:type="dxa" w:w="110"/>
+            </w:tcMar>
+            <w:vAlign w:val="top"/>
+          </w:tcPr>
+          <w:p>
+            <w:pPr>
+              <w:spacing w:after="40" w:line="252" w:lineRule="auto"/>
+            </w:pPr>
+            <w:r>
+              <w:rPr>
+                <w:sz w:val="17"/>
+                <w:szCs w:val="17"/>
+              </w:rPr>
+              <w:t xml:space="preserve">Done</w:t>
             </w:r>
           </w:p>
         </w:tc>
@@ -26657,6 +26779,162 @@
               <w:bottom w:val="single" w:color="DCE3E1" w:sz="4"/>
               <w:right w:val="single" w:color="DCE3E1" w:sz="4"/>
             </w:tcBorders>
+            <w:shd w:fill="E3F0E6" w:color="auto" w:val="clear"/>
+            <w:tcMar>
+              <w:top w:type="dxa" w:w="70"/>
+              <w:left w:type="dxa" w:w="110"/>
+              <w:bottom w:type="dxa" w:w="50"/>
+              <w:right w:type="dxa" w:w="110"/>
+            </w:tcMar>
+            <w:vAlign w:val="top"/>
+          </w:tcPr>
+          <w:p>
+            <w:pPr>
+              <w:spacing w:after="40" w:line="252" w:lineRule="auto"/>
+            </w:pPr>
+            <w:r>
+              <w:rPr>
+                <w:sz w:val="17"/>
+                <w:szCs w:val="17"/>
+              </w:rPr>
+              <w:t xml:space="preserve">Done</w:t>
+            </w:r>
+          </w:p>
+        </w:tc>
+        <w:tc>
+          <w:tcPr>
+            <w:tcW w:type="dxa" w:w="4414"/>
+            <w:tcBorders>
+              <w:top w:val="single" w:color="DCE3E1" w:sz="4"/>
+              <w:left w:val="single" w:color="DCE3E1" w:sz="4"/>
+              <w:bottom w:val="single" w:color="DCE3E1" w:sz="4"/>
+              <w:right w:val="single" w:color="DCE3E1" w:sz="4"/>
+            </w:tcBorders>
+            <w:tcMar>
+              <w:top w:type="dxa" w:w="70"/>
+              <w:left w:type="dxa" w:w="110"/>
+              <w:bottom w:type="dxa" w:w="50"/>
+              <w:right w:type="dxa" w:w="110"/>
+            </w:tcMar>
+            <w:vAlign w:val="top"/>
+          </w:tcPr>
+          <w:p>
+            <w:pPr>
+              <w:spacing w:after="40" w:line="252" w:lineRule="auto"/>
+            </w:pPr>
+            <w:r>
+              <w:rPr>
+                <w:sz w:val="17"/>
+                <w:szCs w:val="17"/>
+              </w:rPr>
+              <w:t xml:space="preserve">Accepted 11 Oct 2026. On main as tag sprint-03. Sprint 04 (rate plans and packages) started.</w:t>
+            </w:r>
+          </w:p>
+        </w:tc>
+      </w:tr>
+      <w:tr>
+        <w:trPr>
+          <w:cantSplit/>
+        </w:trPr>
+        <w:tc>
+          <w:tcPr>
+            <w:tcW w:type="dxa" w:w="500"/>
+            <w:tcBorders>
+              <w:top w:val="single" w:color="DCE3E1" w:sz="4"/>
+              <w:left w:val="single" w:color="DCE3E1" w:sz="4"/>
+              <w:bottom w:val="single" w:color="DCE3E1" w:sz="4"/>
+              <w:right w:val="single" w:color="DCE3E1" w:sz="4"/>
+            </w:tcBorders>
+            <w:tcMar>
+              <w:top w:type="dxa" w:w="70"/>
+              <w:left w:type="dxa" w:w="110"/>
+              <w:bottom w:type="dxa" w:w="50"/>
+              <w:right w:type="dxa" w:w="110"/>
+            </w:tcMar>
+            <w:vAlign w:val="top"/>
+          </w:tcPr>
+          <w:p>
+            <w:pPr>
+              <w:spacing w:after="40" w:line="252" w:lineRule="auto"/>
+            </w:pPr>
+            <w:r>
+              <w:rPr>
+                <w:sz w:val="17"/>
+                <w:szCs w:val="17"/>
+              </w:rPr>
+              <w:t xml:space="preserve">04</w:t>
+            </w:r>
+          </w:p>
+        </w:tc>
+        <w:tc>
+          <w:tcPr>
+            <w:tcW w:type="dxa" w:w="2600"/>
+            <w:tcBorders>
+              <w:top w:val="single" w:color="DCE3E1" w:sz="4"/>
+              <w:left w:val="single" w:color="DCE3E1" w:sz="4"/>
+              <w:bottom w:val="single" w:color="DCE3E1" w:sz="4"/>
+              <w:right w:val="single" w:color="DCE3E1" w:sz="4"/>
+            </w:tcBorders>
+            <w:tcMar>
+              <w:top w:type="dxa" w:w="70"/>
+              <w:left w:type="dxa" w:w="110"/>
+              <w:bottom w:type="dxa" w:w="50"/>
+              <w:right w:type="dxa" w:w="110"/>
+            </w:tcMar>
+            <w:vAlign w:val="top"/>
+          </w:tcPr>
+          <w:p>
+            <w:pPr>
+              <w:spacing w:after="40" w:line="252" w:lineRule="auto"/>
+            </w:pPr>
+            <w:r>
+              <w:rPr>
+                <w:sz w:val="17"/>
+                <w:szCs w:val="17"/>
+              </w:rPr>
+              <w:t xml:space="preserve">Rate plans and packages</w:t>
+            </w:r>
+          </w:p>
+        </w:tc>
+        <w:tc>
+          <w:tcPr>
+            <w:tcW w:type="dxa" w:w="600"/>
+            <w:tcBorders>
+              <w:top w:val="single" w:color="DCE3E1" w:sz="4"/>
+              <w:left w:val="single" w:color="DCE3E1" w:sz="4"/>
+              <w:bottom w:val="single" w:color="DCE3E1" w:sz="4"/>
+              <w:right w:val="single" w:color="DCE3E1" w:sz="4"/>
+            </w:tcBorders>
+            <w:tcMar>
+              <w:top w:type="dxa" w:w="70"/>
+              <w:left w:type="dxa" w:w="110"/>
+              <w:bottom w:type="dxa" w:w="50"/>
+              <w:right w:type="dxa" w:w="110"/>
+            </w:tcMar>
+            <w:vAlign w:val="top"/>
+          </w:tcPr>
+          <w:p>
+            <w:pPr>
+              <w:spacing w:after="40" w:line="252" w:lineRule="auto"/>
+            </w:pPr>
+            <w:r>
+              <w:rPr>
+                <w:sz w:val="17"/>
+                <w:szCs w:val="17"/>
+              </w:rPr>
+              <w:t xml:space="preserve">M</w:t>
+            </w:r>
+          </w:p>
+        </w:tc>
+        <w:tc>
+          <w:tcPr>
+            <w:tcW w:type="dxa" w:w="1200"/>
+            <w:tcBorders>
+              <w:top w:val="single" w:color="DCE3E1" w:sz="4"/>
+              <w:left w:val="single" w:color="DCE3E1" w:sz="4"/>
+              <w:bottom w:val="single" w:color="DCE3E1" w:sz="4"/>
+              <w:right w:val="single" w:color="DCE3E1" w:sz="4"/>
+            </w:tcBorders>
             <w:shd w:fill="FBEFD8" w:color="auto" w:val="clear"/>
             <w:tcMar>
               <w:top w:type="dxa" w:w="70"/>
@@ -26675,7 +26953,7 @@
                 <w:sz w:val="17"/>
                 <w:szCs w:val="17"/>
               </w:rPr>
-              <w:t xml:space="preserve">In review</w:t>
+              <w:t xml:space="preserve">In progress</w:t>
             </w:r>
           </w:p>
         </w:tc>
@@ -26700,13 +26978,6 @@
             <w:pPr>
               <w:spacing w:after="40" w:line="252" w:lineRule="auto"/>
             </w:pPr>
-            <w:r>
-              <w:rPr>
-                <w:sz w:val="17"/>
-                <w:szCs w:val="17"/>
-              </w:rPr>
-              <w:t xml:space="preserve">Pending owner acceptance. On acceptance: merge to main, tag sprint-03, Sprint 04 (rate plans and packages) starts.</w:t>
-            </w:r>
           </w:p>
         </w:tc>
       </w:tr>
@@ -32693,7 +32964,7 @@
         <w:pStyle w:val="Heading2"/>
       </w:pPr>
       <w:r>
-        <w:t xml:space="preserve">10.3   Sprint 03 — Guests (in review)</w:t>
+        <w:t xml:space="preserve">10.3   Sprint 03 — Guests</w:t>
       </w:r>
     </w:p>
     <w:tbl>
@@ -33058,7 +33329,7 @@
                 <w:sz w:val="19"/>
                 <w:szCs w:val="19"/>
               </w:rPr>
-              <w:t xml:space="preserve">In review</w:t>
+              <w:t xml:space="preserve">Done</w:t>
             </w:r>
           </w:p>
         </w:tc>
@@ -33128,7 +33399,7 @@
                 <w:sz w:val="19"/>
                 <w:szCs w:val="19"/>
               </w:rPr>
-              <w:t xml:space="preserve">Pending owner acceptance. On acceptance: merge to main, tag sprint-03, Sprint 04 (rate plans and packages) starts.</w:t>
+              <w:t xml:space="preserve">Accepted 11 Oct 2026. On main as tag sprint-03. Sprint 04 (rate plans and packages) started.</w:t>
             </w:r>
           </w:p>
         </w:tc>
@@ -35606,6 +35877,18 @@
                 <w:sz w:val="20"/>
                 <w:szCs w:val="20"/>
               </w:rPr>
+              <w:t xml:space="preserve">Review fixes (#105): Aadhaar takes 12 digits or the last 4 with the reason under the field; first sign-in password page shows why a password is refused; API validation messages list the reasons instead of a generic line</w:t>
+            </w:r>
+          </w:p>
+          <w:p>
+            <w:pPr>
+              <w:spacing w:after="60" w:line="264" w:lineRule="auto"/>
+            </w:pPr>
+            <w:r>
+              <w:rPr>
+                <w:sz w:val="20"/>
+                <w:szCs w:val="20"/>
+              </w:rPr>
               <w:t xml:space="preserve">API checks: 46 of 46 passed on a fresh database (45 on later runs); SQL checks: all 14 Sprint 03 queries as expected</w:t>
             </w:r>
           </w:p>
@@ -35721,6 +36004,702 @@
     </w:p>
     <w:p>
       <w:pPr>
+        <w:pStyle w:val="Heading2"/>
+      </w:pPr>
+      <w:r>
+        <w:t xml:space="preserve">10.4   Sprint 04 — Rate plans and packages (in progress)</w:t>
+      </w:r>
+    </w:p>
+    <w:tbl>
+      <w:tblPr>
+        <w:tblW w:type="dxa" w:w="9314"/>
+        <w:tblBorders>
+          <w:top w:val="single" w:color="auto" w:sz="4"/>
+          <w:left w:val="single" w:color="auto" w:sz="4"/>
+          <w:bottom w:val="single" w:color="auto" w:sz="4"/>
+          <w:right w:val="single" w:color="auto" w:sz="4"/>
+          <w:insideH w:val="single" w:color="auto" w:sz="4"/>
+          <w:insideV w:val="single" w:color="auto" w:sz="4"/>
+        </w:tblBorders>
+        <w:tblLayout w:type="fixed"/>
+      </w:tblPr>
+      <w:tblGrid>
+        <w:gridCol w:w="2100"/>
+        <w:gridCol w:w="7214"/>
+      </w:tblGrid>
+      <w:tr>
+        <w:trPr>
+          <w:cantSplit/>
+        </w:trPr>
+        <w:tc>
+          <w:tcPr>
+            <w:tcW w:type="dxa" w:w="2100"/>
+            <w:tcBorders>
+              <w:top w:val="single" w:color="DCE3E1" w:sz="4"/>
+              <w:left w:val="single" w:color="DCE3E1" w:sz="4"/>
+              <w:bottom w:val="single" w:color="DCE3E1" w:sz="4"/>
+              <w:right w:val="single" w:color="DCE3E1" w:sz="4"/>
+            </w:tcBorders>
+            <w:shd w:fill="F5F7F6" w:color="auto" w:val="clear"/>
+            <w:tcMar>
+              <w:top w:type="dxa" w:w="70"/>
+              <w:left w:type="dxa" w:w="110"/>
+              <w:bottom w:type="dxa" w:w="50"/>
+              <w:right w:type="dxa" w:w="110"/>
+            </w:tcMar>
+            <w:vAlign w:val="top"/>
+          </w:tcPr>
+          <w:p>
+            <w:pPr>
+              <w:spacing w:after="40" w:line="252" w:lineRule="auto"/>
+            </w:pPr>
+            <w:r>
+              <w:rPr>
+                <w:b/>
+                <w:bCs/>
+                <w:sz w:val="19"/>
+                <w:szCs w:val="19"/>
+              </w:rPr>
+              <w:t xml:space="preserve">Goal</w:t>
+            </w:r>
+          </w:p>
+        </w:tc>
+        <w:tc>
+          <w:tcPr>
+            <w:tcW w:type="dxa" w:w="7214"/>
+            <w:tcBorders>
+              <w:top w:val="single" w:color="DCE3E1" w:sz="4"/>
+              <w:left w:val="single" w:color="DCE3E1" w:sz="4"/>
+              <w:bottom w:val="single" w:color="DCE3E1" w:sz="4"/>
+              <w:right w:val="single" w:color="DCE3E1" w:sz="4"/>
+            </w:tcBorders>
+            <w:tcMar>
+              <w:top w:type="dxa" w:w="70"/>
+              <w:left w:type="dxa" w:w="110"/>
+              <w:bottom w:type="dxa" w:w="50"/>
+              <w:right w:type="dxa" w:w="110"/>
+            </w:tcMar>
+            <w:vAlign w:val="top"/>
+          </w:tcPr>
+          <w:p>
+            <w:pPr>
+              <w:spacing w:after="40" w:line="252" w:lineRule="auto"/>
+            </w:pPr>
+            <w:r>
+              <w:rPr>
+                <w:b w:val="false"/>
+                <w:bCs w:val="false"/>
+                <w:sz w:val="19"/>
+                <w:szCs w:val="19"/>
+              </w:rPr>
+              <w:t xml:space="preserve">Configurable prices per type/date and packages whose revenue is split into room/food/transport/activity.</w:t>
+            </w:r>
+          </w:p>
+        </w:tc>
+      </w:tr>
+      <w:tr>
+        <w:trPr>
+          <w:cantSplit/>
+        </w:trPr>
+        <w:tc>
+          <w:tcPr>
+            <w:tcW w:type="dxa" w:w="2100"/>
+            <w:tcBorders>
+              <w:top w:val="single" w:color="DCE3E1" w:sz="4"/>
+              <w:left w:val="single" w:color="DCE3E1" w:sz="4"/>
+              <w:bottom w:val="single" w:color="DCE3E1" w:sz="4"/>
+              <w:right w:val="single" w:color="DCE3E1" w:sz="4"/>
+            </w:tcBorders>
+            <w:shd w:fill="F5F7F6" w:color="auto" w:val="clear"/>
+            <w:tcMar>
+              <w:top w:type="dxa" w:w="70"/>
+              <w:left w:type="dxa" w:w="110"/>
+              <w:bottom w:type="dxa" w:w="50"/>
+              <w:right w:type="dxa" w:w="110"/>
+            </w:tcMar>
+            <w:vAlign w:val="top"/>
+          </w:tcPr>
+          <w:p>
+            <w:pPr>
+              <w:spacing w:after="40" w:line="252" w:lineRule="auto"/>
+            </w:pPr>
+            <w:r>
+              <w:rPr>
+                <w:b/>
+                <w:bCs/>
+                <w:sz w:val="19"/>
+                <w:szCs w:val="19"/>
+              </w:rPr>
+              <w:t xml:space="preserve">In plain words</w:t>
+            </w:r>
+          </w:p>
+        </w:tc>
+        <w:tc>
+          <w:tcPr>
+            <w:tcW w:type="dxa" w:w="7214"/>
+            <w:tcBorders>
+              <w:top w:val="single" w:color="DCE3E1" w:sz="4"/>
+              <w:left w:val="single" w:color="DCE3E1" w:sz="4"/>
+              <w:bottom w:val="single" w:color="DCE3E1" w:sz="4"/>
+              <w:right w:val="single" w:color="DCE3E1" w:sz="4"/>
+            </w:tcBorders>
+            <w:tcMar>
+              <w:top w:type="dxa" w:w="70"/>
+              <w:left w:type="dxa" w:w="110"/>
+              <w:bottom w:type="dxa" w:w="50"/>
+              <w:right w:type="dxa" w:w="110"/>
+            </w:tcMar>
+            <w:vAlign w:val="top"/>
+          </w:tcPr>
+          <w:p>
+            <w:pPr>
+              <w:spacing w:after="40" w:line="252" w:lineRule="auto"/>
+            </w:pPr>
+            <w:r>
+              <w:rPr>
+                <w:b w:val="false"/>
+                <w:bCs w:val="false"/>
+                <w:sz w:val="19"/>
+                <w:szCs w:val="19"/>
+              </w:rPr>
+              <w:t xml:space="preserve">Managers set room and bed prices by date, weekend rates and packages (for example room + breakfast), and get an instant price quote for any stay.</w:t>
+            </w:r>
+          </w:p>
+        </w:tc>
+      </w:tr>
+      <w:tr>
+        <w:trPr>
+          <w:cantSplit/>
+        </w:trPr>
+        <w:tc>
+          <w:tcPr>
+            <w:tcW w:type="dxa" w:w="2100"/>
+            <w:tcBorders>
+              <w:top w:val="single" w:color="DCE3E1" w:sz="4"/>
+              <w:left w:val="single" w:color="DCE3E1" w:sz="4"/>
+              <w:bottom w:val="single" w:color="DCE3E1" w:sz="4"/>
+              <w:right w:val="single" w:color="DCE3E1" w:sz="4"/>
+            </w:tcBorders>
+            <w:shd w:fill="F5F7F6" w:color="auto" w:val="clear"/>
+            <w:tcMar>
+              <w:top w:type="dxa" w:w="70"/>
+              <w:left w:type="dxa" w:w="110"/>
+              <w:bottom w:type="dxa" w:w="50"/>
+              <w:right w:type="dxa" w:w="110"/>
+            </w:tcMar>
+            <w:vAlign w:val="top"/>
+          </w:tcPr>
+          <w:p>
+            <w:pPr>
+              <w:spacing w:after="40" w:line="252" w:lineRule="auto"/>
+            </w:pPr>
+            <w:r>
+              <w:rPr>
+                <w:b/>
+                <w:bCs/>
+                <w:sz w:val="19"/>
+                <w:szCs w:val="19"/>
+              </w:rPr>
+              <w:t xml:space="preserve">Phase / size</w:t>
+            </w:r>
+          </w:p>
+        </w:tc>
+        <w:tc>
+          <w:tcPr>
+            <w:tcW w:type="dxa" w:w="7214"/>
+            <w:tcBorders>
+              <w:top w:val="single" w:color="DCE3E1" w:sz="4"/>
+              <w:left w:val="single" w:color="DCE3E1" w:sz="4"/>
+              <w:bottom w:val="single" w:color="DCE3E1" w:sz="4"/>
+              <w:right w:val="single" w:color="DCE3E1" w:sz="4"/>
+            </w:tcBorders>
+            <w:tcMar>
+              <w:top w:type="dxa" w:w="70"/>
+              <w:left w:type="dxa" w:w="110"/>
+              <w:bottom w:type="dxa" w:w="50"/>
+              <w:right w:type="dxa" w:w="110"/>
+            </w:tcMar>
+            <w:vAlign w:val="top"/>
+          </w:tcPr>
+          <w:p>
+            <w:pPr>
+              <w:spacing w:after="40" w:line="252" w:lineRule="auto"/>
+            </w:pPr>
+            <w:r>
+              <w:rPr>
+                <w:b w:val="false"/>
+                <w:bCs w:val="false"/>
+                <w:sz w:val="19"/>
+                <w:szCs w:val="19"/>
+              </w:rPr>
+              <w:t xml:space="preserve">2 — Guests, reservations, availability, calendar, front desk · M</w:t>
+            </w:r>
+          </w:p>
+        </w:tc>
+      </w:tr>
+      <w:tr>
+        <w:trPr>
+          <w:cantSplit/>
+        </w:trPr>
+        <w:tc>
+          <w:tcPr>
+            <w:tcW w:type="dxa" w:w="2100"/>
+            <w:tcBorders>
+              <w:top w:val="single" w:color="DCE3E1" w:sz="4"/>
+              <w:left w:val="single" w:color="DCE3E1" w:sz="4"/>
+              <w:bottom w:val="single" w:color="DCE3E1" w:sz="4"/>
+              <w:right w:val="single" w:color="DCE3E1" w:sz="4"/>
+            </w:tcBorders>
+            <w:shd w:fill="F5F7F6" w:color="auto" w:val="clear"/>
+            <w:tcMar>
+              <w:top w:type="dxa" w:w="70"/>
+              <w:left w:type="dxa" w:w="110"/>
+              <w:bottom w:type="dxa" w:w="50"/>
+              <w:right w:type="dxa" w:w="110"/>
+            </w:tcMar>
+            <w:vAlign w:val="top"/>
+          </w:tcPr>
+          <w:p>
+            <w:pPr>
+              <w:spacing w:after="40" w:line="252" w:lineRule="auto"/>
+            </w:pPr>
+            <w:r>
+              <w:rPr>
+                <w:b/>
+                <w:bCs/>
+                <w:sz w:val="19"/>
+                <w:szCs w:val="19"/>
+              </w:rPr>
+              <w:t xml:space="preserve">Depends on</w:t>
+            </w:r>
+          </w:p>
+        </w:tc>
+        <w:tc>
+          <w:tcPr>
+            <w:tcW w:type="dxa" w:w="7214"/>
+            <w:tcBorders>
+              <w:top w:val="single" w:color="DCE3E1" w:sz="4"/>
+              <w:left w:val="single" w:color="DCE3E1" w:sz="4"/>
+              <w:bottom w:val="single" w:color="DCE3E1" w:sz="4"/>
+              <w:right w:val="single" w:color="DCE3E1" w:sz="4"/>
+            </w:tcBorders>
+            <w:tcMar>
+              <w:top w:type="dxa" w:w="70"/>
+              <w:left w:type="dxa" w:w="110"/>
+              <w:bottom w:type="dxa" w:w="50"/>
+              <w:right w:type="dxa" w:w="110"/>
+            </w:tcMar>
+            <w:vAlign w:val="top"/>
+          </w:tcPr>
+          <w:p>
+            <w:pPr>
+              <w:spacing w:after="40" w:line="252" w:lineRule="auto"/>
+            </w:pPr>
+            <w:r>
+              <w:rPr>
+                <w:b w:val="false"/>
+                <w:bCs w:val="false"/>
+                <w:sz w:val="19"/>
+                <w:szCs w:val="19"/>
+              </w:rPr>
+              <w:t xml:space="preserve">Sprint 02</w:t>
+            </w:r>
+          </w:p>
+        </w:tc>
+      </w:tr>
+    </w:tbl>
+    <w:p>
+      <w:pPr>
+        <w:pStyle w:val="Heading3"/>
+      </w:pPr>
+      <w:r>
+        <w:t xml:space="preserve">10.4.1   Planned scope</w:t>
+      </w:r>
+    </w:p>
+    <w:tbl>
+      <w:tblPr>
+        <w:tblW w:type="dxa" w:w="9314"/>
+        <w:tblBorders>
+          <w:top w:val="single" w:color="auto" w:sz="4"/>
+          <w:left w:val="single" w:color="auto" w:sz="4"/>
+          <w:bottom w:val="single" w:color="auto" w:sz="4"/>
+          <w:right w:val="single" w:color="auto" w:sz="4"/>
+          <w:insideH w:val="single" w:color="auto" w:sz="4"/>
+          <w:insideV w:val="single" w:color="auto" w:sz="4"/>
+        </w:tblBorders>
+        <w:tblLayout w:type="fixed"/>
+      </w:tblPr>
+      <w:tblGrid>
+        <w:gridCol w:w="2100"/>
+        <w:gridCol w:w="7214"/>
+      </w:tblGrid>
+      <w:tr>
+        <w:trPr>
+          <w:cantSplit/>
+        </w:trPr>
+        <w:tc>
+          <w:tcPr>
+            <w:tcW w:type="dxa" w:w="2100"/>
+            <w:tcBorders>
+              <w:top w:val="single" w:color="DCE3E1" w:sz="4"/>
+              <w:left w:val="single" w:color="DCE3E1" w:sz="4"/>
+              <w:bottom w:val="single" w:color="DCE3E1" w:sz="4"/>
+              <w:right w:val="single" w:color="DCE3E1" w:sz="4"/>
+            </w:tcBorders>
+            <w:shd w:fill="F5F7F6" w:color="auto" w:val="clear"/>
+            <w:tcMar>
+              <w:top w:type="dxa" w:w="70"/>
+              <w:left w:type="dxa" w:w="110"/>
+              <w:bottom w:type="dxa" w:w="50"/>
+              <w:right w:type="dxa" w:w="110"/>
+            </w:tcMar>
+            <w:vAlign w:val="top"/>
+          </w:tcPr>
+          <w:p>
+            <w:pPr>
+              <w:spacing w:after="40" w:line="252" w:lineRule="auto"/>
+            </w:pPr>
+            <w:r>
+              <w:rPr>
+                <w:b/>
+                <w:bCs/>
+                <w:sz w:val="19"/>
+                <w:szCs w:val="19"/>
+              </w:rPr>
+              <w:t xml:space="preserve">Tables</w:t>
+            </w:r>
+          </w:p>
+        </w:tc>
+        <w:tc>
+          <w:tcPr>
+            <w:tcW w:type="dxa" w:w="7214"/>
+            <w:tcBorders>
+              <w:top w:val="single" w:color="DCE3E1" w:sz="4"/>
+              <w:left w:val="single" w:color="DCE3E1" w:sz="4"/>
+              <w:bottom w:val="single" w:color="DCE3E1" w:sz="4"/>
+              <w:right w:val="single" w:color="DCE3E1" w:sz="4"/>
+            </w:tcBorders>
+            <w:tcMar>
+              <w:top w:type="dxa" w:w="70"/>
+              <w:left w:type="dxa" w:w="110"/>
+              <w:bottom w:type="dxa" w:w="50"/>
+              <w:right w:type="dxa" w:w="110"/>
+            </w:tcMar>
+            <w:vAlign w:val="top"/>
+          </w:tcPr>
+          <w:p>
+            <w:pPr>
+              <w:spacing w:after="40" w:line="252" w:lineRule="auto"/>
+            </w:pPr>
+            <w:r>
+              <w:rPr>
+                <w:b w:val="false"/>
+                <w:bCs w:val="false"/>
+                <w:sz w:val="19"/>
+                <w:szCs w:val="19"/>
+              </w:rPr>
+              <w:t xml:space="preserve">rate_plans, rate_plan_prices, packages, package_components, reservation_sources</w:t>
+            </w:r>
+          </w:p>
+        </w:tc>
+      </w:tr>
+      <w:tr>
+        <w:trPr>
+          <w:cantSplit/>
+        </w:trPr>
+        <w:tc>
+          <w:tcPr>
+            <w:tcW w:type="dxa" w:w="2100"/>
+            <w:tcBorders>
+              <w:top w:val="single" w:color="DCE3E1" w:sz="4"/>
+              <w:left w:val="single" w:color="DCE3E1" w:sz="4"/>
+              <w:bottom w:val="single" w:color="DCE3E1" w:sz="4"/>
+              <w:right w:val="single" w:color="DCE3E1" w:sz="4"/>
+            </w:tcBorders>
+            <w:shd w:fill="F5F7F6" w:color="auto" w:val="clear"/>
+            <w:tcMar>
+              <w:top w:type="dxa" w:w="70"/>
+              <w:left w:type="dxa" w:w="110"/>
+              <w:bottom w:type="dxa" w:w="50"/>
+              <w:right w:type="dxa" w:w="110"/>
+            </w:tcMar>
+            <w:vAlign w:val="top"/>
+          </w:tcPr>
+          <w:p>
+            <w:pPr>
+              <w:spacing w:after="40" w:line="252" w:lineRule="auto"/>
+            </w:pPr>
+            <w:r>
+              <w:rPr>
+                <w:b/>
+                <w:bCs/>
+                <w:sz w:val="19"/>
+                <w:szCs w:val="19"/>
+              </w:rPr>
+              <w:t xml:space="preserve">Endpoints</w:t>
+            </w:r>
+          </w:p>
+        </w:tc>
+        <w:tc>
+          <w:tcPr>
+            <w:tcW w:type="dxa" w:w="7214"/>
+            <w:tcBorders>
+              <w:top w:val="single" w:color="DCE3E1" w:sz="4"/>
+              <w:left w:val="single" w:color="DCE3E1" w:sz="4"/>
+              <w:bottom w:val="single" w:color="DCE3E1" w:sz="4"/>
+              <w:right w:val="single" w:color="DCE3E1" w:sz="4"/>
+            </w:tcBorders>
+            <w:tcMar>
+              <w:top w:type="dxa" w:w="70"/>
+              <w:left w:type="dxa" w:w="110"/>
+              <w:bottom w:type="dxa" w:w="50"/>
+              <w:right w:type="dxa" w:w="110"/>
+            </w:tcMar>
+            <w:vAlign w:val="top"/>
+          </w:tcPr>
+          <w:p>
+            <w:pPr>
+              <w:spacing w:after="40" w:line="252" w:lineRule="auto"/>
+            </w:pPr>
+            <w:r>
+              <w:rPr>
+                <w:b w:val="false"/>
+                <w:bCs w:val="false"/>
+                <w:sz w:val="19"/>
+                <w:szCs w:val="19"/>
+              </w:rPr>
+              <w:t xml:space="preserve">GET|POST /api/v1/properties/{propertyId}/rate-plans · PUT /api/v1/properties/{propertyId}/rate-plans/{id} · PUT /api/v1/properties/{propertyId}/rate-plans/{id}/prices  (bulk date range) · GET /api/v1/properties/{propertyId}/rates/quote?type&amp;from&amp;to&amp;adults&amp;children · GET|POST /api/v1/properties/{propertyId}/packages</w:t>
+            </w:r>
+          </w:p>
+        </w:tc>
+      </w:tr>
+      <w:tr>
+        <w:trPr>
+          <w:cantSplit/>
+        </w:trPr>
+        <w:tc>
+          <w:tcPr>
+            <w:tcW w:type="dxa" w:w="2100"/>
+            <w:tcBorders>
+              <w:top w:val="single" w:color="DCE3E1" w:sz="4"/>
+              <w:left w:val="single" w:color="DCE3E1" w:sz="4"/>
+              <w:bottom w:val="single" w:color="DCE3E1" w:sz="4"/>
+              <w:right w:val="single" w:color="DCE3E1" w:sz="4"/>
+            </w:tcBorders>
+            <w:shd w:fill="F5F7F6" w:color="auto" w:val="clear"/>
+            <w:tcMar>
+              <w:top w:type="dxa" w:w="70"/>
+              <w:left w:type="dxa" w:w="110"/>
+              <w:bottom w:type="dxa" w:w="50"/>
+              <w:right w:type="dxa" w:w="110"/>
+            </w:tcMar>
+            <w:vAlign w:val="top"/>
+          </w:tcPr>
+          <w:p>
+            <w:pPr>
+              <w:spacing w:after="40" w:line="252" w:lineRule="auto"/>
+            </w:pPr>
+            <w:r>
+              <w:rPr>
+                <w:b/>
+                <w:bCs/>
+                <w:sz w:val="19"/>
+                <w:szCs w:val="19"/>
+              </w:rPr>
+              <w:t xml:space="preserve">Screens</w:t>
+            </w:r>
+          </w:p>
+        </w:tc>
+        <w:tc>
+          <w:tcPr>
+            <w:tcW w:type="dxa" w:w="7214"/>
+            <w:tcBorders>
+              <w:top w:val="single" w:color="DCE3E1" w:sz="4"/>
+              <w:left w:val="single" w:color="DCE3E1" w:sz="4"/>
+              <w:bottom w:val="single" w:color="DCE3E1" w:sz="4"/>
+              <w:right w:val="single" w:color="DCE3E1" w:sz="4"/>
+            </w:tcBorders>
+            <w:tcMar>
+              <w:top w:type="dxa" w:w="70"/>
+              <w:left w:type="dxa" w:w="110"/>
+              <w:bottom w:type="dxa" w:w="50"/>
+              <w:right w:type="dxa" w:w="110"/>
+            </w:tcMar>
+            <w:vAlign w:val="top"/>
+          </w:tcPr>
+          <w:p>
+            <w:pPr>
+              <w:spacing w:after="40" w:line="252" w:lineRule="auto"/>
+            </w:pPr>
+            <w:r>
+              <w:rPr>
+                <w:b w:val="false"/>
+                <w:bCs w:val="false"/>
+                <w:sz w:val="19"/>
+                <w:szCs w:val="19"/>
+              </w:rPr>
+              <w:t xml:space="preserve">/settings/rates, /settings/packages</w:t>
+            </w:r>
+          </w:p>
+        </w:tc>
+      </w:tr>
+    </w:tbl>
+    <w:p>
+      <w:pPr>
+        <w:pStyle w:val="Heading3"/>
+      </w:pPr>
+      <w:r>
+        <w:t xml:space="preserve">10.4.2   Tasks</w:t>
+      </w:r>
+    </w:p>
+    <w:p>
+      <w:pPr>
+        <w:pStyle w:val="ListParagraph"/>
+        <w:numPr>
+          <w:ilvl w:val="0"/>
+          <w:numId w:val="2"/>
+        </w:numPr>
+        <w:spacing w:after="60"/>
+      </w:pPr>
+      <w:r>
+        <w:t xml:space="preserve">DB: new migration — rate tables; prices stored per date (numeric(12,2)); per-bed prices for BED mode</w:t>
+      </w:r>
+    </w:p>
+    <w:p>
+      <w:pPr>
+        <w:pStyle w:val="ListParagraph"/>
+        <w:numPr>
+          <w:ilvl w:val="0"/>
+          <w:numId w:val="2"/>
+        </w:numPr>
+        <w:spacing w:after="60"/>
+      </w:pPr>
+      <w:r>
+        <w:t xml:space="preserve">Domain: quote engine — nightly breakdown, extra adult/child, min stay; pure functions, fully unit-tested</w:t>
+      </w:r>
+    </w:p>
+    <w:p>
+      <w:pPr>
+        <w:pStyle w:val="ListParagraph"/>
+        <w:numPr>
+          <w:ilvl w:val="0"/>
+          <w:numId w:val="2"/>
+        </w:numPr>
+        <w:spacing w:after="60"/>
+      </w:pPr>
+      <w:r>
+        <w:t xml:space="preserve">Domain: package revenue split must sum exactly to package price (rounding rule documented)</w:t>
+      </w:r>
+    </w:p>
+    <w:p>
+      <w:pPr>
+        <w:pStyle w:val="ListParagraph"/>
+        <w:numPr>
+          <w:ilvl w:val="0"/>
+          <w:numId w:val="2"/>
+        </w:numPr>
+        <w:spacing w:after="60"/>
+      </w:pPr>
+      <w:r>
+        <w:t xml:space="preserve">API: price changes audited with old/new (brief §87)</w:t>
+      </w:r>
+    </w:p>
+    <w:p>
+      <w:pPr>
+        <w:pStyle w:val="ListParagraph"/>
+        <w:numPr>
+          <w:ilvl w:val="0"/>
+          <w:numId w:val="2"/>
+        </w:numPr>
+        <w:spacing w:after="60"/>
+      </w:pPr>
+      <w:r>
+        <w:t xml:space="preserve">Seed: BAR (best available rate), weekend uplift, Couple and Room + breakfast packages</w:t>
+      </w:r>
+    </w:p>
+    <w:p>
+      <w:pPr>
+        <w:pStyle w:val="ListParagraph"/>
+        <w:numPr>
+          <w:ilvl w:val="0"/>
+          <w:numId w:val="2"/>
+        </w:numPr>
+        <w:spacing w:after="60"/>
+      </w:pPr>
+      <w:r>
+        <w:t xml:space="preserve">UI: rate grid (type × date) with bulk edit</w:t>
+      </w:r>
+    </w:p>
+    <w:p>
+      <w:pPr>
+        <w:pStyle w:val="Heading3"/>
+      </w:pPr>
+      <w:r>
+        <w:t xml:space="preserve">10.4.3   Required tests</w:t>
+      </w:r>
+    </w:p>
+    <w:p>
+      <w:pPr>
+        <w:pStyle w:val="ListParagraph"/>
+        <w:numPr>
+          <w:ilvl w:val="0"/>
+          <w:numId w:val="2"/>
+        </w:numPr>
+        <w:spacing w:after="60"/>
+      </w:pPr>
+      <w:r>
+        <w:t xml:space="preserve">Unit — quote for 3 nights across a weekend boundary</w:t>
+      </w:r>
+    </w:p>
+    <w:p>
+      <w:pPr>
+        <w:pStyle w:val="ListParagraph"/>
+        <w:numPr>
+          <w:ilvl w:val="0"/>
+          <w:numId w:val="2"/>
+        </w:numPr>
+        <w:spacing w:after="60"/>
+      </w:pPr>
+      <w:r>
+        <w:t xml:space="preserve">Unit — package split rounding never loses or gains a paisa</w:t>
+      </w:r>
+    </w:p>
+    <w:p>
+      <w:pPr>
+        <w:pStyle w:val="ListParagraph"/>
+        <w:numPr>
+          <w:ilvl w:val="0"/>
+          <w:numId w:val="2"/>
+        </w:numPr>
+        <w:spacing w:after="60"/>
+      </w:pPr>
+      <w:r>
+        <w:t xml:space="preserve">Integration — price change audited</w:t>
+      </w:r>
+    </w:p>
+    <w:p>
+      <w:pPr>
+        <w:pStyle w:val="Heading3"/>
+      </w:pPr>
+      <w:r>
+        <w:t xml:space="preserve">10.4.4   Acceptance criteria</w:t>
+      </w:r>
+    </w:p>
+    <w:p>
+      <w:pPr>
+        <w:pStyle w:val="ListParagraph"/>
+        <w:numPr>
+          <w:ilvl w:val="0"/>
+          <w:numId w:val="2"/>
+        </w:numPr>
+        <w:spacing w:after="60"/>
+      </w:pPr>
+      <w:r>
+        <w:t xml:space="preserve">A quote for Room 103, 2 adults, 3 nights returns a nightly breakdown matching the rate grid</w:t>
+      </w:r>
+    </w:p>
+    <w:p>
+      <w:pPr>
         <w:pStyle w:val="Heading1"/>
         <w:pageBreakBefore/>
       </w:pPr>
@@ -35730,7 +36709,7 @@
     </w:p>
     <w:p>
       <w:r>
-        <w:t xml:space="preserve">Results as recorded for Sprint 03 (in review), and the test inventory in the repository at commit 5b5efd1.</w:t>
+        <w:t xml:space="preserve">Results as recorded for Sprint 03 (done), and the test inventory in the repository at commit 166cbfc.</w:t>
       </w:r>
     </w:p>
     <w:tbl>
@@ -36057,7 +37036,7 @@
                 <w:sz w:val="18"/>
                 <w:szCs w:val="18"/>
               </w:rPr>
-              <w:t xml:space="preserve">75 methods</w:t>
+              <w:t xml:space="preserve">77 methods</w:t>
             </w:r>
           </w:p>
         </w:tc>
@@ -36226,7 +37205,7 @@
                 <w:sz w:val="18"/>
                 <w:szCs w:val="18"/>
               </w:rPr>
-              <w:t xml:space="preserve">20 specs</w:t>
+              <w:t xml:space="preserve">23 specs</w:t>
             </w:r>
           </w:p>
         </w:tc>
@@ -36992,6 +37971,19 @@
         <w:spacing w:after="60"/>
       </w:pPr>
       <w:r>
+        <w:t xml:space="preserve">Review fixes (#105): Aadhaar takes 12 digits or the last 4 with the reason under the field; first sign-in password page shows why a password is refused; API validation messages list the reasons instead of a generic line</w:t>
+      </w:r>
+    </w:p>
+    <w:p>
+      <w:pPr>
+        <w:pStyle w:val="ListParagraph"/>
+        <w:numPr>
+          <w:ilvl w:val="0"/>
+          <w:numId w:val="2"/>
+        </w:numPr>
+        <w:spacing w:after="60"/>
+      </w:pPr>
+      <w:r>
         <w:t xml:space="preserve">API checks: 46 of 46 passed on a fresh database (45 on later runs); SQL checks: all 14 Sprint 03 queries as expected</w:t>
       </w:r>
     </w:p>
@@ -37219,7 +38211,7 @@
                 <w:sz w:val="19"/>
                 <w:szCs w:val="19"/>
               </w:rPr>
-              <w:t xml:space="preserve">5,321</w:t>
+              <w:t xml:space="preserve">5,332</w:t>
             </w:r>
           </w:p>
         </w:tc>
@@ -37317,7 +38309,7 @@
                 <w:sz w:val="19"/>
                 <w:szCs w:val="19"/>
               </w:rPr>
-              <w:t xml:space="preserve">1,758</w:t>
+              <w:t xml:space="preserve">1,786</w:t>
             </w:r>
           </w:p>
         </w:tc>
@@ -37412,7 +38404,7 @@
                 <w:sz w:val="19"/>
                 <w:szCs w:val="19"/>
               </w:rPr>
-              <w:t xml:space="preserve">4,027</w:t>
+              <w:t xml:space="preserve">4,102</w:t>
             </w:r>
           </w:p>
         </w:tc>
@@ -37510,7 +38502,7 @@
                 <w:sz w:val="19"/>
                 <w:szCs w:val="19"/>
               </w:rPr>
-              <w:t xml:space="preserve">226</w:t>
+              <w:t xml:space="preserve">261</w:t>
             </w:r>
           </w:p>
         </w:tc>
@@ -37605,7 +38597,7 @@
                 <w:sz w:val="19"/>
                 <w:szCs w:val="19"/>
               </w:rPr>
-              <w:t xml:space="preserve">749</w:t>
+              <w:t xml:space="preserve">756</w:t>
             </w:r>
           </w:p>
         </w:tc>
@@ -37768,7 +38760,7 @@
                 <w:sz w:val="19"/>
                 <w:szCs w:val="19"/>
               </w:rPr>
-              <w:t xml:space="preserve">63</w:t>
+              <w:t xml:space="preserve">64</w:t>
             </w:r>
           </w:p>
         </w:tc>
@@ -37798,7 +38790,7 @@
                 <w:sz w:val="19"/>
                 <w:szCs w:val="19"/>
               </w:rPr>
-              <w:t xml:space="preserve">7,807</w:t>
+              <w:t xml:space="preserve">8,037</w:t>
             </w:r>
           </w:p>
         </w:tc>
@@ -38831,25 +39823,25 @@
               <w:bottom w:val="single" w:color="DCE3E1" w:sz="4"/>
               <w:right w:val="single" w:color="DCE3E1" w:sz="4"/>
             </w:tcBorders>
-            <w:shd w:fill="FBEFD8" w:color="auto" w:val="clear"/>
-            <w:tcMar>
-              <w:top w:type="dxa" w:w="70"/>
-              <w:left w:type="dxa" w:w="110"/>
-              <w:bottom w:type="dxa" w:w="50"/>
-              <w:right w:type="dxa" w:w="110"/>
-            </w:tcMar>
-            <w:vAlign w:val="top"/>
-          </w:tcPr>
-          <w:p>
-            <w:pPr>
-              <w:spacing w:after="40" w:line="252" w:lineRule="auto"/>
-            </w:pPr>
-            <w:r>
-              <w:rPr>
-                <w:sz w:val="17"/>
-                <w:szCs w:val="17"/>
-              </w:rPr>
-              <w:t xml:space="preserve">In review</w:t>
+            <w:shd w:fill="E3F0E6" w:color="auto" w:val="clear"/>
+            <w:tcMar>
+              <w:top w:type="dxa" w:w="70"/>
+              <w:left w:type="dxa" w:w="110"/>
+              <w:bottom w:type="dxa" w:w="50"/>
+              <w:right w:type="dxa" w:w="110"/>
+            </w:tcMar>
+            <w:vAlign w:val="top"/>
+          </w:tcPr>
+          <w:p>
+            <w:pPr>
+              <w:spacing w:after="40" w:line="252" w:lineRule="auto"/>
+            </w:pPr>
+            <w:r>
+              <w:rPr>
+                <w:sz w:val="17"/>
+                <w:szCs w:val="17"/>
+              </w:rPr>
+              <w:t xml:space="preserve">Done</w:t>
             </w:r>
           </w:p>
         </w:tc>
@@ -39029,24 +40021,25 @@
               <w:bottom w:val="single" w:color="DCE3E1" w:sz="4"/>
               <w:right w:val="single" w:color="DCE3E1" w:sz="4"/>
             </w:tcBorders>
-            <w:tcMar>
-              <w:top w:type="dxa" w:w="70"/>
-              <w:left w:type="dxa" w:w="110"/>
-              <w:bottom w:type="dxa" w:w="50"/>
-              <w:right w:type="dxa" w:w="110"/>
-            </w:tcMar>
-            <w:vAlign w:val="top"/>
-          </w:tcPr>
-          <w:p>
-            <w:pPr>
-              <w:spacing w:after="40" w:line="252" w:lineRule="auto"/>
-            </w:pPr>
-            <w:r>
-              <w:rPr>
-                <w:sz w:val="17"/>
-                <w:szCs w:val="17"/>
-              </w:rPr>
-              <w:t xml:space="preserve">Planned</w:t>
+            <w:shd w:fill="FBEFD8" w:color="auto" w:val="clear"/>
+            <w:tcMar>
+              <w:top w:type="dxa" w:w="70"/>
+              <w:left w:type="dxa" w:w="110"/>
+              <w:bottom w:type="dxa" w:w="50"/>
+              <w:right w:type="dxa" w:w="110"/>
+            </w:tcMar>
+            <w:vAlign w:val="top"/>
+          </w:tcPr>
+          <w:p>
+            <w:pPr>
+              <w:spacing w:after="40" w:line="252" w:lineRule="auto"/>
+            </w:pPr>
+            <w:r>
+              <w:rPr>
+                <w:sz w:val="17"/>
+                <w:szCs w:val="17"/>
+              </w:rPr>
+              <w:t xml:space="preserve">In progress</w:t>
             </w:r>
           </w:p>
         </w:tc>
@@ -50105,7 +51098,7 @@
         <w:sz w:val="16"/>
         <w:szCs w:val="16"/>
       </w:rPr>
-      <w:t xml:space="preserve">Version 1.2.1 · 10 October 2026</w:t>
+      <w:t xml:space="preserve">Version 1.3 · 11 October 2026</w:t>
     </w:r>
     <w:r>
       <w:rPr>

--- a/docs/handbooks/Resort-OS-Software-Documentation.docx
+++ b/docs/handbooks/Resort-OS-Software-Documentation.docx
@@ -182,7 +182,7 @@
                 <w:sz w:val="19"/>
                 <w:szCs w:val="19"/>
               </w:rPr>
-              <w:t xml:space="preserve">Version 1.3</w:t>
+              <w:t xml:space="preserve">Version 1.4</w:t>
             </w:r>
           </w:p>
         </w:tc>
@@ -252,7 +252,7 @@
                 <w:sz w:val="19"/>
                 <w:szCs w:val="19"/>
               </w:rPr>
-              <w:t xml:space="preserve">11 October 2026</w:t>
+              <w:t xml:space="preserve">14 October 2026</w:t>
             </w:r>
           </w:p>
         </w:tc>
@@ -322,7 +322,7 @@
                 <w:sz w:val="19"/>
                 <w:szCs w:val="19"/>
               </w:rPr>
-              <w:t xml:space="preserve">Sprints 01, 02, 03 accepted · Sprint 04 Rate plans and packages in progress</w:t>
+              <w:t xml:space="preserve">Sprints 01, 02, 03, 04 accepted · Sprint 05 Availability engine and reservations core in progress</w:t>
             </w:r>
           </w:p>
         </w:tc>
@@ -648,7 +648,7 @@
                 <w:sz w:val="19"/>
                 <w:szCs w:val="19"/>
               </w:rPr>
-              <w:t xml:space="preserve">1.3</w:t>
+              <w:t xml:space="preserve">1.4</w:t>
             </w:r>
           </w:p>
         </w:tc>
@@ -678,7 +678,7 @@
                 <w:sz w:val="19"/>
                 <w:szCs w:val="19"/>
               </w:rPr>
-              <w:t xml:space="preserve">2026-10-11</w:t>
+              <w:t xml:space="preserve">2026-10-14</w:t>
             </w:r>
           </w:p>
         </w:tc>
@@ -708,7 +708,7 @@
                 <w:sz w:val="19"/>
                 <w:szCs w:val="19"/>
               </w:rPr>
-              <w:t xml:space="preserve">Sprint 03 (Guests) accepted, with review fixes: Aadhaar number check and error messages that say why. Sprint 04 (Rate plans and packages) started.</w:t>
+              <w:t xml:space="preserve">Sprint 04 (Rate plans and packages) accepted: nightly price grid, quotes, packages with revenue split. Sprint 05 (Availability engine and reservations) started.</w:t>
             </w:r>
           </w:p>
         </w:tc>
@@ -744,7 +744,7 @@
                 <w:sz w:val="19"/>
                 <w:szCs w:val="19"/>
               </w:rPr>
-              <w:t xml:space="preserve">1.2.1</w:t>
+              <w:t xml:space="preserve">1.3</w:t>
             </w:r>
           </w:p>
         </w:tc>
@@ -775,7 +775,7 @@
                 <w:sz w:val="19"/>
                 <w:szCs w:val="19"/>
               </w:rPr>
-              <w:t xml:space="preserve">2026-10-10</w:t>
+              <w:t xml:space="preserve">2026-10-11</w:t>
             </w:r>
           </w:p>
         </w:tc>
@@ -806,7 +806,7 @@
                 <w:sz w:val="19"/>
                 <w:szCs w:val="19"/>
               </w:rPr>
-              <w:t xml:space="preserve">Sprint 03 (Guests) built and in review: guest profiles, encrypted ID documents, duplicates, merge, anonymise, consent.</w:t>
+              <w:t xml:space="preserve">Sprint 03 (Guests) accepted, with review fixes: Aadhaar number check and error messages that say why. Sprint 04 (Rate plans and packages) started.</w:t>
             </w:r>
           </w:p>
         </w:tc>
@@ -841,7 +841,7 @@
                 <w:sz w:val="19"/>
                 <w:szCs w:val="19"/>
               </w:rPr>
-              <w:t xml:space="preserve">1.2</w:t>
+              <w:t xml:space="preserve">1.2.1</w:t>
             </w:r>
           </w:p>
         </w:tc>
@@ -884,6 +884,104 @@
               <w:bottom w:val="single" w:color="DCE3E1" w:sz="4"/>
               <w:right w:val="single" w:color="DCE3E1" w:sz="4"/>
             </w:tcBorders>
+            <w:tcMar>
+              <w:top w:type="dxa" w:w="70"/>
+              <w:left w:type="dxa" w:w="110"/>
+              <w:bottom w:type="dxa" w:w="50"/>
+              <w:right w:type="dxa" w:w="110"/>
+            </w:tcMar>
+            <w:vAlign w:val="top"/>
+          </w:tcPr>
+          <w:p>
+            <w:pPr>
+              <w:spacing w:after="40" w:line="252" w:lineRule="auto"/>
+            </w:pPr>
+            <w:r>
+              <w:rPr>
+                <w:sz w:val="19"/>
+                <w:szCs w:val="19"/>
+              </w:rPr>
+              <w:t xml:space="preserve">Sprint 03 (Guests) built and in review: guest profiles, encrypted ID documents, duplicates, merge, anonymise, consent.</w:t>
+            </w:r>
+          </w:p>
+        </w:tc>
+      </w:tr>
+      <w:tr>
+        <w:trPr>
+          <w:cantSplit/>
+        </w:trPr>
+        <w:tc>
+          <w:tcPr>
+            <w:tcW w:type="dxa" w:w="1100"/>
+            <w:tcBorders>
+              <w:top w:val="single" w:color="DCE3E1" w:sz="4"/>
+              <w:left w:val="single" w:color="DCE3E1" w:sz="4"/>
+              <w:bottom w:val="single" w:color="DCE3E1" w:sz="4"/>
+              <w:right w:val="single" w:color="DCE3E1" w:sz="4"/>
+            </w:tcBorders>
+            <w:shd w:fill="F5F7F6" w:color="auto" w:val="clear"/>
+            <w:tcMar>
+              <w:top w:type="dxa" w:w="70"/>
+              <w:left w:type="dxa" w:w="110"/>
+              <w:bottom w:type="dxa" w:w="50"/>
+              <w:right w:type="dxa" w:w="110"/>
+            </w:tcMar>
+            <w:vAlign w:val="top"/>
+          </w:tcPr>
+          <w:p>
+            <w:pPr>
+              <w:spacing w:after="40" w:line="252" w:lineRule="auto"/>
+            </w:pPr>
+            <w:r>
+              <w:rPr>
+                <w:sz w:val="19"/>
+                <w:szCs w:val="19"/>
+              </w:rPr>
+              <w:t xml:space="preserve">1.2</w:t>
+            </w:r>
+          </w:p>
+        </w:tc>
+        <w:tc>
+          <w:tcPr>
+            <w:tcW w:type="dxa" w:w="1500"/>
+            <w:tcBorders>
+              <w:top w:val="single" w:color="DCE3E1" w:sz="4"/>
+              <w:left w:val="single" w:color="DCE3E1" w:sz="4"/>
+              <w:bottom w:val="single" w:color="DCE3E1" w:sz="4"/>
+              <w:right w:val="single" w:color="DCE3E1" w:sz="4"/>
+            </w:tcBorders>
+            <w:shd w:fill="F5F7F6" w:color="auto" w:val="clear"/>
+            <w:tcMar>
+              <w:top w:type="dxa" w:w="70"/>
+              <w:left w:type="dxa" w:w="110"/>
+              <w:bottom w:type="dxa" w:w="50"/>
+              <w:right w:type="dxa" w:w="110"/>
+            </w:tcMar>
+            <w:vAlign w:val="top"/>
+          </w:tcPr>
+          <w:p>
+            <w:pPr>
+              <w:spacing w:after="40" w:line="252" w:lineRule="auto"/>
+            </w:pPr>
+            <w:r>
+              <w:rPr>
+                <w:sz w:val="19"/>
+                <w:szCs w:val="19"/>
+              </w:rPr>
+              <w:t xml:space="preserve">2026-10-10</w:t>
+            </w:r>
+          </w:p>
+        </w:tc>
+        <w:tc>
+          <w:tcPr>
+            <w:tcW w:type="dxa" w:w="6714"/>
+            <w:tcBorders>
+              <w:top w:val="single" w:color="DCE3E1" w:sz="4"/>
+              <w:left w:val="single" w:color="DCE3E1" w:sz="4"/>
+              <w:bottom w:val="single" w:color="DCE3E1" w:sz="4"/>
+              <w:right w:val="single" w:color="DCE3E1" w:sz="4"/>
+            </w:tcBorders>
+            <w:shd w:fill="F5F7F6" w:color="auto" w:val="clear"/>
             <w:tcMar>
               <w:top w:type="dxa" w:w="70"/>
               <w:left w:type="dxa" w:w="110"/>
@@ -1134,7 +1232,7 @@
                 <w:sz w:val="19"/>
                 <w:szCs w:val="19"/>
               </w:rPr>
-              <w:t xml:space="preserve">Living document, rebuilt at the end of every sprint. This edition reflects Sprint 03 accepted and Sprint 04 in progress.</w:t>
+              <w:t xml:space="preserve">Living document, rebuilt at the end of every sprint. This edition reflects Sprint 04 accepted and Sprint 05 in progress.</w:t>
             </w:r>
           </w:p>
         </w:tc>
@@ -2248,7 +2346,33 @@
           <w:sz w:val="19"/>
           <w:szCs w:val="19"/>
         </w:rPr>
-        <w:t xml:space="preserve">Sprint 04 — Rate plans and packages (in progress)</w:t>
+        <w:t xml:space="preserve">Sprint 04 — Rate plans and packages</w:t>
+      </w:r>
+    </w:p>
+    <w:p>
+      <w:pPr>
+        <w:spacing w:after="30" w:before="0"/>
+        <w:ind w:left="420"/>
+      </w:pPr>
+      <w:r>
+        <w:rPr>
+          <w:b w:val="false"/>
+          <w:bCs w:val="false"/>
+          <w:color w:val="8A2449"/>
+          <w:sz w:val="19"/>
+          <w:szCs w:val="19"/>
+        </w:rPr>
+        <w:t xml:space="preserve">10.5  </w:t>
+      </w:r>
+      <w:r>
+        <w:rPr>
+          <w:b w:val="false"/>
+          <w:bCs w:val="false"/>
+          <w:color w:val="1B2A2E"/>
+          <w:sz w:val="19"/>
+          <w:szCs w:val="19"/>
+        </w:rPr>
+        <w:t xml:space="preserve">Sprint 05 — Availability engine and reservations core (in progress)</w:t>
       </w:r>
     </w:p>
     <w:p>
@@ -2300,7 +2424,7 @@
           <w:sz w:val="19"/>
           <w:szCs w:val="19"/>
         </w:rPr>
-        <w:t xml:space="preserve">Latest recorded results (Sprint 03)</w:t>
+        <w:t xml:space="preserve">Latest recorded results (Sprint 04)</w:t>
       </w:r>
     </w:p>
     <w:p>
@@ -2577,10 +2701,10 @@
           <w:sz w:val="19"/>
           <w:szCs w:val="19"/>
         </w:rPr>
-        <w:t xml:space="preserve">166cbfc</w:t>
+        <w:t xml:space="preserve">490936f</w:t>
       </w:r>
       <w:r>
-        <w:t xml:space="preserve"> (2026-10-12). When a sprint is accepted the plan is updated and the document rebuilt, so it always matches the code.</w:t>
+        <w:t xml:space="preserve"> (2026-10-15). When a sprint is accepted the plan is updated and the document rebuilt, so it always matches the code.</w:t>
       </w:r>
     </w:p>
     <w:p>
@@ -3491,7 +3615,7 @@
                 <w:sz w:val="40"/>
                 <w:szCs w:val="40"/>
               </w:rPr>
-              <w:t xml:space="preserve">3/29</w:t>
+              <w:t xml:space="preserve">4/29</w:t>
             </w:r>
           </w:p>
           <w:p>
@@ -3539,7 +3663,7 @@
                 <w:sz w:val="40"/>
                 <w:szCs w:val="40"/>
               </w:rPr>
-              <w:t xml:space="preserve">24</w:t>
+              <w:t xml:space="preserve">29</w:t>
             </w:r>
           </w:p>
           <w:p>
@@ -3635,7 +3759,7 @@
                 <w:sz w:val="40"/>
                 <w:szCs w:val="40"/>
               </w:rPr>
-              <w:t xml:space="preserve">139</w:t>
+              <w:t xml:space="preserve">177</w:t>
             </w:r>
           </w:p>
           <w:p>
@@ -3683,7 +3807,7 @@
                 <w:sz w:val="40"/>
                 <w:szCs w:val="40"/>
               </w:rPr>
-              <w:t xml:space="preserve">9,434</w:t>
+              <w:t xml:space="preserve">11,678</w:t>
             </w:r>
           </w:p>
           <w:p>
@@ -3860,7 +3984,7 @@
                 <w:sz w:val="19"/>
                 <w:szCs w:val="19"/>
               </w:rPr>
-              <w:t xml:space="preserve">Sprint 04 — Rate plans and packages (in progress)</w:t>
+              <w:t xml:space="preserve">Sprint 05 — Availability engine and reservations core (in progress)</w:t>
             </w:r>
           </w:p>
         </w:tc>
@@ -3930,7 +4054,7 @@
                 <w:sz w:val="19"/>
                 <w:szCs w:val="19"/>
               </w:rPr>
-              <w:t xml:space="preserve">Sprint 03 — Guests. Accepted 11 Oct 2026. On main as tag sprint-03. Sprint 04 (rate plans and packages) started.</w:t>
+              <w:t xml:space="preserve">Sprint 04 — Rate plans and packages. Accepted 14 Oct 2026. A quote for Room 103, 2 adults, 3 nights returns a nightly breakdown matching the rate grid (checked by DevSeedTests, check-api.mjs and browser step S04-03). On main as tag sprint-04. Sprint 05 (availability engine and reservations) started.</w:t>
             </w:r>
           </w:p>
         </w:tc>
@@ -16220,6 +16344,104 @@
           </w:p>
         </w:tc>
       </w:tr>
+      <w:tr>
+        <w:trPr>
+          <w:cantSplit/>
+        </w:trPr>
+        <w:tc>
+          <w:tcPr>
+            <w:tcW w:type="dxa" w:w="3300"/>
+            <w:tcBorders>
+              <w:top w:val="single" w:color="DCE3E1" w:sz="4"/>
+              <w:left w:val="single" w:color="DCE3E1" w:sz="4"/>
+              <w:bottom w:val="single" w:color="DCE3E1" w:sz="4"/>
+              <w:right w:val="single" w:color="DCE3E1" w:sz="4"/>
+            </w:tcBorders>
+            <w:shd w:fill="F5F7F6" w:color="auto" w:val="clear"/>
+            <w:tcMar>
+              <w:top w:type="dxa" w:w="70"/>
+              <w:left w:type="dxa" w:w="110"/>
+              <w:bottom w:type="dxa" w:w="50"/>
+              <w:right w:type="dxa" w:w="110"/>
+            </w:tcMar>
+            <w:vAlign w:val="top"/>
+          </w:tcPr>
+          <w:p>
+            <w:pPr>
+              <w:spacing w:after="40" w:line="252" w:lineRule="auto"/>
+            </w:pPr>
+            <w:r>
+              <w:rPr>
+                <w:sz w:val="18"/>
+                <w:szCs w:val="18"/>
+              </w:rPr>
+              <w:t xml:space="preserve">V006__rates.sql</w:t>
+            </w:r>
+          </w:p>
+        </w:tc>
+        <w:tc>
+          <w:tcPr>
+            <w:tcW w:type="dxa" w:w="800"/>
+            <w:tcBorders>
+              <w:top w:val="single" w:color="DCE3E1" w:sz="4"/>
+              <w:left w:val="single" w:color="DCE3E1" w:sz="4"/>
+              <w:bottom w:val="single" w:color="DCE3E1" w:sz="4"/>
+              <w:right w:val="single" w:color="DCE3E1" w:sz="4"/>
+            </w:tcBorders>
+            <w:shd w:fill="F5F7F6" w:color="auto" w:val="clear"/>
+            <w:tcMar>
+              <w:top w:type="dxa" w:w="70"/>
+              <w:left w:type="dxa" w:w="110"/>
+              <w:bottom w:type="dxa" w:w="50"/>
+              <w:right w:type="dxa" w:w="110"/>
+            </w:tcMar>
+            <w:vAlign w:val="top"/>
+          </w:tcPr>
+          <w:p>
+            <w:pPr>
+              <w:spacing w:after="40" w:line="252" w:lineRule="auto"/>
+            </w:pPr>
+            <w:r>
+              <w:rPr>
+                <w:sz w:val="18"/>
+                <w:szCs w:val="18"/>
+              </w:rPr>
+              <w:t xml:space="preserve">243</w:t>
+            </w:r>
+          </w:p>
+        </w:tc>
+        <w:tc>
+          <w:tcPr>
+            <w:tcW w:type="dxa" w:w="5214"/>
+            <w:tcBorders>
+              <w:top w:val="single" w:color="DCE3E1" w:sz="4"/>
+              <w:left w:val="single" w:color="DCE3E1" w:sz="4"/>
+              <w:bottom w:val="single" w:color="DCE3E1" w:sz="4"/>
+              <w:right w:val="single" w:color="DCE3E1" w:sz="4"/>
+            </w:tcBorders>
+            <w:shd w:fill="F5F7F6" w:color="auto" w:val="clear"/>
+            <w:tcMar>
+              <w:top w:type="dxa" w:w="70"/>
+              <w:left w:type="dxa" w:w="110"/>
+              <w:bottom w:type="dxa" w:w="50"/>
+              <w:right w:type="dxa" w:w="110"/>
+            </w:tcMar>
+            <w:vAlign w:val="top"/>
+          </w:tcPr>
+          <w:p>
+            <w:pPr>
+              <w:spacing w:after="40" w:line="252" w:lineRule="auto"/>
+            </w:pPr>
+            <w:r>
+              <w:rPr>
+                <w:sz w:val="18"/>
+                <w:szCs w:val="18"/>
+              </w:rPr>
+              <w:t xml:space="preserve">reservation_sources, rate_plans, rate_plan_prices, packages, package_components</w:t>
+            </w:r>
+          </w:p>
+        </w:tc>
+      </w:tr>
     </w:tbl>
     <w:p>
       <w:pPr>
@@ -16231,7 +16453,7 @@
           <w:sz w:val="18"/>
           <w:szCs w:val="18"/>
         </w:rPr>
-        <w:t xml:space="preserve">Total: 24 tables in 5 migrations. Development demo data lives in database/seed/dev and runs only in Development.</w:t>
+        <w:t xml:space="preserve">Total: 29 tables in 6 migrations. Development demo data lives in database/seed/dev and runs only in Development.</w:t>
       </w:r>
     </w:p>
     <w:p>
@@ -26923,6 +27145,162 @@
                 <w:szCs w:val="17"/>
               </w:rPr>
               <w:t xml:space="preserve">M</w:t>
+            </w:r>
+          </w:p>
+        </w:tc>
+        <w:tc>
+          <w:tcPr>
+            <w:tcW w:type="dxa" w:w="1200"/>
+            <w:tcBorders>
+              <w:top w:val="single" w:color="DCE3E1" w:sz="4"/>
+              <w:left w:val="single" w:color="DCE3E1" w:sz="4"/>
+              <w:bottom w:val="single" w:color="DCE3E1" w:sz="4"/>
+              <w:right w:val="single" w:color="DCE3E1" w:sz="4"/>
+            </w:tcBorders>
+            <w:shd w:fill="E3F0E6" w:color="auto" w:val="clear"/>
+            <w:tcMar>
+              <w:top w:type="dxa" w:w="70"/>
+              <w:left w:type="dxa" w:w="110"/>
+              <w:bottom w:type="dxa" w:w="50"/>
+              <w:right w:type="dxa" w:w="110"/>
+            </w:tcMar>
+            <w:vAlign w:val="top"/>
+          </w:tcPr>
+          <w:p>
+            <w:pPr>
+              <w:spacing w:after="40" w:line="252" w:lineRule="auto"/>
+            </w:pPr>
+            <w:r>
+              <w:rPr>
+                <w:sz w:val="17"/>
+                <w:szCs w:val="17"/>
+              </w:rPr>
+              <w:t xml:space="preserve">Done</w:t>
+            </w:r>
+          </w:p>
+        </w:tc>
+        <w:tc>
+          <w:tcPr>
+            <w:tcW w:type="dxa" w:w="4414"/>
+            <w:tcBorders>
+              <w:top w:val="single" w:color="DCE3E1" w:sz="4"/>
+              <w:left w:val="single" w:color="DCE3E1" w:sz="4"/>
+              <w:bottom w:val="single" w:color="DCE3E1" w:sz="4"/>
+              <w:right w:val="single" w:color="DCE3E1" w:sz="4"/>
+            </w:tcBorders>
+            <w:tcMar>
+              <w:top w:type="dxa" w:w="70"/>
+              <w:left w:type="dxa" w:w="110"/>
+              <w:bottom w:type="dxa" w:w="50"/>
+              <w:right w:type="dxa" w:w="110"/>
+            </w:tcMar>
+            <w:vAlign w:val="top"/>
+          </w:tcPr>
+          <w:p>
+            <w:pPr>
+              <w:spacing w:after="40" w:line="252" w:lineRule="auto"/>
+            </w:pPr>
+            <w:r>
+              <w:rPr>
+                <w:sz w:val="17"/>
+                <w:szCs w:val="17"/>
+              </w:rPr>
+              <w:t xml:space="preserve">Accepted 14 Oct 2026. A quote for Room 103, 2 adults, 3 nights returns a nightly breakdown matching the rate grid (checked by DevSeedTests, check-api.mjs and browser step S04-03). On main as tag sprint-04. Sprint 05 (availability engine and reservations) started.</w:t>
+            </w:r>
+          </w:p>
+        </w:tc>
+      </w:tr>
+      <w:tr>
+        <w:trPr>
+          <w:cantSplit/>
+        </w:trPr>
+        <w:tc>
+          <w:tcPr>
+            <w:tcW w:type="dxa" w:w="500"/>
+            <w:tcBorders>
+              <w:top w:val="single" w:color="DCE3E1" w:sz="4"/>
+              <w:left w:val="single" w:color="DCE3E1" w:sz="4"/>
+              <w:bottom w:val="single" w:color="DCE3E1" w:sz="4"/>
+              <w:right w:val="single" w:color="DCE3E1" w:sz="4"/>
+            </w:tcBorders>
+            <w:tcMar>
+              <w:top w:type="dxa" w:w="70"/>
+              <w:left w:type="dxa" w:w="110"/>
+              <w:bottom w:type="dxa" w:w="50"/>
+              <w:right w:type="dxa" w:w="110"/>
+            </w:tcMar>
+            <w:vAlign w:val="top"/>
+          </w:tcPr>
+          <w:p>
+            <w:pPr>
+              <w:spacing w:after="40" w:line="252" w:lineRule="auto"/>
+            </w:pPr>
+            <w:r>
+              <w:rPr>
+                <w:sz w:val="17"/>
+                <w:szCs w:val="17"/>
+              </w:rPr>
+              <w:t xml:space="preserve">05</w:t>
+            </w:r>
+          </w:p>
+        </w:tc>
+        <w:tc>
+          <w:tcPr>
+            <w:tcW w:type="dxa" w:w="2600"/>
+            <w:tcBorders>
+              <w:top w:val="single" w:color="DCE3E1" w:sz="4"/>
+              <w:left w:val="single" w:color="DCE3E1" w:sz="4"/>
+              <w:bottom w:val="single" w:color="DCE3E1" w:sz="4"/>
+              <w:right w:val="single" w:color="DCE3E1" w:sz="4"/>
+            </w:tcBorders>
+            <w:tcMar>
+              <w:top w:type="dxa" w:w="70"/>
+              <w:left w:type="dxa" w:w="110"/>
+              <w:bottom w:type="dxa" w:w="50"/>
+              <w:right w:type="dxa" w:w="110"/>
+            </w:tcMar>
+            <w:vAlign w:val="top"/>
+          </w:tcPr>
+          <w:p>
+            <w:pPr>
+              <w:spacing w:after="40" w:line="252" w:lineRule="auto"/>
+            </w:pPr>
+            <w:r>
+              <w:rPr>
+                <w:sz w:val="17"/>
+                <w:szCs w:val="17"/>
+              </w:rPr>
+              <w:t xml:space="preserve">Availability engine and reservations core</w:t>
+            </w:r>
+          </w:p>
+        </w:tc>
+        <w:tc>
+          <w:tcPr>
+            <w:tcW w:type="dxa" w:w="600"/>
+            <w:tcBorders>
+              <w:top w:val="single" w:color="DCE3E1" w:sz="4"/>
+              <w:left w:val="single" w:color="DCE3E1" w:sz="4"/>
+              <w:bottom w:val="single" w:color="DCE3E1" w:sz="4"/>
+              <w:right w:val="single" w:color="DCE3E1" w:sz="4"/>
+            </w:tcBorders>
+            <w:tcMar>
+              <w:top w:type="dxa" w:w="70"/>
+              <w:left w:type="dxa" w:w="110"/>
+              <w:bottom w:type="dxa" w:w="50"/>
+              <w:right w:type="dxa" w:w="110"/>
+            </w:tcMar>
+            <w:vAlign w:val="top"/>
+          </w:tcPr>
+          <w:p>
+            <w:pPr>
+              <w:spacing w:after="40" w:line="252" w:lineRule="auto"/>
+            </w:pPr>
+            <w:r>
+              <w:rPr>
+                <w:sz w:val="17"/>
+                <w:szCs w:val="17"/>
+              </w:rPr>
+              <w:t xml:space="preserve">L</w:t>
             </w:r>
           </w:p>
         </w:tc>
@@ -36007,7 +36385,7 @@
         <w:pStyle w:val="Heading2"/>
       </w:pPr>
       <w:r>
-        <w:t xml:space="preserve">10.4   Sprint 04 — Rate plans and packages (in progress)</w:t>
+        <w:t xml:space="preserve">10.4   Sprint 04 — Rate plans and packages</w:t>
       </w:r>
     </w:p>
     <w:tbl>
@@ -36307,13 +36685,1008 @@
           </w:p>
         </w:tc>
       </w:tr>
+      <w:tr>
+        <w:trPr>
+          <w:cantSplit/>
+        </w:trPr>
+        <w:tc>
+          <w:tcPr>
+            <w:tcW w:type="dxa" w:w="2100"/>
+            <w:tcBorders>
+              <w:top w:val="single" w:color="DCE3E1" w:sz="4"/>
+              <w:left w:val="single" w:color="DCE3E1" w:sz="4"/>
+              <w:bottom w:val="single" w:color="DCE3E1" w:sz="4"/>
+              <w:right w:val="single" w:color="DCE3E1" w:sz="4"/>
+            </w:tcBorders>
+            <w:shd w:fill="F5F7F6" w:color="auto" w:val="clear"/>
+            <w:tcMar>
+              <w:top w:type="dxa" w:w="70"/>
+              <w:left w:type="dxa" w:w="110"/>
+              <w:bottom w:type="dxa" w:w="50"/>
+              <w:right w:type="dxa" w:w="110"/>
+            </w:tcMar>
+            <w:vAlign w:val="top"/>
+          </w:tcPr>
+          <w:p>
+            <w:pPr>
+              <w:spacing w:after="40" w:line="252" w:lineRule="auto"/>
+            </w:pPr>
+            <w:r>
+              <w:rPr>
+                <w:b/>
+                <w:bCs/>
+                <w:sz w:val="19"/>
+                <w:szCs w:val="19"/>
+              </w:rPr>
+              <w:t xml:space="preserve">Status</w:t>
+            </w:r>
+          </w:p>
+        </w:tc>
+        <w:tc>
+          <w:tcPr>
+            <w:tcW w:type="dxa" w:w="7214"/>
+            <w:tcBorders>
+              <w:top w:val="single" w:color="DCE3E1" w:sz="4"/>
+              <w:left w:val="single" w:color="DCE3E1" w:sz="4"/>
+              <w:bottom w:val="single" w:color="DCE3E1" w:sz="4"/>
+              <w:right w:val="single" w:color="DCE3E1" w:sz="4"/>
+            </w:tcBorders>
+            <w:tcMar>
+              <w:top w:type="dxa" w:w="70"/>
+              <w:left w:type="dxa" w:w="110"/>
+              <w:bottom w:type="dxa" w:w="50"/>
+              <w:right w:type="dxa" w:w="110"/>
+            </w:tcMar>
+            <w:vAlign w:val="top"/>
+          </w:tcPr>
+          <w:p>
+            <w:pPr>
+              <w:spacing w:after="40" w:line="252" w:lineRule="auto"/>
+            </w:pPr>
+            <w:r>
+              <w:rPr>
+                <w:b w:val="false"/>
+                <w:bCs w:val="false"/>
+                <w:sz w:val="19"/>
+                <w:szCs w:val="19"/>
+              </w:rPr>
+              <w:t xml:space="preserve">Done</w:t>
+            </w:r>
+          </w:p>
+        </w:tc>
+      </w:tr>
+      <w:tr>
+        <w:trPr>
+          <w:cantSplit/>
+        </w:trPr>
+        <w:tc>
+          <w:tcPr>
+            <w:tcW w:type="dxa" w:w="2100"/>
+            <w:tcBorders>
+              <w:top w:val="single" w:color="DCE3E1" w:sz="4"/>
+              <w:left w:val="single" w:color="DCE3E1" w:sz="4"/>
+              <w:bottom w:val="single" w:color="DCE3E1" w:sz="4"/>
+              <w:right w:val="single" w:color="DCE3E1" w:sz="4"/>
+            </w:tcBorders>
+            <w:shd w:fill="F5F7F6" w:color="auto" w:val="clear"/>
+            <w:tcMar>
+              <w:top w:type="dxa" w:w="70"/>
+              <w:left w:type="dxa" w:w="110"/>
+              <w:bottom w:type="dxa" w:w="50"/>
+              <w:right w:type="dxa" w:w="110"/>
+            </w:tcMar>
+            <w:vAlign w:val="top"/>
+          </w:tcPr>
+          <w:p>
+            <w:pPr>
+              <w:spacing w:after="40" w:line="252" w:lineRule="auto"/>
+            </w:pPr>
+            <w:r>
+              <w:rPr>
+                <w:b/>
+                <w:bCs/>
+                <w:sz w:val="19"/>
+                <w:szCs w:val="19"/>
+              </w:rPr>
+              <w:t xml:space="preserve">Outcome</w:t>
+            </w:r>
+          </w:p>
+        </w:tc>
+        <w:tc>
+          <w:tcPr>
+            <w:tcW w:type="dxa" w:w="7214"/>
+            <w:tcBorders>
+              <w:top w:val="single" w:color="DCE3E1" w:sz="4"/>
+              <w:left w:val="single" w:color="DCE3E1" w:sz="4"/>
+              <w:bottom w:val="single" w:color="DCE3E1" w:sz="4"/>
+              <w:right w:val="single" w:color="DCE3E1" w:sz="4"/>
+            </w:tcBorders>
+            <w:tcMar>
+              <w:top w:type="dxa" w:w="70"/>
+              <w:left w:type="dxa" w:w="110"/>
+              <w:bottom w:type="dxa" w:w="50"/>
+              <w:right w:type="dxa" w:w="110"/>
+            </w:tcMar>
+            <w:vAlign w:val="top"/>
+          </w:tcPr>
+          <w:p>
+            <w:pPr>
+              <w:spacing w:after="40" w:line="252" w:lineRule="auto"/>
+            </w:pPr>
+            <w:r>
+              <w:rPr>
+                <w:b w:val="false"/>
+                <w:bCs w:val="false"/>
+                <w:sz w:val="19"/>
+                <w:szCs w:val="19"/>
+              </w:rPr>
+              <w:t xml:space="preserve">Accepted 14 Oct 2026. A quote for Room 103, 2 adults, 3 nights returns a nightly breakdown matching the rate grid (checked by DevSeedTests, check-api.mjs and browser step S04-03). On main as tag sprint-04. Sprint 05 (availability engine and reservations) started.</w:t>
+            </w:r>
+          </w:p>
+        </w:tc>
+      </w:tr>
     </w:tbl>
     <w:p>
       <w:pPr>
         <w:pStyle w:val="Heading3"/>
       </w:pPr>
       <w:r>
-        <w:t xml:space="preserve">10.4.1   Planned scope</w:t>
+        <w:t xml:space="preserve">10.4.1   What was delivered</w:t>
+      </w:r>
+    </w:p>
+    <w:p>
+      <w:pPr>
+        <w:pStyle w:val="ListParagraph"/>
+        <w:numPr>
+          <w:ilvl w:val="0"/>
+          <w:numId w:val="2"/>
+        </w:numPr>
+        <w:spacing w:after="60"/>
+      </w:pPr>
+      <w:r>
+        <w:t xml:space="preserve">Migration V006: rate_plans, rate_plan_prices (one row per plan × room type × night, numeric(12,2), per-bed prices for dormitories), packages, package_components, reservation_sources (14 built-in channels); one default plan per property; a deferred trigger refuses any package whose split doesn't add up to its price</w:t>
+      </w:r>
+    </w:p>
+    <w:p>
+      <w:pPr>
+        <w:pStyle w:val="ListParagraph"/>
+        <w:numPr>
+          <w:ilvl w:val="0"/>
+          <w:numId w:val="2"/>
+        </w:numPr>
+        <w:spacing w:after="60"/>
+      </w:pPr>
+      <w:r>
+        <w:t xml:space="preserve">Quote engine (pure, unit-tested): nightly breakdown, extra adults and children above standard occupancy, per-bed dormitory pricing, minimum stay on the arrival night, maximum occupancy; every refusal says exactly why (which nights have no price, how many guests the room sleeps)</w:t>
+      </w:r>
+    </w:p>
+    <w:p>
+      <w:pPr>
+        <w:pStyle w:val="ListParagraph"/>
+        <w:numPr>
+          <w:ilvl w:val="0"/>
+          <w:numId w:val="2"/>
+        </w:numPr>
+        <w:spacing w:after="60"/>
+      </w:pPr>
+      <w:r>
+        <w:t xml:space="preserve">Package revenue split by percent with the largest-remainder rule: amounts always add up to exactly the price, to the paisa (rule in DATABASE.md → Money and rounding)</w:t>
+      </w:r>
+    </w:p>
+    <w:p>
+      <w:pPr>
+        <w:pStyle w:val="ListParagraph"/>
+        <w:numPr>
+          <w:ilvl w:val="0"/>
+          <w:numId w:val="2"/>
+        </w:numPr>
+        <w:spacing w:after="60"/>
+      </w:pPr>
+      <w:r>
+        <w:t xml:space="preserve">Rate APIs: plans, grid read, bulk edit by date range and days of the week, quote by room or type (id or code), packages, reservation sources. Every price change audited with old and new values</w:t>
+      </w:r>
+    </w:p>
+    <w:p>
+      <w:pPr>
+        <w:pStyle w:val="ListParagraph"/>
+        <w:numPr>
+          <w:ilvl w:val="0"/>
+          <w:numId w:val="2"/>
+        </w:numPr>
+        <w:spacing w:after="60"/>
+      </w:pPr>
+      <w:r>
+        <w:t xml:space="preserve">Dev seed S003: BAR with Friday/Saturday uplift for a year, Couple getaway and Room + breakfast packages</w:t>
+      </w:r>
+    </w:p>
+    <w:p>
+      <w:pPr>
+        <w:pStyle w:val="ListParagraph"/>
+        <w:numPr>
+          <w:ilvl w:val="0"/>
+          <w:numId w:val="2"/>
+        </w:numPr>
+        <w:spacing w:after="60"/>
+      </w:pPr>
+      <w:r>
+        <w:t xml:space="preserve">Screens: Rates (plan picker, room type × 14-night grid, click a cell to edit, bulk edit with weekend shortcut, quote panel) and Packages (list with revenue chips, editor with live split preview). Every error is shown under its field with the reason</w:t>
+      </w:r>
+    </w:p>
+    <w:p>
+      <w:pPr>
+        <w:pStyle w:val="Heading3"/>
+      </w:pPr>
+      <w:r>
+        <w:t xml:space="preserve">10.4.2   UI design</w:t>
+      </w:r>
+    </w:p>
+    <w:p>
+      <w:r>
+        <w:t xml:space="preserve">Rates (menu) shows the chosen rate plan as a grid of room types × 14 nights, with weekend columns shaded and nights without a price marked; arrows move a week and a date picks the first night. Clicking a cell edits that night. Set prices applies a price, extra adult and child rates and a minimum stay to chosen room types over a date range, on all nights or only chosen weekdays (a Weekend button picks Friday and Saturday), and reports how many nights changed. Quote a stay takes a room or room type, arrival, nights and guests and shows each night with extras and the total before tax. Packages lists packages with their revenue split as chips; the editor shows each part's amount live as shares are typed and refuses a split that doesn't add up to 100 %, with the reason under the parts. Receptionists see rates and can quote but can't change anything.</w:t>
+      </w:r>
+    </w:p>
+    <w:tbl>
+      <w:tblPr>
+        <w:tblW w:type="dxa" w:w="9314"/>
+        <w:tblBorders>
+          <w:top w:val="single" w:color="auto" w:sz="4"/>
+          <w:left w:val="single" w:color="auto" w:sz="4"/>
+          <w:bottom w:val="single" w:color="auto" w:sz="4"/>
+          <w:right w:val="single" w:color="auto" w:sz="4"/>
+          <w:insideH w:val="single" w:color="auto" w:sz="4"/>
+          <w:insideV w:val="single" w:color="auto" w:sz="4"/>
+        </w:tblBorders>
+        <w:tblLayout w:type="fixed"/>
+      </w:tblPr>
+      <w:tblGrid>
+        <w:gridCol w:w="9314"/>
+      </w:tblGrid>
+      <w:tr>
+        <w:trPr>
+          <w:cantSplit/>
+          <w:tblHeader/>
+        </w:trPr>
+        <w:tc>
+          <w:tcPr>
+            <w:tcW w:type="dxa" w:w="9314"/>
+            <w:tcBorders>
+              <w:top w:val="single" w:color="0E3B43" w:sz="4"/>
+              <w:left w:val="single" w:color="0E3B43" w:sz="4"/>
+              <w:bottom w:val="single" w:color="0E3B43" w:sz="4"/>
+              <w:right w:val="single" w:color="0E3B43" w:sz="4"/>
+            </w:tcBorders>
+            <w:shd w:fill="0E3B43" w:color="auto" w:val="clear"/>
+            <w:tcMar>
+              <w:top w:type="dxa" w:w="70"/>
+              <w:left w:type="dxa" w:w="110"/>
+              <w:bottom w:type="dxa" w:w="50"/>
+              <w:right w:type="dxa" w:w="110"/>
+            </w:tcMar>
+            <w:vAlign w:val="top"/>
+          </w:tcPr>
+          <w:p>
+            <w:pPr>
+              <w:spacing w:after="40" w:line="252" w:lineRule="auto"/>
+            </w:pPr>
+            <w:r>
+              <w:rPr>
+                <w:b/>
+                <w:bCs/>
+                <w:color w:val="FFFFFF"/>
+                <w:sz w:val="19"/>
+                <w:szCs w:val="19"/>
+              </w:rPr>
+              <w:t xml:space="preserve">Screens (routes)</w:t>
+            </w:r>
+          </w:p>
+        </w:tc>
+      </w:tr>
+      <w:tr>
+        <w:trPr>
+          <w:cantSplit/>
+        </w:trPr>
+        <w:tc>
+          <w:tcPr>
+            <w:tcW w:type="dxa" w:w="9314"/>
+            <w:tcBorders>
+              <w:top w:val="single" w:color="DCE3E1" w:sz="4"/>
+              <w:left w:val="single" w:color="DCE3E1" w:sz="4"/>
+              <w:bottom w:val="single" w:color="DCE3E1" w:sz="4"/>
+              <w:right w:val="single" w:color="DCE3E1" w:sz="4"/>
+            </w:tcBorders>
+            <w:tcMar>
+              <w:top w:type="dxa" w:w="70"/>
+              <w:left w:type="dxa" w:w="110"/>
+              <w:bottom w:type="dxa" w:w="50"/>
+              <w:right w:type="dxa" w:w="110"/>
+            </w:tcMar>
+            <w:vAlign w:val="top"/>
+          </w:tcPr>
+          <w:p>
+            <w:pPr>
+              <w:spacing w:after="40" w:line="252" w:lineRule="auto"/>
+            </w:pPr>
+            <w:r>
+              <w:rPr>
+                <w:sz w:val="18"/>
+                <w:szCs w:val="18"/>
+              </w:rPr>
+              <w:t xml:space="preserve">/settings/rates</w:t>
+            </w:r>
+          </w:p>
+        </w:tc>
+      </w:tr>
+      <w:tr>
+        <w:trPr>
+          <w:cantSplit/>
+        </w:trPr>
+        <w:tc>
+          <w:tcPr>
+            <w:tcW w:type="dxa" w:w="9314"/>
+            <w:tcBorders>
+              <w:top w:val="single" w:color="DCE3E1" w:sz="4"/>
+              <w:left w:val="single" w:color="DCE3E1" w:sz="4"/>
+              <w:bottom w:val="single" w:color="DCE3E1" w:sz="4"/>
+              <w:right w:val="single" w:color="DCE3E1" w:sz="4"/>
+            </w:tcBorders>
+            <w:shd w:fill="F5F7F6" w:color="auto" w:val="clear"/>
+            <w:tcMar>
+              <w:top w:type="dxa" w:w="70"/>
+              <w:left w:type="dxa" w:w="110"/>
+              <w:bottom w:type="dxa" w:w="50"/>
+              <w:right w:type="dxa" w:w="110"/>
+            </w:tcMar>
+            <w:vAlign w:val="top"/>
+          </w:tcPr>
+          <w:p>
+            <w:pPr>
+              <w:spacing w:after="40" w:line="252" w:lineRule="auto"/>
+            </w:pPr>
+            <w:r>
+              <w:rPr>
+                <w:sz w:val="18"/>
+                <w:szCs w:val="18"/>
+              </w:rPr>
+              <w:t xml:space="preserve">/settings/packages</w:t>
+            </w:r>
+          </w:p>
+        </w:tc>
+      </w:tr>
+    </w:tbl>
+    <w:p>
+      <w:pPr>
+        <w:keepNext/>
+        <w:pBdr>
+          <w:top w:val="single" w:color="DCE3E1" w:sz="4"/>
+          <w:bottom w:val="single" w:color="DCE3E1" w:sz="4"/>
+          <w:left w:val="single" w:color="DCE3E1" w:sz="4"/>
+          <w:right w:val="single" w:color="DCE3E1" w:sz="4"/>
+        </w:pBdr>
+        <w:spacing w:before="120" w:after="0" w:line="240" w:lineRule="auto"/>
+        <w:jc w:val="center"/>
+      </w:pPr>
+      <w:r>
+        <w:drawing>
+          <wp:inline distT="0" distB="0" distL="0" distR="0">
+            <wp:extent cx="4933950" cy="3314700"/>
+            <wp:effectExtent t="0" r="0" b="0" l="0"/>
+            <wp:docPr id="1" name="The rate grid: room types × nights, weekends shaded" descr="The rate grid: room types × nights, weekends shaded" title="The rate grid: room types × nights, weekends shaded"/>
+            <wp:cNvGraphicFramePr>
+              <a:graphicFrameLocks xmlns:a="http://schemas.openxmlformats.org/drawingml/2006/main" noChangeAspect="1"/>
+            </wp:cNvGraphicFramePr>
+            <a:graphic xmlns:a="http://schemas.openxmlformats.org/drawingml/2006/main">
+              <a:graphicData uri="http://schemas.openxmlformats.org/drawingml/2006/picture">
+                <pic:pic xmlns:pic="http://schemas.openxmlformats.org/drawingml/2006/picture">
+                  <pic:nvPicPr>
+                    <pic:cNvPr id="0" name="" descr=""/>
+                    <pic:cNvPicPr>
+                      <a:picLocks noChangeAspect="1" noChangeArrowheads="1"/>
+                    </pic:cNvPicPr>
+                  </pic:nvPicPr>
+                  <pic:blipFill>
+                    <a:blip r:embed="rId35" cstate="none"/>
+                    <a:srcRect/>
+                    <a:stretch>
+                      <a:fillRect/>
+                    </a:stretch>
+                  </pic:blipFill>
+                  <pic:spPr bwMode="auto">
+                    <a:xfrm>
+                      <a:off x="0" y="0"/>
+                      <a:ext cx="4933950" cy="3314700"/>
+                    </a:xfrm>
+                    <a:prstGeom prst="rect">
+                      <a:avLst/>
+                    </a:prstGeom>
+                  </pic:spPr>
+                </pic:pic>
+              </a:graphicData>
+            </a:graphic>
+          </wp:inline>
+        </w:drawing>
+      </w:r>
+    </w:p>
+    <w:p>
+      <w:pPr>
+        <w:pStyle w:val="Caption"/>
+      </w:pPr>
+      <w:r>
+        <w:t xml:space="preserve">The rate grid: room types × nights, weekends shaded</w:t>
+      </w:r>
+    </w:p>
+    <w:p>
+      <w:pPr>
+        <w:keepNext/>
+        <w:pBdr>
+          <w:top w:val="single" w:color="DCE3E1" w:sz="4"/>
+          <w:bottom w:val="single" w:color="DCE3E1" w:sz="4"/>
+          <w:left w:val="single" w:color="DCE3E1" w:sz="4"/>
+          <w:right w:val="single" w:color="DCE3E1" w:sz="4"/>
+        </w:pBdr>
+        <w:spacing w:before="120" w:after="0" w:line="240" w:lineRule="auto"/>
+        <w:jc w:val="center"/>
+      </w:pPr>
+      <w:r>
+        <w:drawing>
+          <wp:inline distT="0" distB="0" distL="0" distR="0">
+            <wp:extent cx="4933950" cy="3314700"/>
+            <wp:effectExtent t="0" r="0" b="0" l="0"/>
+            <wp:docPr id="1" name="Setting weekend prices for a date range" descr="Setting weekend prices for a date range" title="Setting weekend prices for a date range"/>
+            <wp:cNvGraphicFramePr>
+              <a:graphicFrameLocks xmlns:a="http://schemas.openxmlformats.org/drawingml/2006/main" noChangeAspect="1"/>
+            </wp:cNvGraphicFramePr>
+            <a:graphic xmlns:a="http://schemas.openxmlformats.org/drawingml/2006/main">
+              <a:graphicData uri="http://schemas.openxmlformats.org/drawingml/2006/picture">
+                <pic:pic xmlns:pic="http://schemas.openxmlformats.org/drawingml/2006/picture">
+                  <pic:nvPicPr>
+                    <pic:cNvPr id="0" name="" descr=""/>
+                    <pic:cNvPicPr>
+                      <a:picLocks noChangeAspect="1" noChangeArrowheads="1"/>
+                    </pic:cNvPicPr>
+                  </pic:nvPicPr>
+                  <pic:blipFill>
+                    <a:blip r:embed="rId36" cstate="none"/>
+                    <a:srcRect/>
+                    <a:stretch>
+                      <a:fillRect/>
+                    </a:stretch>
+                  </pic:blipFill>
+                  <pic:spPr bwMode="auto">
+                    <a:xfrm>
+                      <a:off x="0" y="0"/>
+                      <a:ext cx="4933950" cy="3314700"/>
+                    </a:xfrm>
+                    <a:prstGeom prst="rect">
+                      <a:avLst/>
+                    </a:prstGeom>
+                  </pic:spPr>
+                </pic:pic>
+              </a:graphicData>
+            </a:graphic>
+          </wp:inline>
+        </w:drawing>
+      </w:r>
+    </w:p>
+    <w:p>
+      <w:pPr>
+        <w:pStyle w:val="Caption"/>
+      </w:pPr>
+      <w:r>
+        <w:t xml:space="preserve">Setting weekend prices for a date range</w:t>
+      </w:r>
+    </w:p>
+    <w:p>
+      <w:pPr>
+        <w:keepNext/>
+        <w:pBdr>
+          <w:top w:val="single" w:color="DCE3E1" w:sz="4"/>
+          <w:bottom w:val="single" w:color="DCE3E1" w:sz="4"/>
+          <w:left w:val="single" w:color="DCE3E1" w:sz="4"/>
+          <w:right w:val="single" w:color="DCE3E1" w:sz="4"/>
+        </w:pBdr>
+        <w:spacing w:before="120" w:after="0" w:line="240" w:lineRule="auto"/>
+        <w:jc w:val="center"/>
+      </w:pPr>
+      <w:r>
+        <w:drawing>
+          <wp:inline distT="0" distB="0" distL="0" distR="0">
+            <wp:extent cx="4933950" cy="3314700"/>
+            <wp:effectExtent t="0" r="0" b="0" l="0"/>
+            <wp:docPr id="1" name="A quote for Room 103, night by night, matching the grid" descr="A quote for Room 103, night by night, matching the grid" title="A quote for Room 103, night by night, matching the grid"/>
+            <wp:cNvGraphicFramePr>
+              <a:graphicFrameLocks xmlns:a="http://schemas.openxmlformats.org/drawingml/2006/main" noChangeAspect="1"/>
+            </wp:cNvGraphicFramePr>
+            <a:graphic xmlns:a="http://schemas.openxmlformats.org/drawingml/2006/main">
+              <a:graphicData uri="http://schemas.openxmlformats.org/drawingml/2006/picture">
+                <pic:pic xmlns:pic="http://schemas.openxmlformats.org/drawingml/2006/picture">
+                  <pic:nvPicPr>
+                    <pic:cNvPr id="0" name="" descr=""/>
+                    <pic:cNvPicPr>
+                      <a:picLocks noChangeAspect="1" noChangeArrowheads="1"/>
+                    </pic:cNvPicPr>
+                  </pic:nvPicPr>
+                  <pic:blipFill>
+                    <a:blip r:embed="rId37" cstate="none"/>
+                    <a:srcRect/>
+                    <a:stretch>
+                      <a:fillRect/>
+                    </a:stretch>
+                  </pic:blipFill>
+                  <pic:spPr bwMode="auto">
+                    <a:xfrm>
+                      <a:off x="0" y="0"/>
+                      <a:ext cx="4933950" cy="3314700"/>
+                    </a:xfrm>
+                    <a:prstGeom prst="rect">
+                      <a:avLst/>
+                    </a:prstGeom>
+                  </pic:spPr>
+                </pic:pic>
+              </a:graphicData>
+            </a:graphic>
+          </wp:inline>
+        </w:drawing>
+      </w:r>
+    </w:p>
+    <w:p>
+      <w:pPr>
+        <w:pStyle w:val="Caption"/>
+      </w:pPr>
+      <w:r>
+        <w:t xml:space="preserve">A quote for Room 103, night by night, matching the grid</w:t>
+      </w:r>
+    </w:p>
+    <w:p>
+      <w:pPr>
+        <w:keepNext/>
+        <w:pBdr>
+          <w:top w:val="single" w:color="DCE3E1" w:sz="4"/>
+          <w:bottom w:val="single" w:color="DCE3E1" w:sz="4"/>
+          <w:left w:val="single" w:color="DCE3E1" w:sz="4"/>
+          <w:right w:val="single" w:color="DCE3E1" w:sz="4"/>
+        </w:pBdr>
+        <w:spacing w:before="120" w:after="0" w:line="240" w:lineRule="auto"/>
+        <w:jc w:val="center"/>
+      </w:pPr>
+      <w:r>
+        <w:drawing>
+          <wp:inline distT="0" distB="0" distL="0" distR="0">
+            <wp:extent cx="4933950" cy="3314700"/>
+            <wp:effectExtent t="0" r="0" b="0" l="0"/>
+            <wp:docPr id="1" name="Errors say why, under the field they concern" descr="Errors say why, under the field they concern" title="Errors say why, under the field they concern"/>
+            <wp:cNvGraphicFramePr>
+              <a:graphicFrameLocks xmlns:a="http://schemas.openxmlformats.org/drawingml/2006/main" noChangeAspect="1"/>
+            </wp:cNvGraphicFramePr>
+            <a:graphic xmlns:a="http://schemas.openxmlformats.org/drawingml/2006/main">
+              <a:graphicData uri="http://schemas.openxmlformats.org/drawingml/2006/picture">
+                <pic:pic xmlns:pic="http://schemas.openxmlformats.org/drawingml/2006/picture">
+                  <pic:nvPicPr>
+                    <pic:cNvPr id="0" name="" descr=""/>
+                    <pic:cNvPicPr>
+                      <a:picLocks noChangeAspect="1" noChangeArrowheads="1"/>
+                    </pic:cNvPicPr>
+                  </pic:nvPicPr>
+                  <pic:blipFill>
+                    <a:blip r:embed="rId38" cstate="none"/>
+                    <a:srcRect/>
+                    <a:stretch>
+                      <a:fillRect/>
+                    </a:stretch>
+                  </pic:blipFill>
+                  <pic:spPr bwMode="auto">
+                    <a:xfrm>
+                      <a:off x="0" y="0"/>
+                      <a:ext cx="4933950" cy="3314700"/>
+                    </a:xfrm>
+                    <a:prstGeom prst="rect">
+                      <a:avLst/>
+                    </a:prstGeom>
+                  </pic:spPr>
+                </pic:pic>
+              </a:graphicData>
+            </a:graphic>
+          </wp:inline>
+        </w:drawing>
+      </w:r>
+    </w:p>
+    <w:p>
+      <w:pPr>
+        <w:pStyle w:val="Caption"/>
+      </w:pPr>
+      <w:r>
+        <w:t xml:space="preserve">Errors say why, under the field they concern</w:t>
+      </w:r>
+    </w:p>
+    <w:p>
+      <w:pPr>
+        <w:keepNext/>
+        <w:pBdr>
+          <w:top w:val="single" w:color="DCE3E1" w:sz="4"/>
+          <w:bottom w:val="single" w:color="DCE3E1" w:sz="4"/>
+          <w:left w:val="single" w:color="DCE3E1" w:sz="4"/>
+          <w:right w:val="single" w:color="DCE3E1" w:sz="4"/>
+        </w:pBdr>
+        <w:spacing w:before="120" w:after="0" w:line="240" w:lineRule="auto"/>
+        <w:jc w:val="center"/>
+      </w:pPr>
+      <w:r>
+        <w:drawing>
+          <wp:inline distT="0" distB="0" distL="0" distR="0">
+            <wp:extent cx="4933950" cy="3314700"/>
+            <wp:effectExtent t="0" r="0" b="0" l="0"/>
+            <wp:docPr id="1" name="Packages with their revenue split" descr="Packages with their revenue split" title="Packages with their revenue split"/>
+            <wp:cNvGraphicFramePr>
+              <a:graphicFrameLocks xmlns:a="http://schemas.openxmlformats.org/drawingml/2006/main" noChangeAspect="1"/>
+            </wp:cNvGraphicFramePr>
+            <a:graphic xmlns:a="http://schemas.openxmlformats.org/drawingml/2006/main">
+              <a:graphicData uri="http://schemas.openxmlformats.org/drawingml/2006/picture">
+                <pic:pic xmlns:pic="http://schemas.openxmlformats.org/drawingml/2006/picture">
+                  <pic:nvPicPr>
+                    <pic:cNvPr id="0" name="" descr=""/>
+                    <pic:cNvPicPr>
+                      <a:picLocks noChangeAspect="1" noChangeArrowheads="1"/>
+                    </pic:cNvPicPr>
+                  </pic:nvPicPr>
+                  <pic:blipFill>
+                    <a:blip r:embed="rId39" cstate="none"/>
+                    <a:srcRect/>
+                    <a:stretch>
+                      <a:fillRect/>
+                    </a:stretch>
+                  </pic:blipFill>
+                  <pic:spPr bwMode="auto">
+                    <a:xfrm>
+                      <a:off x="0" y="0"/>
+                      <a:ext cx="4933950" cy="3314700"/>
+                    </a:xfrm>
+                    <a:prstGeom prst="rect">
+                      <a:avLst/>
+                    </a:prstGeom>
+                  </pic:spPr>
+                </pic:pic>
+              </a:graphicData>
+            </a:graphic>
+          </wp:inline>
+        </w:drawing>
+      </w:r>
+    </w:p>
+    <w:p>
+      <w:pPr>
+        <w:pStyle w:val="Caption"/>
+      </w:pPr>
+      <w:r>
+        <w:t xml:space="preserve">Packages with their revenue split</w:t>
+      </w:r>
+    </w:p>
+    <w:p>
+      <w:pPr>
+        <w:keepNext/>
+        <w:pBdr>
+          <w:top w:val="single" w:color="DCE3E1" w:sz="4"/>
+          <w:bottom w:val="single" w:color="DCE3E1" w:sz="4"/>
+          <w:left w:val="single" w:color="DCE3E1" w:sz="4"/>
+          <w:right w:val="single" w:color="DCE3E1" w:sz="4"/>
+        </w:pBdr>
+        <w:spacing w:before="120" w:after="0" w:line="240" w:lineRule="auto"/>
+        <w:jc w:val="center"/>
+      </w:pPr>
+      <w:r>
+        <w:drawing>
+          <wp:inline distT="0" distB="0" distL="0" distR="0">
+            <wp:extent cx="4933950" cy="3314700"/>
+            <wp:effectExtent t="0" r="0" b="0" l="0"/>
+            <wp:docPr id="1" name="Package editor: each part's amount, adding up to the price exactly" descr="Package editor: each part's amount, adding up to the price exactly" title="Package editor: each part's amount, adding up to the price exactly"/>
+            <wp:cNvGraphicFramePr>
+              <a:graphicFrameLocks xmlns:a="http://schemas.openxmlformats.org/drawingml/2006/main" noChangeAspect="1"/>
+            </wp:cNvGraphicFramePr>
+            <a:graphic xmlns:a="http://schemas.openxmlformats.org/drawingml/2006/main">
+              <a:graphicData uri="http://schemas.openxmlformats.org/drawingml/2006/picture">
+                <pic:pic xmlns:pic="http://schemas.openxmlformats.org/drawingml/2006/picture">
+                  <pic:nvPicPr>
+                    <pic:cNvPr id="0" name="" descr=""/>
+                    <pic:cNvPicPr>
+                      <a:picLocks noChangeAspect="1" noChangeArrowheads="1"/>
+                    </pic:cNvPicPr>
+                  </pic:nvPicPr>
+                  <pic:blipFill>
+                    <a:blip r:embed="rId40" cstate="none"/>
+                    <a:srcRect/>
+                    <a:stretch>
+                      <a:fillRect/>
+                    </a:stretch>
+                  </pic:blipFill>
+                  <pic:spPr bwMode="auto">
+                    <a:xfrm>
+                      <a:off x="0" y="0"/>
+                      <a:ext cx="4933950" cy="3314700"/>
+                    </a:xfrm>
+                    <a:prstGeom prst="rect">
+                      <a:avLst/>
+                    </a:prstGeom>
+                  </pic:spPr>
+                </pic:pic>
+              </a:graphicData>
+            </a:graphic>
+          </wp:inline>
+        </w:drawing>
+      </w:r>
+    </w:p>
+    <w:p>
+      <w:pPr>
+        <w:pStyle w:val="Caption"/>
+      </w:pPr>
+      <w:r>
+        <w:t xml:space="preserve">Package editor: each part's amount, adding up to the price exactly</w:t>
+      </w:r>
+    </w:p>
+    <w:p>
+      <w:pPr>
+        <w:pStyle w:val="Heading3"/>
+      </w:pPr>
+      <w:r>
+        <w:t xml:space="preserve">10.4.3   API design</w:t>
+      </w:r>
+    </w:p>
+    <w:p>
+      <w:r>
+        <w:t xml:space="preserve">Endpoints under /api/v1/properties/{propertyId}: rate-plans (list, create, edit; the first plan becomes the default and only one plan is default), rate-plans/{id}/prices (read a date range; PUT applies a bulk edit and returns created, changed and unchanged counts), rates/quote (by room or room type, id or code; 422 with the reason and, for missing prices, the nights concerned), packages (list, create, edit) and reservation-sources. rate.read lets staff view and quote, rate.manage lets managers change. Edits carry the version the user saw (409 on a stale edit). Validation errors name the field and the reason.</w:t>
+      </w:r>
+    </w:p>
+    <w:tbl>
+      <w:tblPr>
+        <w:tblW w:type="dxa" w:w="9314"/>
+        <w:tblBorders>
+          <w:top w:val="single" w:color="auto" w:sz="4"/>
+          <w:left w:val="single" w:color="auto" w:sz="4"/>
+          <w:bottom w:val="single" w:color="auto" w:sz="4"/>
+          <w:right w:val="single" w:color="auto" w:sz="4"/>
+          <w:insideH w:val="single" w:color="auto" w:sz="4"/>
+          <w:insideV w:val="single" w:color="auto" w:sz="4"/>
+        </w:tblBorders>
+        <w:tblLayout w:type="fixed"/>
+      </w:tblPr>
+      <w:tblGrid>
+        <w:gridCol w:w="9314"/>
+      </w:tblGrid>
+      <w:tr>
+        <w:trPr>
+          <w:cantSplit/>
+          <w:tblHeader/>
+        </w:trPr>
+        <w:tc>
+          <w:tcPr>
+            <w:tcW w:type="dxa" w:w="9314"/>
+            <w:tcBorders>
+              <w:top w:val="single" w:color="0E3B43" w:sz="4"/>
+              <w:left w:val="single" w:color="0E3B43" w:sz="4"/>
+              <w:bottom w:val="single" w:color="0E3B43" w:sz="4"/>
+              <w:right w:val="single" w:color="0E3B43" w:sz="4"/>
+            </w:tcBorders>
+            <w:shd w:fill="0E3B43" w:color="auto" w:val="clear"/>
+            <w:tcMar>
+              <w:top w:type="dxa" w:w="70"/>
+              <w:left w:type="dxa" w:w="110"/>
+              <w:bottom w:type="dxa" w:w="50"/>
+              <w:right w:type="dxa" w:w="110"/>
+            </w:tcMar>
+            <w:vAlign w:val="top"/>
+          </w:tcPr>
+          <w:p>
+            <w:pPr>
+              <w:spacing w:after="40" w:line="252" w:lineRule="auto"/>
+            </w:pPr>
+            <w:r>
+              <w:rPr>
+                <w:b/>
+                <w:bCs/>
+                <w:color w:val="FFFFFF"/>
+                <w:sz w:val="19"/>
+                <w:szCs w:val="19"/>
+              </w:rPr>
+              <w:t xml:space="preserve">Endpoints</w:t>
+            </w:r>
+          </w:p>
+        </w:tc>
+      </w:tr>
+      <w:tr>
+        <w:trPr>
+          <w:cantSplit/>
+        </w:trPr>
+        <w:tc>
+          <w:tcPr>
+            <w:tcW w:type="dxa" w:w="9314"/>
+            <w:tcBorders>
+              <w:top w:val="single" w:color="DCE3E1" w:sz="4"/>
+              <w:left w:val="single" w:color="DCE3E1" w:sz="4"/>
+              <w:bottom w:val="single" w:color="DCE3E1" w:sz="4"/>
+              <w:right w:val="single" w:color="DCE3E1" w:sz="4"/>
+            </w:tcBorders>
+            <w:tcMar>
+              <w:top w:type="dxa" w:w="70"/>
+              <w:left w:type="dxa" w:w="110"/>
+              <w:bottom w:type="dxa" w:w="50"/>
+              <w:right w:type="dxa" w:w="110"/>
+            </w:tcMar>
+            <w:vAlign w:val="top"/>
+          </w:tcPr>
+          <w:p>
+            <w:pPr>
+              <w:spacing w:after="40" w:line="252" w:lineRule="auto"/>
+            </w:pPr>
+            <w:r>
+              <w:rPr>
+                <w:rFonts w:ascii="Consolas" w:cs="Consolas" w:eastAsia="Consolas" w:hAnsi="Consolas"/>
+                <w:color w:val="0E3B43"/>
+                <w:sz w:val="16"/>
+                <w:szCs w:val="16"/>
+              </w:rPr>
+              <w:t xml:space="preserve">GET|POST /properties/{propertyId}/rate-plans</w:t>
+            </w:r>
+          </w:p>
+        </w:tc>
+      </w:tr>
+      <w:tr>
+        <w:trPr>
+          <w:cantSplit/>
+        </w:trPr>
+        <w:tc>
+          <w:tcPr>
+            <w:tcW w:type="dxa" w:w="9314"/>
+            <w:tcBorders>
+              <w:top w:val="single" w:color="DCE3E1" w:sz="4"/>
+              <w:left w:val="single" w:color="DCE3E1" w:sz="4"/>
+              <w:bottom w:val="single" w:color="DCE3E1" w:sz="4"/>
+              <w:right w:val="single" w:color="DCE3E1" w:sz="4"/>
+            </w:tcBorders>
+            <w:shd w:fill="F5F7F6" w:color="auto" w:val="clear"/>
+            <w:tcMar>
+              <w:top w:type="dxa" w:w="70"/>
+              <w:left w:type="dxa" w:w="110"/>
+              <w:bottom w:type="dxa" w:w="50"/>
+              <w:right w:type="dxa" w:w="110"/>
+            </w:tcMar>
+            <w:vAlign w:val="top"/>
+          </w:tcPr>
+          <w:p>
+            <w:pPr>
+              <w:spacing w:after="40" w:line="252" w:lineRule="auto"/>
+            </w:pPr>
+            <w:r>
+              <w:rPr>
+                <w:rFonts w:ascii="Consolas" w:cs="Consolas" w:eastAsia="Consolas" w:hAnsi="Consolas"/>
+                <w:color w:val="0E3B43"/>
+                <w:sz w:val="16"/>
+                <w:szCs w:val="16"/>
+              </w:rPr>
+              <w:t xml:space="preserve">PUT /properties/{propertyId}/rate-plans/{id}</w:t>
+            </w:r>
+          </w:p>
+        </w:tc>
+      </w:tr>
+      <w:tr>
+        <w:trPr>
+          <w:cantSplit/>
+        </w:trPr>
+        <w:tc>
+          <w:tcPr>
+            <w:tcW w:type="dxa" w:w="9314"/>
+            <w:tcBorders>
+              <w:top w:val="single" w:color="DCE3E1" w:sz="4"/>
+              <w:left w:val="single" w:color="DCE3E1" w:sz="4"/>
+              <w:bottom w:val="single" w:color="DCE3E1" w:sz="4"/>
+              <w:right w:val="single" w:color="DCE3E1" w:sz="4"/>
+            </w:tcBorders>
+            <w:tcMar>
+              <w:top w:type="dxa" w:w="70"/>
+              <w:left w:type="dxa" w:w="110"/>
+              <w:bottom w:type="dxa" w:w="50"/>
+              <w:right w:type="dxa" w:w="110"/>
+            </w:tcMar>
+            <w:vAlign w:val="top"/>
+          </w:tcPr>
+          <w:p>
+            <w:pPr>
+              <w:spacing w:after="40" w:line="252" w:lineRule="auto"/>
+            </w:pPr>
+            <w:r>
+              <w:rPr>
+                <w:rFonts w:ascii="Consolas" w:cs="Consolas" w:eastAsia="Consolas" w:hAnsi="Consolas"/>
+                <w:color w:val="0E3B43"/>
+                <w:sz w:val="16"/>
+                <w:szCs w:val="16"/>
+              </w:rPr>
+              <w:t xml:space="preserve">PUT /properties/{propertyId}/rate-plans/{id}/prices  (bulk date range)</w:t>
+            </w:r>
+          </w:p>
+        </w:tc>
+      </w:tr>
+      <w:tr>
+        <w:trPr>
+          <w:cantSplit/>
+        </w:trPr>
+        <w:tc>
+          <w:tcPr>
+            <w:tcW w:type="dxa" w:w="9314"/>
+            <w:tcBorders>
+              <w:top w:val="single" w:color="DCE3E1" w:sz="4"/>
+              <w:left w:val="single" w:color="DCE3E1" w:sz="4"/>
+              <w:bottom w:val="single" w:color="DCE3E1" w:sz="4"/>
+              <w:right w:val="single" w:color="DCE3E1" w:sz="4"/>
+            </w:tcBorders>
+            <w:shd w:fill="F5F7F6" w:color="auto" w:val="clear"/>
+            <w:tcMar>
+              <w:top w:type="dxa" w:w="70"/>
+              <w:left w:type="dxa" w:w="110"/>
+              <w:bottom w:type="dxa" w:w="50"/>
+              <w:right w:type="dxa" w:w="110"/>
+            </w:tcMar>
+            <w:vAlign w:val="top"/>
+          </w:tcPr>
+          <w:p>
+            <w:pPr>
+              <w:spacing w:after="40" w:line="252" w:lineRule="auto"/>
+            </w:pPr>
+            <w:r>
+              <w:rPr>
+                <w:rFonts w:ascii="Consolas" w:cs="Consolas" w:eastAsia="Consolas" w:hAnsi="Consolas"/>
+                <w:color w:val="0E3B43"/>
+                <w:sz w:val="16"/>
+                <w:szCs w:val="16"/>
+              </w:rPr>
+              <w:t xml:space="preserve">GET /properties/{propertyId}/rates/quote?type&amp;from&amp;to&amp;adults&amp;children</w:t>
+            </w:r>
+          </w:p>
+        </w:tc>
+      </w:tr>
+      <w:tr>
+        <w:trPr>
+          <w:cantSplit/>
+        </w:trPr>
+        <w:tc>
+          <w:tcPr>
+            <w:tcW w:type="dxa" w:w="9314"/>
+            <w:tcBorders>
+              <w:top w:val="single" w:color="DCE3E1" w:sz="4"/>
+              <w:left w:val="single" w:color="DCE3E1" w:sz="4"/>
+              <w:bottom w:val="single" w:color="DCE3E1" w:sz="4"/>
+              <w:right w:val="single" w:color="DCE3E1" w:sz="4"/>
+            </w:tcBorders>
+            <w:tcMar>
+              <w:top w:type="dxa" w:w="70"/>
+              <w:left w:type="dxa" w:w="110"/>
+              <w:bottom w:type="dxa" w:w="50"/>
+              <w:right w:type="dxa" w:w="110"/>
+            </w:tcMar>
+            <w:vAlign w:val="top"/>
+          </w:tcPr>
+          <w:p>
+            <w:pPr>
+              <w:spacing w:after="40" w:line="252" w:lineRule="auto"/>
+            </w:pPr>
+            <w:r>
+              <w:rPr>
+                <w:rFonts w:ascii="Consolas" w:cs="Consolas" w:eastAsia="Consolas" w:hAnsi="Consolas"/>
+                <w:color w:val="0E3B43"/>
+                <w:sz w:val="16"/>
+                <w:szCs w:val="16"/>
+              </w:rPr>
+              <w:t xml:space="preserve">GET|POST /properties/{propertyId}/packages</w:t>
+            </w:r>
+          </w:p>
+        </w:tc>
+      </w:tr>
+    </w:tbl>
+    <w:p>
+      <w:pPr>
+        <w:pStyle w:val="Heading3"/>
+      </w:pPr>
+      <w:r>
+        <w:t xml:space="preserve">10.4.4   Database design</w:t>
+      </w:r>
+    </w:p>
+    <w:p>
+      <w:r>
+        <w:t xml:space="preserve">Migration V006 adds rate_plans, rate_plan_prices (one row per plan × room type × night, numeric(12,2), unique per cell), packages, package_components and reservation_sources (14 built-in channels). A partial unique index allows one default plan per property. Deferred constraint triggers check at commit that a package's shares add up to 100 %, its amounts add up to its price exactly and it has a ROOM part. Plans and packages are never deleted (deactivated instead). Amounts are split with the largest-remainder rule so no paisa is lost or gained.</w:t>
       </w:r>
     </w:p>
     <w:tbl>
@@ -36436,7 +37809,7 @@
                 <w:sz w:val="19"/>
                 <w:szCs w:val="19"/>
               </w:rPr>
-              <w:t xml:space="preserve">Endpoints</w:t>
+              <w:t xml:space="preserve">Migrations</w:t>
             </w:r>
           </w:p>
         </w:tc>
@@ -36468,7 +37841,127 @@
                 <w:sz w:val="19"/>
                 <w:szCs w:val="19"/>
               </w:rPr>
-              <w:t xml:space="preserve">GET|POST /api/v1/properties/{propertyId}/rate-plans · PUT /api/v1/properties/{propertyId}/rate-plans/{id} · PUT /api/v1/properties/{propertyId}/rate-plans/{id}/prices  (bulk date range) · GET /api/v1/properties/{propertyId}/rates/quote?type&amp;from&amp;to&amp;adults&amp;children · GET|POST /api/v1/properties/{propertyId}/packages</w:t>
+              <w:t xml:space="preserve">—</w:t>
+            </w:r>
+          </w:p>
+        </w:tc>
+      </w:tr>
+    </w:tbl>
+    <w:p>
+      <w:pPr>
+        <w:keepNext/>
+        <w:spacing w:before="120" w:after="0" w:line="240" w:lineRule="auto"/>
+        <w:jc w:val="center"/>
+      </w:pPr>
+      <w:r>
+        <w:drawing>
+          <wp:inline distT="0" distB="0" distL="0" distR="0">
+            <wp:extent cx="5915025" cy="3152775"/>
+            <wp:effectExtent t="0" r="0" b="0" l="0"/>
+            <wp:docPr id="1" name="Rate and package tables and how they relate" descr="Rate and package tables and how they relate" title="Rate and package tables and how they relate"/>
+            <wp:cNvGraphicFramePr>
+              <a:graphicFrameLocks xmlns:a="http://schemas.openxmlformats.org/drawingml/2006/main" noChangeAspect="1"/>
+            </wp:cNvGraphicFramePr>
+            <a:graphic xmlns:a="http://schemas.openxmlformats.org/drawingml/2006/main">
+              <a:graphicData uri="http://schemas.openxmlformats.org/drawingml/2006/picture">
+                <pic:pic xmlns:pic="http://schemas.openxmlformats.org/drawingml/2006/picture">
+                  <pic:nvPicPr>
+                    <pic:cNvPr id="0" name="" descr=""/>
+                    <pic:cNvPicPr>
+                      <a:picLocks noChangeAspect="1" noChangeArrowheads="1"/>
+                    </pic:cNvPicPr>
+                  </pic:nvPicPr>
+                  <pic:blipFill>
+                    <a:blip r:embed="rId41" cstate="none"/>
+                    <a:srcRect/>
+                    <a:stretch>
+                      <a:fillRect/>
+                    </a:stretch>
+                  </pic:blipFill>
+                  <pic:spPr bwMode="auto">
+                    <a:xfrm>
+                      <a:off x="0" y="0"/>
+                      <a:ext cx="5915025" cy="3152775"/>
+                    </a:xfrm>
+                    <a:prstGeom prst="rect">
+                      <a:avLst/>
+                    </a:prstGeom>
+                  </pic:spPr>
+                </pic:pic>
+              </a:graphicData>
+            </a:graphic>
+          </wp:inline>
+        </w:drawing>
+      </w:r>
+    </w:p>
+    <w:p>
+      <w:pPr>
+        <w:pStyle w:val="Caption"/>
+      </w:pPr>
+      <w:r>
+        <w:t xml:space="preserve">Rate and package tables and how they relate</w:t>
+      </w:r>
+    </w:p>
+    <w:p>
+      <w:pPr>
+        <w:pStyle w:val="Heading3"/>
+      </w:pPr>
+      <w:r>
+        <w:t xml:space="preserve">10.4.5   Code changed</w:t>
+      </w:r>
+    </w:p>
+    <w:tbl>
+      <w:tblPr>
+        <w:tblW w:type="dxa" w:w="9314"/>
+        <w:tblBorders>
+          <w:top w:val="single" w:color="auto" w:sz="4"/>
+          <w:left w:val="single" w:color="auto" w:sz="4"/>
+          <w:bottom w:val="single" w:color="auto" w:sz="4"/>
+          <w:right w:val="single" w:color="auto" w:sz="4"/>
+          <w:insideH w:val="single" w:color="auto" w:sz="4"/>
+          <w:insideV w:val="single" w:color="auto" w:sz="4"/>
+        </w:tblBorders>
+        <w:tblLayout w:type="fixed"/>
+      </w:tblPr>
+      <w:tblGrid>
+        <w:gridCol w:w="9314"/>
+      </w:tblGrid>
+      <w:tr>
+        <w:trPr>
+          <w:cantSplit/>
+          <w:tblHeader/>
+        </w:trPr>
+        <w:tc>
+          <w:tcPr>
+            <w:tcW w:type="dxa" w:w="9314"/>
+            <w:tcBorders>
+              <w:top w:val="single" w:color="0E3B43" w:sz="4"/>
+              <w:left w:val="single" w:color="0E3B43" w:sz="4"/>
+              <w:bottom w:val="single" w:color="0E3B43" w:sz="4"/>
+              <w:right w:val="single" w:color="0E3B43" w:sz="4"/>
+            </w:tcBorders>
+            <w:shd w:fill="0E3B43" w:color="auto" w:val="clear"/>
+            <w:tcMar>
+              <w:top w:type="dxa" w:w="70"/>
+              <w:left w:type="dxa" w:w="110"/>
+              <w:bottom w:type="dxa" w:w="50"/>
+              <w:right w:type="dxa" w:w="110"/>
+            </w:tcMar>
+            <w:vAlign w:val="top"/>
+          </w:tcPr>
+          <w:p>
+            <w:pPr>
+              <w:spacing w:after="40" w:line="252" w:lineRule="auto"/>
+            </w:pPr>
+            <w:r>
+              <w:rPr>
+                <w:b/>
+                <w:bCs/>
+                <w:color w:val="FFFFFF"/>
+                <w:sz w:val="19"/>
+                <w:szCs w:val="19"/>
+              </w:rPr>
+              <w:t xml:space="preserve">Files and folders</w:t>
             </w:r>
           </w:p>
         </w:tc>
@@ -36479,7 +37972,42 @@
         </w:trPr>
         <w:tc>
           <w:tcPr>
-            <w:tcW w:type="dxa" w:w="2100"/>
+            <w:tcW w:type="dxa" w:w="9314"/>
+            <w:tcBorders>
+              <w:top w:val="single" w:color="DCE3E1" w:sz="4"/>
+              <w:left w:val="single" w:color="DCE3E1" w:sz="4"/>
+              <w:bottom w:val="single" w:color="DCE3E1" w:sz="4"/>
+              <w:right w:val="single" w:color="DCE3E1" w:sz="4"/>
+            </w:tcBorders>
+            <w:tcMar>
+              <w:top w:type="dxa" w:w="70"/>
+              <w:left w:type="dxa" w:w="110"/>
+              <w:bottom w:type="dxa" w:w="50"/>
+              <w:right w:type="dxa" w:w="110"/>
+            </w:tcMar>
+            <w:vAlign w:val="top"/>
+          </w:tcPr>
+          <w:p>
+            <w:pPr>
+              <w:spacing w:after="40" w:line="252" w:lineRule="auto"/>
+            </w:pPr>
+            <w:r>
+              <w:rPr>
+                <w:sz w:val="17"/>
+                <w:szCs w:val="17"/>
+              </w:rPr>
+              <w:t xml:space="preserve">database/migrations/V006__rates.sql; database/seed/dev/S003__rates.sql; database/queries/check-sprint-04.sql</w:t>
+            </w:r>
+          </w:p>
+        </w:tc>
+      </w:tr>
+      <w:tr>
+        <w:trPr>
+          <w:cantSplit/>
+        </w:trPr>
+        <w:tc>
+          <w:tcPr>
+            <w:tcW w:type="dxa" w:w="9314"/>
             <w:tcBorders>
               <w:top w:val="single" w:color="DCE3E1" w:sz="4"/>
               <w:left w:val="single" w:color="DCE3E1" w:sz="4"/>
@@ -36501,44 +38029,258 @@
             </w:pPr>
             <w:r>
               <w:rPr>
-                <w:b/>
-                <w:bCs/>
-                <w:sz w:val="19"/>
-                <w:szCs w:val="19"/>
-              </w:rPr>
-              <w:t xml:space="preserve">Screens</w:t>
-            </w:r>
-          </w:p>
-        </w:tc>
-        <w:tc>
-          <w:tcPr>
-            <w:tcW w:type="dxa" w:w="7214"/>
-            <w:tcBorders>
-              <w:top w:val="single" w:color="DCE3E1" w:sz="4"/>
-              <w:left w:val="single" w:color="DCE3E1" w:sz="4"/>
-              <w:bottom w:val="single" w:color="DCE3E1" w:sz="4"/>
-              <w:right w:val="single" w:color="DCE3E1" w:sz="4"/>
-            </w:tcBorders>
-            <w:tcMar>
-              <w:top w:type="dxa" w:w="70"/>
-              <w:left w:type="dxa" w:w="110"/>
-              <w:bottom w:type="dxa" w:w="50"/>
-              <w:right w:type="dxa" w:w="110"/>
-            </w:tcMar>
-            <w:vAlign w:val="top"/>
-          </w:tcPr>
-          <w:p>
-            <w:pPr>
-              <w:spacing w:after="40" w:line="252" w:lineRule="auto"/>
-            </w:pPr>
-            <w:r>
-              <w:rPr>
-                <w:b w:val="false"/>
-                <w:bCs w:val="false"/>
-                <w:sz w:val="19"/>
-                <w:szCs w:val="19"/>
-              </w:rPr>
-              <w:t xml:space="preserve">/settings/rates, /settings/packages</w:t>
+                <w:sz w:val="17"/>
+                <w:szCs w:val="17"/>
+              </w:rPr>
+              <w:t xml:space="preserve">backend/Resort.Domain/Rates/Rates.cs, Rates/QuoteEngine.cs (QuoteEngine, MoneySplit)</w:t>
+            </w:r>
+          </w:p>
+        </w:tc>
+      </w:tr>
+      <w:tr>
+        <w:trPr>
+          <w:cantSplit/>
+        </w:trPr>
+        <w:tc>
+          <w:tcPr>
+            <w:tcW w:type="dxa" w:w="9314"/>
+            <w:tcBorders>
+              <w:top w:val="single" w:color="DCE3E1" w:sz="4"/>
+              <w:left w:val="single" w:color="DCE3E1" w:sz="4"/>
+              <w:bottom w:val="single" w:color="DCE3E1" w:sz="4"/>
+              <w:right w:val="single" w:color="DCE3E1" w:sz="4"/>
+            </w:tcBorders>
+            <w:tcMar>
+              <w:top w:type="dxa" w:w="70"/>
+              <w:left w:type="dxa" w:w="110"/>
+              <w:bottom w:type="dxa" w:w="50"/>
+              <w:right w:type="dxa" w:w="110"/>
+            </w:tcMar>
+            <w:vAlign w:val="top"/>
+          </w:tcPr>
+          <w:p>
+            <w:pPr>
+              <w:spacing w:after="40" w:line="252" w:lineRule="auto"/>
+            </w:pPr>
+            <w:r>
+              <w:rPr>
+                <w:sz w:val="17"/>
+                <w:szCs w:val="17"/>
+              </w:rPr>
+              <w:t xml:space="preserve">backend/Resort.Contracts/RateContracts.cs</w:t>
+            </w:r>
+          </w:p>
+        </w:tc>
+      </w:tr>
+      <w:tr>
+        <w:trPr>
+          <w:cantSplit/>
+        </w:trPr>
+        <w:tc>
+          <w:tcPr>
+            <w:tcW w:type="dxa" w:w="9314"/>
+            <w:tcBorders>
+              <w:top w:val="single" w:color="DCE3E1" w:sz="4"/>
+              <w:left w:val="single" w:color="DCE3E1" w:sz="4"/>
+              <w:bottom w:val="single" w:color="DCE3E1" w:sz="4"/>
+              <w:right w:val="single" w:color="DCE3E1" w:sz="4"/>
+            </w:tcBorders>
+            <w:shd w:fill="F5F7F6" w:color="auto" w:val="clear"/>
+            <w:tcMar>
+              <w:top w:type="dxa" w:w="70"/>
+              <w:left w:type="dxa" w:w="110"/>
+              <w:bottom w:type="dxa" w:w="50"/>
+              <w:right w:type="dxa" w:w="110"/>
+            </w:tcMar>
+            <w:vAlign w:val="top"/>
+          </w:tcPr>
+          <w:p>
+            <w:pPr>
+              <w:spacing w:after="40" w:line="252" w:lineRule="auto"/>
+            </w:pPr>
+            <w:r>
+              <w:rPr>
+                <w:sz w:val="17"/>
+                <w:szCs w:val="17"/>
+              </w:rPr>
+              <w:t xml:space="preserve">backend/Resort.Application/ — Rates/RateService.cs, Rates/PackageService.cs, Validation/RateValidators.cs, Common/Permissions.cs, Common/Errors.cs</w:t>
+            </w:r>
+          </w:p>
+        </w:tc>
+      </w:tr>
+      <w:tr>
+        <w:trPr>
+          <w:cantSplit/>
+        </w:trPr>
+        <w:tc>
+          <w:tcPr>
+            <w:tcW w:type="dxa" w:w="9314"/>
+            <w:tcBorders>
+              <w:top w:val="single" w:color="DCE3E1" w:sz="4"/>
+              <w:left w:val="single" w:color="DCE3E1" w:sz="4"/>
+              <w:bottom w:val="single" w:color="DCE3E1" w:sz="4"/>
+              <w:right w:val="single" w:color="DCE3E1" w:sz="4"/>
+            </w:tcBorders>
+            <w:tcMar>
+              <w:top w:type="dxa" w:w="70"/>
+              <w:left w:type="dxa" w:w="110"/>
+              <w:bottom w:type="dxa" w:w="50"/>
+              <w:right w:type="dxa" w:w="110"/>
+            </w:tcMar>
+            <w:vAlign w:val="top"/>
+          </w:tcPr>
+          <w:p>
+            <w:pPr>
+              <w:spacing w:after="40" w:line="252" w:lineRule="auto"/>
+            </w:pPr>
+            <w:r>
+              <w:rPr>
+                <w:sz w:val="17"/>
+                <w:szCs w:val="17"/>
+              </w:rPr>
+              <w:t xml:space="preserve">backend/Resort.Infrastructure/Persistence/AppDbContext.cs; backend/Resort.Api/ — Endpoints/RateEndpoints.cs, Program.cs, Infrastructure/Problems.cs</w:t>
+            </w:r>
+          </w:p>
+        </w:tc>
+      </w:tr>
+      <w:tr>
+        <w:trPr>
+          <w:cantSplit/>
+        </w:trPr>
+        <w:tc>
+          <w:tcPr>
+            <w:tcW w:type="dxa" w:w="9314"/>
+            <w:tcBorders>
+              <w:top w:val="single" w:color="DCE3E1" w:sz="4"/>
+              <w:left w:val="single" w:color="DCE3E1" w:sz="4"/>
+              <w:bottom w:val="single" w:color="DCE3E1" w:sz="4"/>
+              <w:right w:val="single" w:color="DCE3E1" w:sz="4"/>
+            </w:tcBorders>
+            <w:shd w:fill="F5F7F6" w:color="auto" w:val="clear"/>
+            <w:tcMar>
+              <w:top w:type="dxa" w:w="70"/>
+              <w:left w:type="dxa" w:w="110"/>
+              <w:bottom w:type="dxa" w:w="50"/>
+              <w:right w:type="dxa" w:w="110"/>
+            </w:tcMar>
+            <w:vAlign w:val="top"/>
+          </w:tcPr>
+          <w:p>
+            <w:pPr>
+              <w:spacing w:after="40" w:line="252" w:lineRule="auto"/>
+            </w:pPr>
+            <w:r>
+              <w:rPr>
+                <w:sz w:val="17"/>
+                <w:szCs w:val="17"/>
+              </w:rPr>
+              <w:t xml:space="preserve">backend/Resort.Tests/ — Integration/RateTests.cs, Integration/DevSeedTests.cs, Unit/RateUnitTests.cs</w:t>
+            </w:r>
+          </w:p>
+        </w:tc>
+      </w:tr>
+      <w:tr>
+        <w:trPr>
+          <w:cantSplit/>
+        </w:trPr>
+        <w:tc>
+          <w:tcPr>
+            <w:tcW w:type="dxa" w:w="9314"/>
+            <w:tcBorders>
+              <w:top w:val="single" w:color="DCE3E1" w:sz="4"/>
+              <w:left w:val="single" w:color="DCE3E1" w:sz="4"/>
+              <w:bottom w:val="single" w:color="DCE3E1" w:sz="4"/>
+              <w:right w:val="single" w:color="DCE3E1" w:sz="4"/>
+            </w:tcBorders>
+            <w:tcMar>
+              <w:top w:type="dxa" w:w="70"/>
+              <w:left w:type="dxa" w:w="110"/>
+              <w:bottom w:type="dxa" w:w="50"/>
+              <w:right w:type="dxa" w:w="110"/>
+            </w:tcMar>
+            <w:vAlign w:val="top"/>
+          </w:tcPr>
+          <w:p>
+            <w:pPr>
+              <w:spacing w:after="40" w:line="252" w:lineRule="auto"/>
+            </w:pPr>
+            <w:r>
+              <w:rPr>
+                <w:sz w:val="17"/>
+                <w:szCs w:val="17"/>
+              </w:rPr>
+              <w:t xml:space="preserve">frontend/src/app/ — features/settings/rates/*, features/settings/packages/*, core/models.ts, core/http.ts (nested field errors), app.routes.ts, layout/shell.ts, features/audit (labels)</w:t>
+            </w:r>
+          </w:p>
+        </w:tc>
+      </w:tr>
+      <w:tr>
+        <w:trPr>
+          <w:cantSplit/>
+        </w:trPr>
+        <w:tc>
+          <w:tcPr>
+            <w:tcW w:type="dxa" w:w="9314"/>
+            <w:tcBorders>
+              <w:top w:val="single" w:color="DCE3E1" w:sz="4"/>
+              <w:left w:val="single" w:color="DCE3E1" w:sz="4"/>
+              <w:bottom w:val="single" w:color="DCE3E1" w:sz="4"/>
+              <w:right w:val="single" w:color="DCE3E1" w:sz="4"/>
+            </w:tcBorders>
+            <w:shd w:fill="F5F7F6" w:color="auto" w:val="clear"/>
+            <w:tcMar>
+              <w:top w:type="dxa" w:w="70"/>
+              <w:left w:type="dxa" w:w="110"/>
+              <w:bottom w:type="dxa" w:w="50"/>
+              <w:right w:type="dxa" w:w="110"/>
+            </w:tcMar>
+            <w:vAlign w:val="top"/>
+          </w:tcPr>
+          <w:p>
+            <w:pPr>
+              <w:spacing w:after="40" w:line="252" w:lineRule="auto"/>
+            </w:pPr>
+            <w:r>
+              <w:rPr>
+                <w:sz w:val="17"/>
+                <w:szCs w:val="17"/>
+              </w:rPr>
+              <w:t xml:space="preserve">frontend/e2e/sprint-04.spec.ts; scripts/check-api.mjs (Sprint 04 checks)</w:t>
+            </w:r>
+          </w:p>
+        </w:tc>
+      </w:tr>
+      <w:tr>
+        <w:trPr>
+          <w:cantSplit/>
+        </w:trPr>
+        <w:tc>
+          <w:tcPr>
+            <w:tcW w:type="dxa" w:w="9314"/>
+            <w:tcBorders>
+              <w:top w:val="single" w:color="DCE3E1" w:sz="4"/>
+              <w:left w:val="single" w:color="DCE3E1" w:sz="4"/>
+              <w:bottom w:val="single" w:color="DCE3E1" w:sz="4"/>
+              <w:right w:val="single" w:color="DCE3E1" w:sz="4"/>
+            </w:tcBorders>
+            <w:tcMar>
+              <w:top w:type="dxa" w:w="70"/>
+              <w:left w:type="dxa" w:w="110"/>
+              <w:bottom w:type="dxa" w:w="50"/>
+              <w:right w:type="dxa" w:w="110"/>
+            </w:tcMar>
+            <w:vAlign w:val="top"/>
+          </w:tcPr>
+          <w:p>
+            <w:pPr>
+              <w:spacing w:after="40" w:line="252" w:lineRule="auto"/>
+            </w:pPr>
+            <w:r>
+              <w:rPr>
+                <w:sz w:val="17"/>
+                <w:szCs w:val="17"/>
+              </w:rPr>
+              <w:t xml:space="preserve">docs/API.md, docs/DATABASE.md, docs/database/schema-sprint-04.md, docs/sprints/REVIEWING.md, sprint-04-screens/</w:t>
             </w:r>
           </w:p>
         </w:tc>
@@ -36549,140 +38291,298 @@
         <w:pStyle w:val="Heading3"/>
       </w:pPr>
       <w:r>
-        <w:t xml:space="preserve">10.4.2   Tasks</w:t>
+        <w:t xml:space="preserve">10.4.6   Tests and results</w:t>
       </w:r>
     </w:p>
+    <w:tbl>
+      <w:tblPr>
+        <w:tblW w:type="dxa" w:w="9314"/>
+        <w:tblBorders>
+          <w:top w:val="single" w:color="auto" w:sz="4"/>
+          <w:left w:val="single" w:color="auto" w:sz="4"/>
+          <w:bottom w:val="single" w:color="auto" w:sz="4"/>
+          <w:right w:val="single" w:color="auto" w:sz="4"/>
+          <w:insideH w:val="single" w:color="auto" w:sz="4"/>
+          <w:insideV w:val="single" w:color="auto" w:sz="4"/>
+        </w:tblBorders>
+        <w:tblLayout w:type="fixed"/>
+      </w:tblPr>
+      <w:tblGrid>
+        <w:gridCol w:w="9314"/>
+      </w:tblGrid>
+      <w:tr>
+        <w:trPr>
+          <w:cantSplit/>
+          <w:tblHeader/>
+        </w:trPr>
+        <w:tc>
+          <w:tcPr>
+            <w:tcW w:type="dxa" w:w="9314"/>
+            <w:tcBorders>
+              <w:top w:val="single" w:color="0E3B43" w:sz="4"/>
+              <w:left w:val="single" w:color="0E3B43" w:sz="4"/>
+              <w:bottom w:val="single" w:color="0E3B43" w:sz="4"/>
+              <w:right w:val="single" w:color="0E3B43" w:sz="4"/>
+            </w:tcBorders>
+            <w:shd w:fill="0E3B43" w:color="auto" w:val="clear"/>
+            <w:tcMar>
+              <w:top w:type="dxa" w:w="70"/>
+              <w:left w:type="dxa" w:w="110"/>
+              <w:bottom w:type="dxa" w:w="50"/>
+              <w:right w:type="dxa" w:w="110"/>
+            </w:tcMar>
+            <w:vAlign w:val="top"/>
+          </w:tcPr>
+          <w:p>
+            <w:pPr>
+              <w:spacing w:after="40" w:line="252" w:lineRule="auto"/>
+            </w:pPr>
+            <w:r>
+              <w:rPr>
+                <w:b/>
+                <w:bCs/>
+                <w:color w:val="FFFFFF"/>
+                <w:sz w:val="19"/>
+                <w:szCs w:val="19"/>
+              </w:rPr>
+              <w:t xml:space="preserve">Required test</w:t>
+            </w:r>
+          </w:p>
+        </w:tc>
+      </w:tr>
+      <w:tr>
+        <w:trPr>
+          <w:cantSplit/>
+        </w:trPr>
+        <w:tc>
+          <w:tcPr>
+            <w:tcW w:type="dxa" w:w="9314"/>
+            <w:tcBorders>
+              <w:top w:val="single" w:color="DCE3E1" w:sz="4"/>
+              <w:left w:val="single" w:color="DCE3E1" w:sz="4"/>
+              <w:bottom w:val="single" w:color="DCE3E1" w:sz="4"/>
+              <w:right w:val="single" w:color="DCE3E1" w:sz="4"/>
+            </w:tcBorders>
+            <w:tcMar>
+              <w:top w:type="dxa" w:w="70"/>
+              <w:left w:type="dxa" w:w="110"/>
+              <w:bottom w:type="dxa" w:w="50"/>
+              <w:right w:type="dxa" w:w="110"/>
+            </w:tcMar>
+            <w:vAlign w:val="top"/>
+          </w:tcPr>
+          <w:p>
+            <w:pPr>
+              <w:spacing w:after="40" w:line="252" w:lineRule="auto"/>
+            </w:pPr>
+            <w:r>
+              <w:rPr>
+                <w:sz w:val="18"/>
+                <w:szCs w:val="18"/>
+              </w:rPr>
+              <w:t xml:space="preserve">Unit — quote for 3 nights across a weekend boundary</w:t>
+            </w:r>
+          </w:p>
+        </w:tc>
+      </w:tr>
+      <w:tr>
+        <w:trPr>
+          <w:cantSplit/>
+        </w:trPr>
+        <w:tc>
+          <w:tcPr>
+            <w:tcW w:type="dxa" w:w="9314"/>
+            <w:tcBorders>
+              <w:top w:val="single" w:color="DCE3E1" w:sz="4"/>
+              <w:left w:val="single" w:color="DCE3E1" w:sz="4"/>
+              <w:bottom w:val="single" w:color="DCE3E1" w:sz="4"/>
+              <w:right w:val="single" w:color="DCE3E1" w:sz="4"/>
+            </w:tcBorders>
+            <w:shd w:fill="F5F7F6" w:color="auto" w:val="clear"/>
+            <w:tcMar>
+              <w:top w:type="dxa" w:w="70"/>
+              <w:left w:type="dxa" w:w="110"/>
+              <w:bottom w:type="dxa" w:w="50"/>
+              <w:right w:type="dxa" w:w="110"/>
+            </w:tcMar>
+            <w:vAlign w:val="top"/>
+          </w:tcPr>
+          <w:p>
+            <w:pPr>
+              <w:spacing w:after="40" w:line="252" w:lineRule="auto"/>
+            </w:pPr>
+            <w:r>
+              <w:rPr>
+                <w:sz w:val="18"/>
+                <w:szCs w:val="18"/>
+              </w:rPr>
+              <w:t xml:space="preserve">Unit — package split rounding never loses or gains a paisa</w:t>
+            </w:r>
+          </w:p>
+        </w:tc>
+      </w:tr>
+      <w:tr>
+        <w:trPr>
+          <w:cantSplit/>
+        </w:trPr>
+        <w:tc>
+          <w:tcPr>
+            <w:tcW w:type="dxa" w:w="9314"/>
+            <w:tcBorders>
+              <w:top w:val="single" w:color="DCE3E1" w:sz="4"/>
+              <w:left w:val="single" w:color="DCE3E1" w:sz="4"/>
+              <w:bottom w:val="single" w:color="DCE3E1" w:sz="4"/>
+              <w:right w:val="single" w:color="DCE3E1" w:sz="4"/>
+            </w:tcBorders>
+            <w:tcMar>
+              <w:top w:type="dxa" w:w="70"/>
+              <w:left w:type="dxa" w:w="110"/>
+              <w:bottom w:type="dxa" w:w="50"/>
+              <w:right w:type="dxa" w:w="110"/>
+            </w:tcMar>
+            <w:vAlign w:val="top"/>
+          </w:tcPr>
+          <w:p>
+            <w:pPr>
+              <w:spacing w:after="40" w:line="252" w:lineRule="auto"/>
+            </w:pPr>
+            <w:r>
+              <w:rPr>
+                <w:sz w:val="18"/>
+                <w:szCs w:val="18"/>
+              </w:rPr>
+              <w:t xml:space="preserve">Integration — price change audited</w:t>
+            </w:r>
+          </w:p>
+        </w:tc>
+      </w:tr>
+    </w:tbl>
     <w:p>
       <w:pPr>
-        <w:pStyle w:val="ListParagraph"/>
-        <w:numPr>
-          <w:ilvl w:val="0"/>
-          <w:numId w:val="2"/>
-        </w:numPr>
-        <w:spacing w:after="60"/>
+        <w:spacing w:before="0" w:after="80"/>
       </w:pPr>
-      <w:r>
-        <w:t xml:space="preserve">DB: new migration — rate tables; prices stored per date (numeric(12,2)); per-bed prices for BED mode</w:t>
-      </w:r>
     </w:p>
-    <w:p>
-      <w:pPr>
-        <w:pStyle w:val="ListParagraph"/>
-        <w:numPr>
-          <w:ilvl w:val="0"/>
-          <w:numId w:val="2"/>
-        </w:numPr>
-        <w:spacing w:after="60"/>
-      </w:pPr>
-      <w:r>
-        <w:t xml:space="preserve">Domain: quote engine — nightly breakdown, extra adult/child, min stay; pure functions, fully unit-tested</w:t>
-      </w:r>
-    </w:p>
-    <w:p>
-      <w:pPr>
-        <w:pStyle w:val="ListParagraph"/>
-        <w:numPr>
-          <w:ilvl w:val="0"/>
-          <w:numId w:val="2"/>
-        </w:numPr>
-        <w:spacing w:after="60"/>
-      </w:pPr>
-      <w:r>
-        <w:t xml:space="preserve">Domain: package revenue split must sum exactly to package price (rounding rule documented)</w:t>
-      </w:r>
-    </w:p>
-    <w:p>
-      <w:pPr>
-        <w:pStyle w:val="ListParagraph"/>
-        <w:numPr>
-          <w:ilvl w:val="0"/>
-          <w:numId w:val="2"/>
-        </w:numPr>
-        <w:spacing w:after="60"/>
-      </w:pPr>
-      <w:r>
-        <w:t xml:space="preserve">API: price changes audited with old/new (brief §87)</w:t>
-      </w:r>
-    </w:p>
-    <w:p>
-      <w:pPr>
-        <w:pStyle w:val="ListParagraph"/>
-        <w:numPr>
-          <w:ilvl w:val="0"/>
-          <w:numId w:val="2"/>
-        </w:numPr>
-        <w:spacing w:after="60"/>
-      </w:pPr>
-      <w:r>
-        <w:t xml:space="preserve">Seed: BAR (best available rate), weekend uplift, Couple and Room + breakfast packages</w:t>
-      </w:r>
-    </w:p>
-    <w:p>
-      <w:pPr>
-        <w:pStyle w:val="ListParagraph"/>
-        <w:numPr>
-          <w:ilvl w:val="0"/>
-          <w:numId w:val="2"/>
-        </w:numPr>
-        <w:spacing w:after="60"/>
-      </w:pPr>
-      <w:r>
-        <w:t xml:space="preserve">UI: rate grid (type × date) with bulk edit</w:t>
-      </w:r>
-    </w:p>
+    <w:tbl>
+      <w:tblPr>
+        <w:tblW w:type="dxa" w:w="9314"/>
+        <w:tblBorders>
+          <w:top w:val="single" w:color="auto" w:sz="4"/>
+          <w:left w:val="single" w:color="auto" w:sz="4"/>
+          <w:bottom w:val="single" w:color="auto" w:sz="4"/>
+          <w:right w:val="single" w:color="auto" w:sz="4"/>
+          <w:insideH w:val="single" w:color="auto" w:sz="4"/>
+          <w:insideV w:val="single" w:color="auto" w:sz="4"/>
+        </w:tblBorders>
+        <w:tblLayout w:type="fixed"/>
+      </w:tblPr>
+      <w:tblGrid>
+        <w:gridCol w:w="9314"/>
+      </w:tblGrid>
+      <w:tr>
+        <w:trPr>
+          <w:cantSplit/>
+        </w:trPr>
+        <w:tc>
+          <w:tcPr>
+            <w:tcW w:type="dxa" w:w="9314"/>
+            <w:tcBorders>
+              <w:top w:val="single" w:color="E3F0E6" w:sz="4"/>
+              <w:left w:val="single" w:color="2E6B3C" w:sz="24"/>
+              <w:bottom w:val="single" w:color="E3F0E6" w:sz="4"/>
+              <w:right w:val="single" w:color="E3F0E6" w:sz="4"/>
+            </w:tcBorders>
+            <w:shd w:fill="E3F0E6" w:color="auto" w:val="clear"/>
+            <w:tcMar>
+              <w:top w:type="dxa" w:w="120"/>
+              <w:left w:type="dxa" w:w="200"/>
+              <w:bottom w:type="dxa" w:w="80"/>
+              <w:right w:type="dxa" w:w="200"/>
+            </w:tcMar>
+          </w:tcPr>
+          <w:p>
+            <w:pPr>
+              <w:spacing w:after="60"/>
+            </w:pPr>
+            <w:r>
+              <w:rPr>
+                <w:b/>
+                <w:bCs/>
+                <w:color w:val="2E6B3C"/>
+                <w:sz w:val="22"/>
+                <w:szCs w:val="22"/>
+              </w:rPr>
+              <w:t xml:space="preserve">Results</w:t>
+            </w:r>
+          </w:p>
+          <w:p>
+            <w:pPr>
+              <w:spacing w:after="60" w:line="264" w:lineRule="auto"/>
+            </w:pPr>
+            <w:r>
+              <w:rPr>
+                <w:sz w:val="20"/>
+                <w:szCs w:val="20"/>
+              </w:rPr>
+              <w:t xml:space="preserve">Backend: 138 passed, 0 failed on real PostgreSQL 16 (29 new: 11 integration, 18 unit including the weekend-boundary quote and 5,000 random package splits)</w:t>
+            </w:r>
+          </w:p>
+          <w:p>
+            <w:pPr>
+              <w:spacing w:after="60" w:line="264" w:lineRule="auto"/>
+            </w:pPr>
+            <w:r>
+              <w:rPr>
+                <w:sz w:val="20"/>
+                <w:szCs w:val="20"/>
+              </w:rPr>
+              <w:t xml:space="preserve">Frontend: 31 of 31 unit tests passed; ESLint clean; production build OK</w:t>
+            </w:r>
+          </w:p>
+          <w:p>
+            <w:pPr>
+              <w:spacing w:after="60" w:line="264" w:lineRule="auto"/>
+            </w:pPr>
+            <w:r>
+              <w:rPr>
+                <w:sz w:val="20"/>
+                <w:szCs w:val="20"/>
+              </w:rPr>
+              <w:t xml:space="preserve">Browser tests: 45 of 45 passed (Sprint 01–03 steps plus the 6 new Sprint 04 review steps); screenshots in docs/sprints/sprint-04-screens</w:t>
+            </w:r>
+          </w:p>
+          <w:p>
+            <w:pPr>
+              <w:spacing w:after="60" w:line="264" w:lineRule="auto"/>
+            </w:pPr>
+            <w:r>
+              <w:rPr>
+                <w:sz w:val="20"/>
+                <w:szCs w:val="20"/>
+              </w:rPr>
+              <w:t xml:space="preserve">Review fix: the rate grid's prices sat one column right of their dates (the table's style name clashed with a layout style). Fixed, and browser step S04-01 now checks every price sits under its date</w:t>
+            </w:r>
+          </w:p>
+          <w:p>
+            <w:pPr>
+              <w:spacing w:after="60" w:line="264" w:lineRule="auto"/>
+            </w:pPr>
+            <w:r>
+              <w:rPr>
+                <w:sz w:val="20"/>
+                <w:szCs w:val="20"/>
+              </w:rPr>
+              <w:t xml:space="preserve">Run-and-test handbook docs/RUN_AND_TEST.md: every command to run the app and test it, sprint by sprint and all sprints together</w:t>
+            </w:r>
+          </w:p>
+        </w:tc>
+      </w:tr>
+    </w:tbl>
     <w:p>
       <w:pPr>
         <w:pStyle w:val="Heading3"/>
       </w:pPr>
       <w:r>
-        <w:t xml:space="preserve">10.4.3   Required tests</w:t>
-      </w:r>
-    </w:p>
-    <w:p>
-      <w:pPr>
-        <w:pStyle w:val="ListParagraph"/>
-        <w:numPr>
-          <w:ilvl w:val="0"/>
-          <w:numId w:val="2"/>
-        </w:numPr>
-        <w:spacing w:after="60"/>
-      </w:pPr>
-      <w:r>
-        <w:t xml:space="preserve">Unit — quote for 3 nights across a weekend boundary</w:t>
-      </w:r>
-    </w:p>
-    <w:p>
-      <w:pPr>
-        <w:pStyle w:val="ListParagraph"/>
-        <w:numPr>
-          <w:ilvl w:val="0"/>
-          <w:numId w:val="2"/>
-        </w:numPr>
-        <w:spacing w:after="60"/>
-      </w:pPr>
-      <w:r>
-        <w:t xml:space="preserve">Unit — package split rounding never loses or gains a paisa</w:t>
-      </w:r>
-    </w:p>
-    <w:p>
-      <w:pPr>
-        <w:pStyle w:val="ListParagraph"/>
-        <w:numPr>
-          <w:ilvl w:val="0"/>
-          <w:numId w:val="2"/>
-        </w:numPr>
-        <w:spacing w:after="60"/>
-      </w:pPr>
-      <w:r>
-        <w:t xml:space="preserve">Integration — price change audited</w:t>
-      </w:r>
-    </w:p>
-    <w:p>
-      <w:pPr>
-        <w:pStyle w:val="Heading3"/>
-      </w:pPr>
-      <w:r>
-        <w:t xml:space="preserve">10.4.4   Acceptance criteria</w:t>
+        <w:t xml:space="preserve">10.4.7   Acceptance criteria</w:t>
       </w:r>
     </w:p>
     <w:p>
@@ -36700,6 +38600,762 @@
     </w:p>
     <w:p>
       <w:pPr>
+        <w:pStyle w:val="Heading3"/>
+      </w:pPr>
+      <w:r>
+        <w:t xml:space="preserve">10.4.8   Behaviours to know when debugging</w:t>
+      </w:r>
+    </w:p>
+    <w:p>
+      <w:pPr>
+        <w:pStyle w:val="ListParagraph"/>
+        <w:numPr>
+          <w:ilvl w:val="0"/>
+          <w:numId w:val="2"/>
+        </w:numPr>
+        <w:spacing w:after="60"/>
+      </w:pPr>
+      <w:r>
+        <w:t xml:space="preserve">Money is decimal in C# and numeric in SQL. Never float/double.</w:t>
+      </w:r>
+    </w:p>
+    <w:p>
+      <w:pPr>
+        <w:pStyle w:val="Heading2"/>
+      </w:pPr>
+      <w:r>
+        <w:t xml:space="preserve">10.5   Sprint 05 — Availability engine and reservations core (in progress)</w:t>
+      </w:r>
+    </w:p>
+    <w:tbl>
+      <w:tblPr>
+        <w:tblW w:type="dxa" w:w="9314"/>
+        <w:tblBorders>
+          <w:top w:val="single" w:color="auto" w:sz="4"/>
+          <w:left w:val="single" w:color="auto" w:sz="4"/>
+          <w:bottom w:val="single" w:color="auto" w:sz="4"/>
+          <w:right w:val="single" w:color="auto" w:sz="4"/>
+          <w:insideH w:val="single" w:color="auto" w:sz="4"/>
+          <w:insideV w:val="single" w:color="auto" w:sz="4"/>
+        </w:tblBorders>
+        <w:tblLayout w:type="fixed"/>
+      </w:tblPr>
+      <w:tblGrid>
+        <w:gridCol w:w="2100"/>
+        <w:gridCol w:w="7214"/>
+      </w:tblGrid>
+      <w:tr>
+        <w:trPr>
+          <w:cantSplit/>
+        </w:trPr>
+        <w:tc>
+          <w:tcPr>
+            <w:tcW w:type="dxa" w:w="2100"/>
+            <w:tcBorders>
+              <w:top w:val="single" w:color="DCE3E1" w:sz="4"/>
+              <w:left w:val="single" w:color="DCE3E1" w:sz="4"/>
+              <w:bottom w:val="single" w:color="DCE3E1" w:sz="4"/>
+              <w:right w:val="single" w:color="DCE3E1" w:sz="4"/>
+            </w:tcBorders>
+            <w:shd w:fill="F5F7F6" w:color="auto" w:val="clear"/>
+            <w:tcMar>
+              <w:top w:type="dxa" w:w="70"/>
+              <w:left w:type="dxa" w:w="110"/>
+              <w:bottom w:type="dxa" w:w="50"/>
+              <w:right w:type="dxa" w:w="110"/>
+            </w:tcMar>
+            <w:vAlign w:val="top"/>
+          </w:tcPr>
+          <w:p>
+            <w:pPr>
+              <w:spacing w:after="40" w:line="252" w:lineRule="auto"/>
+            </w:pPr>
+            <w:r>
+              <w:rPr>
+                <w:b/>
+                <w:bCs/>
+                <w:sz w:val="19"/>
+                <w:szCs w:val="19"/>
+              </w:rPr>
+              <w:t xml:space="preserve">Goal</w:t>
+            </w:r>
+          </w:p>
+        </w:tc>
+        <w:tc>
+          <w:tcPr>
+            <w:tcW w:type="dxa" w:w="7214"/>
+            <w:tcBorders>
+              <w:top w:val="single" w:color="DCE3E1" w:sz="4"/>
+              <w:left w:val="single" w:color="DCE3E1" w:sz="4"/>
+              <w:bottom w:val="single" w:color="DCE3E1" w:sz="4"/>
+              <w:right w:val="single" w:color="DCE3E1" w:sz="4"/>
+            </w:tcBorders>
+            <w:tcMar>
+              <w:top w:type="dxa" w:w="70"/>
+              <w:left w:type="dxa" w:w="110"/>
+              <w:bottom w:type="dxa" w:w="50"/>
+              <w:right w:type="dxa" w:w="110"/>
+            </w:tcMar>
+            <w:vAlign w:val="top"/>
+          </w:tcPr>
+          <w:p>
+            <w:pPr>
+              <w:spacing w:after="40" w:line="252" w:lineRule="auto"/>
+            </w:pPr>
+            <w:r>
+              <w:rPr>
+                <w:b w:val="false"/>
+                <w:bCs w:val="false"/>
+                <w:sz w:val="19"/>
+                <w:szCs w:val="19"/>
+              </w:rPr>
+              <w:t xml:space="preserve">Race-free booking of rooms and dorm beds with idempotent create and full status history (brief §14–16).</w:t>
+            </w:r>
+          </w:p>
+        </w:tc>
+      </w:tr>
+      <w:tr>
+        <w:trPr>
+          <w:cantSplit/>
+        </w:trPr>
+        <w:tc>
+          <w:tcPr>
+            <w:tcW w:type="dxa" w:w="2100"/>
+            <w:tcBorders>
+              <w:top w:val="single" w:color="DCE3E1" w:sz="4"/>
+              <w:left w:val="single" w:color="DCE3E1" w:sz="4"/>
+              <w:bottom w:val="single" w:color="DCE3E1" w:sz="4"/>
+              <w:right w:val="single" w:color="DCE3E1" w:sz="4"/>
+            </w:tcBorders>
+            <w:shd w:fill="F5F7F6" w:color="auto" w:val="clear"/>
+            <w:tcMar>
+              <w:top w:type="dxa" w:w="70"/>
+              <w:left w:type="dxa" w:w="110"/>
+              <w:bottom w:type="dxa" w:w="50"/>
+              <w:right w:type="dxa" w:w="110"/>
+            </w:tcMar>
+            <w:vAlign w:val="top"/>
+          </w:tcPr>
+          <w:p>
+            <w:pPr>
+              <w:spacing w:after="40" w:line="252" w:lineRule="auto"/>
+            </w:pPr>
+            <w:r>
+              <w:rPr>
+                <w:b/>
+                <w:bCs/>
+                <w:sz w:val="19"/>
+                <w:szCs w:val="19"/>
+              </w:rPr>
+              <w:t xml:space="preserve">In plain words</w:t>
+            </w:r>
+          </w:p>
+        </w:tc>
+        <w:tc>
+          <w:tcPr>
+            <w:tcW w:type="dxa" w:w="7214"/>
+            <w:tcBorders>
+              <w:top w:val="single" w:color="DCE3E1" w:sz="4"/>
+              <w:left w:val="single" w:color="DCE3E1" w:sz="4"/>
+              <w:bottom w:val="single" w:color="DCE3E1" w:sz="4"/>
+              <w:right w:val="single" w:color="DCE3E1" w:sz="4"/>
+            </w:tcBorders>
+            <w:tcMar>
+              <w:top w:type="dxa" w:w="70"/>
+              <w:left w:type="dxa" w:w="110"/>
+              <w:bottom w:type="dxa" w:w="50"/>
+              <w:right w:type="dxa" w:w="110"/>
+            </w:tcMar>
+            <w:vAlign w:val="top"/>
+          </w:tcPr>
+          <w:p>
+            <w:pPr>
+              <w:spacing w:after="40" w:line="252" w:lineRule="auto"/>
+            </w:pPr>
+            <w:r>
+              <w:rPr>
+                <w:b w:val="false"/>
+                <w:bCs w:val="false"/>
+                <w:sz w:val="19"/>
+                <w:szCs w:val="19"/>
+              </w:rPr>
+              <w:t xml:space="preserve">Bookings for rooms and dorm beds are taken without double-booking, even when two people book the last room at the same moment.</w:t>
+            </w:r>
+          </w:p>
+        </w:tc>
+      </w:tr>
+      <w:tr>
+        <w:trPr>
+          <w:cantSplit/>
+        </w:trPr>
+        <w:tc>
+          <w:tcPr>
+            <w:tcW w:type="dxa" w:w="2100"/>
+            <w:tcBorders>
+              <w:top w:val="single" w:color="DCE3E1" w:sz="4"/>
+              <w:left w:val="single" w:color="DCE3E1" w:sz="4"/>
+              <w:bottom w:val="single" w:color="DCE3E1" w:sz="4"/>
+              <w:right w:val="single" w:color="DCE3E1" w:sz="4"/>
+            </w:tcBorders>
+            <w:shd w:fill="F5F7F6" w:color="auto" w:val="clear"/>
+            <w:tcMar>
+              <w:top w:type="dxa" w:w="70"/>
+              <w:left w:type="dxa" w:w="110"/>
+              <w:bottom w:type="dxa" w:w="50"/>
+              <w:right w:type="dxa" w:w="110"/>
+            </w:tcMar>
+            <w:vAlign w:val="top"/>
+          </w:tcPr>
+          <w:p>
+            <w:pPr>
+              <w:spacing w:after="40" w:line="252" w:lineRule="auto"/>
+            </w:pPr>
+            <w:r>
+              <w:rPr>
+                <w:b/>
+                <w:bCs/>
+                <w:sz w:val="19"/>
+                <w:szCs w:val="19"/>
+              </w:rPr>
+              <w:t xml:space="preserve">Phase / size</w:t>
+            </w:r>
+          </w:p>
+        </w:tc>
+        <w:tc>
+          <w:tcPr>
+            <w:tcW w:type="dxa" w:w="7214"/>
+            <w:tcBorders>
+              <w:top w:val="single" w:color="DCE3E1" w:sz="4"/>
+              <w:left w:val="single" w:color="DCE3E1" w:sz="4"/>
+              <w:bottom w:val="single" w:color="DCE3E1" w:sz="4"/>
+              <w:right w:val="single" w:color="DCE3E1" w:sz="4"/>
+            </w:tcBorders>
+            <w:tcMar>
+              <w:top w:type="dxa" w:w="70"/>
+              <w:left w:type="dxa" w:w="110"/>
+              <w:bottom w:type="dxa" w:w="50"/>
+              <w:right w:type="dxa" w:w="110"/>
+            </w:tcMar>
+            <w:vAlign w:val="top"/>
+          </w:tcPr>
+          <w:p>
+            <w:pPr>
+              <w:spacing w:after="40" w:line="252" w:lineRule="auto"/>
+            </w:pPr>
+            <w:r>
+              <w:rPr>
+                <w:b w:val="false"/>
+                <w:bCs w:val="false"/>
+                <w:sz w:val="19"/>
+                <w:szCs w:val="19"/>
+              </w:rPr>
+              <w:t xml:space="preserve">2 — Guests, reservations, availability, calendar, front desk · L</w:t>
+            </w:r>
+          </w:p>
+        </w:tc>
+      </w:tr>
+      <w:tr>
+        <w:trPr>
+          <w:cantSplit/>
+        </w:trPr>
+        <w:tc>
+          <w:tcPr>
+            <w:tcW w:type="dxa" w:w="2100"/>
+            <w:tcBorders>
+              <w:top w:val="single" w:color="DCE3E1" w:sz="4"/>
+              <w:left w:val="single" w:color="DCE3E1" w:sz="4"/>
+              <w:bottom w:val="single" w:color="DCE3E1" w:sz="4"/>
+              <w:right w:val="single" w:color="DCE3E1" w:sz="4"/>
+            </w:tcBorders>
+            <w:shd w:fill="F5F7F6" w:color="auto" w:val="clear"/>
+            <w:tcMar>
+              <w:top w:type="dxa" w:w="70"/>
+              <w:left w:type="dxa" w:w="110"/>
+              <w:bottom w:type="dxa" w:w="50"/>
+              <w:right w:type="dxa" w:w="110"/>
+            </w:tcMar>
+            <w:vAlign w:val="top"/>
+          </w:tcPr>
+          <w:p>
+            <w:pPr>
+              <w:spacing w:after="40" w:line="252" w:lineRule="auto"/>
+            </w:pPr>
+            <w:r>
+              <w:rPr>
+                <w:b/>
+                <w:bCs/>
+                <w:sz w:val="19"/>
+                <w:szCs w:val="19"/>
+              </w:rPr>
+              <w:t xml:space="preserve">Depends on</w:t>
+            </w:r>
+          </w:p>
+        </w:tc>
+        <w:tc>
+          <w:tcPr>
+            <w:tcW w:type="dxa" w:w="7214"/>
+            <w:tcBorders>
+              <w:top w:val="single" w:color="DCE3E1" w:sz="4"/>
+              <w:left w:val="single" w:color="DCE3E1" w:sz="4"/>
+              <w:bottom w:val="single" w:color="DCE3E1" w:sz="4"/>
+              <w:right w:val="single" w:color="DCE3E1" w:sz="4"/>
+            </w:tcBorders>
+            <w:tcMar>
+              <w:top w:type="dxa" w:w="70"/>
+              <w:left w:type="dxa" w:w="110"/>
+              <w:bottom w:type="dxa" w:w="50"/>
+              <w:right w:type="dxa" w:w="110"/>
+            </w:tcMar>
+            <w:vAlign w:val="top"/>
+          </w:tcPr>
+          <w:p>
+            <w:pPr>
+              <w:spacing w:after="40" w:line="252" w:lineRule="auto"/>
+            </w:pPr>
+            <w:r>
+              <w:rPr>
+                <w:b w:val="false"/>
+                <w:bCs w:val="false"/>
+                <w:sz w:val="19"/>
+                <w:szCs w:val="19"/>
+              </w:rPr>
+              <w:t xml:space="preserve">Sprint 02, Sprint 03, Sprint 04</w:t>
+            </w:r>
+          </w:p>
+        </w:tc>
+      </w:tr>
+    </w:tbl>
+    <w:p>
+      <w:pPr>
+        <w:pStyle w:val="Heading3"/>
+      </w:pPr>
+      <w:r>
+        <w:t xml:space="preserve">10.5.1   Planned scope</w:t>
+      </w:r>
+    </w:p>
+    <w:tbl>
+      <w:tblPr>
+        <w:tblW w:type="dxa" w:w="9314"/>
+        <w:tblBorders>
+          <w:top w:val="single" w:color="auto" w:sz="4"/>
+          <w:left w:val="single" w:color="auto" w:sz="4"/>
+          <w:bottom w:val="single" w:color="auto" w:sz="4"/>
+          <w:right w:val="single" w:color="auto" w:sz="4"/>
+          <w:insideH w:val="single" w:color="auto" w:sz="4"/>
+          <w:insideV w:val="single" w:color="auto" w:sz="4"/>
+        </w:tblBorders>
+        <w:tblLayout w:type="fixed"/>
+      </w:tblPr>
+      <w:tblGrid>
+        <w:gridCol w:w="2100"/>
+        <w:gridCol w:w="7214"/>
+      </w:tblGrid>
+      <w:tr>
+        <w:trPr>
+          <w:cantSplit/>
+        </w:trPr>
+        <w:tc>
+          <w:tcPr>
+            <w:tcW w:type="dxa" w:w="2100"/>
+            <w:tcBorders>
+              <w:top w:val="single" w:color="DCE3E1" w:sz="4"/>
+              <w:left w:val="single" w:color="DCE3E1" w:sz="4"/>
+              <w:bottom w:val="single" w:color="DCE3E1" w:sz="4"/>
+              <w:right w:val="single" w:color="DCE3E1" w:sz="4"/>
+            </w:tcBorders>
+            <w:shd w:fill="F5F7F6" w:color="auto" w:val="clear"/>
+            <w:tcMar>
+              <w:top w:type="dxa" w:w="70"/>
+              <w:left w:type="dxa" w:w="110"/>
+              <w:bottom w:type="dxa" w:w="50"/>
+              <w:right w:type="dxa" w:w="110"/>
+            </w:tcMar>
+            <w:vAlign w:val="top"/>
+          </w:tcPr>
+          <w:p>
+            <w:pPr>
+              <w:spacing w:after="40" w:line="252" w:lineRule="auto"/>
+            </w:pPr>
+            <w:r>
+              <w:rPr>
+                <w:b/>
+                <w:bCs/>
+                <w:sz w:val="19"/>
+                <w:szCs w:val="19"/>
+              </w:rPr>
+              <w:t xml:space="preserve">Tables</w:t>
+            </w:r>
+          </w:p>
+        </w:tc>
+        <w:tc>
+          <w:tcPr>
+            <w:tcW w:type="dxa" w:w="7214"/>
+            <w:tcBorders>
+              <w:top w:val="single" w:color="DCE3E1" w:sz="4"/>
+              <w:left w:val="single" w:color="DCE3E1" w:sz="4"/>
+              <w:bottom w:val="single" w:color="DCE3E1" w:sz="4"/>
+              <w:right w:val="single" w:color="DCE3E1" w:sz="4"/>
+            </w:tcBorders>
+            <w:tcMar>
+              <w:top w:type="dxa" w:w="70"/>
+              <w:left w:type="dxa" w:w="110"/>
+              <w:bottom w:type="dxa" w:w="50"/>
+              <w:right w:type="dxa" w:w="110"/>
+            </w:tcMar>
+            <w:vAlign w:val="top"/>
+          </w:tcPr>
+          <w:p>
+            <w:pPr>
+              <w:spacing w:after="40" w:line="252" w:lineRule="auto"/>
+            </w:pPr>
+            <w:r>
+              <w:rPr>
+                <w:b w:val="false"/>
+                <w:bCs w:val="false"/>
+                <w:sz w:val="19"/>
+                <w:szCs w:val="19"/>
+              </w:rPr>
+              <w:t xml:space="preserve">reservations, reservation_units, reservation_guests, reservation_rate_breakdowns, reservation_notes, reservation_status_history, idempotency_keys</w:t>
+            </w:r>
+          </w:p>
+        </w:tc>
+      </w:tr>
+      <w:tr>
+        <w:trPr>
+          <w:cantSplit/>
+        </w:trPr>
+        <w:tc>
+          <w:tcPr>
+            <w:tcW w:type="dxa" w:w="2100"/>
+            <w:tcBorders>
+              <w:top w:val="single" w:color="DCE3E1" w:sz="4"/>
+              <w:left w:val="single" w:color="DCE3E1" w:sz="4"/>
+              <w:bottom w:val="single" w:color="DCE3E1" w:sz="4"/>
+              <w:right w:val="single" w:color="DCE3E1" w:sz="4"/>
+            </w:tcBorders>
+            <w:shd w:fill="F5F7F6" w:color="auto" w:val="clear"/>
+            <w:tcMar>
+              <w:top w:type="dxa" w:w="70"/>
+              <w:left w:type="dxa" w:w="110"/>
+              <w:bottom w:type="dxa" w:w="50"/>
+              <w:right w:type="dxa" w:w="110"/>
+            </w:tcMar>
+            <w:vAlign w:val="top"/>
+          </w:tcPr>
+          <w:p>
+            <w:pPr>
+              <w:spacing w:after="40" w:line="252" w:lineRule="auto"/>
+            </w:pPr>
+            <w:r>
+              <w:rPr>
+                <w:b/>
+                <w:bCs/>
+                <w:sz w:val="19"/>
+                <w:szCs w:val="19"/>
+              </w:rPr>
+              <w:t xml:space="preserve">Endpoints</w:t>
+            </w:r>
+          </w:p>
+        </w:tc>
+        <w:tc>
+          <w:tcPr>
+            <w:tcW w:type="dxa" w:w="7214"/>
+            <w:tcBorders>
+              <w:top w:val="single" w:color="DCE3E1" w:sz="4"/>
+              <w:left w:val="single" w:color="DCE3E1" w:sz="4"/>
+              <w:bottom w:val="single" w:color="DCE3E1" w:sz="4"/>
+              <w:right w:val="single" w:color="DCE3E1" w:sz="4"/>
+            </w:tcBorders>
+            <w:tcMar>
+              <w:top w:type="dxa" w:w="70"/>
+              <w:left w:type="dxa" w:w="110"/>
+              <w:bottom w:type="dxa" w:w="50"/>
+              <w:right w:type="dxa" w:w="110"/>
+            </w:tcMar>
+            <w:vAlign w:val="top"/>
+          </w:tcPr>
+          <w:p>
+            <w:pPr>
+              <w:spacing w:after="40" w:line="252" w:lineRule="auto"/>
+            </w:pPr>
+            <w:r>
+              <w:rPr>
+                <w:b w:val="false"/>
+                <w:bCs w:val="false"/>
+                <w:sz w:val="19"/>
+                <w:szCs w:val="19"/>
+              </w:rPr>
+              <w:t xml:space="preserve">GET /api/v1/properties/{propertyId}/availability?from&amp;to&amp;adults · POST /api/v1/properties/{propertyId}/reservations  (Idempotency-Key header required) · GET /api/v1/properties/{propertyId}/reservations · GET /api/v1/properties/{propertyId}/reservations/{id} · POST /api/v1/properties/{propertyId}/reservations/{id}/confirm | cancel | no-show · PUT /api/v1/properties/{propertyId}/reservations/{id}  (dates/guests; re-checks availability) · POST /api/v1/properties/{propertyId}/reservations/{id}/notes</w:t>
+            </w:r>
+          </w:p>
+        </w:tc>
+      </w:tr>
+      <w:tr>
+        <w:trPr>
+          <w:cantSplit/>
+        </w:trPr>
+        <w:tc>
+          <w:tcPr>
+            <w:tcW w:type="dxa" w:w="2100"/>
+            <w:tcBorders>
+              <w:top w:val="single" w:color="DCE3E1" w:sz="4"/>
+              <w:left w:val="single" w:color="DCE3E1" w:sz="4"/>
+              <w:bottom w:val="single" w:color="DCE3E1" w:sz="4"/>
+              <w:right w:val="single" w:color="DCE3E1" w:sz="4"/>
+            </w:tcBorders>
+            <w:shd w:fill="F5F7F6" w:color="auto" w:val="clear"/>
+            <w:tcMar>
+              <w:top w:type="dxa" w:w="70"/>
+              <w:left w:type="dxa" w:w="110"/>
+              <w:bottom w:type="dxa" w:w="50"/>
+              <w:right w:type="dxa" w:w="110"/>
+            </w:tcMar>
+            <w:vAlign w:val="top"/>
+          </w:tcPr>
+          <w:p>
+            <w:pPr>
+              <w:spacing w:after="40" w:line="252" w:lineRule="auto"/>
+            </w:pPr>
+            <w:r>
+              <w:rPr>
+                <w:b/>
+                <w:bCs/>
+                <w:sz w:val="19"/>
+                <w:szCs w:val="19"/>
+              </w:rPr>
+              <w:t xml:space="preserve">Screens</w:t>
+            </w:r>
+          </w:p>
+        </w:tc>
+        <w:tc>
+          <w:tcPr>
+            <w:tcW w:type="dxa" w:w="7214"/>
+            <w:tcBorders>
+              <w:top w:val="single" w:color="DCE3E1" w:sz="4"/>
+              <w:left w:val="single" w:color="DCE3E1" w:sz="4"/>
+              <w:bottom w:val="single" w:color="DCE3E1" w:sz="4"/>
+              <w:right w:val="single" w:color="DCE3E1" w:sz="4"/>
+            </w:tcBorders>
+            <w:tcMar>
+              <w:top w:type="dxa" w:w="70"/>
+              <w:left w:type="dxa" w:w="110"/>
+              <w:bottom w:type="dxa" w:w="50"/>
+              <w:right w:type="dxa" w:w="110"/>
+            </w:tcMar>
+            <w:vAlign w:val="top"/>
+          </w:tcPr>
+          <w:p>
+            <w:pPr>
+              <w:spacing w:after="40" w:line="252" w:lineRule="auto"/>
+            </w:pPr>
+            <w:r>
+              <w:rPr>
+                <w:b w:val="false"/>
+                <w:bCs w:val="false"/>
+                <w:sz w:val="19"/>
+                <w:szCs w:val="19"/>
+              </w:rPr>
+              <w:t xml:space="preserve">/reservations, /reservations/new, /reservations/:id</w:t>
+            </w:r>
+          </w:p>
+        </w:tc>
+      </w:tr>
+    </w:tbl>
+    <w:p>
+      <w:pPr>
+        <w:pStyle w:val="Heading3"/>
+      </w:pPr>
+      <w:r>
+        <w:t xml:space="preserve">10.5.2   Tasks</w:t>
+      </w:r>
+    </w:p>
+    <w:p>
+      <w:pPr>
+        <w:pStyle w:val="ListParagraph"/>
+        <w:numPr>
+          <w:ilvl w:val="0"/>
+          <w:numId w:val="2"/>
+        </w:numPr>
+        <w:spacing w:after="60"/>
+      </w:pPr>
+      <w:r>
+        <w:t xml:space="preserve">DB: reservation_units.stay daterange + EXCLUDE USING gist (unit_id WITH =, stay WITH &amp;&amp;) WHERE status is active; same for bed_id</w:t>
+      </w:r>
+    </w:p>
+    <w:p>
+      <w:pPr>
+        <w:pStyle w:val="ListParagraph"/>
+        <w:numPr>
+          <w:ilvl w:val="0"/>
+          <w:numId w:val="2"/>
+        </w:numPr>
+        <w:spacing w:after="60"/>
+      </w:pPr>
+      <w:r>
+        <w:t xml:space="preserve">Algorithm: transaction → SELECT ... FOR UPDATE on the unit rows → availability check → insert; exclusion constraint is the final guarantee; map 23P01 to ROOM_UNAVAILABLE</w:t>
+      </w:r>
+    </w:p>
+    <w:p>
+      <w:pPr>
+        <w:pStyle w:val="ListParagraph"/>
+        <w:numPr>
+          <w:ilvl w:val="0"/>
+          <w:numId w:val="2"/>
+        </w:numPr>
+        <w:spacing w:after="60"/>
+      </w:pPr>
+      <w:r>
+        <w:t xml:space="preserve">Idempotency: idempotency_keys(key, request_hash, response) — same key + same body returns the stored response; same key + different body = 422</w:t>
+      </w:r>
+    </w:p>
+    <w:p>
+      <w:pPr>
+        <w:pStyle w:val="ListParagraph"/>
+        <w:numPr>
+          <w:ilvl w:val="0"/>
+          <w:numId w:val="2"/>
+        </w:numPr>
+        <w:spacing w:after="60"/>
+      </w:pPr>
+      <w:r>
+        <w:t xml:space="preserve">Status machine INQUIRY→PENDING→CONFIRMED→CHECKED_IN→CHECKED_OUT, CANCELLED, NO_SHOW, REFUNDED; transitions table-driven and audited</w:t>
+      </w:r>
+    </w:p>
+    <w:p>
+      <w:pPr>
+        <w:pStyle w:val="ListParagraph"/>
+        <w:numPr>
+          <w:ilvl w:val="0"/>
+          <w:numId w:val="2"/>
+        </w:numPr>
+        <w:spacing w:after="60"/>
+      </w:pPr>
+      <w:r>
+        <w:t xml:space="preserve">Never delete reservations (brief §87); enquiry-stage delete is a status</w:t>
+      </w:r>
+    </w:p>
+    <w:p>
+      <w:pPr>
+        <w:pStyle w:val="ListParagraph"/>
+        <w:numPr>
+          <w:ilvl w:val="0"/>
+          <w:numId w:val="2"/>
+        </w:numPr>
+        <w:spacing w:after="60"/>
+      </w:pPr>
+      <w:r>
+        <w:t xml:space="preserve">Docs: write docs/architecture/booking-algorithm.md with the exact PostgreSQL behaviour</w:t>
+      </w:r>
+    </w:p>
+    <w:p>
+      <w:pPr>
+        <w:pStyle w:val="ListParagraph"/>
+        <w:numPr>
+          <w:ilvl w:val="0"/>
+          <w:numId w:val="2"/>
+        </w:numPr>
+        <w:spacing w:after="60"/>
+      </w:pPr>
+      <w:r>
+        <w:t xml:space="preserve">UI: new reservation wizard (dates → availability → guest → rate → confirm) in ≤ 5 clicks for a walk-in</w:t>
+      </w:r>
+    </w:p>
+    <w:p>
+      <w:pPr>
+        <w:pStyle w:val="Heading3"/>
+      </w:pPr>
+      <w:r>
+        <w:t xml:space="preserve">10.5.3   Required tests</w:t>
+      </w:r>
+    </w:p>
+    <w:p>
+      <w:pPr>
+        <w:pStyle w:val="ListParagraph"/>
+        <w:numPr>
+          <w:ilvl w:val="0"/>
+          <w:numId w:val="2"/>
+        </w:numPr>
+        <w:spacing w:after="60"/>
+      </w:pPr>
+      <w:r>
+        <w:t xml:space="preserve">Concurrency — two simultaneous bookings for the last room → exactly one SUCCESS, one ROOM_UNAVAILABLE (run 50×)</w:t>
+      </w:r>
+    </w:p>
+    <w:p>
+      <w:pPr>
+        <w:pStyle w:val="ListParagraph"/>
+        <w:numPr>
+          <w:ilvl w:val="0"/>
+          <w:numId w:val="2"/>
+        </w:numPr>
+        <w:spacing w:after="60"/>
+      </w:pPr>
+      <w:r>
+        <w:t xml:space="preserve">Concurrency — dorm with 1 bed left, 5 parallel requests → 1 success</w:t>
+      </w:r>
+    </w:p>
+    <w:p>
+      <w:pPr>
+        <w:pStyle w:val="ListParagraph"/>
+        <w:numPr>
+          <w:ilvl w:val="0"/>
+          <w:numId w:val="2"/>
+        </w:numPr>
+        <w:spacing w:after="60"/>
+      </w:pPr>
+      <w:r>
+        <w:t xml:space="preserve">Idempotency — same request retried → one reservation, identical response</w:t>
+      </w:r>
+    </w:p>
+    <w:p>
+      <w:pPr>
+        <w:pStyle w:val="ListParagraph"/>
+        <w:numPr>
+          <w:ilvl w:val="0"/>
+          <w:numId w:val="2"/>
+        </w:numPr>
+        <w:spacing w:after="60"/>
+      </w:pPr>
+      <w:r>
+        <w:t xml:space="preserve">Integration — cancelled reservation frees inventory</w:t>
+      </w:r>
+    </w:p>
+    <w:p>
+      <w:pPr>
+        <w:pStyle w:val="ListParagraph"/>
+        <w:numPr>
+          <w:ilvl w:val="0"/>
+          <w:numId w:val="2"/>
+        </w:numPr>
+        <w:spacing w:after="60"/>
+      </w:pPr>
+      <w:r>
+        <w:t xml:space="preserve">Integration — status transitions outside the allowed graph → 422</w:t>
+      </w:r>
+    </w:p>
+    <w:p>
+      <w:pPr>
+        <w:pStyle w:val="Heading3"/>
+      </w:pPr>
+      <w:r>
+        <w:t xml:space="preserve">10.5.4   Acceptance criteria</w:t>
+      </w:r>
+    </w:p>
+    <w:p>
+      <w:pPr>
+        <w:pStyle w:val="ListParagraph"/>
+        <w:numPr>
+          <w:ilvl w:val="0"/>
+          <w:numId w:val="2"/>
+        </w:numPr>
+        <w:spacing w:after="60"/>
+      </w:pPr>
+      <w:r>
+        <w:t xml:space="preserve">Brief §16 scenario passes reliably in CI</w:t>
+      </w:r>
+    </w:p>
+    <w:p>
+      <w:pPr>
         <w:pStyle w:val="Heading1"/>
         <w:pageBreakBefore/>
       </w:pPr>
@@ -36709,7 +39365,7 @@
     </w:p>
     <w:p>
       <w:r>
-        <w:t xml:space="preserve">Results as recorded for Sprint 03 (done), and the test inventory in the repository at commit 166cbfc.</w:t>
+        <w:t xml:space="preserve">Results as recorded for Sprint 04 (done), and the test inventory in the repository at commit 490936f.</w:t>
       </w:r>
     </w:p>
     <w:tbl>
@@ -37036,7 +39692,7 @@
                 <w:sz w:val="18"/>
                 <w:szCs w:val="18"/>
               </w:rPr>
-              <w:t xml:space="preserve">77 methods</w:t>
+              <w:t xml:space="preserve">101 methods</w:t>
             </w:r>
           </w:p>
         </w:tc>
@@ -37205,7 +39861,7 @@
                 <w:sz w:val="18"/>
                 <w:szCs w:val="18"/>
               </w:rPr>
-              <w:t xml:space="preserve">23 specs</w:t>
+              <w:t xml:space="preserve">31 specs</w:t>
             </w:r>
           </w:p>
         </w:tc>
@@ -37371,7 +40027,7 @@
                 <w:sz w:val="18"/>
                 <w:szCs w:val="18"/>
               </w:rPr>
-              <w:t xml:space="preserve">39 steps</w:t>
+              <w:t xml:space="preserve">45 steps</w:t>
             </w:r>
           </w:p>
         </w:tc>
@@ -37540,7 +40196,7 @@
                 <w:sz w:val="18"/>
                 <w:szCs w:val="18"/>
               </w:rPr>
-              <w:t xml:space="preserve">46 checks</w:t>
+              <w:t xml:space="preserve">57 checks</w:t>
             </w:r>
           </w:p>
         </w:tc>
@@ -37889,6 +40545,171 @@
               <w:right w:val="single" w:color="DCE3E1" w:sz="4"/>
             </w:tcBorders>
             <w:shd w:fill="F5F7F6" w:color="auto" w:val="clear"/>
+            <w:tcMar>
+              <w:top w:type="dxa" w:w="70"/>
+              <w:left w:type="dxa" w:w="110"/>
+              <w:bottom w:type="dxa" w:w="50"/>
+              <w:right w:type="dxa" w:w="110"/>
+            </w:tcMar>
+            <w:vAlign w:val="top"/>
+          </w:tcPr>
+          <w:p>
+            <w:pPr>
+              <w:spacing w:after="40" w:line="252" w:lineRule="auto"/>
+            </w:pPr>
+            <w:r>
+              <w:rPr>
+                <w:b w:val="false"/>
+                <w:bCs w:val="false"/>
+                <w:sz w:val="18"/>
+                <w:szCs w:val="18"/>
+              </w:rPr>
+              <w:t xml:space="preserve">By hand, read-only</w:t>
+            </w:r>
+          </w:p>
+        </w:tc>
+      </w:tr>
+      <w:tr>
+        <w:trPr>
+          <w:cantSplit/>
+        </w:trPr>
+        <w:tc>
+          <w:tcPr>
+            <w:tcW w:type="dxa" w:w="2000"/>
+            <w:tcBorders>
+              <w:top w:val="single" w:color="DCE3E1" w:sz="4"/>
+              <w:left w:val="single" w:color="DCE3E1" w:sz="4"/>
+              <w:bottom w:val="single" w:color="DCE3E1" w:sz="4"/>
+              <w:right w:val="single" w:color="DCE3E1" w:sz="4"/>
+            </w:tcBorders>
+            <w:tcMar>
+              <w:top w:type="dxa" w:w="70"/>
+              <w:left w:type="dxa" w:w="110"/>
+              <w:bottom w:type="dxa" w:w="50"/>
+              <w:right w:type="dxa" w:w="110"/>
+            </w:tcMar>
+            <w:vAlign w:val="top"/>
+          </w:tcPr>
+          <w:p>
+            <w:pPr>
+              <w:spacing w:after="40" w:line="252" w:lineRule="auto"/>
+            </w:pPr>
+            <w:r>
+              <w:rPr>
+                <w:b/>
+                <w:bCs/>
+                <w:sz w:val="18"/>
+                <w:szCs w:val="18"/>
+              </w:rPr>
+              <w:t xml:space="preserve">Database checks</w:t>
+            </w:r>
+          </w:p>
+        </w:tc>
+        <w:tc>
+          <w:tcPr>
+            <w:tcW w:type="dxa" w:w="2500"/>
+            <w:tcBorders>
+              <w:top w:val="single" w:color="DCE3E1" w:sz="4"/>
+              <w:left w:val="single" w:color="DCE3E1" w:sz="4"/>
+              <w:bottom w:val="single" w:color="DCE3E1" w:sz="4"/>
+              <w:right w:val="single" w:color="DCE3E1" w:sz="4"/>
+            </w:tcBorders>
+            <w:tcMar>
+              <w:top w:type="dxa" w:w="70"/>
+              <w:left w:type="dxa" w:w="110"/>
+              <w:bottom w:type="dxa" w:w="50"/>
+              <w:right w:type="dxa" w:w="110"/>
+            </w:tcMar>
+            <w:vAlign w:val="top"/>
+          </w:tcPr>
+          <w:p>
+            <w:pPr>
+              <w:spacing w:after="40" w:line="252" w:lineRule="auto"/>
+            </w:pPr>
+            <w:r>
+              <w:rPr>
+                <w:b w:val="false"/>
+                <w:bCs w:val="false"/>
+                <w:sz w:val="18"/>
+                <w:szCs w:val="18"/>
+              </w:rPr>
+              <w:t xml:space="preserve">database/queries/check-sprint-04.sql</w:t>
+            </w:r>
+          </w:p>
+        </w:tc>
+        <w:tc>
+          <w:tcPr>
+            <w:tcW w:type="dxa" w:w="1700"/>
+            <w:tcBorders>
+              <w:top w:val="single" w:color="DCE3E1" w:sz="4"/>
+              <w:left w:val="single" w:color="DCE3E1" w:sz="4"/>
+              <w:bottom w:val="single" w:color="DCE3E1" w:sz="4"/>
+              <w:right w:val="single" w:color="DCE3E1" w:sz="4"/>
+            </w:tcBorders>
+            <w:tcMar>
+              <w:top w:type="dxa" w:w="70"/>
+              <w:left w:type="dxa" w:w="110"/>
+              <w:bottom w:type="dxa" w:w="50"/>
+              <w:right w:type="dxa" w:w="110"/>
+            </w:tcMar>
+            <w:vAlign w:val="top"/>
+          </w:tcPr>
+          <w:p>
+            <w:pPr>
+              <w:spacing w:after="40" w:line="252" w:lineRule="auto"/>
+            </w:pPr>
+            <w:r>
+              <w:rPr>
+                <w:b w:val="false"/>
+                <w:bCs w:val="false"/>
+                <w:sz w:val="18"/>
+                <w:szCs w:val="18"/>
+              </w:rPr>
+              <w:t xml:space="preserve">psql / any SQL client</w:t>
+            </w:r>
+          </w:p>
+        </w:tc>
+        <w:tc>
+          <w:tcPr>
+            <w:tcW w:type="dxa" w:w="1200"/>
+            <w:tcBorders>
+              <w:top w:val="single" w:color="DCE3E1" w:sz="4"/>
+              <w:left w:val="single" w:color="DCE3E1" w:sz="4"/>
+              <w:bottom w:val="single" w:color="DCE3E1" w:sz="4"/>
+              <w:right w:val="single" w:color="DCE3E1" w:sz="4"/>
+            </w:tcBorders>
+            <w:tcMar>
+              <w:top w:type="dxa" w:w="70"/>
+              <w:left w:type="dxa" w:w="110"/>
+              <w:bottom w:type="dxa" w:w="50"/>
+              <w:right w:type="dxa" w:w="110"/>
+            </w:tcMar>
+            <w:vAlign w:val="top"/>
+          </w:tcPr>
+          <w:p>
+            <w:pPr>
+              <w:spacing w:after="40" w:line="252" w:lineRule="auto"/>
+            </w:pPr>
+            <w:r>
+              <w:rPr>
+                <w:b w:val="false"/>
+                <w:bCs w:val="false"/>
+                <w:sz w:val="18"/>
+                <w:szCs w:val="18"/>
+              </w:rPr>
+              <w:t xml:space="preserve">9 queries</w:t>
+            </w:r>
+          </w:p>
+        </w:tc>
+        <w:tc>
+          <w:tcPr>
+            <w:tcW w:type="dxa" w:w="1914"/>
+            <w:tcBorders>
+              <w:top w:val="single" w:color="DCE3E1" w:sz="4"/>
+              <w:left w:val="single" w:color="DCE3E1" w:sz="4"/>
+              <w:bottom w:val="single" w:color="DCE3E1" w:sz="4"/>
+              <w:right w:val="single" w:color="DCE3E1" w:sz="4"/>
+            </w:tcBorders>
             <w:tcMar>
               <w:top w:type="dxa" w:w="70"/>
               <w:left w:type="dxa" w:w="110"/>
@@ -37919,7 +40740,7 @@
         <w:pStyle w:val="Heading2"/>
       </w:pPr>
       <w:r>
-        <w:t xml:space="preserve">11.1   Latest recorded results (Sprint 03)</w:t>
+        <w:t xml:space="preserve">11.1   Latest recorded results (Sprint 04)</w:t>
       </w:r>
     </w:p>
     <w:p>
@@ -37932,7 +40753,7 @@
         <w:spacing w:after="60"/>
       </w:pPr>
       <w:r>
-        <w:t xml:space="preserve">Backend: 102 passed, 0 failed on real PostgreSQL 16 (44 new: 13 integration, 31 unit including phone and encryption cases)</w:t>
+        <w:t xml:space="preserve">Backend: 138 passed, 0 failed on real PostgreSQL 16 (29 new: 11 integration, 18 unit including the weekend-boundary quote and 5,000 random package splits)</w:t>
       </w:r>
     </w:p>
     <w:p>
@@ -37945,7 +40766,7 @@
         <w:spacing w:after="60"/>
       </w:pPr>
       <w:r>
-        <w:t xml:space="preserve">Frontend: 20 of 20 unit tests passed; ESLint clean; production build OK</w:t>
+        <w:t xml:space="preserve">Frontend: 31 of 31 unit tests passed; ESLint clean; production build OK</w:t>
       </w:r>
     </w:p>
     <w:p>
@@ -37958,7 +40779,7 @@
         <w:spacing w:after="60"/>
       </w:pPr>
       <w:r>
-        <w:t xml:space="preserve">Browser tests: 39 of 39 passed (Sprint 01 + 02 + the 13 new Sprint 03 review steps)</w:t>
+        <w:t xml:space="preserve">Browser tests: 45 of 45 passed (Sprint 01–03 steps plus the 6 new Sprint 04 review steps); screenshots in docs/sprints/sprint-04-screens</w:t>
       </w:r>
     </w:p>
     <w:p>
@@ -37971,7 +40792,7 @@
         <w:spacing w:after="60"/>
       </w:pPr>
       <w:r>
-        <w:t xml:space="preserve">Review fixes (#105): Aadhaar takes 12 digits or the last 4 with the reason under the field; first sign-in password page shows why a password is refused; API validation messages list the reasons instead of a generic line</w:t>
+        <w:t xml:space="preserve">Review fix: the rate grid's prices sat one column right of their dates (the table's style name clashed with a layout style). Fixed, and browser step S04-01 now checks every price sits under its date</w:t>
       </w:r>
     </w:p>
     <w:p>
@@ -37984,7 +40805,7 @@
         <w:spacing w:after="60"/>
       </w:pPr>
       <w:r>
-        <w:t xml:space="preserve">API checks: 46 of 46 passed on a fresh database (45 on later runs); SQL checks: all 14 Sprint 03 queries as expected</w:t>
+        <w:t xml:space="preserve">Run-and-test handbook docs/RUN_AND_TEST.md: every command to run the app and test it, sprint by sprint and all sprints together</w:t>
       </w:r>
     </w:p>
     <w:p>
@@ -38181,7 +41002,7 @@
                 <w:sz w:val="19"/>
                 <w:szCs w:val="19"/>
               </w:rPr>
-              <w:t xml:space="preserve">49</w:t>
+              <w:t xml:space="preserve">56</w:t>
             </w:r>
           </w:p>
         </w:tc>
@@ -38211,7 +41032,7 @@
                 <w:sz w:val="19"/>
                 <w:szCs w:val="19"/>
               </w:rPr>
-              <w:t xml:space="preserve">5,332</w:t>
+              <w:t xml:space="preserve">6,377</w:t>
             </w:r>
           </w:p>
         </w:tc>
@@ -38278,7 +41099,7 @@
                 <w:sz w:val="19"/>
                 <w:szCs w:val="19"/>
               </w:rPr>
-              <w:t xml:space="preserve">9</w:t>
+              <w:t xml:space="preserve">11</w:t>
             </w:r>
           </w:p>
         </w:tc>
@@ -38309,7 +41130,7 @@
                 <w:sz w:val="19"/>
                 <w:szCs w:val="19"/>
               </w:rPr>
-              <w:t xml:space="preserve">1,786</w:t>
+              <w:t xml:space="preserve">2,342</w:t>
             </w:r>
           </w:p>
         </w:tc>
@@ -38374,7 +41195,7 @@
                 <w:sz w:val="19"/>
                 <w:szCs w:val="19"/>
               </w:rPr>
-              <w:t xml:space="preserve">38</w:t>
+              <w:t xml:space="preserve">43</w:t>
             </w:r>
           </w:p>
         </w:tc>
@@ -38404,7 +41225,7 @@
                 <w:sz w:val="19"/>
                 <w:szCs w:val="19"/>
               </w:rPr>
-              <w:t xml:space="preserve">4,102</w:t>
+              <w:t xml:space="preserve">5,301</w:t>
             </w:r>
           </w:p>
         </w:tc>
@@ -38471,7 +41292,7 @@
                 <w:sz w:val="19"/>
                 <w:szCs w:val="19"/>
               </w:rPr>
-              <w:t xml:space="preserve">4</w:t>
+              <w:t xml:space="preserve">5</w:t>
             </w:r>
           </w:p>
         </w:tc>
@@ -38502,7 +41323,7 @@
                 <w:sz w:val="19"/>
                 <w:szCs w:val="19"/>
               </w:rPr>
-              <w:t xml:space="preserve">261</w:t>
+              <w:t xml:space="preserve">340</w:t>
             </w:r>
           </w:p>
         </w:tc>
@@ -38567,7 +41388,7 @@
                 <w:sz w:val="19"/>
                 <w:szCs w:val="19"/>
               </w:rPr>
-              <w:t xml:space="preserve">6</w:t>
+              <w:t xml:space="preserve">7</w:t>
             </w:r>
           </w:p>
         </w:tc>
@@ -38597,7 +41418,7 @@
                 <w:sz w:val="19"/>
                 <w:szCs w:val="19"/>
               </w:rPr>
-              <w:t xml:space="preserve">756</w:t>
+              <w:t xml:space="preserve">912</w:t>
             </w:r>
           </w:p>
         </w:tc>
@@ -38664,7 +41485,7 @@
                 <w:sz w:val="19"/>
                 <w:szCs w:val="19"/>
               </w:rPr>
-              <w:t xml:space="preserve">9</w:t>
+              <w:t xml:space="preserve">12</w:t>
             </w:r>
           </w:p>
         </w:tc>
@@ -38695,7 +41516,7 @@
                 <w:sz w:val="19"/>
                 <w:szCs w:val="19"/>
               </w:rPr>
-              <w:t xml:space="preserve">1,449</w:t>
+              <w:t xml:space="preserve">1,840</w:t>
             </w:r>
           </w:p>
         </w:tc>
@@ -38760,7 +41581,7 @@
                 <w:sz w:val="19"/>
                 <w:szCs w:val="19"/>
               </w:rPr>
-              <w:t xml:space="preserve">64</w:t>
+              <w:t xml:space="preserve">66</w:t>
             </w:r>
           </w:p>
         </w:tc>
@@ -38790,7 +41611,7 @@
                 <w:sz w:val="19"/>
                 <w:szCs w:val="19"/>
               </w:rPr>
-              <w:t xml:space="preserve">8,037</w:t>
+              <w:t xml:space="preserve">8,596</w:t>
             </w:r>
           </w:p>
         </w:tc>
@@ -40021,25 +42842,25 @@
               <w:bottom w:val="single" w:color="DCE3E1" w:sz="4"/>
               <w:right w:val="single" w:color="DCE3E1" w:sz="4"/>
             </w:tcBorders>
-            <w:shd w:fill="FBEFD8" w:color="auto" w:val="clear"/>
-            <w:tcMar>
-              <w:top w:type="dxa" w:w="70"/>
-              <w:left w:type="dxa" w:w="110"/>
-              <w:bottom w:type="dxa" w:w="50"/>
-              <w:right w:type="dxa" w:w="110"/>
-            </w:tcMar>
-            <w:vAlign w:val="top"/>
-          </w:tcPr>
-          <w:p>
-            <w:pPr>
-              <w:spacing w:after="40" w:line="252" w:lineRule="auto"/>
-            </w:pPr>
-            <w:r>
-              <w:rPr>
-                <w:sz w:val="17"/>
-                <w:szCs w:val="17"/>
-              </w:rPr>
-              <w:t xml:space="preserve">In progress</w:t>
+            <w:shd w:fill="E3F0E6" w:color="auto" w:val="clear"/>
+            <w:tcMar>
+              <w:top w:type="dxa" w:w="70"/>
+              <w:left w:type="dxa" w:w="110"/>
+              <w:bottom w:type="dxa" w:w="50"/>
+              <w:right w:type="dxa" w:w="110"/>
+            </w:tcMar>
+            <w:vAlign w:val="top"/>
+          </w:tcPr>
+          <w:p>
+            <w:pPr>
+              <w:spacing w:after="40" w:line="252" w:lineRule="auto"/>
+            </w:pPr>
+            <w:r>
+              <w:rPr>
+                <w:sz w:val="17"/>
+                <w:szCs w:val="17"/>
+              </w:rPr>
+              <w:t xml:space="preserve">Done</w:t>
             </w:r>
           </w:p>
         </w:tc>
@@ -40219,24 +43040,25 @@
               <w:bottom w:val="single" w:color="DCE3E1" w:sz="4"/>
               <w:right w:val="single" w:color="DCE3E1" w:sz="4"/>
             </w:tcBorders>
-            <w:tcMar>
-              <w:top w:type="dxa" w:w="70"/>
-              <w:left w:type="dxa" w:w="110"/>
-              <w:bottom w:type="dxa" w:w="50"/>
-              <w:right w:type="dxa" w:w="110"/>
-            </w:tcMar>
-            <w:vAlign w:val="top"/>
-          </w:tcPr>
-          <w:p>
-            <w:pPr>
-              <w:spacing w:after="40" w:line="252" w:lineRule="auto"/>
-            </w:pPr>
-            <w:r>
-              <w:rPr>
-                <w:sz w:val="17"/>
-                <w:szCs w:val="17"/>
-              </w:rPr>
-              <w:t xml:space="preserve">Planned</w:t>
+            <w:shd w:fill="FBEFD8" w:color="auto" w:val="clear"/>
+            <w:tcMar>
+              <w:top w:type="dxa" w:w="70"/>
+              <w:left w:type="dxa" w:w="110"/>
+              <w:bottom w:type="dxa" w:w="50"/>
+              <w:right w:type="dxa" w:w="110"/>
+            </w:tcMar>
+            <w:vAlign w:val="top"/>
+          </w:tcPr>
+          <w:p>
+            <w:pPr>
+              <w:spacing w:after="40" w:line="252" w:lineRule="auto"/>
+            </w:pPr>
+            <w:r>
+              <w:rPr>
+                <w:sz w:val="17"/>
+                <w:szCs w:val="17"/>
+              </w:rPr>
+              <w:t xml:space="preserve">In progress</w:t>
             </w:r>
           </w:p>
         </w:tc>
@@ -51098,7 +53920,7 @@
         <w:sz w:val="16"/>
         <w:szCs w:val="16"/>
       </w:rPr>
-      <w:t xml:space="preserve">Version 1.3 · 11 October 2026</w:t>
+      <w:t xml:space="preserve">Version 1.4 · 14 October 2026</w:t>
     </w:r>
     <w:r>
       <w:rPr>

--- a/docs/handbooks/Resort-OS-Software-Documentation.docx
+++ b/docs/handbooks/Resort-OS-Software-Documentation.docx
@@ -182,7 +182,7 @@
                 <w:sz w:val="19"/>
                 <w:szCs w:val="19"/>
               </w:rPr>
-              <w:t xml:space="preserve">Version 1.4</w:t>
+              <w:t xml:space="preserve">Version 1.5</w:t>
             </w:r>
           </w:p>
         </w:tc>
@@ -252,7 +252,7 @@
                 <w:sz w:val="19"/>
                 <w:szCs w:val="19"/>
               </w:rPr>
-              <w:t xml:space="preserve">14 October 2026</w:t>
+              <w:t xml:space="preserve">15 October 2026</w:t>
             </w:r>
           </w:p>
         </w:tc>
@@ -322,7 +322,7 @@
                 <w:sz w:val="19"/>
                 <w:szCs w:val="19"/>
               </w:rPr>
-              <w:t xml:space="preserve">Sprints 01, 02, 03, 04 accepted · Sprint 05 Availability engine and reservations core in progress</w:t>
+              <w:t xml:space="preserve">Sprints 01, 02, 03, 04, 05 accepted · Sprint 06 Reservation calendar in progress</w:t>
             </w:r>
           </w:p>
         </w:tc>
@@ -648,7 +648,7 @@
                 <w:sz w:val="19"/>
                 <w:szCs w:val="19"/>
               </w:rPr>
-              <w:t xml:space="preserve">1.4</w:t>
+              <w:t xml:space="preserve">1.5</w:t>
             </w:r>
           </w:p>
         </w:tc>
@@ -678,7 +678,7 @@
                 <w:sz w:val="19"/>
                 <w:szCs w:val="19"/>
               </w:rPr>
-              <w:t xml:space="preserve">2026-10-14</w:t>
+              <w:t xml:space="preserve">2026-10-15</w:t>
             </w:r>
           </w:p>
         </w:tc>
@@ -708,7 +708,7 @@
                 <w:sz w:val="19"/>
                 <w:szCs w:val="19"/>
               </w:rPr>
-              <w:t xml:space="preserve">Sprint 04 (Rate plans and packages) accepted: nightly price grid, quotes, packages with revenue split. Sprint 05 (Availability engine and reservations) started.</w:t>
+              <w:t xml:space="preserve">Sprint 05 (Availability engine and reservations) accepted: race-free booking, booking wizard, booking history, date pickers. Diagrams of the reservation tables and the booking flow. Sprint 06 (Reservation calendar) started.</w:t>
             </w:r>
           </w:p>
         </w:tc>
@@ -744,7 +744,7 @@
                 <w:sz w:val="19"/>
                 <w:szCs w:val="19"/>
               </w:rPr>
-              <w:t xml:space="preserve">1.3</w:t>
+              <w:t xml:space="preserve">1.4</w:t>
             </w:r>
           </w:p>
         </w:tc>
@@ -775,7 +775,7 @@
                 <w:sz w:val="19"/>
                 <w:szCs w:val="19"/>
               </w:rPr>
-              <w:t xml:space="preserve">2026-10-11</w:t>
+              <w:t xml:space="preserve">2026-10-14</w:t>
             </w:r>
           </w:p>
         </w:tc>
@@ -806,7 +806,7 @@
                 <w:sz w:val="19"/>
                 <w:szCs w:val="19"/>
               </w:rPr>
-              <w:t xml:space="preserve">Sprint 03 (Guests) accepted, with review fixes: Aadhaar number check and error messages that say why. Sprint 04 (Rate plans and packages) started.</w:t>
+              <w:t xml:space="preserve">Sprint 04 (Rate plans and packages) accepted: nightly price grid, quotes, packages with revenue split. Sprint 05 (Availability engine and reservations) started.</w:t>
             </w:r>
           </w:p>
         </w:tc>
@@ -841,7 +841,7 @@
                 <w:sz w:val="19"/>
                 <w:szCs w:val="19"/>
               </w:rPr>
-              <w:t xml:space="preserve">1.2.1</w:t>
+              <w:t xml:space="preserve">1.3</w:t>
             </w:r>
           </w:p>
         </w:tc>
@@ -871,7 +871,7 @@
                 <w:sz w:val="19"/>
                 <w:szCs w:val="19"/>
               </w:rPr>
-              <w:t xml:space="preserve">2026-10-10</w:t>
+              <w:t xml:space="preserve">2026-10-11</w:t>
             </w:r>
           </w:p>
         </w:tc>
@@ -901,7 +901,7 @@
                 <w:sz w:val="19"/>
                 <w:szCs w:val="19"/>
               </w:rPr>
-              <w:t xml:space="preserve">Sprint 03 (Guests) built and in review: guest profiles, encrypted ID documents, duplicates, merge, anonymise, consent.</w:t>
+              <w:t xml:space="preserve">Sprint 03 (Guests) accepted, with review fixes: Aadhaar number check and error messages that say why. Sprint 04 (Rate plans and packages) started.</w:t>
             </w:r>
           </w:p>
         </w:tc>
@@ -937,7 +937,7 @@
                 <w:sz w:val="19"/>
                 <w:szCs w:val="19"/>
               </w:rPr>
-              <w:t xml:space="preserve">1.2</w:t>
+              <w:t xml:space="preserve">1.2.1</w:t>
             </w:r>
           </w:p>
         </w:tc>
@@ -982,6 +982,101 @@
               <w:right w:val="single" w:color="DCE3E1" w:sz="4"/>
             </w:tcBorders>
             <w:shd w:fill="F5F7F6" w:color="auto" w:val="clear"/>
+            <w:tcMar>
+              <w:top w:type="dxa" w:w="70"/>
+              <w:left w:type="dxa" w:w="110"/>
+              <w:bottom w:type="dxa" w:w="50"/>
+              <w:right w:type="dxa" w:w="110"/>
+            </w:tcMar>
+            <w:vAlign w:val="top"/>
+          </w:tcPr>
+          <w:p>
+            <w:pPr>
+              <w:spacing w:after="40" w:line="252" w:lineRule="auto"/>
+            </w:pPr>
+            <w:r>
+              <w:rPr>
+                <w:sz w:val="19"/>
+                <w:szCs w:val="19"/>
+              </w:rPr>
+              <w:t xml:space="preserve">Sprint 03 (Guests) built and in review: guest profiles, encrypted ID documents, duplicates, merge, anonymise, consent.</w:t>
+            </w:r>
+          </w:p>
+        </w:tc>
+      </w:tr>
+      <w:tr>
+        <w:trPr>
+          <w:cantSplit/>
+        </w:trPr>
+        <w:tc>
+          <w:tcPr>
+            <w:tcW w:type="dxa" w:w="1100"/>
+            <w:tcBorders>
+              <w:top w:val="single" w:color="DCE3E1" w:sz="4"/>
+              <w:left w:val="single" w:color="DCE3E1" w:sz="4"/>
+              <w:bottom w:val="single" w:color="DCE3E1" w:sz="4"/>
+              <w:right w:val="single" w:color="DCE3E1" w:sz="4"/>
+            </w:tcBorders>
+            <w:tcMar>
+              <w:top w:type="dxa" w:w="70"/>
+              <w:left w:type="dxa" w:w="110"/>
+              <w:bottom w:type="dxa" w:w="50"/>
+              <w:right w:type="dxa" w:w="110"/>
+            </w:tcMar>
+            <w:vAlign w:val="top"/>
+          </w:tcPr>
+          <w:p>
+            <w:pPr>
+              <w:spacing w:after="40" w:line="252" w:lineRule="auto"/>
+            </w:pPr>
+            <w:r>
+              <w:rPr>
+                <w:sz w:val="19"/>
+                <w:szCs w:val="19"/>
+              </w:rPr>
+              <w:t xml:space="preserve">1.2</w:t>
+            </w:r>
+          </w:p>
+        </w:tc>
+        <w:tc>
+          <w:tcPr>
+            <w:tcW w:type="dxa" w:w="1500"/>
+            <w:tcBorders>
+              <w:top w:val="single" w:color="DCE3E1" w:sz="4"/>
+              <w:left w:val="single" w:color="DCE3E1" w:sz="4"/>
+              <w:bottom w:val="single" w:color="DCE3E1" w:sz="4"/>
+              <w:right w:val="single" w:color="DCE3E1" w:sz="4"/>
+            </w:tcBorders>
+            <w:tcMar>
+              <w:top w:type="dxa" w:w="70"/>
+              <w:left w:type="dxa" w:w="110"/>
+              <w:bottom w:type="dxa" w:w="50"/>
+              <w:right w:type="dxa" w:w="110"/>
+            </w:tcMar>
+            <w:vAlign w:val="top"/>
+          </w:tcPr>
+          <w:p>
+            <w:pPr>
+              <w:spacing w:after="40" w:line="252" w:lineRule="auto"/>
+            </w:pPr>
+            <w:r>
+              <w:rPr>
+                <w:sz w:val="19"/>
+                <w:szCs w:val="19"/>
+              </w:rPr>
+              <w:t xml:space="preserve">2026-10-10</w:t>
+            </w:r>
+          </w:p>
+        </w:tc>
+        <w:tc>
+          <w:tcPr>
+            <w:tcW w:type="dxa" w:w="6714"/>
+            <w:tcBorders>
+              <w:top w:val="single" w:color="DCE3E1" w:sz="4"/>
+              <w:left w:val="single" w:color="DCE3E1" w:sz="4"/>
+              <w:bottom w:val="single" w:color="DCE3E1" w:sz="4"/>
+              <w:right w:val="single" w:color="DCE3E1" w:sz="4"/>
+            </w:tcBorders>
             <w:tcMar>
               <w:top w:type="dxa" w:w="70"/>
               <w:left w:type="dxa" w:w="110"/>
@@ -1232,7 +1327,7 @@
                 <w:sz w:val="19"/>
                 <w:szCs w:val="19"/>
               </w:rPr>
-              <w:t xml:space="preserve">Living document, rebuilt at the end of every sprint. This edition reflects Sprint 04 accepted and Sprint 05 in progress.</w:t>
+              <w:t xml:space="preserve">Living document, rebuilt at the end of every sprint. This edition reflects Sprint 05 accepted and Sprint 06 in progress.</w:t>
             </w:r>
           </w:p>
         </w:tc>
@@ -2372,7 +2467,33 @@
           <w:sz w:val="19"/>
           <w:szCs w:val="19"/>
         </w:rPr>
-        <w:t xml:space="preserve">Sprint 05 — Availability engine and reservations core (in progress)</w:t>
+        <w:t xml:space="preserve">Sprint 05 — Availability engine and reservations core</w:t>
+      </w:r>
+    </w:p>
+    <w:p>
+      <w:pPr>
+        <w:spacing w:after="30" w:before="0"/>
+        <w:ind w:left="420"/>
+      </w:pPr>
+      <w:r>
+        <w:rPr>
+          <w:b w:val="false"/>
+          <w:bCs w:val="false"/>
+          <w:color w:val="8A2449"/>
+          <w:sz w:val="19"/>
+          <w:szCs w:val="19"/>
+        </w:rPr>
+        <w:t xml:space="preserve">10.6  </w:t>
+      </w:r>
+      <w:r>
+        <w:rPr>
+          <w:b w:val="false"/>
+          <w:bCs w:val="false"/>
+          <w:color w:val="1B2A2E"/>
+          <w:sz w:val="19"/>
+          <w:szCs w:val="19"/>
+        </w:rPr>
+        <w:t xml:space="preserve">Sprint 06 — Reservation calendar (in progress)</w:t>
       </w:r>
     </w:p>
     <w:p>
@@ -2424,7 +2545,7 @@
           <w:sz w:val="19"/>
           <w:szCs w:val="19"/>
         </w:rPr>
-        <w:t xml:space="preserve">Latest recorded results (Sprint 04)</w:t>
+        <w:t xml:space="preserve">Latest recorded results (Sprint 05)</w:t>
       </w:r>
     </w:p>
     <w:p>
@@ -2701,10 +2822,10 @@
           <w:sz w:val="19"/>
           <w:szCs w:val="19"/>
         </w:rPr>
-        <w:t xml:space="preserve">490936f</w:t>
+        <w:t xml:space="preserve">5e821f9</w:t>
       </w:r>
       <w:r>
-        <w:t xml:space="preserve"> (2026-10-15). When a sprint is accepted the plan is updated and the document rebuilt, so it always matches the code.</w:t>
+        <w:t xml:space="preserve"> (2026-10-16). When a sprint is accepted the plan is updated and the document rebuilt, so it always matches the code.</w:t>
       </w:r>
     </w:p>
     <w:p>
@@ -3615,7 +3736,7 @@
                 <w:sz w:val="40"/>
                 <w:szCs w:val="40"/>
               </w:rPr>
-              <w:t xml:space="preserve">4/29</w:t>
+              <w:t xml:space="preserve">5/29</w:t>
             </w:r>
           </w:p>
           <w:p>
@@ -3663,7 +3784,7 @@
                 <w:sz w:val="40"/>
                 <w:szCs w:val="40"/>
               </w:rPr>
-              <w:t xml:space="preserve">29</w:t>
+              <w:t xml:space="preserve">38</w:t>
             </w:r>
           </w:p>
           <w:p>
@@ -3759,7 +3880,7 @@
                 <w:sz w:val="40"/>
                 <w:szCs w:val="40"/>
               </w:rPr>
-              <w:t xml:space="preserve">177</w:t>
+              <w:t xml:space="preserve">225</w:t>
             </w:r>
           </w:p>
           <w:p>
@@ -3807,7 +3928,7 @@
                 <w:sz w:val="40"/>
                 <w:szCs w:val="40"/>
               </w:rPr>
-              <w:t xml:space="preserve">11,678</w:t>
+              <w:t xml:space="preserve">14,549</w:t>
             </w:r>
           </w:p>
           <w:p>
@@ -3984,7 +4105,7 @@
                 <w:sz w:val="19"/>
                 <w:szCs w:val="19"/>
               </w:rPr>
-              <w:t xml:space="preserve">Sprint 05 — Availability engine and reservations core (in progress)</w:t>
+              <w:t xml:space="preserve">Sprint 06 — Reservation calendar (in progress)</w:t>
             </w:r>
           </w:p>
         </w:tc>
@@ -4054,7 +4175,7 @@
                 <w:sz w:val="19"/>
                 <w:szCs w:val="19"/>
               </w:rPr>
-              <w:t xml:space="preserve">Sprint 04 — Rate plans and packages. Accepted 14 Oct 2026. A quote for Room 103, 2 adults, 3 nights returns a nightly breakdown matching the rate grid (checked by DevSeedTests, check-api.mjs and browser step S04-03). On main as tag sprint-04. Sprint 05 (availability engine and reservations) started.</w:t>
+              <w:t xml:space="preserve">Sprint 05 — Availability engine and reservations core. </w:t>
             </w:r>
           </w:p>
         </w:tc>
@@ -16442,6 +16563,101 @@
           </w:p>
         </w:tc>
       </w:tr>
+      <w:tr>
+        <w:trPr>
+          <w:cantSplit/>
+        </w:trPr>
+        <w:tc>
+          <w:tcPr>
+            <w:tcW w:type="dxa" w:w="3300"/>
+            <w:tcBorders>
+              <w:top w:val="single" w:color="DCE3E1" w:sz="4"/>
+              <w:left w:val="single" w:color="DCE3E1" w:sz="4"/>
+              <w:bottom w:val="single" w:color="DCE3E1" w:sz="4"/>
+              <w:right w:val="single" w:color="DCE3E1" w:sz="4"/>
+            </w:tcBorders>
+            <w:tcMar>
+              <w:top w:type="dxa" w:w="70"/>
+              <w:left w:type="dxa" w:w="110"/>
+              <w:bottom w:type="dxa" w:w="50"/>
+              <w:right w:type="dxa" w:w="110"/>
+            </w:tcMar>
+            <w:vAlign w:val="top"/>
+          </w:tcPr>
+          <w:p>
+            <w:pPr>
+              <w:spacing w:after="40" w:line="252" w:lineRule="auto"/>
+            </w:pPr>
+            <w:r>
+              <w:rPr>
+                <w:sz w:val="18"/>
+                <w:szCs w:val="18"/>
+              </w:rPr>
+              <w:t xml:space="preserve">V007__reservations.sql</w:t>
+            </w:r>
+          </w:p>
+        </w:tc>
+        <w:tc>
+          <w:tcPr>
+            <w:tcW w:type="dxa" w:w="800"/>
+            <w:tcBorders>
+              <w:top w:val="single" w:color="DCE3E1" w:sz="4"/>
+              <w:left w:val="single" w:color="DCE3E1" w:sz="4"/>
+              <w:bottom w:val="single" w:color="DCE3E1" w:sz="4"/>
+              <w:right w:val="single" w:color="DCE3E1" w:sz="4"/>
+            </w:tcBorders>
+            <w:tcMar>
+              <w:top w:type="dxa" w:w="70"/>
+              <w:left w:type="dxa" w:w="110"/>
+              <w:bottom w:type="dxa" w:w="50"/>
+              <w:right w:type="dxa" w:w="110"/>
+            </w:tcMar>
+            <w:vAlign w:val="top"/>
+          </w:tcPr>
+          <w:p>
+            <w:pPr>
+              <w:spacing w:after="40" w:line="252" w:lineRule="auto"/>
+            </w:pPr>
+            <w:r>
+              <w:rPr>
+                <w:sz w:val="18"/>
+                <w:szCs w:val="18"/>
+              </w:rPr>
+              <w:t xml:space="preserve">375</w:t>
+            </w:r>
+          </w:p>
+        </w:tc>
+        <w:tc>
+          <w:tcPr>
+            <w:tcW w:type="dxa" w:w="5214"/>
+            <w:tcBorders>
+              <w:top w:val="single" w:color="DCE3E1" w:sz="4"/>
+              <w:left w:val="single" w:color="DCE3E1" w:sz="4"/>
+              <w:bottom w:val="single" w:color="DCE3E1" w:sz="4"/>
+              <w:right w:val="single" w:color="DCE3E1" w:sz="4"/>
+            </w:tcBorders>
+            <w:tcMar>
+              <w:top w:type="dxa" w:w="70"/>
+              <w:left w:type="dxa" w:w="110"/>
+              <w:bottom w:type="dxa" w:w="50"/>
+              <w:right w:type="dxa" w:w="110"/>
+            </w:tcMar>
+            <w:vAlign w:val="top"/>
+          </w:tcPr>
+          <w:p>
+            <w:pPr>
+              <w:spacing w:after="40" w:line="252" w:lineRule="auto"/>
+            </w:pPr>
+            <w:r>
+              <w:rPr>
+                <w:sz w:val="18"/>
+                <w:szCs w:val="18"/>
+              </w:rPr>
+              <w:t xml:space="preserve">property_counters, reservation_status_transitions, reservations, reservation_units, reservation_guests, reservation_rate_breakdowns, reservation_notes, reservation_status_history, idempotency_keys</w:t>
+            </w:r>
+          </w:p>
+        </w:tc>
+      </w:tr>
     </w:tbl>
     <w:p>
       <w:pPr>
@@ -16453,7 +16669,7 @@
           <w:sz w:val="18"/>
           <w:szCs w:val="18"/>
         </w:rPr>
-        <w:t xml:space="preserve">Total: 29 tables in 6 migrations. Development demo data lives in database/seed/dev and runs only in Development.</w:t>
+        <w:t xml:space="preserve">Total: 38 tables in 7 migrations. Development demo data lives in database/seed/dev and runs only in Development.</w:t>
       </w:r>
     </w:p>
     <w:p>
@@ -27301,6 +27517,162 @@
                 <w:szCs w:val="17"/>
               </w:rPr>
               <w:t xml:space="preserve">L</w:t>
+            </w:r>
+          </w:p>
+        </w:tc>
+        <w:tc>
+          <w:tcPr>
+            <w:tcW w:type="dxa" w:w="1200"/>
+            <w:tcBorders>
+              <w:top w:val="single" w:color="DCE3E1" w:sz="4"/>
+              <w:left w:val="single" w:color="DCE3E1" w:sz="4"/>
+              <w:bottom w:val="single" w:color="DCE3E1" w:sz="4"/>
+              <w:right w:val="single" w:color="DCE3E1" w:sz="4"/>
+            </w:tcBorders>
+            <w:shd w:fill="E3F0E6" w:color="auto" w:val="clear"/>
+            <w:tcMar>
+              <w:top w:type="dxa" w:w="70"/>
+              <w:left w:type="dxa" w:w="110"/>
+              <w:bottom w:type="dxa" w:w="50"/>
+              <w:right w:type="dxa" w:w="110"/>
+            </w:tcMar>
+            <w:vAlign w:val="top"/>
+          </w:tcPr>
+          <w:p>
+            <w:pPr>
+              <w:spacing w:after="40" w:line="252" w:lineRule="auto"/>
+            </w:pPr>
+            <w:r>
+              <w:rPr>
+                <w:sz w:val="17"/>
+                <w:szCs w:val="17"/>
+              </w:rPr>
+              <w:t xml:space="preserve">Done</w:t>
+            </w:r>
+          </w:p>
+        </w:tc>
+        <w:tc>
+          <w:tcPr>
+            <w:tcW w:type="dxa" w:w="4414"/>
+            <w:tcBorders>
+              <w:top w:val="single" w:color="DCE3E1" w:sz="4"/>
+              <w:left w:val="single" w:color="DCE3E1" w:sz="4"/>
+              <w:bottom w:val="single" w:color="DCE3E1" w:sz="4"/>
+              <w:right w:val="single" w:color="DCE3E1" w:sz="4"/>
+            </w:tcBorders>
+            <w:tcMar>
+              <w:top w:type="dxa" w:w="70"/>
+              <w:left w:type="dxa" w:w="110"/>
+              <w:bottom w:type="dxa" w:w="50"/>
+              <w:right w:type="dxa" w:w="110"/>
+            </w:tcMar>
+            <w:vAlign w:val="top"/>
+          </w:tcPr>
+          <w:p>
+            <w:pPr>
+              <w:spacing w:after="40" w:line="252" w:lineRule="auto"/>
+            </w:pPr>
+            <w:r>
+              <w:rPr>
+                <w:sz w:val="17"/>
+                <w:szCs w:val="17"/>
+              </w:rPr>
+              <w:t xml:space="preserve">Accepted by the owner on 15 Oct 2026 and released to main (tag sprint-05). Review fixes: every date field shows 15 Oct 2026 with a calendar, field labels no longer cut off, finished wizard steps show a tick, Back beside Continue. New guide for joiners: docs/architecture/system-design.md.</w:t>
+            </w:r>
+          </w:p>
+        </w:tc>
+      </w:tr>
+      <w:tr>
+        <w:trPr>
+          <w:cantSplit/>
+        </w:trPr>
+        <w:tc>
+          <w:tcPr>
+            <w:tcW w:type="dxa" w:w="500"/>
+            <w:tcBorders>
+              <w:top w:val="single" w:color="DCE3E1" w:sz="4"/>
+              <w:left w:val="single" w:color="DCE3E1" w:sz="4"/>
+              <w:bottom w:val="single" w:color="DCE3E1" w:sz="4"/>
+              <w:right w:val="single" w:color="DCE3E1" w:sz="4"/>
+            </w:tcBorders>
+            <w:tcMar>
+              <w:top w:type="dxa" w:w="70"/>
+              <w:left w:type="dxa" w:w="110"/>
+              <w:bottom w:type="dxa" w:w="50"/>
+              <w:right w:type="dxa" w:w="110"/>
+            </w:tcMar>
+            <w:vAlign w:val="top"/>
+          </w:tcPr>
+          <w:p>
+            <w:pPr>
+              <w:spacing w:after="40" w:line="252" w:lineRule="auto"/>
+            </w:pPr>
+            <w:r>
+              <w:rPr>
+                <w:sz w:val="17"/>
+                <w:szCs w:val="17"/>
+              </w:rPr>
+              <w:t xml:space="preserve">06</w:t>
+            </w:r>
+          </w:p>
+        </w:tc>
+        <w:tc>
+          <w:tcPr>
+            <w:tcW w:type="dxa" w:w="2600"/>
+            <w:tcBorders>
+              <w:top w:val="single" w:color="DCE3E1" w:sz="4"/>
+              <w:left w:val="single" w:color="DCE3E1" w:sz="4"/>
+              <w:bottom w:val="single" w:color="DCE3E1" w:sz="4"/>
+              <w:right w:val="single" w:color="DCE3E1" w:sz="4"/>
+            </w:tcBorders>
+            <w:tcMar>
+              <w:top w:type="dxa" w:w="70"/>
+              <w:left w:type="dxa" w:w="110"/>
+              <w:bottom w:type="dxa" w:w="50"/>
+              <w:right w:type="dxa" w:w="110"/>
+            </w:tcMar>
+            <w:vAlign w:val="top"/>
+          </w:tcPr>
+          <w:p>
+            <w:pPr>
+              <w:spacing w:after="40" w:line="252" w:lineRule="auto"/>
+            </w:pPr>
+            <w:r>
+              <w:rPr>
+                <w:sz w:val="17"/>
+                <w:szCs w:val="17"/>
+              </w:rPr>
+              <w:t xml:space="preserve">Reservation calendar</w:t>
+            </w:r>
+          </w:p>
+        </w:tc>
+        <w:tc>
+          <w:tcPr>
+            <w:tcW w:type="dxa" w:w="600"/>
+            <w:tcBorders>
+              <w:top w:val="single" w:color="DCE3E1" w:sz="4"/>
+              <w:left w:val="single" w:color="DCE3E1" w:sz="4"/>
+              <w:bottom w:val="single" w:color="DCE3E1" w:sz="4"/>
+              <w:right w:val="single" w:color="DCE3E1" w:sz="4"/>
+            </w:tcBorders>
+            <w:tcMar>
+              <w:top w:type="dxa" w:w="70"/>
+              <w:left w:type="dxa" w:w="110"/>
+              <w:bottom w:type="dxa" w:w="50"/>
+              <w:right w:type="dxa" w:w="110"/>
+            </w:tcMar>
+            <w:vAlign w:val="top"/>
+          </w:tcPr>
+          <w:p>
+            <w:pPr>
+              <w:spacing w:after="40" w:line="252" w:lineRule="auto"/>
+            </w:pPr>
+            <w:r>
+              <w:rPr>
+                <w:sz w:val="17"/>
+                <w:szCs w:val="17"/>
+              </w:rPr>
+              <w:t xml:space="preserve">M</w:t>
             </w:r>
           </w:p>
         </w:tc>
@@ -38624,7 +38996,7 @@
         <w:pStyle w:val="Heading2"/>
       </w:pPr>
       <w:r>
-        <w:t xml:space="preserve">10.5   Sprint 05 — Availability engine and reservations core (in progress)</w:t>
+        <w:t xml:space="preserve">10.5   Sprint 05 — Availability engine and reservations core</w:t>
       </w:r>
     </w:p>
     <w:tbl>
@@ -38924,13 +39296,1135 @@
           </w:p>
         </w:tc>
       </w:tr>
+      <w:tr>
+        <w:trPr>
+          <w:cantSplit/>
+        </w:trPr>
+        <w:tc>
+          <w:tcPr>
+            <w:tcW w:type="dxa" w:w="2100"/>
+            <w:tcBorders>
+              <w:top w:val="single" w:color="DCE3E1" w:sz="4"/>
+              <w:left w:val="single" w:color="DCE3E1" w:sz="4"/>
+              <w:bottom w:val="single" w:color="DCE3E1" w:sz="4"/>
+              <w:right w:val="single" w:color="DCE3E1" w:sz="4"/>
+            </w:tcBorders>
+            <w:shd w:fill="F5F7F6" w:color="auto" w:val="clear"/>
+            <w:tcMar>
+              <w:top w:type="dxa" w:w="70"/>
+              <w:left w:type="dxa" w:w="110"/>
+              <w:bottom w:type="dxa" w:w="50"/>
+              <w:right w:type="dxa" w:w="110"/>
+            </w:tcMar>
+            <w:vAlign w:val="top"/>
+          </w:tcPr>
+          <w:p>
+            <w:pPr>
+              <w:spacing w:after="40" w:line="252" w:lineRule="auto"/>
+            </w:pPr>
+            <w:r>
+              <w:rPr>
+                <w:b/>
+                <w:bCs/>
+                <w:sz w:val="19"/>
+                <w:szCs w:val="19"/>
+              </w:rPr>
+              <w:t xml:space="preserve">Status</w:t>
+            </w:r>
+          </w:p>
+        </w:tc>
+        <w:tc>
+          <w:tcPr>
+            <w:tcW w:type="dxa" w:w="7214"/>
+            <w:tcBorders>
+              <w:top w:val="single" w:color="DCE3E1" w:sz="4"/>
+              <w:left w:val="single" w:color="DCE3E1" w:sz="4"/>
+              <w:bottom w:val="single" w:color="DCE3E1" w:sz="4"/>
+              <w:right w:val="single" w:color="DCE3E1" w:sz="4"/>
+            </w:tcBorders>
+            <w:tcMar>
+              <w:top w:type="dxa" w:w="70"/>
+              <w:left w:type="dxa" w:w="110"/>
+              <w:bottom w:type="dxa" w:w="50"/>
+              <w:right w:type="dxa" w:w="110"/>
+            </w:tcMar>
+            <w:vAlign w:val="top"/>
+          </w:tcPr>
+          <w:p>
+            <w:pPr>
+              <w:spacing w:after="40" w:line="252" w:lineRule="auto"/>
+            </w:pPr>
+            <w:r>
+              <w:rPr>
+                <w:b w:val="false"/>
+                <w:bCs w:val="false"/>
+                <w:sz w:val="19"/>
+                <w:szCs w:val="19"/>
+              </w:rPr>
+              <w:t xml:space="preserve">Done</w:t>
+            </w:r>
+          </w:p>
+        </w:tc>
+      </w:tr>
+      <w:tr>
+        <w:trPr>
+          <w:cantSplit/>
+        </w:trPr>
+        <w:tc>
+          <w:tcPr>
+            <w:tcW w:type="dxa" w:w="2100"/>
+            <w:tcBorders>
+              <w:top w:val="single" w:color="DCE3E1" w:sz="4"/>
+              <w:left w:val="single" w:color="DCE3E1" w:sz="4"/>
+              <w:bottom w:val="single" w:color="DCE3E1" w:sz="4"/>
+              <w:right w:val="single" w:color="DCE3E1" w:sz="4"/>
+            </w:tcBorders>
+            <w:shd w:fill="F5F7F6" w:color="auto" w:val="clear"/>
+            <w:tcMar>
+              <w:top w:type="dxa" w:w="70"/>
+              <w:left w:type="dxa" w:w="110"/>
+              <w:bottom w:type="dxa" w:w="50"/>
+              <w:right w:type="dxa" w:w="110"/>
+            </w:tcMar>
+            <w:vAlign w:val="top"/>
+          </w:tcPr>
+          <w:p>
+            <w:pPr>
+              <w:spacing w:after="40" w:line="252" w:lineRule="auto"/>
+            </w:pPr>
+            <w:r>
+              <w:rPr>
+                <w:b/>
+                <w:bCs/>
+                <w:sz w:val="19"/>
+                <w:szCs w:val="19"/>
+              </w:rPr>
+              <w:t xml:space="preserve">Outcome</w:t>
+            </w:r>
+          </w:p>
+        </w:tc>
+        <w:tc>
+          <w:tcPr>
+            <w:tcW w:type="dxa" w:w="7214"/>
+            <w:tcBorders>
+              <w:top w:val="single" w:color="DCE3E1" w:sz="4"/>
+              <w:left w:val="single" w:color="DCE3E1" w:sz="4"/>
+              <w:bottom w:val="single" w:color="DCE3E1" w:sz="4"/>
+              <w:right w:val="single" w:color="DCE3E1" w:sz="4"/>
+            </w:tcBorders>
+            <w:tcMar>
+              <w:top w:type="dxa" w:w="70"/>
+              <w:left w:type="dxa" w:w="110"/>
+              <w:bottom w:type="dxa" w:w="50"/>
+              <w:right w:type="dxa" w:w="110"/>
+            </w:tcMar>
+            <w:vAlign w:val="top"/>
+          </w:tcPr>
+          <w:p>
+            <w:pPr>
+              <w:spacing w:after="40" w:line="252" w:lineRule="auto"/>
+            </w:pPr>
+          </w:p>
+        </w:tc>
+      </w:tr>
     </w:tbl>
     <w:p>
       <w:pPr>
         <w:pStyle w:val="Heading3"/>
       </w:pPr>
       <w:r>
-        <w:t xml:space="preserve">10.5.1   Planned scope</w:t>
+        <w:t xml:space="preserve">10.5.1   What was delivered</w:t>
+      </w:r>
+    </w:p>
+    <w:p>
+      <w:pPr>
+        <w:pStyle w:val="ListParagraph"/>
+        <w:numPr>
+          <w:ilvl w:val="0"/>
+          <w:numId w:val="2"/>
+        </w:numPr>
+        <w:spacing w:after="60"/>
+      </w:pPr>
+      <w:r>
+        <w:t xml:space="preserve">Migration V007: reservations, reservation_units (rooms and dorm beds held, EXCLUDE USING gist on room and on bed over the stay), reservation_guests, reservation_rate_breakdowns, reservation_notes, reservation_status_history, reservation_status_transitions (status graph enforced by a trigger), idempotency_keys, property_counters (references R00001 …). Nothing is ever deleted; blocks and bookings can't cover the same room and night</w:t>
+      </w:r>
+    </w:p>
+    <w:p>
+      <w:pPr>
+        <w:pStyle w:val="ListParagraph"/>
+        <w:numPr>
+          <w:ilvl w:val="0"/>
+          <w:numId w:val="2"/>
+        </w:numPr>
+        <w:spacing w:after="60"/>
+      </w:pPr>
+      <w:r>
+        <w:t xml:space="preserve">Availability engine (pure, unit-tested): free rooms and beds for every night, allocation of rooms and one bed per dorm guest, and the exact reason when something doesn't fit (which room, which nights, which booking or block holds it)</w:t>
+      </w:r>
+    </w:p>
+    <w:p>
+      <w:pPr>
+        <w:pStyle w:val="ListParagraph"/>
+        <w:numPr>
+          <w:ilvl w:val="0"/>
+          <w:numId w:val="2"/>
+        </w:numPr>
+        <w:spacing w:after="60"/>
+      </w:pPr>
+      <w:r>
+        <w:t xml:space="preserve">Booking algorithm in one transaction: claim the Idempotency-Key, lock the rooms of the requested types in id order, allocate, price every night from the rate grid, store the response. The exclusion constraints are the final guard (23P01 → 409 ROOM_UNAVAILABLE). Written up in docs/architecture/booking-algorithm.md</w:t>
+      </w:r>
+    </w:p>
+    <w:p>
+      <w:pPr>
+        <w:pStyle w:val="ListParagraph"/>
+        <w:numPr>
+          <w:ilvl w:val="0"/>
+          <w:numId w:val="2"/>
+        </w:numPr>
+        <w:spacing w:after="60"/>
+      </w:pPr>
+      <w:r>
+        <w:t xml:space="preserve">APIs: availability; reservations list, get, create (Idempotency-Key, replay header), change dates or guests (re-checks and re-prices), confirm, cancel and no-show with a reason, notes. Permissions reservation.read/create/update/cancel</w:t>
+      </w:r>
+    </w:p>
+    <w:p>
+      <w:pPr>
+        <w:pStyle w:val="ListParagraph"/>
+        <w:numPr>
+          <w:ilvl w:val="0"/>
+          <w:numId w:val="2"/>
+        </w:numPr>
+        <w:spacing w:after="60"/>
+      </w:pPr>
+      <w:r>
+        <w:t xml:space="preserve">Dev seed S004: six demo bookings from today; Room 102 is the last Deluxe room tonight for the two-browser demo</w:t>
+      </w:r>
+    </w:p>
+    <w:p>
+      <w:pPr>
+        <w:pStyle w:val="ListParagraph"/>
+        <w:numPr>
+          <w:ilvl w:val="0"/>
+          <w:numId w:val="2"/>
+        </w:numPr>
+        <w:spacing w:after="60"/>
+      </w:pPr>
+      <w:r>
+        <w:t xml:space="preserve">Owner review fixes (15 Oct 2026): date fields across the app show 15 Oct 2026 with a calendar and accept typed dates; first-row field labels in dialogs and wizard steps no longer clipped; change-booking dialog lines rooms up under the dates; finished steps show a tick; Back sits next to each step's main button</w:t>
+      </w:r>
+    </w:p>
+    <w:p>
+      <w:pPr>
+        <w:pStyle w:val="ListParagraph"/>
+        <w:numPr>
+          <w:ilvl w:val="0"/>
+          <w:numId w:val="2"/>
+        </w:numPr>
+        <w:spacing w:after="60"/>
+      </w:pPr>
+      <w:r>
+        <w:t xml:space="preserve">Architecture and system design guide for new joiners (docs/architecture/system-design.md) with diagrams per sprint; updating it is now a step of closing every sprint</w:t>
+      </w:r>
+    </w:p>
+    <w:p>
+      <w:pPr>
+        <w:pStyle w:val="ListParagraph"/>
+        <w:numPr>
+          <w:ilvl w:val="0"/>
+          <w:numId w:val="2"/>
+        </w:numPr>
+        <w:spacing w:after="60"/>
+      </w:pPr>
+      <w:r>
+        <w:t xml:space="preserve">Screens: Reservations list (search, Booked / Enquiries / All), New booking wizard (dates → room → guest → rate → confirm, quick-add of a walk-in guest), booking page (rooms, nightly prices, guests, notes, history, confirm, change, cancel, no-show). Guest profiles list stays with their reference. Every error is shown under its field or next to its button with the reason</w:t>
+      </w:r>
+    </w:p>
+    <w:p>
+      <w:pPr>
+        <w:pStyle w:val="Heading3"/>
+      </w:pPr>
+      <w:r>
+        <w:t xml:space="preserve">10.5.2   UI design</w:t>
+      </w:r>
+    </w:p>
+    <w:p>
+      <w:r>
+        <w:t xml:space="preserve">Reservations (menu) lists stays that haven't ended, soonest arrival first, with search by guest, phone or booking reference and Booked / Enquiries / All. New booking is a five-step wizard: dates and guests; free room types with prices and the free rooms; find a returning guest or add a new one (with a duplicate check); rate plan, source, status, requests and the nightly price; confirm and book. A booking page shows rooms, the price night by night, guests, notes and history, with Confirm, Change dates or guests, No-show and Cancel (a reason is required). Every error appears under its field or next to its button with the reason.</w:t>
+      </w:r>
+    </w:p>
+    <w:tbl>
+      <w:tblPr>
+        <w:tblW w:type="dxa" w:w="9314"/>
+        <w:tblBorders>
+          <w:top w:val="single" w:color="auto" w:sz="4"/>
+          <w:left w:val="single" w:color="auto" w:sz="4"/>
+          <w:bottom w:val="single" w:color="auto" w:sz="4"/>
+          <w:right w:val="single" w:color="auto" w:sz="4"/>
+          <w:insideH w:val="single" w:color="auto" w:sz="4"/>
+          <w:insideV w:val="single" w:color="auto" w:sz="4"/>
+        </w:tblBorders>
+        <w:tblLayout w:type="fixed"/>
+      </w:tblPr>
+      <w:tblGrid>
+        <w:gridCol w:w="9314"/>
+      </w:tblGrid>
+      <w:tr>
+        <w:trPr>
+          <w:cantSplit/>
+          <w:tblHeader/>
+        </w:trPr>
+        <w:tc>
+          <w:tcPr>
+            <w:tcW w:type="dxa" w:w="9314"/>
+            <w:tcBorders>
+              <w:top w:val="single" w:color="0E3B43" w:sz="4"/>
+              <w:left w:val="single" w:color="0E3B43" w:sz="4"/>
+              <w:bottom w:val="single" w:color="0E3B43" w:sz="4"/>
+              <w:right w:val="single" w:color="0E3B43" w:sz="4"/>
+            </w:tcBorders>
+            <w:shd w:fill="0E3B43" w:color="auto" w:val="clear"/>
+            <w:tcMar>
+              <w:top w:type="dxa" w:w="70"/>
+              <w:left w:type="dxa" w:w="110"/>
+              <w:bottom w:type="dxa" w:w="50"/>
+              <w:right w:type="dxa" w:w="110"/>
+            </w:tcMar>
+            <w:vAlign w:val="top"/>
+          </w:tcPr>
+          <w:p>
+            <w:pPr>
+              <w:spacing w:after="40" w:line="252" w:lineRule="auto"/>
+            </w:pPr>
+            <w:r>
+              <w:rPr>
+                <w:b/>
+                <w:bCs/>
+                <w:color w:val="FFFFFF"/>
+                <w:sz w:val="19"/>
+                <w:szCs w:val="19"/>
+              </w:rPr>
+              <w:t xml:space="preserve">Screens (routes)</w:t>
+            </w:r>
+          </w:p>
+        </w:tc>
+      </w:tr>
+      <w:tr>
+        <w:trPr>
+          <w:cantSplit/>
+        </w:trPr>
+        <w:tc>
+          <w:tcPr>
+            <w:tcW w:type="dxa" w:w="9314"/>
+            <w:tcBorders>
+              <w:top w:val="single" w:color="DCE3E1" w:sz="4"/>
+              <w:left w:val="single" w:color="DCE3E1" w:sz="4"/>
+              <w:bottom w:val="single" w:color="DCE3E1" w:sz="4"/>
+              <w:right w:val="single" w:color="DCE3E1" w:sz="4"/>
+            </w:tcBorders>
+            <w:tcMar>
+              <w:top w:type="dxa" w:w="70"/>
+              <w:left w:type="dxa" w:w="110"/>
+              <w:bottom w:type="dxa" w:w="50"/>
+              <w:right w:type="dxa" w:w="110"/>
+            </w:tcMar>
+            <w:vAlign w:val="top"/>
+          </w:tcPr>
+          <w:p>
+            <w:pPr>
+              <w:spacing w:after="40" w:line="252" w:lineRule="auto"/>
+            </w:pPr>
+            <w:r>
+              <w:rPr>
+                <w:sz w:val="18"/>
+                <w:szCs w:val="18"/>
+              </w:rPr>
+              <w:t xml:space="preserve">/reservations</w:t>
+            </w:r>
+          </w:p>
+        </w:tc>
+      </w:tr>
+      <w:tr>
+        <w:trPr>
+          <w:cantSplit/>
+        </w:trPr>
+        <w:tc>
+          <w:tcPr>
+            <w:tcW w:type="dxa" w:w="9314"/>
+            <w:tcBorders>
+              <w:top w:val="single" w:color="DCE3E1" w:sz="4"/>
+              <w:left w:val="single" w:color="DCE3E1" w:sz="4"/>
+              <w:bottom w:val="single" w:color="DCE3E1" w:sz="4"/>
+              <w:right w:val="single" w:color="DCE3E1" w:sz="4"/>
+            </w:tcBorders>
+            <w:shd w:fill="F5F7F6" w:color="auto" w:val="clear"/>
+            <w:tcMar>
+              <w:top w:type="dxa" w:w="70"/>
+              <w:left w:type="dxa" w:w="110"/>
+              <w:bottom w:type="dxa" w:w="50"/>
+              <w:right w:type="dxa" w:w="110"/>
+            </w:tcMar>
+            <w:vAlign w:val="top"/>
+          </w:tcPr>
+          <w:p>
+            <w:pPr>
+              <w:spacing w:after="40" w:line="252" w:lineRule="auto"/>
+            </w:pPr>
+            <w:r>
+              <w:rPr>
+                <w:sz w:val="18"/>
+                <w:szCs w:val="18"/>
+              </w:rPr>
+              <w:t xml:space="preserve">/reservations/new</w:t>
+            </w:r>
+          </w:p>
+        </w:tc>
+      </w:tr>
+      <w:tr>
+        <w:trPr>
+          <w:cantSplit/>
+        </w:trPr>
+        <w:tc>
+          <w:tcPr>
+            <w:tcW w:type="dxa" w:w="9314"/>
+            <w:tcBorders>
+              <w:top w:val="single" w:color="DCE3E1" w:sz="4"/>
+              <w:left w:val="single" w:color="DCE3E1" w:sz="4"/>
+              <w:bottom w:val="single" w:color="DCE3E1" w:sz="4"/>
+              <w:right w:val="single" w:color="DCE3E1" w:sz="4"/>
+            </w:tcBorders>
+            <w:tcMar>
+              <w:top w:type="dxa" w:w="70"/>
+              <w:left w:type="dxa" w:w="110"/>
+              <w:bottom w:type="dxa" w:w="50"/>
+              <w:right w:type="dxa" w:w="110"/>
+            </w:tcMar>
+            <w:vAlign w:val="top"/>
+          </w:tcPr>
+          <w:p>
+            <w:pPr>
+              <w:spacing w:after="40" w:line="252" w:lineRule="auto"/>
+            </w:pPr>
+            <w:r>
+              <w:rPr>
+                <w:sz w:val="18"/>
+                <w:szCs w:val="18"/>
+              </w:rPr>
+              <w:t xml:space="preserve">/reservations/:id</w:t>
+            </w:r>
+          </w:p>
+        </w:tc>
+      </w:tr>
+    </w:tbl>
+    <w:p>
+      <w:pPr>
+        <w:keepNext/>
+        <w:pBdr>
+          <w:top w:val="single" w:color="DCE3E1" w:sz="4"/>
+          <w:bottom w:val="single" w:color="DCE3E1" w:sz="4"/>
+          <w:left w:val="single" w:color="DCE3E1" w:sz="4"/>
+          <w:right w:val="single" w:color="DCE3E1" w:sz="4"/>
+        </w:pBdr>
+        <w:spacing w:before="120" w:after="0" w:line="240" w:lineRule="auto"/>
+        <w:jc w:val="center"/>
+      </w:pPr>
+      <w:r>
+        <w:drawing>
+          <wp:inline distT="0" distB="0" distL="0" distR="0">
+            <wp:extent cx="4933950" cy="3314700"/>
+            <wp:effectExtent t="0" r="0" b="0" l="0"/>
+            <wp:docPr id="1" name="Reservations: stays that haven't ended, soonest first" descr="Reservations: stays that haven't ended, soonest first" title="Reservations: stays that haven't ended, soonest first"/>
+            <wp:cNvGraphicFramePr>
+              <a:graphicFrameLocks xmlns:a="http://schemas.openxmlformats.org/drawingml/2006/main" noChangeAspect="1"/>
+            </wp:cNvGraphicFramePr>
+            <a:graphic xmlns:a="http://schemas.openxmlformats.org/drawingml/2006/main">
+              <a:graphicData uri="http://schemas.openxmlformats.org/drawingml/2006/picture">
+                <pic:pic xmlns:pic="http://schemas.openxmlformats.org/drawingml/2006/picture">
+                  <pic:nvPicPr>
+                    <pic:cNvPr id="0" name="" descr=""/>
+                    <pic:cNvPicPr>
+                      <a:picLocks noChangeAspect="1" noChangeArrowheads="1"/>
+                    </pic:cNvPicPr>
+                  </pic:nvPicPr>
+                  <pic:blipFill>
+                    <a:blip r:embed="rId42" cstate="none"/>
+                    <a:srcRect/>
+                    <a:stretch>
+                      <a:fillRect/>
+                    </a:stretch>
+                  </pic:blipFill>
+                  <pic:spPr bwMode="auto">
+                    <a:xfrm>
+                      <a:off x="0" y="0"/>
+                      <a:ext cx="4933950" cy="3314700"/>
+                    </a:xfrm>
+                    <a:prstGeom prst="rect">
+                      <a:avLst/>
+                    </a:prstGeom>
+                  </pic:spPr>
+                </pic:pic>
+              </a:graphicData>
+            </a:graphic>
+          </wp:inline>
+        </w:drawing>
+      </w:r>
+    </w:p>
+    <w:p>
+      <w:pPr>
+        <w:pStyle w:val="Caption"/>
+      </w:pPr>
+      <w:r>
+        <w:t xml:space="preserve">Reservations: stays that haven't ended, soonest first</w:t>
+      </w:r>
+    </w:p>
+    <w:p>
+      <w:pPr>
+        <w:keepNext/>
+        <w:pBdr>
+          <w:top w:val="single" w:color="DCE3E1" w:sz="4"/>
+          <w:bottom w:val="single" w:color="DCE3E1" w:sz="4"/>
+          <w:left w:val="single" w:color="DCE3E1" w:sz="4"/>
+          <w:right w:val="single" w:color="DCE3E1" w:sz="4"/>
+        </w:pBdr>
+        <w:spacing w:before="120" w:after="0" w:line="240" w:lineRule="auto"/>
+        <w:jc w:val="center"/>
+      </w:pPr>
+      <w:r>
+        <w:drawing>
+          <wp:inline distT="0" distB="0" distL="0" distR="0">
+            <wp:extent cx="4933950" cy="3314700"/>
+            <wp:effectExtent t="0" r="0" b="0" l="0"/>
+            <wp:docPr id="1" name="Availability: free rooms and beds per type, with the price" descr="Availability: free rooms and beds per type, with the price" title="Availability: free rooms and beds per type, with the price"/>
+            <wp:cNvGraphicFramePr>
+              <a:graphicFrameLocks xmlns:a="http://schemas.openxmlformats.org/drawingml/2006/main" noChangeAspect="1"/>
+            </wp:cNvGraphicFramePr>
+            <a:graphic xmlns:a="http://schemas.openxmlformats.org/drawingml/2006/main">
+              <a:graphicData uri="http://schemas.openxmlformats.org/drawingml/2006/picture">
+                <pic:pic xmlns:pic="http://schemas.openxmlformats.org/drawingml/2006/picture">
+                  <pic:nvPicPr>
+                    <pic:cNvPr id="0" name="" descr=""/>
+                    <pic:cNvPicPr>
+                      <a:picLocks noChangeAspect="1" noChangeArrowheads="1"/>
+                    </pic:cNvPicPr>
+                  </pic:nvPicPr>
+                  <pic:blipFill>
+                    <a:blip r:embed="rId43" cstate="none"/>
+                    <a:srcRect/>
+                    <a:stretch>
+                      <a:fillRect/>
+                    </a:stretch>
+                  </pic:blipFill>
+                  <pic:spPr bwMode="auto">
+                    <a:xfrm>
+                      <a:off x="0" y="0"/>
+                      <a:ext cx="4933950" cy="3314700"/>
+                    </a:xfrm>
+                    <a:prstGeom prst="rect">
+                      <a:avLst/>
+                    </a:prstGeom>
+                  </pic:spPr>
+                </pic:pic>
+              </a:graphicData>
+            </a:graphic>
+          </wp:inline>
+        </w:drawing>
+      </w:r>
+    </w:p>
+    <w:p>
+      <w:pPr>
+        <w:pStyle w:val="Caption"/>
+      </w:pPr>
+      <w:r>
+        <w:t xml:space="preserve">Availability: free rooms and beds per type, with the price</w:t>
+      </w:r>
+    </w:p>
+    <w:p>
+      <w:pPr>
+        <w:keepNext/>
+        <w:pBdr>
+          <w:top w:val="single" w:color="DCE3E1" w:sz="4"/>
+          <w:bottom w:val="single" w:color="DCE3E1" w:sz="4"/>
+          <w:left w:val="single" w:color="DCE3E1" w:sz="4"/>
+          <w:right w:val="single" w:color="DCE3E1" w:sz="4"/>
+        </w:pBdr>
+        <w:spacing w:before="120" w:after="0" w:line="240" w:lineRule="auto"/>
+        <w:jc w:val="center"/>
+      </w:pPr>
+      <w:r>
+        <w:drawing>
+          <wp:inline distT="0" distB="0" distL="0" distR="0">
+            <wp:extent cx="4933950" cy="3314700"/>
+            <wp:effectExtent t="0" r="0" b="0" l="0"/>
+            <wp:docPr id="1" name="The last step of a new booking" descr="The last step of a new booking" title="The last step of a new booking"/>
+            <wp:cNvGraphicFramePr>
+              <a:graphicFrameLocks xmlns:a="http://schemas.openxmlformats.org/drawingml/2006/main" noChangeAspect="1"/>
+            </wp:cNvGraphicFramePr>
+            <a:graphic xmlns:a="http://schemas.openxmlformats.org/drawingml/2006/main">
+              <a:graphicData uri="http://schemas.openxmlformats.org/drawingml/2006/picture">
+                <pic:pic xmlns:pic="http://schemas.openxmlformats.org/drawingml/2006/picture">
+                  <pic:nvPicPr>
+                    <pic:cNvPr id="0" name="" descr=""/>
+                    <pic:cNvPicPr>
+                      <a:picLocks noChangeAspect="1" noChangeArrowheads="1"/>
+                    </pic:cNvPicPr>
+                  </pic:nvPicPr>
+                  <pic:blipFill>
+                    <a:blip r:embed="rId44" cstate="none"/>
+                    <a:srcRect/>
+                    <a:stretch>
+                      <a:fillRect/>
+                    </a:stretch>
+                  </pic:blipFill>
+                  <pic:spPr bwMode="auto">
+                    <a:xfrm>
+                      <a:off x="0" y="0"/>
+                      <a:ext cx="4933950" cy="3314700"/>
+                    </a:xfrm>
+                    <a:prstGeom prst="rect">
+                      <a:avLst/>
+                    </a:prstGeom>
+                  </pic:spPr>
+                </pic:pic>
+              </a:graphicData>
+            </a:graphic>
+          </wp:inline>
+        </w:drawing>
+      </w:r>
+    </w:p>
+    <w:p>
+      <w:pPr>
+        <w:pStyle w:val="Caption"/>
+      </w:pPr>
+      <w:r>
+        <w:t xml:space="preserve">The last step of a new booking</w:t>
+      </w:r>
+    </w:p>
+    <w:p>
+      <w:pPr>
+        <w:keepNext/>
+        <w:pBdr>
+          <w:top w:val="single" w:color="DCE3E1" w:sz="4"/>
+          <w:bottom w:val="single" w:color="DCE3E1" w:sz="4"/>
+          <w:left w:val="single" w:color="DCE3E1" w:sz="4"/>
+          <w:right w:val="single" w:color="DCE3E1" w:sz="4"/>
+        </w:pBdr>
+        <w:spacing w:before="120" w:after="0" w:line="240" w:lineRule="auto"/>
+        <w:jc w:val="center"/>
+      </w:pPr>
+      <w:r>
+        <w:drawing>
+          <wp:inline distT="0" distB="0" distL="0" distR="0">
+            <wp:extent cx="4933950" cy="3314700"/>
+            <wp:effectExtent t="0" r="0" b="0" l="0"/>
+            <wp:docPr id="1" name="The second person to book the last room is told why" descr="The second person to book the last room is told why" title="The second person to book the last room is told why"/>
+            <wp:cNvGraphicFramePr>
+              <a:graphicFrameLocks xmlns:a="http://schemas.openxmlformats.org/drawingml/2006/main" noChangeAspect="1"/>
+            </wp:cNvGraphicFramePr>
+            <a:graphic xmlns:a="http://schemas.openxmlformats.org/drawingml/2006/main">
+              <a:graphicData uri="http://schemas.openxmlformats.org/drawingml/2006/picture">
+                <pic:pic xmlns:pic="http://schemas.openxmlformats.org/drawingml/2006/picture">
+                  <pic:nvPicPr>
+                    <pic:cNvPr id="0" name="" descr=""/>
+                    <pic:cNvPicPr>
+                      <a:picLocks noChangeAspect="1" noChangeArrowheads="1"/>
+                    </pic:cNvPicPr>
+                  </pic:nvPicPr>
+                  <pic:blipFill>
+                    <a:blip r:embed="rId45" cstate="none"/>
+                    <a:srcRect/>
+                    <a:stretch>
+                      <a:fillRect/>
+                    </a:stretch>
+                  </pic:blipFill>
+                  <pic:spPr bwMode="auto">
+                    <a:xfrm>
+                      <a:off x="0" y="0"/>
+                      <a:ext cx="4933950" cy="3314700"/>
+                    </a:xfrm>
+                    <a:prstGeom prst="rect">
+                      <a:avLst/>
+                    </a:prstGeom>
+                  </pic:spPr>
+                </pic:pic>
+              </a:graphicData>
+            </a:graphic>
+          </wp:inline>
+        </w:drawing>
+      </w:r>
+    </w:p>
+    <w:p>
+      <w:pPr>
+        <w:pStyle w:val="Caption"/>
+      </w:pPr>
+      <w:r>
+        <w:t xml:space="preserve">The second person to book the last room is told why</w:t>
+      </w:r>
+    </w:p>
+    <w:p>
+      <w:pPr>
+        <w:keepNext/>
+        <w:pBdr>
+          <w:top w:val="single" w:color="DCE3E1" w:sz="4"/>
+          <w:bottom w:val="single" w:color="DCE3E1" w:sz="4"/>
+          <w:left w:val="single" w:color="DCE3E1" w:sz="4"/>
+          <w:right w:val="single" w:color="DCE3E1" w:sz="4"/>
+        </w:pBdr>
+        <w:spacing w:before="120" w:after="0" w:line="240" w:lineRule="auto"/>
+        <w:jc w:val="center"/>
+      </w:pPr>
+      <w:r>
+        <w:drawing>
+          <wp:inline distT="0" distB="0" distL="0" distR="0">
+            <wp:extent cx="4933950" cy="3314700"/>
+            <wp:effectExtent t="0" r="0" b="0" l="0"/>
+            <wp:docPr id="1" name="Changing the dates re-checks the room and re-prices" descr="Changing the dates re-checks the room and re-prices" title="Changing the dates re-checks the room and re-prices"/>
+            <wp:cNvGraphicFramePr>
+              <a:graphicFrameLocks xmlns:a="http://schemas.openxmlformats.org/drawingml/2006/main" noChangeAspect="1"/>
+            </wp:cNvGraphicFramePr>
+            <a:graphic xmlns:a="http://schemas.openxmlformats.org/drawingml/2006/main">
+              <a:graphicData uri="http://schemas.openxmlformats.org/drawingml/2006/picture">
+                <pic:pic xmlns:pic="http://schemas.openxmlformats.org/drawingml/2006/picture">
+                  <pic:nvPicPr>
+                    <pic:cNvPr id="0" name="" descr=""/>
+                    <pic:cNvPicPr>
+                      <a:picLocks noChangeAspect="1" noChangeArrowheads="1"/>
+                    </pic:cNvPicPr>
+                  </pic:nvPicPr>
+                  <pic:blipFill>
+                    <a:blip r:embed="rId46" cstate="none"/>
+                    <a:srcRect/>
+                    <a:stretch>
+                      <a:fillRect/>
+                    </a:stretch>
+                  </pic:blipFill>
+                  <pic:spPr bwMode="auto">
+                    <a:xfrm>
+                      <a:off x="0" y="0"/>
+                      <a:ext cx="4933950" cy="3314700"/>
+                    </a:xfrm>
+                    <a:prstGeom prst="rect">
+                      <a:avLst/>
+                    </a:prstGeom>
+                  </pic:spPr>
+                </pic:pic>
+              </a:graphicData>
+            </a:graphic>
+          </wp:inline>
+        </w:drawing>
+      </w:r>
+    </w:p>
+    <w:p>
+      <w:pPr>
+        <w:pStyle w:val="Caption"/>
+      </w:pPr>
+      <w:r>
+        <w:t xml:space="preserve">Changing the dates re-checks the room and re-prices</w:t>
+      </w:r>
+    </w:p>
+    <w:p>
+      <w:pPr>
+        <w:keepNext/>
+        <w:pBdr>
+          <w:top w:val="single" w:color="DCE3E1" w:sz="4"/>
+          <w:bottom w:val="single" w:color="DCE3E1" w:sz="4"/>
+          <w:left w:val="single" w:color="DCE3E1" w:sz="4"/>
+          <w:right w:val="single" w:color="DCE3E1" w:sz="4"/>
+        </w:pBdr>
+        <w:spacing w:before="120" w:after="0" w:line="240" w:lineRule="auto"/>
+        <w:jc w:val="center"/>
+      </w:pPr>
+      <w:r>
+        <w:drawing>
+          <wp:inline distT="0" distB="0" distL="0" distR="0">
+            <wp:extent cx="4933950" cy="3314700"/>
+            <wp:effectExtent t="0" r="0" b="0" l="0"/>
+            <wp:docPr id="1" name="A cancelled booking with its nightly prices and history" descr="A cancelled booking with its nightly prices and history" title="A cancelled booking with its nightly prices and history"/>
+            <wp:cNvGraphicFramePr>
+              <a:graphicFrameLocks xmlns:a="http://schemas.openxmlformats.org/drawingml/2006/main" noChangeAspect="1"/>
+            </wp:cNvGraphicFramePr>
+            <a:graphic xmlns:a="http://schemas.openxmlformats.org/drawingml/2006/main">
+              <a:graphicData uri="http://schemas.openxmlformats.org/drawingml/2006/picture">
+                <pic:pic xmlns:pic="http://schemas.openxmlformats.org/drawingml/2006/picture">
+                  <pic:nvPicPr>
+                    <pic:cNvPr id="0" name="" descr=""/>
+                    <pic:cNvPicPr>
+                      <a:picLocks noChangeAspect="1" noChangeArrowheads="1"/>
+                    </pic:cNvPicPr>
+                  </pic:nvPicPr>
+                  <pic:blipFill>
+                    <a:blip r:embed="rId47" cstate="none"/>
+                    <a:srcRect/>
+                    <a:stretch>
+                      <a:fillRect/>
+                    </a:stretch>
+                  </pic:blipFill>
+                  <pic:spPr bwMode="auto">
+                    <a:xfrm>
+                      <a:off x="0" y="0"/>
+                      <a:ext cx="4933950" cy="3314700"/>
+                    </a:xfrm>
+                    <a:prstGeom prst="rect">
+                      <a:avLst/>
+                    </a:prstGeom>
+                  </pic:spPr>
+                </pic:pic>
+              </a:graphicData>
+            </a:graphic>
+          </wp:inline>
+        </w:drawing>
+      </w:r>
+    </w:p>
+    <w:p>
+      <w:pPr>
+        <w:pStyle w:val="Caption"/>
+      </w:pPr>
+      <w:r>
+        <w:t xml:space="preserve">A cancelled booking with its nightly prices and history</w:t>
+      </w:r>
+    </w:p>
+    <w:p>
+      <w:pPr>
+        <w:pStyle w:val="Heading3"/>
+      </w:pPr>
+      <w:r>
+        <w:t xml:space="preserve">10.5.3   API design</w:t>
+      </w:r>
+    </w:p>
+    <w:p>
+      <w:r>
+        <w:t xml:space="preserve">Endpoints under /api/v1/properties/{propertyId}: availability (free rooms and beds per type for a stay, with the default price), reservations (list, get, create with an Idempotency-Key header, change dates or guests, confirm, cancel and no-show with a reason, notes). reservation.read, .create, .update and .cancel decide who may do what. A retried create with the same key returns the same booking; a taken room is 409 ROOM_UNAVAILABLE naming what holds it.</w:t>
+      </w:r>
+    </w:p>
+    <w:tbl>
+      <w:tblPr>
+        <w:tblW w:type="dxa" w:w="9314"/>
+        <w:tblBorders>
+          <w:top w:val="single" w:color="auto" w:sz="4"/>
+          <w:left w:val="single" w:color="auto" w:sz="4"/>
+          <w:bottom w:val="single" w:color="auto" w:sz="4"/>
+          <w:right w:val="single" w:color="auto" w:sz="4"/>
+          <w:insideH w:val="single" w:color="auto" w:sz="4"/>
+          <w:insideV w:val="single" w:color="auto" w:sz="4"/>
+        </w:tblBorders>
+        <w:tblLayout w:type="fixed"/>
+      </w:tblPr>
+      <w:tblGrid>
+        <w:gridCol w:w="9314"/>
+      </w:tblGrid>
+      <w:tr>
+        <w:trPr>
+          <w:cantSplit/>
+          <w:tblHeader/>
+        </w:trPr>
+        <w:tc>
+          <w:tcPr>
+            <w:tcW w:type="dxa" w:w="9314"/>
+            <w:tcBorders>
+              <w:top w:val="single" w:color="0E3B43" w:sz="4"/>
+              <w:left w:val="single" w:color="0E3B43" w:sz="4"/>
+              <w:bottom w:val="single" w:color="0E3B43" w:sz="4"/>
+              <w:right w:val="single" w:color="0E3B43" w:sz="4"/>
+            </w:tcBorders>
+            <w:shd w:fill="0E3B43" w:color="auto" w:val="clear"/>
+            <w:tcMar>
+              <w:top w:type="dxa" w:w="70"/>
+              <w:left w:type="dxa" w:w="110"/>
+              <w:bottom w:type="dxa" w:w="50"/>
+              <w:right w:type="dxa" w:w="110"/>
+            </w:tcMar>
+            <w:vAlign w:val="top"/>
+          </w:tcPr>
+          <w:p>
+            <w:pPr>
+              <w:spacing w:after="40" w:line="252" w:lineRule="auto"/>
+            </w:pPr>
+            <w:r>
+              <w:rPr>
+                <w:b/>
+                <w:bCs/>
+                <w:color w:val="FFFFFF"/>
+                <w:sz w:val="19"/>
+                <w:szCs w:val="19"/>
+              </w:rPr>
+              <w:t xml:space="preserve">Endpoints</w:t>
+            </w:r>
+          </w:p>
+        </w:tc>
+      </w:tr>
+      <w:tr>
+        <w:trPr>
+          <w:cantSplit/>
+        </w:trPr>
+        <w:tc>
+          <w:tcPr>
+            <w:tcW w:type="dxa" w:w="9314"/>
+            <w:tcBorders>
+              <w:top w:val="single" w:color="DCE3E1" w:sz="4"/>
+              <w:left w:val="single" w:color="DCE3E1" w:sz="4"/>
+              <w:bottom w:val="single" w:color="DCE3E1" w:sz="4"/>
+              <w:right w:val="single" w:color="DCE3E1" w:sz="4"/>
+            </w:tcBorders>
+            <w:tcMar>
+              <w:top w:type="dxa" w:w="70"/>
+              <w:left w:type="dxa" w:w="110"/>
+              <w:bottom w:type="dxa" w:w="50"/>
+              <w:right w:type="dxa" w:w="110"/>
+            </w:tcMar>
+            <w:vAlign w:val="top"/>
+          </w:tcPr>
+          <w:p>
+            <w:pPr>
+              <w:spacing w:after="40" w:line="252" w:lineRule="auto"/>
+            </w:pPr>
+            <w:r>
+              <w:rPr>
+                <w:rFonts w:ascii="Consolas" w:cs="Consolas" w:eastAsia="Consolas" w:hAnsi="Consolas"/>
+                <w:color w:val="0E3B43"/>
+                <w:sz w:val="16"/>
+                <w:szCs w:val="16"/>
+              </w:rPr>
+              <w:t xml:space="preserve">GET /properties/{propertyId}/availability?from&amp;to&amp;adults</w:t>
+            </w:r>
+          </w:p>
+        </w:tc>
+      </w:tr>
+      <w:tr>
+        <w:trPr>
+          <w:cantSplit/>
+        </w:trPr>
+        <w:tc>
+          <w:tcPr>
+            <w:tcW w:type="dxa" w:w="9314"/>
+            <w:tcBorders>
+              <w:top w:val="single" w:color="DCE3E1" w:sz="4"/>
+              <w:left w:val="single" w:color="DCE3E1" w:sz="4"/>
+              <w:bottom w:val="single" w:color="DCE3E1" w:sz="4"/>
+              <w:right w:val="single" w:color="DCE3E1" w:sz="4"/>
+            </w:tcBorders>
+            <w:shd w:fill="F5F7F6" w:color="auto" w:val="clear"/>
+            <w:tcMar>
+              <w:top w:type="dxa" w:w="70"/>
+              <w:left w:type="dxa" w:w="110"/>
+              <w:bottom w:type="dxa" w:w="50"/>
+              <w:right w:type="dxa" w:w="110"/>
+            </w:tcMar>
+            <w:vAlign w:val="top"/>
+          </w:tcPr>
+          <w:p>
+            <w:pPr>
+              <w:spacing w:after="40" w:line="252" w:lineRule="auto"/>
+            </w:pPr>
+            <w:r>
+              <w:rPr>
+                <w:rFonts w:ascii="Consolas" w:cs="Consolas" w:eastAsia="Consolas" w:hAnsi="Consolas"/>
+                <w:color w:val="0E3B43"/>
+                <w:sz w:val="16"/>
+                <w:szCs w:val="16"/>
+              </w:rPr>
+              <w:t xml:space="preserve">POST /properties/{propertyId}/reservations  (Idempotency-Key header required)</w:t>
+            </w:r>
+          </w:p>
+        </w:tc>
+      </w:tr>
+      <w:tr>
+        <w:trPr>
+          <w:cantSplit/>
+        </w:trPr>
+        <w:tc>
+          <w:tcPr>
+            <w:tcW w:type="dxa" w:w="9314"/>
+            <w:tcBorders>
+              <w:top w:val="single" w:color="DCE3E1" w:sz="4"/>
+              <w:left w:val="single" w:color="DCE3E1" w:sz="4"/>
+              <w:bottom w:val="single" w:color="DCE3E1" w:sz="4"/>
+              <w:right w:val="single" w:color="DCE3E1" w:sz="4"/>
+            </w:tcBorders>
+            <w:tcMar>
+              <w:top w:type="dxa" w:w="70"/>
+              <w:left w:type="dxa" w:w="110"/>
+              <w:bottom w:type="dxa" w:w="50"/>
+              <w:right w:type="dxa" w:w="110"/>
+            </w:tcMar>
+            <w:vAlign w:val="top"/>
+          </w:tcPr>
+          <w:p>
+            <w:pPr>
+              <w:spacing w:after="40" w:line="252" w:lineRule="auto"/>
+            </w:pPr>
+            <w:r>
+              <w:rPr>
+                <w:rFonts w:ascii="Consolas" w:cs="Consolas" w:eastAsia="Consolas" w:hAnsi="Consolas"/>
+                <w:color w:val="0E3B43"/>
+                <w:sz w:val="16"/>
+                <w:szCs w:val="16"/>
+              </w:rPr>
+              <w:t xml:space="preserve">GET /properties/{propertyId}/reservations</w:t>
+            </w:r>
+          </w:p>
+        </w:tc>
+      </w:tr>
+      <w:tr>
+        <w:trPr>
+          <w:cantSplit/>
+        </w:trPr>
+        <w:tc>
+          <w:tcPr>
+            <w:tcW w:type="dxa" w:w="9314"/>
+            <w:tcBorders>
+              <w:top w:val="single" w:color="DCE3E1" w:sz="4"/>
+              <w:left w:val="single" w:color="DCE3E1" w:sz="4"/>
+              <w:bottom w:val="single" w:color="DCE3E1" w:sz="4"/>
+              <w:right w:val="single" w:color="DCE3E1" w:sz="4"/>
+            </w:tcBorders>
+            <w:shd w:fill="F5F7F6" w:color="auto" w:val="clear"/>
+            <w:tcMar>
+              <w:top w:type="dxa" w:w="70"/>
+              <w:left w:type="dxa" w:w="110"/>
+              <w:bottom w:type="dxa" w:w="50"/>
+              <w:right w:type="dxa" w:w="110"/>
+            </w:tcMar>
+            <w:vAlign w:val="top"/>
+          </w:tcPr>
+          <w:p>
+            <w:pPr>
+              <w:spacing w:after="40" w:line="252" w:lineRule="auto"/>
+            </w:pPr>
+            <w:r>
+              <w:rPr>
+                <w:rFonts w:ascii="Consolas" w:cs="Consolas" w:eastAsia="Consolas" w:hAnsi="Consolas"/>
+                <w:color w:val="0E3B43"/>
+                <w:sz w:val="16"/>
+                <w:szCs w:val="16"/>
+              </w:rPr>
+              <w:t xml:space="preserve">GET /properties/{propertyId}/reservations/{id}</w:t>
+            </w:r>
+          </w:p>
+        </w:tc>
+      </w:tr>
+      <w:tr>
+        <w:trPr>
+          <w:cantSplit/>
+        </w:trPr>
+        <w:tc>
+          <w:tcPr>
+            <w:tcW w:type="dxa" w:w="9314"/>
+            <w:tcBorders>
+              <w:top w:val="single" w:color="DCE3E1" w:sz="4"/>
+              <w:left w:val="single" w:color="DCE3E1" w:sz="4"/>
+              <w:bottom w:val="single" w:color="DCE3E1" w:sz="4"/>
+              <w:right w:val="single" w:color="DCE3E1" w:sz="4"/>
+            </w:tcBorders>
+            <w:tcMar>
+              <w:top w:type="dxa" w:w="70"/>
+              <w:left w:type="dxa" w:w="110"/>
+              <w:bottom w:type="dxa" w:w="50"/>
+              <w:right w:type="dxa" w:w="110"/>
+            </w:tcMar>
+            <w:vAlign w:val="top"/>
+          </w:tcPr>
+          <w:p>
+            <w:pPr>
+              <w:spacing w:after="40" w:line="252" w:lineRule="auto"/>
+            </w:pPr>
+            <w:r>
+              <w:rPr>
+                <w:rFonts w:ascii="Consolas" w:cs="Consolas" w:eastAsia="Consolas" w:hAnsi="Consolas"/>
+                <w:color w:val="0E3B43"/>
+                <w:sz w:val="16"/>
+                <w:szCs w:val="16"/>
+              </w:rPr>
+              <w:t xml:space="preserve">POST /properties/{propertyId}/reservations/{id}/confirm | cancel | no-show</w:t>
+            </w:r>
+          </w:p>
+        </w:tc>
+      </w:tr>
+      <w:tr>
+        <w:trPr>
+          <w:cantSplit/>
+        </w:trPr>
+        <w:tc>
+          <w:tcPr>
+            <w:tcW w:type="dxa" w:w="9314"/>
+            <w:tcBorders>
+              <w:top w:val="single" w:color="DCE3E1" w:sz="4"/>
+              <w:left w:val="single" w:color="DCE3E1" w:sz="4"/>
+              <w:bottom w:val="single" w:color="DCE3E1" w:sz="4"/>
+              <w:right w:val="single" w:color="DCE3E1" w:sz="4"/>
+            </w:tcBorders>
+            <w:shd w:fill="F5F7F6" w:color="auto" w:val="clear"/>
+            <w:tcMar>
+              <w:top w:type="dxa" w:w="70"/>
+              <w:left w:type="dxa" w:w="110"/>
+              <w:bottom w:type="dxa" w:w="50"/>
+              <w:right w:type="dxa" w:w="110"/>
+            </w:tcMar>
+            <w:vAlign w:val="top"/>
+          </w:tcPr>
+          <w:p>
+            <w:pPr>
+              <w:spacing w:after="40" w:line="252" w:lineRule="auto"/>
+            </w:pPr>
+            <w:r>
+              <w:rPr>
+                <w:rFonts w:ascii="Consolas" w:cs="Consolas" w:eastAsia="Consolas" w:hAnsi="Consolas"/>
+                <w:color w:val="0E3B43"/>
+                <w:sz w:val="16"/>
+                <w:szCs w:val="16"/>
+              </w:rPr>
+              <w:t xml:space="preserve">PUT /properties/{propertyId}/reservations/{id}  (dates/guests; re-checks availability)</w:t>
+            </w:r>
+          </w:p>
+        </w:tc>
+      </w:tr>
+      <w:tr>
+        <w:trPr>
+          <w:cantSplit/>
+        </w:trPr>
+        <w:tc>
+          <w:tcPr>
+            <w:tcW w:type="dxa" w:w="9314"/>
+            <w:tcBorders>
+              <w:top w:val="single" w:color="DCE3E1" w:sz="4"/>
+              <w:left w:val="single" w:color="DCE3E1" w:sz="4"/>
+              <w:bottom w:val="single" w:color="DCE3E1" w:sz="4"/>
+              <w:right w:val="single" w:color="DCE3E1" w:sz="4"/>
+            </w:tcBorders>
+            <w:tcMar>
+              <w:top w:type="dxa" w:w="70"/>
+              <w:left w:type="dxa" w:w="110"/>
+              <w:bottom w:type="dxa" w:w="50"/>
+              <w:right w:type="dxa" w:w="110"/>
+            </w:tcMar>
+            <w:vAlign w:val="top"/>
+          </w:tcPr>
+          <w:p>
+            <w:pPr>
+              <w:spacing w:after="40" w:line="252" w:lineRule="auto"/>
+            </w:pPr>
+            <w:r>
+              <w:rPr>
+                <w:rFonts w:ascii="Consolas" w:cs="Consolas" w:eastAsia="Consolas" w:hAnsi="Consolas"/>
+                <w:color w:val="0E3B43"/>
+                <w:sz w:val="16"/>
+                <w:szCs w:val="16"/>
+              </w:rPr>
+              <w:t xml:space="preserve">POST /properties/{propertyId}/reservations/{id}/notes</w:t>
+            </w:r>
+          </w:p>
+        </w:tc>
+      </w:tr>
+    </w:tbl>
+    <w:p>
+      <w:pPr>
+        <w:pStyle w:val="Heading3"/>
+      </w:pPr>
+      <w:r>
+        <w:t xml:space="preserve">10.5.4   Database design</w:t>
+      </w:r>
+    </w:p>
+    <w:p>
+      <w:r>
+        <w:t xml:space="preserve">Migration V007 adds reservations, reservation_units (rooms and dorm beds held, with exclusion constraints so the same room or bed can't be held twice on a night), reservation_guests, reservation_rate_breakdowns, reservation_notes, reservation_status_history, reservation_status_transitions (the allowed status graph, enforced by a trigger), idempotency_keys and property_counters. Nothing is deleted; changes of dates supersede old rows. Triggers stop a block and a booking covering the same room and night.</w:t>
       </w:r>
     </w:p>
     <w:tbl>
@@ -39053,7 +40547,7 @@
                 <w:sz w:val="19"/>
                 <w:szCs w:val="19"/>
               </w:rPr>
-              <w:t xml:space="preserve">Endpoints</w:t>
+              <w:t xml:space="preserve">Migrations</w:t>
             </w:r>
           </w:p>
         </w:tc>
@@ -39085,77 +40579,7 @@
                 <w:sz w:val="19"/>
                 <w:szCs w:val="19"/>
               </w:rPr>
-              <w:t xml:space="preserve">GET /api/v1/properties/{propertyId}/availability?from&amp;to&amp;adults · POST /api/v1/properties/{propertyId}/reservations  (Idempotency-Key header required) · GET /api/v1/properties/{propertyId}/reservations · GET /api/v1/properties/{propertyId}/reservations/{id} · POST /api/v1/properties/{propertyId}/reservations/{id}/confirm | cancel | no-show · PUT /api/v1/properties/{propertyId}/reservations/{id}  (dates/guests; re-checks availability) · POST /api/v1/properties/{propertyId}/reservations/{id}/notes</w:t>
-            </w:r>
-          </w:p>
-        </w:tc>
-      </w:tr>
-      <w:tr>
-        <w:trPr>
-          <w:cantSplit/>
-        </w:trPr>
-        <w:tc>
-          <w:tcPr>
-            <w:tcW w:type="dxa" w:w="2100"/>
-            <w:tcBorders>
-              <w:top w:val="single" w:color="DCE3E1" w:sz="4"/>
-              <w:left w:val="single" w:color="DCE3E1" w:sz="4"/>
-              <w:bottom w:val="single" w:color="DCE3E1" w:sz="4"/>
-              <w:right w:val="single" w:color="DCE3E1" w:sz="4"/>
-            </w:tcBorders>
-            <w:shd w:fill="F5F7F6" w:color="auto" w:val="clear"/>
-            <w:tcMar>
-              <w:top w:type="dxa" w:w="70"/>
-              <w:left w:type="dxa" w:w="110"/>
-              <w:bottom w:type="dxa" w:w="50"/>
-              <w:right w:type="dxa" w:w="110"/>
-            </w:tcMar>
-            <w:vAlign w:val="top"/>
-          </w:tcPr>
-          <w:p>
-            <w:pPr>
-              <w:spacing w:after="40" w:line="252" w:lineRule="auto"/>
-            </w:pPr>
-            <w:r>
-              <w:rPr>
-                <w:b/>
-                <w:bCs/>
-                <w:sz w:val="19"/>
-                <w:szCs w:val="19"/>
-              </w:rPr>
-              <w:t xml:space="preserve">Screens</w:t>
-            </w:r>
-          </w:p>
-        </w:tc>
-        <w:tc>
-          <w:tcPr>
-            <w:tcW w:type="dxa" w:w="7214"/>
-            <w:tcBorders>
-              <w:top w:val="single" w:color="DCE3E1" w:sz="4"/>
-              <w:left w:val="single" w:color="DCE3E1" w:sz="4"/>
-              <w:bottom w:val="single" w:color="DCE3E1" w:sz="4"/>
-              <w:right w:val="single" w:color="DCE3E1" w:sz="4"/>
-            </w:tcBorders>
-            <w:tcMar>
-              <w:top w:type="dxa" w:w="70"/>
-              <w:left w:type="dxa" w:w="110"/>
-              <w:bottom w:type="dxa" w:w="50"/>
-              <w:right w:type="dxa" w:w="110"/>
-            </w:tcMar>
-            <w:vAlign w:val="top"/>
-          </w:tcPr>
-          <w:p>
-            <w:pPr>
-              <w:spacing w:after="40" w:line="252" w:lineRule="auto"/>
-            </w:pPr>
-            <w:r>
-              <w:rPr>
-                <w:b w:val="false"/>
-                <w:bCs w:val="false"/>
-                <w:sz w:val="19"/>
-                <w:szCs w:val="19"/>
-              </w:rPr>
-              <w:t xml:space="preserve">/reservations, /reservations/new, /reservations/:id</w:t>
+              <w:t xml:space="preserve">—</w:t>
             </w:r>
           </w:p>
         </w:tc>
@@ -39163,101 +40587,112 @@
     </w:tbl>
     <w:p>
       <w:pPr>
-        <w:pStyle w:val="Heading3"/>
+        <w:keepNext/>
+        <w:spacing w:before="120" w:after="0" w:line="240" w:lineRule="auto"/>
+        <w:jc w:val="center"/>
       </w:pPr>
       <w:r>
-        <w:t xml:space="preserve">10.5.2   Tasks</w:t>
+        <w:drawing>
+          <wp:inline distT="0" distB="0" distL="0" distR="0">
+            <wp:extent cx="5915025" cy="3448050"/>
+            <wp:effectExtent t="0" r="0" b="0" l="0"/>
+            <wp:docPr id="1" name="Reservation tables and how they relate" descr="Reservation tables and how they relate" title="Reservation tables and how they relate"/>
+            <wp:cNvGraphicFramePr>
+              <a:graphicFrameLocks xmlns:a="http://schemas.openxmlformats.org/drawingml/2006/main" noChangeAspect="1"/>
+            </wp:cNvGraphicFramePr>
+            <a:graphic xmlns:a="http://schemas.openxmlformats.org/drawingml/2006/main">
+              <a:graphicData uri="http://schemas.openxmlformats.org/drawingml/2006/picture">
+                <pic:pic xmlns:pic="http://schemas.openxmlformats.org/drawingml/2006/picture">
+                  <pic:nvPicPr>
+                    <pic:cNvPr id="0" name="" descr=""/>
+                    <pic:cNvPicPr>
+                      <a:picLocks noChangeAspect="1" noChangeArrowheads="1"/>
+                    </pic:cNvPicPr>
+                  </pic:nvPicPr>
+                  <pic:blipFill>
+                    <a:blip r:embed="rId48" cstate="none"/>
+                    <a:srcRect/>
+                    <a:stretch>
+                      <a:fillRect/>
+                    </a:stretch>
+                  </pic:blipFill>
+                  <pic:spPr bwMode="auto">
+                    <a:xfrm>
+                      <a:off x="0" y="0"/>
+                      <a:ext cx="5915025" cy="3448050"/>
+                    </a:xfrm>
+                    <a:prstGeom prst="rect">
+                      <a:avLst/>
+                    </a:prstGeom>
+                  </pic:spPr>
+                </pic:pic>
+              </a:graphicData>
+            </a:graphic>
+          </wp:inline>
+        </w:drawing>
       </w:r>
     </w:p>
     <w:p>
       <w:pPr>
-        <w:pStyle w:val="ListParagraph"/>
-        <w:numPr>
-          <w:ilvl w:val="0"/>
-          <w:numId w:val="2"/>
-        </w:numPr>
-        <w:spacing w:after="60"/>
+        <w:pStyle w:val="Caption"/>
       </w:pPr>
       <w:r>
-        <w:t xml:space="preserve">DB: reservation_units.stay daterange + EXCLUDE USING gist (unit_id WITH =, stay WITH &amp;&amp;) WHERE status is active; same for bed_id</w:t>
+        <w:t xml:space="preserve">Reservation tables and how they relate</w:t>
       </w:r>
     </w:p>
     <w:p>
       <w:pPr>
-        <w:pStyle w:val="ListParagraph"/>
-        <w:numPr>
-          <w:ilvl w:val="0"/>
-          <w:numId w:val="2"/>
-        </w:numPr>
-        <w:spacing w:after="60"/>
+        <w:keepNext/>
+        <w:spacing w:before="120" w:after="0" w:line="240" w:lineRule="auto"/>
+        <w:jc w:val="center"/>
       </w:pPr>
       <w:r>
-        <w:t xml:space="preserve">Algorithm: transaction → SELECT ... FOR UPDATE on the unit rows → availability check → insert; exclusion constraint is the final guarantee; map 23P01 to ROOM_UNAVAILABLE</w:t>
+        <w:drawing>
+          <wp:inline distT="0" distB="0" distL="0" distR="0">
+            <wp:extent cx="5915025" cy="2314575"/>
+            <wp:effectExtent t="0" r="0" b="0" l="0"/>
+            <wp:docPr id="1" name="Two people book the last room at once: one gets it, the other is told why" descr="Two people book the last room at once: one gets it, the other is told why" title="Two people book the last room at once: one gets it, the other is told why"/>
+            <wp:cNvGraphicFramePr>
+              <a:graphicFrameLocks xmlns:a="http://schemas.openxmlformats.org/drawingml/2006/main" noChangeAspect="1"/>
+            </wp:cNvGraphicFramePr>
+            <a:graphic xmlns:a="http://schemas.openxmlformats.org/drawingml/2006/main">
+              <a:graphicData uri="http://schemas.openxmlformats.org/drawingml/2006/picture">
+                <pic:pic xmlns:pic="http://schemas.openxmlformats.org/drawingml/2006/picture">
+                  <pic:nvPicPr>
+                    <pic:cNvPr id="0" name="" descr=""/>
+                    <pic:cNvPicPr>
+                      <a:picLocks noChangeAspect="1" noChangeArrowheads="1"/>
+                    </pic:cNvPicPr>
+                  </pic:nvPicPr>
+                  <pic:blipFill>
+                    <a:blip r:embed="rId49" cstate="none"/>
+                    <a:srcRect/>
+                    <a:stretch>
+                      <a:fillRect/>
+                    </a:stretch>
+                  </pic:blipFill>
+                  <pic:spPr bwMode="auto">
+                    <a:xfrm>
+                      <a:off x="0" y="0"/>
+                      <a:ext cx="5915025" cy="2314575"/>
+                    </a:xfrm>
+                    <a:prstGeom prst="rect">
+                      <a:avLst/>
+                    </a:prstGeom>
+                  </pic:spPr>
+                </pic:pic>
+              </a:graphicData>
+            </a:graphic>
+          </wp:inline>
+        </w:drawing>
       </w:r>
     </w:p>
     <w:p>
       <w:pPr>
-        <w:pStyle w:val="ListParagraph"/>
-        <w:numPr>
-          <w:ilvl w:val="0"/>
-          <w:numId w:val="2"/>
-        </w:numPr>
-        <w:spacing w:after="60"/>
+        <w:pStyle w:val="Caption"/>
       </w:pPr>
       <w:r>
-        <w:t xml:space="preserve">Idempotency: idempotency_keys(key, request_hash, response) — same key + same body returns the stored response; same key + different body = 422</w:t>
-      </w:r>
-    </w:p>
-    <w:p>
-      <w:pPr>
-        <w:pStyle w:val="ListParagraph"/>
-        <w:numPr>
-          <w:ilvl w:val="0"/>
-          <w:numId w:val="2"/>
-        </w:numPr>
-        <w:spacing w:after="60"/>
-      </w:pPr>
-      <w:r>
-        <w:t xml:space="preserve">Status machine INQUIRY→PENDING→CONFIRMED→CHECKED_IN→CHECKED_OUT, CANCELLED, NO_SHOW, REFUNDED; transitions table-driven and audited</w:t>
-      </w:r>
-    </w:p>
-    <w:p>
-      <w:pPr>
-        <w:pStyle w:val="ListParagraph"/>
-        <w:numPr>
-          <w:ilvl w:val="0"/>
-          <w:numId w:val="2"/>
-        </w:numPr>
-        <w:spacing w:after="60"/>
-      </w:pPr>
-      <w:r>
-        <w:t xml:space="preserve">Never delete reservations (brief §87); enquiry-stage delete is a status</w:t>
-      </w:r>
-    </w:p>
-    <w:p>
-      <w:pPr>
-        <w:pStyle w:val="ListParagraph"/>
-        <w:numPr>
-          <w:ilvl w:val="0"/>
-          <w:numId w:val="2"/>
-        </w:numPr>
-        <w:spacing w:after="60"/>
-      </w:pPr>
-      <w:r>
-        <w:t xml:space="preserve">Docs: write docs/architecture/booking-algorithm.md with the exact PostgreSQL behaviour</w:t>
-      </w:r>
-    </w:p>
-    <w:p>
-      <w:pPr>
-        <w:pStyle w:val="ListParagraph"/>
-        <w:numPr>
-          <w:ilvl w:val="0"/>
-          <w:numId w:val="2"/>
-        </w:numPr>
-        <w:spacing w:after="60"/>
-      </w:pPr>
-      <w:r>
-        <w:t xml:space="preserve">UI: new reservation wizard (dates → availability → guest → rate → confirm) in ≤ 5 clicks for a walk-in</w:t>
+        <w:t xml:space="preserve">Two people book the last room at once: one gets it, the other is told why</w:t>
       </w:r>
     </w:p>
     <w:p>
@@ -39265,80 +40700,777 @@
         <w:pStyle w:val="Heading3"/>
       </w:pPr>
       <w:r>
-        <w:t xml:space="preserve">10.5.3   Required tests</w:t>
+        <w:t xml:space="preserve">10.5.5   Code changed</w:t>
       </w:r>
     </w:p>
-    <w:p>
-      <w:pPr>
-        <w:pStyle w:val="ListParagraph"/>
-        <w:numPr>
-          <w:ilvl w:val="0"/>
-          <w:numId w:val="2"/>
-        </w:numPr>
-        <w:spacing w:after="60"/>
-      </w:pPr>
-      <w:r>
-        <w:t xml:space="preserve">Concurrency — two simultaneous bookings for the last room → exactly one SUCCESS, one ROOM_UNAVAILABLE (run 50×)</w:t>
-      </w:r>
-    </w:p>
-    <w:p>
-      <w:pPr>
-        <w:pStyle w:val="ListParagraph"/>
-        <w:numPr>
-          <w:ilvl w:val="0"/>
-          <w:numId w:val="2"/>
-        </w:numPr>
-        <w:spacing w:after="60"/>
-      </w:pPr>
-      <w:r>
-        <w:t xml:space="preserve">Concurrency — dorm with 1 bed left, 5 parallel requests → 1 success</w:t>
-      </w:r>
-    </w:p>
-    <w:p>
-      <w:pPr>
-        <w:pStyle w:val="ListParagraph"/>
-        <w:numPr>
-          <w:ilvl w:val="0"/>
-          <w:numId w:val="2"/>
-        </w:numPr>
-        <w:spacing w:after="60"/>
-      </w:pPr>
-      <w:r>
-        <w:t xml:space="preserve">Idempotency — same request retried → one reservation, identical response</w:t>
-      </w:r>
-    </w:p>
-    <w:p>
-      <w:pPr>
-        <w:pStyle w:val="ListParagraph"/>
-        <w:numPr>
-          <w:ilvl w:val="0"/>
-          <w:numId w:val="2"/>
-        </w:numPr>
-        <w:spacing w:after="60"/>
-      </w:pPr>
-      <w:r>
-        <w:t xml:space="preserve">Integration — cancelled reservation frees inventory</w:t>
-      </w:r>
-    </w:p>
-    <w:p>
-      <w:pPr>
-        <w:pStyle w:val="ListParagraph"/>
-        <w:numPr>
-          <w:ilvl w:val="0"/>
-          <w:numId w:val="2"/>
-        </w:numPr>
-        <w:spacing w:after="60"/>
-      </w:pPr>
-      <w:r>
-        <w:t xml:space="preserve">Integration — status transitions outside the allowed graph → 422</w:t>
-      </w:r>
-    </w:p>
+    <w:tbl>
+      <w:tblPr>
+        <w:tblW w:type="dxa" w:w="9314"/>
+        <w:tblBorders>
+          <w:top w:val="single" w:color="auto" w:sz="4"/>
+          <w:left w:val="single" w:color="auto" w:sz="4"/>
+          <w:bottom w:val="single" w:color="auto" w:sz="4"/>
+          <w:right w:val="single" w:color="auto" w:sz="4"/>
+          <w:insideH w:val="single" w:color="auto" w:sz="4"/>
+          <w:insideV w:val="single" w:color="auto" w:sz="4"/>
+        </w:tblBorders>
+        <w:tblLayout w:type="fixed"/>
+      </w:tblPr>
+      <w:tblGrid>
+        <w:gridCol w:w="9314"/>
+      </w:tblGrid>
+      <w:tr>
+        <w:trPr>
+          <w:cantSplit/>
+          <w:tblHeader/>
+        </w:trPr>
+        <w:tc>
+          <w:tcPr>
+            <w:tcW w:type="dxa" w:w="9314"/>
+            <w:tcBorders>
+              <w:top w:val="single" w:color="0E3B43" w:sz="4"/>
+              <w:left w:val="single" w:color="0E3B43" w:sz="4"/>
+              <w:bottom w:val="single" w:color="0E3B43" w:sz="4"/>
+              <w:right w:val="single" w:color="0E3B43" w:sz="4"/>
+            </w:tcBorders>
+            <w:shd w:fill="0E3B43" w:color="auto" w:val="clear"/>
+            <w:tcMar>
+              <w:top w:type="dxa" w:w="70"/>
+              <w:left w:type="dxa" w:w="110"/>
+              <w:bottom w:type="dxa" w:w="50"/>
+              <w:right w:type="dxa" w:w="110"/>
+            </w:tcMar>
+            <w:vAlign w:val="top"/>
+          </w:tcPr>
+          <w:p>
+            <w:pPr>
+              <w:spacing w:after="40" w:line="252" w:lineRule="auto"/>
+            </w:pPr>
+            <w:r>
+              <w:rPr>
+                <w:b/>
+                <w:bCs/>
+                <w:color w:val="FFFFFF"/>
+                <w:sz w:val="19"/>
+                <w:szCs w:val="19"/>
+              </w:rPr>
+              <w:t xml:space="preserve">Files and folders</w:t>
+            </w:r>
+          </w:p>
+        </w:tc>
+      </w:tr>
+      <w:tr>
+        <w:trPr>
+          <w:cantSplit/>
+        </w:trPr>
+        <w:tc>
+          <w:tcPr>
+            <w:tcW w:type="dxa" w:w="9314"/>
+            <w:tcBorders>
+              <w:top w:val="single" w:color="DCE3E1" w:sz="4"/>
+              <w:left w:val="single" w:color="DCE3E1" w:sz="4"/>
+              <w:bottom w:val="single" w:color="DCE3E1" w:sz="4"/>
+              <w:right w:val="single" w:color="DCE3E1" w:sz="4"/>
+            </w:tcBorders>
+            <w:tcMar>
+              <w:top w:type="dxa" w:w="70"/>
+              <w:left w:type="dxa" w:w="110"/>
+              <w:bottom w:type="dxa" w:w="50"/>
+              <w:right w:type="dxa" w:w="110"/>
+            </w:tcMar>
+            <w:vAlign w:val="top"/>
+          </w:tcPr>
+          <w:p>
+            <w:pPr>
+              <w:spacing w:after="40" w:line="252" w:lineRule="auto"/>
+            </w:pPr>
+            <w:r>
+              <w:rPr>
+                <w:sz w:val="17"/>
+                <w:szCs w:val="17"/>
+              </w:rPr>
+              <w:t xml:space="preserve">database/migrations/V007__reservations.sql; database/seed/dev/S004__reservations.sql; database/queries/check-sprint-05.sql</w:t>
+            </w:r>
+          </w:p>
+        </w:tc>
+      </w:tr>
+      <w:tr>
+        <w:trPr>
+          <w:cantSplit/>
+        </w:trPr>
+        <w:tc>
+          <w:tcPr>
+            <w:tcW w:type="dxa" w:w="9314"/>
+            <w:tcBorders>
+              <w:top w:val="single" w:color="DCE3E1" w:sz="4"/>
+              <w:left w:val="single" w:color="DCE3E1" w:sz="4"/>
+              <w:bottom w:val="single" w:color="DCE3E1" w:sz="4"/>
+              <w:right w:val="single" w:color="DCE3E1" w:sz="4"/>
+            </w:tcBorders>
+            <w:shd w:fill="F5F7F6" w:color="auto" w:val="clear"/>
+            <w:tcMar>
+              <w:top w:type="dxa" w:w="70"/>
+              <w:left w:type="dxa" w:w="110"/>
+              <w:bottom w:type="dxa" w:w="50"/>
+              <w:right w:type="dxa" w:w="110"/>
+            </w:tcMar>
+            <w:vAlign w:val="top"/>
+          </w:tcPr>
+          <w:p>
+            <w:pPr>
+              <w:spacing w:after="40" w:line="252" w:lineRule="auto"/>
+            </w:pPr>
+            <w:r>
+              <w:rPr>
+                <w:sz w:val="17"/>
+                <w:szCs w:val="17"/>
+              </w:rPr>
+              <w:t xml:space="preserve">backend/Resort.Domain/Reservations/Reservations.cs, Reservations/Availability.cs</w:t>
+            </w:r>
+          </w:p>
+        </w:tc>
+      </w:tr>
+      <w:tr>
+        <w:trPr>
+          <w:cantSplit/>
+        </w:trPr>
+        <w:tc>
+          <w:tcPr>
+            <w:tcW w:type="dxa" w:w="9314"/>
+            <w:tcBorders>
+              <w:top w:val="single" w:color="DCE3E1" w:sz="4"/>
+              <w:left w:val="single" w:color="DCE3E1" w:sz="4"/>
+              <w:bottom w:val="single" w:color="DCE3E1" w:sz="4"/>
+              <w:right w:val="single" w:color="DCE3E1" w:sz="4"/>
+            </w:tcBorders>
+            <w:tcMar>
+              <w:top w:type="dxa" w:w="70"/>
+              <w:left w:type="dxa" w:w="110"/>
+              <w:bottom w:type="dxa" w:w="50"/>
+              <w:right w:type="dxa" w:w="110"/>
+            </w:tcMar>
+            <w:vAlign w:val="top"/>
+          </w:tcPr>
+          <w:p>
+            <w:pPr>
+              <w:spacing w:after="40" w:line="252" w:lineRule="auto"/>
+            </w:pPr>
+            <w:r>
+              <w:rPr>
+                <w:sz w:val="17"/>
+                <w:szCs w:val="17"/>
+              </w:rPr>
+              <w:t xml:space="preserve">backend/Resort.Contracts/ReservationContracts.cs</w:t>
+            </w:r>
+          </w:p>
+        </w:tc>
+      </w:tr>
+      <w:tr>
+        <w:trPr>
+          <w:cantSplit/>
+        </w:trPr>
+        <w:tc>
+          <w:tcPr>
+            <w:tcW w:type="dxa" w:w="9314"/>
+            <w:tcBorders>
+              <w:top w:val="single" w:color="DCE3E1" w:sz="4"/>
+              <w:left w:val="single" w:color="DCE3E1" w:sz="4"/>
+              <w:bottom w:val="single" w:color="DCE3E1" w:sz="4"/>
+              <w:right w:val="single" w:color="DCE3E1" w:sz="4"/>
+            </w:tcBorders>
+            <w:shd w:fill="F5F7F6" w:color="auto" w:val="clear"/>
+            <w:tcMar>
+              <w:top w:type="dxa" w:w="70"/>
+              <w:left w:type="dxa" w:w="110"/>
+              <w:bottom w:type="dxa" w:w="50"/>
+              <w:right w:type="dxa" w:w="110"/>
+            </w:tcMar>
+            <w:vAlign w:val="top"/>
+          </w:tcPr>
+          <w:p>
+            <w:pPr>
+              <w:spacing w:after="40" w:line="252" w:lineRule="auto"/>
+            </w:pPr>
+            <w:r>
+              <w:rPr>
+                <w:sz w:val="17"/>
+                <w:szCs w:val="17"/>
+              </w:rPr>
+              <w:t xml:space="preserve">backend/Resort.Application/ — Reservations/ReservationService.cs, AvailabilityService.cs, InventoryLoader.cs, Common/Idempotency.cs, Validation/ReservationValidators.cs, Common/Permissions.cs; Accommodation/BlockService.cs and Guests/GuestService.cs (bookings vs blocks, stays, merge)</w:t>
+            </w:r>
+          </w:p>
+        </w:tc>
+      </w:tr>
+      <w:tr>
+        <w:trPr>
+          <w:cantSplit/>
+        </w:trPr>
+        <w:tc>
+          <w:tcPr>
+            <w:tcW w:type="dxa" w:w="9314"/>
+            <w:tcBorders>
+              <w:top w:val="single" w:color="DCE3E1" w:sz="4"/>
+              <w:left w:val="single" w:color="DCE3E1" w:sz="4"/>
+              <w:bottom w:val="single" w:color="DCE3E1" w:sz="4"/>
+              <w:right w:val="single" w:color="DCE3E1" w:sz="4"/>
+            </w:tcBorders>
+            <w:tcMar>
+              <w:top w:type="dxa" w:w="70"/>
+              <w:left w:type="dxa" w:w="110"/>
+              <w:bottom w:type="dxa" w:w="50"/>
+              <w:right w:type="dxa" w:w="110"/>
+            </w:tcMar>
+            <w:vAlign w:val="top"/>
+          </w:tcPr>
+          <w:p>
+            <w:pPr>
+              <w:spacing w:after="40" w:line="252" w:lineRule="auto"/>
+            </w:pPr>
+            <w:r>
+              <w:rPr>
+                <w:sz w:val="17"/>
+                <w:szCs w:val="17"/>
+              </w:rPr>
+              <w:t xml:space="preserve">backend/Resort.Infrastructure/Persistence/AppDbContext.cs; backend/Resort.Api/ — Endpoints/ReservationEndpoints.cs, Program.cs, Infrastructure/Problems.cs</w:t>
+            </w:r>
+          </w:p>
+        </w:tc>
+      </w:tr>
+      <w:tr>
+        <w:trPr>
+          <w:cantSplit/>
+        </w:trPr>
+        <w:tc>
+          <w:tcPr>
+            <w:tcW w:type="dxa" w:w="9314"/>
+            <w:tcBorders>
+              <w:top w:val="single" w:color="DCE3E1" w:sz="4"/>
+              <w:left w:val="single" w:color="DCE3E1" w:sz="4"/>
+              <w:bottom w:val="single" w:color="DCE3E1" w:sz="4"/>
+              <w:right w:val="single" w:color="DCE3E1" w:sz="4"/>
+            </w:tcBorders>
+            <w:shd w:fill="F5F7F6" w:color="auto" w:val="clear"/>
+            <w:tcMar>
+              <w:top w:type="dxa" w:w="70"/>
+              <w:left w:type="dxa" w:w="110"/>
+              <w:bottom w:type="dxa" w:w="50"/>
+              <w:right w:type="dxa" w:w="110"/>
+            </w:tcMar>
+            <w:vAlign w:val="top"/>
+          </w:tcPr>
+          <w:p>
+            <w:pPr>
+              <w:spacing w:after="40" w:line="252" w:lineRule="auto"/>
+            </w:pPr>
+            <w:r>
+              <w:rPr>
+                <w:sz w:val="17"/>
+                <w:szCs w:val="17"/>
+              </w:rPr>
+              <w:t xml:space="preserve">backend/Resort.Tests/ — Integration/ReservationTests.cs, Integration/DevSeedTests.cs, Unit/ReservationUnitTests.cs</w:t>
+            </w:r>
+          </w:p>
+        </w:tc>
+      </w:tr>
+      <w:tr>
+        <w:trPr>
+          <w:cantSplit/>
+        </w:trPr>
+        <w:tc>
+          <w:tcPr>
+            <w:tcW w:type="dxa" w:w="9314"/>
+            <w:tcBorders>
+              <w:top w:val="single" w:color="DCE3E1" w:sz="4"/>
+              <w:left w:val="single" w:color="DCE3E1" w:sz="4"/>
+              <w:bottom w:val="single" w:color="DCE3E1" w:sz="4"/>
+              <w:right w:val="single" w:color="DCE3E1" w:sz="4"/>
+            </w:tcBorders>
+            <w:tcMar>
+              <w:top w:type="dxa" w:w="70"/>
+              <w:left w:type="dxa" w:w="110"/>
+              <w:bottom w:type="dxa" w:w="50"/>
+              <w:right w:type="dxa" w:w="110"/>
+            </w:tcMar>
+            <w:vAlign w:val="top"/>
+          </w:tcPr>
+          <w:p>
+            <w:pPr>
+              <w:spacing w:after="40" w:line="252" w:lineRule="auto"/>
+            </w:pPr>
+            <w:r>
+              <w:rPr>
+                <w:sz w:val="17"/>
+                <w:szCs w:val="17"/>
+              </w:rPr>
+              <w:t xml:space="preserve">frontend/src/app/ — features/reservations/*, features/guests/guest.page.ts, features/audit (labels), core/models.ts, app.routes.ts, layout/shell.ts</w:t>
+            </w:r>
+          </w:p>
+        </w:tc>
+      </w:tr>
+      <w:tr>
+        <w:trPr>
+          <w:cantSplit/>
+        </w:trPr>
+        <w:tc>
+          <w:tcPr>
+            <w:tcW w:type="dxa" w:w="9314"/>
+            <w:tcBorders>
+              <w:top w:val="single" w:color="DCE3E1" w:sz="4"/>
+              <w:left w:val="single" w:color="DCE3E1" w:sz="4"/>
+              <w:bottom w:val="single" w:color="DCE3E1" w:sz="4"/>
+              <w:right w:val="single" w:color="DCE3E1" w:sz="4"/>
+            </w:tcBorders>
+            <w:shd w:fill="F5F7F6" w:color="auto" w:val="clear"/>
+            <w:tcMar>
+              <w:top w:type="dxa" w:w="70"/>
+              <w:left w:type="dxa" w:w="110"/>
+              <w:bottom w:type="dxa" w:w="50"/>
+              <w:right w:type="dxa" w:w="110"/>
+            </w:tcMar>
+            <w:vAlign w:val="top"/>
+          </w:tcPr>
+          <w:p>
+            <w:pPr>
+              <w:spacing w:after="40" w:line="252" w:lineRule="auto"/>
+            </w:pPr>
+            <w:r>
+              <w:rPr>
+                <w:sz w:val="17"/>
+                <w:szCs w:val="17"/>
+              </w:rPr>
+              <w:t xml:space="preserve">frontend/e2e/sprint-05.spec.ts; scripts/check-api.mjs (Sprint 05 checks)</w:t>
+            </w:r>
+          </w:p>
+        </w:tc>
+      </w:tr>
+      <w:tr>
+        <w:trPr>
+          <w:cantSplit/>
+        </w:trPr>
+        <w:tc>
+          <w:tcPr>
+            <w:tcW w:type="dxa" w:w="9314"/>
+            <w:tcBorders>
+              <w:top w:val="single" w:color="DCE3E1" w:sz="4"/>
+              <w:left w:val="single" w:color="DCE3E1" w:sz="4"/>
+              <w:bottom w:val="single" w:color="DCE3E1" w:sz="4"/>
+              <w:right w:val="single" w:color="DCE3E1" w:sz="4"/>
+            </w:tcBorders>
+            <w:tcMar>
+              <w:top w:type="dxa" w:w="70"/>
+              <w:left w:type="dxa" w:w="110"/>
+              <w:bottom w:type="dxa" w:w="50"/>
+              <w:right w:type="dxa" w:w="110"/>
+            </w:tcMar>
+            <w:vAlign w:val="top"/>
+          </w:tcPr>
+          <w:p>
+            <w:pPr>
+              <w:spacing w:after="40" w:line="252" w:lineRule="auto"/>
+            </w:pPr>
+            <w:r>
+              <w:rPr>
+                <w:sz w:val="17"/>
+                <w:szCs w:val="17"/>
+              </w:rPr>
+              <w:t xml:space="preserve">docs/API.md, docs/DATABASE.md, docs/database/schema-sprint-05.md, docs/architecture/booking-algorithm.md, docs/RUN_AND_TEST.md, docs/sprints/REVIEWING.md, sprint-05-screens/</w:t>
+            </w:r>
+          </w:p>
+        </w:tc>
+      </w:tr>
+      <w:tr>
+        <w:trPr>
+          <w:cantSplit/>
+        </w:trPr>
+        <w:tc>
+          <w:tcPr>
+            <w:tcW w:type="dxa" w:w="9314"/>
+            <w:tcBorders>
+              <w:top w:val="single" w:color="DCE3E1" w:sz="4"/>
+              <w:left w:val="single" w:color="DCE3E1" w:sz="4"/>
+              <w:bottom w:val="single" w:color="DCE3E1" w:sz="4"/>
+              <w:right w:val="single" w:color="DCE3E1" w:sz="4"/>
+            </w:tcBorders>
+            <w:shd w:fill="F5F7F6" w:color="auto" w:val="clear"/>
+            <w:tcMar>
+              <w:top w:type="dxa" w:w="70"/>
+              <w:left w:type="dxa" w:w="110"/>
+              <w:bottom w:type="dxa" w:w="50"/>
+              <w:right w:type="dxa" w:w="110"/>
+            </w:tcMar>
+            <w:vAlign w:val="top"/>
+          </w:tcPr>
+          <w:p>
+            <w:pPr>
+              <w:spacing w:after="40" w:line="252" w:lineRule="auto"/>
+            </w:pPr>
+            <w:r>
+              <w:rPr>
+                <w:sz w:val="17"/>
+                <w:szCs w:val="17"/>
+              </w:rPr>
+              <w:t xml:space="preserve">frontend/src/app/core/dates.ts (date fields); docs/architecture/system-design.md; tools/handbooks/diagrams (er-reservations, booking-flow)</w:t>
+            </w:r>
+          </w:p>
+        </w:tc>
+      </w:tr>
+    </w:tbl>
     <w:p>
       <w:pPr>
         <w:pStyle w:val="Heading3"/>
       </w:pPr>
       <w:r>
-        <w:t xml:space="preserve">10.5.4   Acceptance criteria</w:t>
+        <w:t xml:space="preserve">10.5.6   Tests and results</w:t>
+      </w:r>
+    </w:p>
+    <w:tbl>
+      <w:tblPr>
+        <w:tblW w:type="dxa" w:w="9314"/>
+        <w:tblBorders>
+          <w:top w:val="single" w:color="auto" w:sz="4"/>
+          <w:left w:val="single" w:color="auto" w:sz="4"/>
+          <w:bottom w:val="single" w:color="auto" w:sz="4"/>
+          <w:right w:val="single" w:color="auto" w:sz="4"/>
+          <w:insideH w:val="single" w:color="auto" w:sz="4"/>
+          <w:insideV w:val="single" w:color="auto" w:sz="4"/>
+        </w:tblBorders>
+        <w:tblLayout w:type="fixed"/>
+      </w:tblPr>
+      <w:tblGrid>
+        <w:gridCol w:w="9314"/>
+      </w:tblGrid>
+      <w:tr>
+        <w:trPr>
+          <w:cantSplit/>
+          <w:tblHeader/>
+        </w:trPr>
+        <w:tc>
+          <w:tcPr>
+            <w:tcW w:type="dxa" w:w="9314"/>
+            <w:tcBorders>
+              <w:top w:val="single" w:color="0E3B43" w:sz="4"/>
+              <w:left w:val="single" w:color="0E3B43" w:sz="4"/>
+              <w:bottom w:val="single" w:color="0E3B43" w:sz="4"/>
+              <w:right w:val="single" w:color="0E3B43" w:sz="4"/>
+            </w:tcBorders>
+            <w:shd w:fill="0E3B43" w:color="auto" w:val="clear"/>
+            <w:tcMar>
+              <w:top w:type="dxa" w:w="70"/>
+              <w:left w:type="dxa" w:w="110"/>
+              <w:bottom w:type="dxa" w:w="50"/>
+              <w:right w:type="dxa" w:w="110"/>
+            </w:tcMar>
+            <w:vAlign w:val="top"/>
+          </w:tcPr>
+          <w:p>
+            <w:pPr>
+              <w:spacing w:after="40" w:line="252" w:lineRule="auto"/>
+            </w:pPr>
+            <w:r>
+              <w:rPr>
+                <w:b/>
+                <w:bCs/>
+                <w:color w:val="FFFFFF"/>
+                <w:sz w:val="19"/>
+                <w:szCs w:val="19"/>
+              </w:rPr>
+              <w:t xml:space="preserve">Required test</w:t>
+            </w:r>
+          </w:p>
+        </w:tc>
+      </w:tr>
+      <w:tr>
+        <w:trPr>
+          <w:cantSplit/>
+        </w:trPr>
+        <w:tc>
+          <w:tcPr>
+            <w:tcW w:type="dxa" w:w="9314"/>
+            <w:tcBorders>
+              <w:top w:val="single" w:color="DCE3E1" w:sz="4"/>
+              <w:left w:val="single" w:color="DCE3E1" w:sz="4"/>
+              <w:bottom w:val="single" w:color="DCE3E1" w:sz="4"/>
+              <w:right w:val="single" w:color="DCE3E1" w:sz="4"/>
+            </w:tcBorders>
+            <w:tcMar>
+              <w:top w:type="dxa" w:w="70"/>
+              <w:left w:type="dxa" w:w="110"/>
+              <w:bottom w:type="dxa" w:w="50"/>
+              <w:right w:type="dxa" w:w="110"/>
+            </w:tcMar>
+            <w:vAlign w:val="top"/>
+          </w:tcPr>
+          <w:p>
+            <w:pPr>
+              <w:spacing w:after="40" w:line="252" w:lineRule="auto"/>
+            </w:pPr>
+            <w:r>
+              <w:rPr>
+                <w:sz w:val="18"/>
+                <w:szCs w:val="18"/>
+              </w:rPr>
+              <w:t xml:space="preserve">Concurrency — two simultaneous bookings for the last room → exactly one SUCCESS, one ROOM_UNAVAILABLE (run 50×)</w:t>
+            </w:r>
+          </w:p>
+        </w:tc>
+      </w:tr>
+      <w:tr>
+        <w:trPr>
+          <w:cantSplit/>
+        </w:trPr>
+        <w:tc>
+          <w:tcPr>
+            <w:tcW w:type="dxa" w:w="9314"/>
+            <w:tcBorders>
+              <w:top w:val="single" w:color="DCE3E1" w:sz="4"/>
+              <w:left w:val="single" w:color="DCE3E1" w:sz="4"/>
+              <w:bottom w:val="single" w:color="DCE3E1" w:sz="4"/>
+              <w:right w:val="single" w:color="DCE3E1" w:sz="4"/>
+            </w:tcBorders>
+            <w:shd w:fill="F5F7F6" w:color="auto" w:val="clear"/>
+            <w:tcMar>
+              <w:top w:type="dxa" w:w="70"/>
+              <w:left w:type="dxa" w:w="110"/>
+              <w:bottom w:type="dxa" w:w="50"/>
+              <w:right w:type="dxa" w:w="110"/>
+            </w:tcMar>
+            <w:vAlign w:val="top"/>
+          </w:tcPr>
+          <w:p>
+            <w:pPr>
+              <w:spacing w:after="40" w:line="252" w:lineRule="auto"/>
+            </w:pPr>
+            <w:r>
+              <w:rPr>
+                <w:sz w:val="18"/>
+                <w:szCs w:val="18"/>
+              </w:rPr>
+              <w:t xml:space="preserve">Concurrency — dorm with 1 bed left, 5 parallel requests → 1 success</w:t>
+            </w:r>
+          </w:p>
+        </w:tc>
+      </w:tr>
+      <w:tr>
+        <w:trPr>
+          <w:cantSplit/>
+        </w:trPr>
+        <w:tc>
+          <w:tcPr>
+            <w:tcW w:type="dxa" w:w="9314"/>
+            <w:tcBorders>
+              <w:top w:val="single" w:color="DCE3E1" w:sz="4"/>
+              <w:left w:val="single" w:color="DCE3E1" w:sz="4"/>
+              <w:bottom w:val="single" w:color="DCE3E1" w:sz="4"/>
+              <w:right w:val="single" w:color="DCE3E1" w:sz="4"/>
+            </w:tcBorders>
+            <w:tcMar>
+              <w:top w:type="dxa" w:w="70"/>
+              <w:left w:type="dxa" w:w="110"/>
+              <w:bottom w:type="dxa" w:w="50"/>
+              <w:right w:type="dxa" w:w="110"/>
+            </w:tcMar>
+            <w:vAlign w:val="top"/>
+          </w:tcPr>
+          <w:p>
+            <w:pPr>
+              <w:spacing w:after="40" w:line="252" w:lineRule="auto"/>
+            </w:pPr>
+            <w:r>
+              <w:rPr>
+                <w:sz w:val="18"/>
+                <w:szCs w:val="18"/>
+              </w:rPr>
+              <w:t xml:space="preserve">Idempotency — same request retried → one reservation, identical response</w:t>
+            </w:r>
+          </w:p>
+        </w:tc>
+      </w:tr>
+      <w:tr>
+        <w:trPr>
+          <w:cantSplit/>
+        </w:trPr>
+        <w:tc>
+          <w:tcPr>
+            <w:tcW w:type="dxa" w:w="9314"/>
+            <w:tcBorders>
+              <w:top w:val="single" w:color="DCE3E1" w:sz="4"/>
+              <w:left w:val="single" w:color="DCE3E1" w:sz="4"/>
+              <w:bottom w:val="single" w:color="DCE3E1" w:sz="4"/>
+              <w:right w:val="single" w:color="DCE3E1" w:sz="4"/>
+            </w:tcBorders>
+            <w:shd w:fill="F5F7F6" w:color="auto" w:val="clear"/>
+            <w:tcMar>
+              <w:top w:type="dxa" w:w="70"/>
+              <w:left w:type="dxa" w:w="110"/>
+              <w:bottom w:type="dxa" w:w="50"/>
+              <w:right w:type="dxa" w:w="110"/>
+            </w:tcMar>
+            <w:vAlign w:val="top"/>
+          </w:tcPr>
+          <w:p>
+            <w:pPr>
+              <w:spacing w:after="40" w:line="252" w:lineRule="auto"/>
+            </w:pPr>
+            <w:r>
+              <w:rPr>
+                <w:sz w:val="18"/>
+                <w:szCs w:val="18"/>
+              </w:rPr>
+              <w:t xml:space="preserve">Integration — cancelled reservation frees inventory</w:t>
+            </w:r>
+          </w:p>
+        </w:tc>
+      </w:tr>
+      <w:tr>
+        <w:trPr>
+          <w:cantSplit/>
+        </w:trPr>
+        <w:tc>
+          <w:tcPr>
+            <w:tcW w:type="dxa" w:w="9314"/>
+            <w:tcBorders>
+              <w:top w:val="single" w:color="DCE3E1" w:sz="4"/>
+              <w:left w:val="single" w:color="DCE3E1" w:sz="4"/>
+              <w:bottom w:val="single" w:color="DCE3E1" w:sz="4"/>
+              <w:right w:val="single" w:color="DCE3E1" w:sz="4"/>
+            </w:tcBorders>
+            <w:tcMar>
+              <w:top w:type="dxa" w:w="70"/>
+              <w:left w:type="dxa" w:w="110"/>
+              <w:bottom w:type="dxa" w:w="50"/>
+              <w:right w:type="dxa" w:w="110"/>
+            </w:tcMar>
+            <w:vAlign w:val="top"/>
+          </w:tcPr>
+          <w:p>
+            <w:pPr>
+              <w:spacing w:after="40" w:line="252" w:lineRule="auto"/>
+            </w:pPr>
+            <w:r>
+              <w:rPr>
+                <w:sz w:val="18"/>
+                <w:szCs w:val="18"/>
+              </w:rPr>
+              <w:t xml:space="preserve">Integration — status transitions outside the allowed graph → 422</w:t>
+            </w:r>
+          </w:p>
+        </w:tc>
+      </w:tr>
+    </w:tbl>
+    <w:p>
+      <w:pPr>
+        <w:spacing w:before="0" w:after="80"/>
+      </w:pPr>
+    </w:p>
+    <w:tbl>
+      <w:tblPr>
+        <w:tblW w:type="dxa" w:w="9314"/>
+        <w:tblBorders>
+          <w:top w:val="single" w:color="auto" w:sz="4"/>
+          <w:left w:val="single" w:color="auto" w:sz="4"/>
+          <w:bottom w:val="single" w:color="auto" w:sz="4"/>
+          <w:right w:val="single" w:color="auto" w:sz="4"/>
+          <w:insideH w:val="single" w:color="auto" w:sz="4"/>
+          <w:insideV w:val="single" w:color="auto" w:sz="4"/>
+        </w:tblBorders>
+        <w:tblLayout w:type="fixed"/>
+      </w:tblPr>
+      <w:tblGrid>
+        <w:gridCol w:w="9314"/>
+      </w:tblGrid>
+      <w:tr>
+        <w:trPr>
+          <w:cantSplit/>
+        </w:trPr>
+        <w:tc>
+          <w:tcPr>
+            <w:tcW w:type="dxa" w:w="9314"/>
+            <w:tcBorders>
+              <w:top w:val="single" w:color="E3F0E6" w:sz="4"/>
+              <w:left w:val="single" w:color="2E6B3C" w:sz="24"/>
+              <w:bottom w:val="single" w:color="E3F0E6" w:sz="4"/>
+              <w:right w:val="single" w:color="E3F0E6" w:sz="4"/>
+            </w:tcBorders>
+            <w:shd w:fill="E3F0E6" w:color="auto" w:val="clear"/>
+            <w:tcMar>
+              <w:top w:type="dxa" w:w="120"/>
+              <w:left w:type="dxa" w:w="200"/>
+              <w:bottom w:type="dxa" w:w="80"/>
+              <w:right w:type="dxa" w:w="200"/>
+            </w:tcMar>
+          </w:tcPr>
+          <w:p>
+            <w:pPr>
+              <w:spacing w:after="60"/>
+            </w:pPr>
+            <w:r>
+              <w:rPr>
+                <w:b/>
+                <w:bCs/>
+                <w:color w:val="2E6B3C"/>
+                <w:sz w:val="22"/>
+                <w:szCs w:val="22"/>
+              </w:rPr>
+              <w:t xml:space="preserve">Results</w:t>
+            </w:r>
+          </w:p>
+          <w:p>
+            <w:pPr>
+              <w:spacing w:after="60" w:line="264" w:lineRule="auto"/>
+            </w:pPr>
+            <w:r>
+              <w:rPr>
+                <w:sz w:val="20"/>
+                <w:szCs w:val="20"/>
+              </w:rPr>
+              <w:t xml:space="preserve">Backend: 173 passed, 0 failed on real PostgreSQL 16 (35 new: 34 for Sprint 05 including the last room raced 50 times, the last dorm bed with 5 parallel requests, the database guard and idempotency, plus the demo-booking seed check)</w:t>
+            </w:r>
+          </w:p>
+          <w:p>
+            <w:pPr>
+              <w:spacing w:after="60" w:line="264" w:lineRule="auto"/>
+            </w:pPr>
+            <w:r>
+              <w:rPr>
+                <w:sz w:val="20"/>
+                <w:szCs w:val="20"/>
+              </w:rPr>
+              <w:t xml:space="preserve">Frontend: 44 of 44 unit tests passed; ESLint clean; production build OK</w:t>
+            </w:r>
+          </w:p>
+          <w:p>
+            <w:pPr>
+              <w:spacing w:after="60" w:line="264" w:lineRule="auto"/>
+            </w:pPr>
+            <w:r>
+              <w:rPr>
+                <w:sz w:val="20"/>
+                <w:szCs w:val="20"/>
+              </w:rPr>
+              <w:t xml:space="preserve">Browser tests: 52 of 52 passed (Sprints 01–04 plus the 7 new Sprint 05 steps, including the last room booked from two browsers); screenshots in docs/sprints/sprint-05-screens</w:t>
+            </w:r>
+          </w:p>
+          <w:p>
+            <w:pPr>
+              <w:spacing w:after="60" w:line="264" w:lineRule="auto"/>
+            </w:pPr>
+            <w:r>
+              <w:rPr>
+                <w:sz w:val="20"/>
+                <w:szCs w:val="20"/>
+              </w:rPr>
+              <w:t xml:space="preserve">API checks: 0 failed (12 new Sprint 05 checks: idempotent replay, key reuse, room taken, cancel with reason, status graph); database checks: no room or bed held twice</w:t>
+            </w:r>
+          </w:p>
+        </w:tc>
+      </w:tr>
+    </w:tbl>
+    <w:p>
+      <w:pPr>
+        <w:pStyle w:val="Heading3"/>
+      </w:pPr>
+      <w:r>
+        <w:t xml:space="preserve">10.5.7   Acceptance criteria</w:t>
       </w:r>
     </w:p>
     <w:p>
@@ -39356,6 +41488,688 @@
     </w:p>
     <w:p>
       <w:pPr>
+        <w:pStyle w:val="Heading3"/>
+      </w:pPr>
+      <w:r>
+        <w:t xml:space="preserve">10.5.8   Behaviours to know when debugging</w:t>
+      </w:r>
+    </w:p>
+    <w:p>
+      <w:pPr>
+        <w:pStyle w:val="ListParagraph"/>
+        <w:numPr>
+          <w:ilvl w:val="0"/>
+          <w:numId w:val="2"/>
+        </w:numPr>
+        <w:spacing w:after="60"/>
+      </w:pPr>
+      <w:r>
+        <w:t xml:space="preserve">Reproduce races locally with tests/…/ConcurrencyTests using Task.WhenAll + a Barrier; never with sleeps.</w:t>
+      </w:r>
+    </w:p>
+    <w:p>
+      <w:pPr>
+        <w:pStyle w:val="ListParagraph"/>
+        <w:numPr>
+          <w:ilvl w:val="0"/>
+          <w:numId w:val="2"/>
+        </w:numPr>
+        <w:spacing w:after="60"/>
+      </w:pPr>
+      <w:r>
+        <w:t xml:space="preserve">Look at pg_locks while a test is paused to see who holds what.</w:t>
+      </w:r>
+    </w:p>
+    <w:p>
+      <w:pPr>
+        <w:pStyle w:val="Heading2"/>
+      </w:pPr>
+      <w:r>
+        <w:t xml:space="preserve">10.6   Sprint 06 — Reservation calendar (in progress)</w:t>
+      </w:r>
+    </w:p>
+    <w:tbl>
+      <w:tblPr>
+        <w:tblW w:type="dxa" w:w="9314"/>
+        <w:tblBorders>
+          <w:top w:val="single" w:color="auto" w:sz="4"/>
+          <w:left w:val="single" w:color="auto" w:sz="4"/>
+          <w:bottom w:val="single" w:color="auto" w:sz="4"/>
+          <w:right w:val="single" w:color="auto" w:sz="4"/>
+          <w:insideH w:val="single" w:color="auto" w:sz="4"/>
+          <w:insideV w:val="single" w:color="auto" w:sz="4"/>
+        </w:tblBorders>
+        <w:tblLayout w:type="fixed"/>
+      </w:tblPr>
+      <w:tblGrid>
+        <w:gridCol w:w="2100"/>
+        <w:gridCol w:w="7214"/>
+      </w:tblGrid>
+      <w:tr>
+        <w:trPr>
+          <w:cantSplit/>
+        </w:trPr>
+        <w:tc>
+          <w:tcPr>
+            <w:tcW w:type="dxa" w:w="2100"/>
+            <w:tcBorders>
+              <w:top w:val="single" w:color="DCE3E1" w:sz="4"/>
+              <w:left w:val="single" w:color="DCE3E1" w:sz="4"/>
+              <w:bottom w:val="single" w:color="DCE3E1" w:sz="4"/>
+              <w:right w:val="single" w:color="DCE3E1" w:sz="4"/>
+            </w:tcBorders>
+            <w:shd w:fill="F5F7F6" w:color="auto" w:val="clear"/>
+            <w:tcMar>
+              <w:top w:type="dxa" w:w="70"/>
+              <w:left w:type="dxa" w:w="110"/>
+              <w:bottom w:type="dxa" w:w="50"/>
+              <w:right w:type="dxa" w:w="110"/>
+            </w:tcMar>
+            <w:vAlign w:val="top"/>
+          </w:tcPr>
+          <w:p>
+            <w:pPr>
+              <w:spacing w:after="40" w:line="252" w:lineRule="auto"/>
+            </w:pPr>
+            <w:r>
+              <w:rPr>
+                <w:b/>
+                <w:bCs/>
+                <w:sz w:val="19"/>
+                <w:szCs w:val="19"/>
+              </w:rPr>
+              <w:t xml:space="preserve">Goal</w:t>
+            </w:r>
+          </w:p>
+        </w:tc>
+        <w:tc>
+          <w:tcPr>
+            <w:tcW w:type="dxa" w:w="7214"/>
+            <w:tcBorders>
+              <w:top w:val="single" w:color="DCE3E1" w:sz="4"/>
+              <w:left w:val="single" w:color="DCE3E1" w:sz="4"/>
+              <w:bottom w:val="single" w:color="DCE3E1" w:sz="4"/>
+              <w:right w:val="single" w:color="DCE3E1" w:sz="4"/>
+            </w:tcBorders>
+            <w:tcMar>
+              <w:top w:type="dxa" w:w="70"/>
+              <w:left w:type="dxa" w:w="110"/>
+              <w:bottom w:type="dxa" w:w="50"/>
+              <w:right w:type="dxa" w:w="110"/>
+            </w:tcMar>
+            <w:vAlign w:val="top"/>
+          </w:tcPr>
+          <w:p>
+            <w:pPr>
+              <w:spacing w:after="40" w:line="252" w:lineRule="auto"/>
+            </w:pPr>
+            <w:r>
+              <w:rPr>
+                <w:b w:val="false"/>
+                <w:bCs w:val="false"/>
+                <w:sz w:val="19"/>
+                <w:szCs w:val="19"/>
+              </w:rPr>
+              <w:t xml:space="preserve">Day/week/month calendar showing room, guest, dates, status, source and payment status; safe drag-and-drop reassignment.</w:t>
+            </w:r>
+          </w:p>
+        </w:tc>
+      </w:tr>
+      <w:tr>
+        <w:trPr>
+          <w:cantSplit/>
+        </w:trPr>
+        <w:tc>
+          <w:tcPr>
+            <w:tcW w:type="dxa" w:w="2100"/>
+            <w:tcBorders>
+              <w:top w:val="single" w:color="DCE3E1" w:sz="4"/>
+              <w:left w:val="single" w:color="DCE3E1" w:sz="4"/>
+              <w:bottom w:val="single" w:color="DCE3E1" w:sz="4"/>
+              <w:right w:val="single" w:color="DCE3E1" w:sz="4"/>
+            </w:tcBorders>
+            <w:shd w:fill="F5F7F6" w:color="auto" w:val="clear"/>
+            <w:tcMar>
+              <w:top w:type="dxa" w:w="70"/>
+              <w:left w:type="dxa" w:w="110"/>
+              <w:bottom w:type="dxa" w:w="50"/>
+              <w:right w:type="dxa" w:w="110"/>
+            </w:tcMar>
+            <w:vAlign w:val="top"/>
+          </w:tcPr>
+          <w:p>
+            <w:pPr>
+              <w:spacing w:after="40" w:line="252" w:lineRule="auto"/>
+            </w:pPr>
+            <w:r>
+              <w:rPr>
+                <w:b/>
+                <w:bCs/>
+                <w:sz w:val="19"/>
+                <w:szCs w:val="19"/>
+              </w:rPr>
+              <w:t xml:space="preserve">In plain words</w:t>
+            </w:r>
+          </w:p>
+        </w:tc>
+        <w:tc>
+          <w:tcPr>
+            <w:tcW w:type="dxa" w:w="7214"/>
+            <w:tcBorders>
+              <w:top w:val="single" w:color="DCE3E1" w:sz="4"/>
+              <w:left w:val="single" w:color="DCE3E1" w:sz="4"/>
+              <w:bottom w:val="single" w:color="DCE3E1" w:sz="4"/>
+              <w:right w:val="single" w:color="DCE3E1" w:sz="4"/>
+            </w:tcBorders>
+            <w:tcMar>
+              <w:top w:type="dxa" w:w="70"/>
+              <w:left w:type="dxa" w:w="110"/>
+              <w:bottom w:type="dxa" w:w="50"/>
+              <w:right w:type="dxa" w:w="110"/>
+            </w:tcMar>
+            <w:vAlign w:val="top"/>
+          </w:tcPr>
+          <w:p>
+            <w:pPr>
+              <w:spacing w:after="40" w:line="252" w:lineRule="auto"/>
+            </w:pPr>
+            <w:r>
+              <w:rPr>
+                <w:b w:val="false"/>
+                <w:bCs w:val="false"/>
+                <w:sz w:val="19"/>
+                <w:szCs w:val="19"/>
+              </w:rPr>
+              <w:t xml:space="preserve">A calendar shows every room and bed with its bookings by day, week or month; bookings can be moved by drag-and-drop with safety checks.</w:t>
+            </w:r>
+          </w:p>
+        </w:tc>
+      </w:tr>
+      <w:tr>
+        <w:trPr>
+          <w:cantSplit/>
+        </w:trPr>
+        <w:tc>
+          <w:tcPr>
+            <w:tcW w:type="dxa" w:w="2100"/>
+            <w:tcBorders>
+              <w:top w:val="single" w:color="DCE3E1" w:sz="4"/>
+              <w:left w:val="single" w:color="DCE3E1" w:sz="4"/>
+              <w:bottom w:val="single" w:color="DCE3E1" w:sz="4"/>
+              <w:right w:val="single" w:color="DCE3E1" w:sz="4"/>
+            </w:tcBorders>
+            <w:shd w:fill="F5F7F6" w:color="auto" w:val="clear"/>
+            <w:tcMar>
+              <w:top w:type="dxa" w:w="70"/>
+              <w:left w:type="dxa" w:w="110"/>
+              <w:bottom w:type="dxa" w:w="50"/>
+              <w:right w:type="dxa" w:w="110"/>
+            </w:tcMar>
+            <w:vAlign w:val="top"/>
+          </w:tcPr>
+          <w:p>
+            <w:pPr>
+              <w:spacing w:after="40" w:line="252" w:lineRule="auto"/>
+            </w:pPr>
+            <w:r>
+              <w:rPr>
+                <w:b/>
+                <w:bCs/>
+                <w:sz w:val="19"/>
+                <w:szCs w:val="19"/>
+              </w:rPr>
+              <w:t xml:space="preserve">Phase / size</w:t>
+            </w:r>
+          </w:p>
+        </w:tc>
+        <w:tc>
+          <w:tcPr>
+            <w:tcW w:type="dxa" w:w="7214"/>
+            <w:tcBorders>
+              <w:top w:val="single" w:color="DCE3E1" w:sz="4"/>
+              <w:left w:val="single" w:color="DCE3E1" w:sz="4"/>
+              <w:bottom w:val="single" w:color="DCE3E1" w:sz="4"/>
+              <w:right w:val="single" w:color="DCE3E1" w:sz="4"/>
+            </w:tcBorders>
+            <w:tcMar>
+              <w:top w:type="dxa" w:w="70"/>
+              <w:left w:type="dxa" w:w="110"/>
+              <w:bottom w:type="dxa" w:w="50"/>
+              <w:right w:type="dxa" w:w="110"/>
+            </w:tcMar>
+            <w:vAlign w:val="top"/>
+          </w:tcPr>
+          <w:p>
+            <w:pPr>
+              <w:spacing w:after="40" w:line="252" w:lineRule="auto"/>
+            </w:pPr>
+            <w:r>
+              <w:rPr>
+                <w:b w:val="false"/>
+                <w:bCs w:val="false"/>
+                <w:sz w:val="19"/>
+                <w:szCs w:val="19"/>
+              </w:rPr>
+              <w:t xml:space="preserve">2 — Guests, reservations, availability, calendar, front desk · M</w:t>
+            </w:r>
+          </w:p>
+        </w:tc>
+      </w:tr>
+      <w:tr>
+        <w:trPr>
+          <w:cantSplit/>
+        </w:trPr>
+        <w:tc>
+          <w:tcPr>
+            <w:tcW w:type="dxa" w:w="2100"/>
+            <w:tcBorders>
+              <w:top w:val="single" w:color="DCE3E1" w:sz="4"/>
+              <w:left w:val="single" w:color="DCE3E1" w:sz="4"/>
+              <w:bottom w:val="single" w:color="DCE3E1" w:sz="4"/>
+              <w:right w:val="single" w:color="DCE3E1" w:sz="4"/>
+            </w:tcBorders>
+            <w:shd w:fill="F5F7F6" w:color="auto" w:val="clear"/>
+            <w:tcMar>
+              <w:top w:type="dxa" w:w="70"/>
+              <w:left w:type="dxa" w:w="110"/>
+              <w:bottom w:type="dxa" w:w="50"/>
+              <w:right w:type="dxa" w:w="110"/>
+            </w:tcMar>
+            <w:vAlign w:val="top"/>
+          </w:tcPr>
+          <w:p>
+            <w:pPr>
+              <w:spacing w:after="40" w:line="252" w:lineRule="auto"/>
+            </w:pPr>
+            <w:r>
+              <w:rPr>
+                <w:b/>
+                <w:bCs/>
+                <w:sz w:val="19"/>
+                <w:szCs w:val="19"/>
+              </w:rPr>
+              <w:t xml:space="preserve">Depends on</w:t>
+            </w:r>
+          </w:p>
+        </w:tc>
+        <w:tc>
+          <w:tcPr>
+            <w:tcW w:type="dxa" w:w="7214"/>
+            <w:tcBorders>
+              <w:top w:val="single" w:color="DCE3E1" w:sz="4"/>
+              <w:left w:val="single" w:color="DCE3E1" w:sz="4"/>
+              <w:bottom w:val="single" w:color="DCE3E1" w:sz="4"/>
+              <w:right w:val="single" w:color="DCE3E1" w:sz="4"/>
+            </w:tcBorders>
+            <w:tcMar>
+              <w:top w:type="dxa" w:w="70"/>
+              <w:left w:type="dxa" w:w="110"/>
+              <w:bottom w:type="dxa" w:w="50"/>
+              <w:right w:type="dxa" w:w="110"/>
+            </w:tcMar>
+            <w:vAlign w:val="top"/>
+          </w:tcPr>
+          <w:p>
+            <w:pPr>
+              <w:spacing w:after="40" w:line="252" w:lineRule="auto"/>
+            </w:pPr>
+            <w:r>
+              <w:rPr>
+                <w:b w:val="false"/>
+                <w:bCs w:val="false"/>
+                <w:sz w:val="19"/>
+                <w:szCs w:val="19"/>
+              </w:rPr>
+              <w:t xml:space="preserve">Sprint 05</w:t>
+            </w:r>
+          </w:p>
+        </w:tc>
+      </w:tr>
+    </w:tbl>
+    <w:p>
+      <w:pPr>
+        <w:pStyle w:val="Heading3"/>
+      </w:pPr>
+      <w:r>
+        <w:t xml:space="preserve">10.6.1   Planned scope</w:t>
+      </w:r>
+    </w:p>
+    <w:tbl>
+      <w:tblPr>
+        <w:tblW w:type="dxa" w:w="9314"/>
+        <w:tblBorders>
+          <w:top w:val="single" w:color="auto" w:sz="4"/>
+          <w:left w:val="single" w:color="auto" w:sz="4"/>
+          <w:bottom w:val="single" w:color="auto" w:sz="4"/>
+          <w:right w:val="single" w:color="auto" w:sz="4"/>
+          <w:insideH w:val="single" w:color="auto" w:sz="4"/>
+          <w:insideV w:val="single" w:color="auto" w:sz="4"/>
+        </w:tblBorders>
+        <w:tblLayout w:type="fixed"/>
+      </w:tblPr>
+      <w:tblGrid>
+        <w:gridCol w:w="2100"/>
+        <w:gridCol w:w="7214"/>
+      </w:tblGrid>
+      <w:tr>
+        <w:trPr>
+          <w:cantSplit/>
+        </w:trPr>
+        <w:tc>
+          <w:tcPr>
+            <w:tcW w:type="dxa" w:w="2100"/>
+            <w:tcBorders>
+              <w:top w:val="single" w:color="DCE3E1" w:sz="4"/>
+              <w:left w:val="single" w:color="DCE3E1" w:sz="4"/>
+              <w:bottom w:val="single" w:color="DCE3E1" w:sz="4"/>
+              <w:right w:val="single" w:color="DCE3E1" w:sz="4"/>
+            </w:tcBorders>
+            <w:shd w:fill="F5F7F6" w:color="auto" w:val="clear"/>
+            <w:tcMar>
+              <w:top w:type="dxa" w:w="70"/>
+              <w:left w:type="dxa" w:w="110"/>
+              <w:bottom w:type="dxa" w:w="50"/>
+              <w:right w:type="dxa" w:w="110"/>
+            </w:tcMar>
+            <w:vAlign w:val="top"/>
+          </w:tcPr>
+          <w:p>
+            <w:pPr>
+              <w:spacing w:after="40" w:line="252" w:lineRule="auto"/>
+            </w:pPr>
+            <w:r>
+              <w:rPr>
+                <w:b/>
+                <w:bCs/>
+                <w:sz w:val="19"/>
+                <w:szCs w:val="19"/>
+              </w:rPr>
+              <w:t xml:space="preserve">Tables</w:t>
+            </w:r>
+          </w:p>
+        </w:tc>
+        <w:tc>
+          <w:tcPr>
+            <w:tcW w:type="dxa" w:w="7214"/>
+            <w:tcBorders>
+              <w:top w:val="single" w:color="DCE3E1" w:sz="4"/>
+              <w:left w:val="single" w:color="DCE3E1" w:sz="4"/>
+              <w:bottom w:val="single" w:color="DCE3E1" w:sz="4"/>
+              <w:right w:val="single" w:color="DCE3E1" w:sz="4"/>
+            </w:tcBorders>
+            <w:tcMar>
+              <w:top w:type="dxa" w:w="70"/>
+              <w:left w:type="dxa" w:w="110"/>
+              <w:bottom w:type="dxa" w:w="50"/>
+              <w:right w:type="dxa" w:w="110"/>
+            </w:tcMar>
+            <w:vAlign w:val="top"/>
+          </w:tcPr>
+          <w:p>
+            <w:pPr>
+              <w:spacing w:after="40" w:line="252" w:lineRule="auto"/>
+            </w:pPr>
+          </w:p>
+        </w:tc>
+      </w:tr>
+      <w:tr>
+        <w:trPr>
+          <w:cantSplit/>
+        </w:trPr>
+        <w:tc>
+          <w:tcPr>
+            <w:tcW w:type="dxa" w:w="2100"/>
+            <w:tcBorders>
+              <w:top w:val="single" w:color="DCE3E1" w:sz="4"/>
+              <w:left w:val="single" w:color="DCE3E1" w:sz="4"/>
+              <w:bottom w:val="single" w:color="DCE3E1" w:sz="4"/>
+              <w:right w:val="single" w:color="DCE3E1" w:sz="4"/>
+            </w:tcBorders>
+            <w:shd w:fill="F5F7F6" w:color="auto" w:val="clear"/>
+            <w:tcMar>
+              <w:top w:type="dxa" w:w="70"/>
+              <w:left w:type="dxa" w:w="110"/>
+              <w:bottom w:type="dxa" w:w="50"/>
+              <w:right w:type="dxa" w:w="110"/>
+            </w:tcMar>
+            <w:vAlign w:val="top"/>
+          </w:tcPr>
+          <w:p>
+            <w:pPr>
+              <w:spacing w:after="40" w:line="252" w:lineRule="auto"/>
+            </w:pPr>
+            <w:r>
+              <w:rPr>
+                <w:b/>
+                <w:bCs/>
+                <w:sz w:val="19"/>
+                <w:szCs w:val="19"/>
+              </w:rPr>
+              <w:t xml:space="preserve">Endpoints</w:t>
+            </w:r>
+          </w:p>
+        </w:tc>
+        <w:tc>
+          <w:tcPr>
+            <w:tcW w:type="dxa" w:w="7214"/>
+            <w:tcBorders>
+              <w:top w:val="single" w:color="DCE3E1" w:sz="4"/>
+              <w:left w:val="single" w:color="DCE3E1" w:sz="4"/>
+              <w:bottom w:val="single" w:color="DCE3E1" w:sz="4"/>
+              <w:right w:val="single" w:color="DCE3E1" w:sz="4"/>
+            </w:tcBorders>
+            <w:tcMar>
+              <w:top w:type="dxa" w:w="70"/>
+              <w:left w:type="dxa" w:w="110"/>
+              <w:bottom w:type="dxa" w:w="50"/>
+              <w:right w:type="dxa" w:w="110"/>
+            </w:tcMar>
+            <w:vAlign w:val="top"/>
+          </w:tcPr>
+          <w:p>
+            <w:pPr>
+              <w:spacing w:after="40" w:line="252" w:lineRule="auto"/>
+            </w:pPr>
+            <w:r>
+              <w:rPr>
+                <w:b w:val="false"/>
+                <w:bCs w:val="false"/>
+                <w:sz w:val="19"/>
+                <w:szCs w:val="19"/>
+              </w:rPr>
+              <w:t xml:space="preserve">GET /api/v1/properties/{propertyId}/calendar?from&amp;to · POST /api/v1/properties/{propertyId}/reservations/{id}/reassign  (reason required)</w:t>
+            </w:r>
+          </w:p>
+        </w:tc>
+      </w:tr>
+      <w:tr>
+        <w:trPr>
+          <w:cantSplit/>
+        </w:trPr>
+        <w:tc>
+          <w:tcPr>
+            <w:tcW w:type="dxa" w:w="2100"/>
+            <w:tcBorders>
+              <w:top w:val="single" w:color="DCE3E1" w:sz="4"/>
+              <w:left w:val="single" w:color="DCE3E1" w:sz="4"/>
+              <w:bottom w:val="single" w:color="DCE3E1" w:sz="4"/>
+              <w:right w:val="single" w:color="DCE3E1" w:sz="4"/>
+            </w:tcBorders>
+            <w:shd w:fill="F5F7F6" w:color="auto" w:val="clear"/>
+            <w:tcMar>
+              <w:top w:type="dxa" w:w="70"/>
+              <w:left w:type="dxa" w:w="110"/>
+              <w:bottom w:type="dxa" w:w="50"/>
+              <w:right w:type="dxa" w:w="110"/>
+            </w:tcMar>
+            <w:vAlign w:val="top"/>
+          </w:tcPr>
+          <w:p>
+            <w:pPr>
+              <w:spacing w:after="40" w:line="252" w:lineRule="auto"/>
+            </w:pPr>
+            <w:r>
+              <w:rPr>
+                <w:b/>
+                <w:bCs/>
+                <w:sz w:val="19"/>
+                <w:szCs w:val="19"/>
+              </w:rPr>
+              <w:t xml:space="preserve">Screens</w:t>
+            </w:r>
+          </w:p>
+        </w:tc>
+        <w:tc>
+          <w:tcPr>
+            <w:tcW w:type="dxa" w:w="7214"/>
+            <w:tcBorders>
+              <w:top w:val="single" w:color="DCE3E1" w:sz="4"/>
+              <w:left w:val="single" w:color="DCE3E1" w:sz="4"/>
+              <w:bottom w:val="single" w:color="DCE3E1" w:sz="4"/>
+              <w:right w:val="single" w:color="DCE3E1" w:sz="4"/>
+            </w:tcBorders>
+            <w:tcMar>
+              <w:top w:type="dxa" w:w="70"/>
+              <w:left w:type="dxa" w:w="110"/>
+              <w:bottom w:type="dxa" w:w="50"/>
+              <w:right w:type="dxa" w:w="110"/>
+            </w:tcMar>
+            <w:vAlign w:val="top"/>
+          </w:tcPr>
+          <w:p>
+            <w:pPr>
+              <w:spacing w:after="40" w:line="252" w:lineRule="auto"/>
+            </w:pPr>
+            <w:r>
+              <w:rPr>
+                <w:b w:val="false"/>
+                <w:bCs w:val="false"/>
+                <w:sz w:val="19"/>
+                <w:szCs w:val="19"/>
+              </w:rPr>
+              <w:t xml:space="preserve">/reservations/calendar</w:t>
+            </w:r>
+          </w:p>
+        </w:tc>
+      </w:tr>
+    </w:tbl>
+    <w:p>
+      <w:pPr>
+        <w:pStyle w:val="Heading3"/>
+      </w:pPr>
+      <w:r>
+        <w:t xml:space="preserve">10.6.2   Tasks</w:t>
+      </w:r>
+    </w:p>
+    <w:p>
+      <w:pPr>
+        <w:pStyle w:val="ListParagraph"/>
+        <w:numPr>
+          <w:ilvl w:val="0"/>
+          <w:numId w:val="2"/>
+        </w:numPr>
+        <w:spacing w:after="60"/>
+      </w:pPr>
+      <w:r>
+        <w:t xml:space="preserve">API: calendar read model (single query, indexed) including blocks and maintenance blocks</w:t>
+      </w:r>
+    </w:p>
+    <w:p>
+      <w:pPr>
+        <w:pStyle w:val="ListParagraph"/>
+        <w:numPr>
+          <w:ilvl w:val="0"/>
+          <w:numId w:val="2"/>
+        </w:numPr>
+        <w:spacing w:after="60"/>
+      </w:pPr>
+      <w:r>
+        <w:t xml:space="preserve">API: reassign room — same locking as booking; audited with reason (brief §58)</w:t>
+      </w:r>
+    </w:p>
+    <w:p>
+      <w:pPr>
+        <w:pStyle w:val="ListParagraph"/>
+        <w:numPr>
+          <w:ilvl w:val="0"/>
+          <w:numId w:val="2"/>
+        </w:numPr>
+        <w:spacing w:after="60"/>
+      </w:pPr>
+      <w:r>
+        <w:t xml:space="preserve">UI: calendar component (CDK drag-drop); optimistic UI only after server confirms; conflicts shown inline</w:t>
+      </w:r>
+    </w:p>
+    <w:p>
+      <w:pPr>
+        <w:pStyle w:val="ListParagraph"/>
+        <w:numPr>
+          <w:ilvl w:val="0"/>
+          <w:numId w:val="2"/>
+        </w:numPr>
+        <w:spacing w:after="60"/>
+      </w:pPr>
+      <w:r>
+        <w:t xml:space="preserve">UI: mobile view = list by day</w:t>
+      </w:r>
+    </w:p>
+    <w:p>
+      <w:pPr>
+        <w:pStyle w:val="Heading3"/>
+      </w:pPr>
+      <w:r>
+        <w:t xml:space="preserve">10.6.3   Required tests</w:t>
+      </w:r>
+    </w:p>
+    <w:p>
+      <w:pPr>
+        <w:pStyle w:val="ListParagraph"/>
+        <w:numPr>
+          <w:ilvl w:val="0"/>
+          <w:numId w:val="2"/>
+        </w:numPr>
+        <w:spacing w:after="60"/>
+      </w:pPr>
+      <w:r>
+        <w:t xml:space="preserve">Concurrency — two users reassigning into the same room → one wins</w:t>
+      </w:r>
+    </w:p>
+    <w:p>
+      <w:pPr>
+        <w:pStyle w:val="ListParagraph"/>
+        <w:numPr>
+          <w:ilvl w:val="0"/>
+          <w:numId w:val="2"/>
+        </w:numPr>
+        <w:spacing w:after="60"/>
+      </w:pPr>
+      <w:r>
+        <w:t xml:space="preserve">Frontend — calendar renders 7 rooms × 31 days under 200 ms</w:t>
+      </w:r>
+    </w:p>
+    <w:p>
+      <w:pPr>
+        <w:pStyle w:val="Heading3"/>
+      </w:pPr>
+      <w:r>
+        <w:t xml:space="preserve">10.6.4   Acceptance criteria</w:t>
+      </w:r>
+    </w:p>
+    <w:p>
+      <w:pPr>
+        <w:pStyle w:val="ListParagraph"/>
+        <w:numPr>
+          <w:ilvl w:val="0"/>
+          <w:numId w:val="2"/>
+        </w:numPr>
+        <w:spacing w:after="60"/>
+      </w:pPr>
+      <w:r>
+        <w:t xml:space="preserve">Reception moves a guest from 102 to 103 in two actions; the audit trail shows who/why</w:t>
+      </w:r>
+    </w:p>
+    <w:p>
+      <w:pPr>
         <w:pStyle w:val="Heading1"/>
         <w:pageBreakBefore/>
       </w:pPr>
@@ -39365,7 +42179,7 @@
     </w:p>
     <w:p>
       <w:r>
-        <w:t xml:space="preserve">Results as recorded for Sprint 04 (done), and the test inventory in the repository at commit 490936f.</w:t>
+        <w:t xml:space="preserve">Results as recorded for Sprint 05 (done), and the test inventory in the repository at commit 5e821f9.</w:t>
       </w:r>
     </w:p>
     <w:tbl>
@@ -39692,7 +42506,7 @@
                 <w:sz w:val="18"/>
                 <w:szCs w:val="18"/>
               </w:rPr>
-              <w:t xml:space="preserve">101 methods</w:t>
+              <w:t xml:space="preserve">129 methods</w:t>
             </w:r>
           </w:p>
         </w:tc>
@@ -39861,7 +42675,7 @@
                 <w:sz w:val="18"/>
                 <w:szCs w:val="18"/>
               </w:rPr>
-              <w:t xml:space="preserve">31 specs</w:t>
+              <w:t xml:space="preserve">44 specs</w:t>
             </w:r>
           </w:p>
         </w:tc>
@@ -40027,7 +42841,7 @@
                 <w:sz w:val="18"/>
                 <w:szCs w:val="18"/>
               </w:rPr>
-              <w:t xml:space="preserve">45 steps</w:t>
+              <w:t xml:space="preserve">52 steps</w:t>
             </w:r>
           </w:p>
         </w:tc>
@@ -40196,7 +43010,7 @@
                 <w:sz w:val="18"/>
                 <w:szCs w:val="18"/>
               </w:rPr>
-              <w:t xml:space="preserve">57 checks</w:t>
+              <w:t xml:space="preserve">68 checks</w:t>
             </w:r>
           </w:p>
         </w:tc>
@@ -40710,6 +43524,176 @@
               <w:bottom w:val="single" w:color="DCE3E1" w:sz="4"/>
               <w:right w:val="single" w:color="DCE3E1" w:sz="4"/>
             </w:tcBorders>
+            <w:tcMar>
+              <w:top w:type="dxa" w:w="70"/>
+              <w:left w:type="dxa" w:w="110"/>
+              <w:bottom w:type="dxa" w:w="50"/>
+              <w:right w:type="dxa" w:w="110"/>
+            </w:tcMar>
+            <w:vAlign w:val="top"/>
+          </w:tcPr>
+          <w:p>
+            <w:pPr>
+              <w:spacing w:after="40" w:line="252" w:lineRule="auto"/>
+            </w:pPr>
+            <w:r>
+              <w:rPr>
+                <w:b w:val="false"/>
+                <w:bCs w:val="false"/>
+                <w:sz w:val="18"/>
+                <w:szCs w:val="18"/>
+              </w:rPr>
+              <w:t xml:space="preserve">By hand, read-only</w:t>
+            </w:r>
+          </w:p>
+        </w:tc>
+      </w:tr>
+      <w:tr>
+        <w:trPr>
+          <w:cantSplit/>
+        </w:trPr>
+        <w:tc>
+          <w:tcPr>
+            <w:tcW w:type="dxa" w:w="2000"/>
+            <w:tcBorders>
+              <w:top w:val="single" w:color="DCE3E1" w:sz="4"/>
+              <w:left w:val="single" w:color="DCE3E1" w:sz="4"/>
+              <w:bottom w:val="single" w:color="DCE3E1" w:sz="4"/>
+              <w:right w:val="single" w:color="DCE3E1" w:sz="4"/>
+            </w:tcBorders>
+            <w:shd w:fill="F5F7F6" w:color="auto" w:val="clear"/>
+            <w:tcMar>
+              <w:top w:type="dxa" w:w="70"/>
+              <w:left w:type="dxa" w:w="110"/>
+              <w:bottom w:type="dxa" w:w="50"/>
+              <w:right w:type="dxa" w:w="110"/>
+            </w:tcMar>
+            <w:vAlign w:val="top"/>
+          </w:tcPr>
+          <w:p>
+            <w:pPr>
+              <w:spacing w:after="40" w:line="252" w:lineRule="auto"/>
+            </w:pPr>
+            <w:r>
+              <w:rPr>
+                <w:b/>
+                <w:bCs/>
+                <w:sz w:val="18"/>
+                <w:szCs w:val="18"/>
+              </w:rPr>
+              <w:t xml:space="preserve">Database checks</w:t>
+            </w:r>
+          </w:p>
+        </w:tc>
+        <w:tc>
+          <w:tcPr>
+            <w:tcW w:type="dxa" w:w="2500"/>
+            <w:tcBorders>
+              <w:top w:val="single" w:color="DCE3E1" w:sz="4"/>
+              <w:left w:val="single" w:color="DCE3E1" w:sz="4"/>
+              <w:bottom w:val="single" w:color="DCE3E1" w:sz="4"/>
+              <w:right w:val="single" w:color="DCE3E1" w:sz="4"/>
+            </w:tcBorders>
+            <w:shd w:fill="F5F7F6" w:color="auto" w:val="clear"/>
+            <w:tcMar>
+              <w:top w:type="dxa" w:w="70"/>
+              <w:left w:type="dxa" w:w="110"/>
+              <w:bottom w:type="dxa" w:w="50"/>
+              <w:right w:type="dxa" w:w="110"/>
+            </w:tcMar>
+            <w:vAlign w:val="top"/>
+          </w:tcPr>
+          <w:p>
+            <w:pPr>
+              <w:spacing w:after="40" w:line="252" w:lineRule="auto"/>
+            </w:pPr>
+            <w:r>
+              <w:rPr>
+                <w:b w:val="false"/>
+                <w:bCs w:val="false"/>
+                <w:sz w:val="18"/>
+                <w:szCs w:val="18"/>
+              </w:rPr>
+              <w:t xml:space="preserve">database/queries/check-sprint-05.sql</w:t>
+            </w:r>
+          </w:p>
+        </w:tc>
+        <w:tc>
+          <w:tcPr>
+            <w:tcW w:type="dxa" w:w="1700"/>
+            <w:tcBorders>
+              <w:top w:val="single" w:color="DCE3E1" w:sz="4"/>
+              <w:left w:val="single" w:color="DCE3E1" w:sz="4"/>
+              <w:bottom w:val="single" w:color="DCE3E1" w:sz="4"/>
+              <w:right w:val="single" w:color="DCE3E1" w:sz="4"/>
+            </w:tcBorders>
+            <w:shd w:fill="F5F7F6" w:color="auto" w:val="clear"/>
+            <w:tcMar>
+              <w:top w:type="dxa" w:w="70"/>
+              <w:left w:type="dxa" w:w="110"/>
+              <w:bottom w:type="dxa" w:w="50"/>
+              <w:right w:type="dxa" w:w="110"/>
+            </w:tcMar>
+            <w:vAlign w:val="top"/>
+          </w:tcPr>
+          <w:p>
+            <w:pPr>
+              <w:spacing w:after="40" w:line="252" w:lineRule="auto"/>
+            </w:pPr>
+            <w:r>
+              <w:rPr>
+                <w:b w:val="false"/>
+                <w:bCs w:val="false"/>
+                <w:sz w:val="18"/>
+                <w:szCs w:val="18"/>
+              </w:rPr>
+              <w:t xml:space="preserve">psql / any SQL client</w:t>
+            </w:r>
+          </w:p>
+        </w:tc>
+        <w:tc>
+          <w:tcPr>
+            <w:tcW w:type="dxa" w:w="1200"/>
+            <w:tcBorders>
+              <w:top w:val="single" w:color="DCE3E1" w:sz="4"/>
+              <w:left w:val="single" w:color="DCE3E1" w:sz="4"/>
+              <w:bottom w:val="single" w:color="DCE3E1" w:sz="4"/>
+              <w:right w:val="single" w:color="DCE3E1" w:sz="4"/>
+            </w:tcBorders>
+            <w:shd w:fill="F5F7F6" w:color="auto" w:val="clear"/>
+            <w:tcMar>
+              <w:top w:type="dxa" w:w="70"/>
+              <w:left w:type="dxa" w:w="110"/>
+              <w:bottom w:type="dxa" w:w="50"/>
+              <w:right w:type="dxa" w:w="110"/>
+            </w:tcMar>
+            <w:vAlign w:val="top"/>
+          </w:tcPr>
+          <w:p>
+            <w:pPr>
+              <w:spacing w:after="40" w:line="252" w:lineRule="auto"/>
+            </w:pPr>
+            <w:r>
+              <w:rPr>
+                <w:b w:val="false"/>
+                <w:bCs w:val="false"/>
+                <w:sz w:val="18"/>
+                <w:szCs w:val="18"/>
+              </w:rPr>
+              <w:t xml:space="preserve">12 queries</w:t>
+            </w:r>
+          </w:p>
+        </w:tc>
+        <w:tc>
+          <w:tcPr>
+            <w:tcW w:type="dxa" w:w="1914"/>
+            <w:tcBorders>
+              <w:top w:val="single" w:color="DCE3E1" w:sz="4"/>
+              <w:left w:val="single" w:color="DCE3E1" w:sz="4"/>
+              <w:bottom w:val="single" w:color="DCE3E1" w:sz="4"/>
+              <w:right w:val="single" w:color="DCE3E1" w:sz="4"/>
+            </w:tcBorders>
+            <w:shd w:fill="F5F7F6" w:color="auto" w:val="clear"/>
             <w:tcMar>
               <w:top w:type="dxa" w:w="70"/>
               <w:left w:type="dxa" w:w="110"/>
@@ -40740,7 +43724,7 @@
         <w:pStyle w:val="Heading2"/>
       </w:pPr>
       <w:r>
-        <w:t xml:space="preserve">11.1   Latest recorded results (Sprint 04)</w:t>
+        <w:t xml:space="preserve">11.1   Latest recorded results (Sprint 05)</w:t>
       </w:r>
     </w:p>
     <w:p>
@@ -40753,7 +43737,7 @@
         <w:spacing w:after="60"/>
       </w:pPr>
       <w:r>
-        <w:t xml:space="preserve">Backend: 138 passed, 0 failed on real PostgreSQL 16 (29 new: 11 integration, 18 unit including the weekend-boundary quote and 5,000 random package splits)</w:t>
+        <w:t xml:space="preserve">Backend: 173 passed, 0 failed on real PostgreSQL 16 (35 new: 34 for Sprint 05 including the last room raced 50 times, the last dorm bed with 5 parallel requests, the database guard and idempotency, plus the demo-booking seed check)</w:t>
       </w:r>
     </w:p>
     <w:p>
@@ -40766,7 +43750,7 @@
         <w:spacing w:after="60"/>
       </w:pPr>
       <w:r>
-        <w:t xml:space="preserve">Frontend: 31 of 31 unit tests passed; ESLint clean; production build OK</w:t>
+        <w:t xml:space="preserve">Frontend: 44 of 44 unit tests passed; ESLint clean; production build OK</w:t>
       </w:r>
     </w:p>
     <w:p>
@@ -40779,7 +43763,7 @@
         <w:spacing w:after="60"/>
       </w:pPr>
       <w:r>
-        <w:t xml:space="preserve">Browser tests: 45 of 45 passed (Sprint 01–03 steps plus the 6 new Sprint 04 review steps); screenshots in docs/sprints/sprint-04-screens</w:t>
+        <w:t xml:space="preserve">Browser tests: 52 of 52 passed (Sprints 01–04 plus the 7 new Sprint 05 steps, including the last room booked from two browsers); screenshots in docs/sprints/sprint-05-screens</w:t>
       </w:r>
     </w:p>
     <w:p>
@@ -40792,20 +43776,7 @@
         <w:spacing w:after="60"/>
       </w:pPr>
       <w:r>
-        <w:t xml:space="preserve">Review fix: the rate grid's prices sat one column right of their dates (the table's style name clashed with a layout style). Fixed, and browser step S04-01 now checks every price sits under its date</w:t>
-      </w:r>
-    </w:p>
-    <w:p>
-      <w:pPr>
-        <w:pStyle w:val="ListParagraph"/>
-        <w:numPr>
-          <w:ilvl w:val="0"/>
-          <w:numId w:val="2"/>
-        </w:numPr>
-        <w:spacing w:after="60"/>
-      </w:pPr>
-      <w:r>
-        <w:t xml:space="preserve">Run-and-test handbook docs/RUN_AND_TEST.md: every command to run the app and test it, sprint by sprint and all sprints together</w:t>
+        <w:t xml:space="preserve">API checks: 0 failed (12 new Sprint 05 checks: idempotent replay, key reuse, room taken, cancel with reason, status graph); database checks: no room or bed held twice</w:t>
       </w:r>
     </w:p>
     <w:p>
@@ -41002,7 +43973,7 @@
                 <w:sz w:val="19"/>
                 <w:szCs w:val="19"/>
               </w:rPr>
-              <w:t xml:space="preserve">56</w:t>
+              <w:t xml:space="preserve">65</w:t>
             </w:r>
           </w:p>
         </w:tc>
@@ -41032,7 +44003,7 @@
                 <w:sz w:val="19"/>
                 <w:szCs w:val="19"/>
               </w:rPr>
-              <w:t xml:space="preserve">6,377</w:t>
+              <w:t xml:space="preserve">7,824</w:t>
             </w:r>
           </w:p>
         </w:tc>
@@ -41099,7 +44070,7 @@
                 <w:sz w:val="19"/>
                 <w:szCs w:val="19"/>
               </w:rPr>
-              <w:t xml:space="preserve">11</w:t>
+              <w:t xml:space="preserve">13</w:t>
             </w:r>
           </w:p>
         </w:tc>
@@ -41130,7 +44101,7 @@
                 <w:sz w:val="19"/>
                 <w:szCs w:val="19"/>
               </w:rPr>
-              <w:t xml:space="preserve">2,342</w:t>
+              <w:t xml:space="preserve">3,158</w:t>
             </w:r>
           </w:p>
         </w:tc>
@@ -41195,7 +44166,7 @@
                 <w:sz w:val="19"/>
                 <w:szCs w:val="19"/>
               </w:rPr>
-              <w:t xml:space="preserve">43</w:t>
+              <w:t xml:space="preserve">49</w:t>
             </w:r>
           </w:p>
         </w:tc>
@@ -41225,7 +44196,7 @@
                 <w:sz w:val="19"/>
                 <w:szCs w:val="19"/>
               </w:rPr>
-              <w:t xml:space="preserve">5,301</w:t>
+              <w:t xml:space="preserve">6,725</w:t>
             </w:r>
           </w:p>
         </w:tc>
@@ -41292,7 +44263,7 @@
                 <w:sz w:val="19"/>
                 <w:szCs w:val="19"/>
               </w:rPr>
-              <w:t xml:space="preserve">5</w:t>
+              <w:t xml:space="preserve">7</w:t>
             </w:r>
           </w:p>
         </w:tc>
@@ -41323,7 +44294,7 @@
                 <w:sz w:val="19"/>
                 <w:szCs w:val="19"/>
               </w:rPr>
-              <w:t xml:space="preserve">340</w:t>
+              <w:t xml:space="preserve">468</w:t>
             </w:r>
           </w:p>
         </w:tc>
@@ -41388,7 +44359,7 @@
                 <w:sz w:val="19"/>
                 <w:szCs w:val="19"/>
               </w:rPr>
-              <w:t xml:space="preserve">7</w:t>
+              <w:t xml:space="preserve">8</w:t>
             </w:r>
           </w:p>
         </w:tc>
@@ -41418,7 +44389,7 @@
                 <w:sz w:val="19"/>
                 <w:szCs w:val="19"/>
               </w:rPr>
-              <w:t xml:space="preserve">912</w:t>
+              <w:t xml:space="preserve">1,079</w:t>
             </w:r>
           </w:p>
         </w:tc>
@@ -41485,7 +44456,7 @@
                 <w:sz w:val="19"/>
                 <w:szCs w:val="19"/>
               </w:rPr>
-              <w:t xml:space="preserve">12</w:t>
+              <w:t xml:space="preserve">15</w:t>
             </w:r>
           </w:p>
         </w:tc>
@@ -41516,7 +44487,7 @@
                 <w:sz w:val="19"/>
                 <w:szCs w:val="19"/>
               </w:rPr>
-              <w:t xml:space="preserve">1,840</w:t>
+              <w:t xml:space="preserve">2,422</w:t>
             </w:r>
           </w:p>
         </w:tc>
@@ -41581,7 +44552,7 @@
                 <w:sz w:val="19"/>
                 <w:szCs w:val="19"/>
               </w:rPr>
-              <w:t xml:space="preserve">66</w:t>
+              <w:t xml:space="preserve">69</w:t>
             </w:r>
           </w:p>
         </w:tc>
@@ -41611,7 +44582,7 @@
                 <w:sz w:val="19"/>
                 <w:szCs w:val="19"/>
               </w:rPr>
-              <w:t xml:space="preserve">8,596</w:t>
+              <w:t xml:space="preserve">9,404</w:t>
             </w:r>
           </w:p>
         </w:tc>
@@ -43040,6 +46011,204 @@
               <w:bottom w:val="single" w:color="DCE3E1" w:sz="4"/>
               <w:right w:val="single" w:color="DCE3E1" w:sz="4"/>
             </w:tcBorders>
+            <w:shd w:fill="E3F0E6" w:color="auto" w:val="clear"/>
+            <w:tcMar>
+              <w:top w:type="dxa" w:w="70"/>
+              <w:left w:type="dxa" w:w="110"/>
+              <w:bottom w:type="dxa" w:w="50"/>
+              <w:right w:type="dxa" w:w="110"/>
+            </w:tcMar>
+            <w:vAlign w:val="top"/>
+          </w:tcPr>
+          <w:p>
+            <w:pPr>
+              <w:spacing w:after="40" w:line="252" w:lineRule="auto"/>
+            </w:pPr>
+            <w:r>
+              <w:rPr>
+                <w:sz w:val="17"/>
+                <w:szCs w:val="17"/>
+              </w:rPr>
+              <w:t xml:space="preserve">Done</w:t>
+            </w:r>
+          </w:p>
+        </w:tc>
+      </w:tr>
+      <w:tr>
+        <w:trPr>
+          <w:cantSplit/>
+        </w:trPr>
+        <w:tc>
+          <w:tcPr>
+            <w:tcW w:type="dxa" w:w="500"/>
+            <w:tcBorders>
+              <w:top w:val="single" w:color="DCE3E1" w:sz="4"/>
+              <w:left w:val="single" w:color="DCE3E1" w:sz="4"/>
+              <w:bottom w:val="single" w:color="DCE3E1" w:sz="4"/>
+              <w:right w:val="single" w:color="DCE3E1" w:sz="4"/>
+            </w:tcBorders>
+            <w:tcMar>
+              <w:top w:type="dxa" w:w="70"/>
+              <w:left w:type="dxa" w:w="110"/>
+              <w:bottom w:type="dxa" w:w="50"/>
+              <w:right w:type="dxa" w:w="110"/>
+            </w:tcMar>
+            <w:vAlign w:val="top"/>
+          </w:tcPr>
+          <w:p>
+            <w:pPr>
+              <w:spacing w:after="40" w:line="252" w:lineRule="auto"/>
+            </w:pPr>
+            <w:r>
+              <w:rPr>
+                <w:sz w:val="17"/>
+                <w:szCs w:val="17"/>
+              </w:rPr>
+              <w:t xml:space="preserve">06</w:t>
+            </w:r>
+          </w:p>
+        </w:tc>
+        <w:tc>
+          <w:tcPr>
+            <w:tcW w:type="dxa" w:w="5214"/>
+            <w:tcBorders>
+              <w:top w:val="single" w:color="DCE3E1" w:sz="4"/>
+              <w:left w:val="single" w:color="DCE3E1" w:sz="4"/>
+              <w:bottom w:val="single" w:color="DCE3E1" w:sz="4"/>
+              <w:right w:val="single" w:color="DCE3E1" w:sz="4"/>
+            </w:tcBorders>
+            <w:tcMar>
+              <w:top w:type="dxa" w:w="70"/>
+              <w:left w:type="dxa" w:w="110"/>
+              <w:bottom w:type="dxa" w:w="50"/>
+              <w:right w:type="dxa" w:w="110"/>
+            </w:tcMar>
+            <w:vAlign w:val="top"/>
+          </w:tcPr>
+          <w:p>
+            <w:pPr>
+              <w:spacing w:after="40" w:line="252" w:lineRule="auto"/>
+            </w:pPr>
+            <w:r>
+              <w:rPr>
+                <w:sz w:val="17"/>
+                <w:szCs w:val="17"/>
+              </w:rPr>
+              <w:t xml:space="preserve">Reservation calendar</w:t>
+            </w:r>
+          </w:p>
+          <w:p>
+            <w:pPr>
+              <w:spacing w:after="40" w:line="252" w:lineRule="auto"/>
+            </w:pPr>
+            <w:r>
+              <w:rPr>
+                <w:sz w:val="17"/>
+                <w:szCs w:val="17"/>
+              </w:rPr>
+              <w:t xml:space="preserve">Day/week/month calendar showing room, guest, dates, status, source and payment status; safe drag-and-drop reassignment.</w:t>
+            </w:r>
+          </w:p>
+        </w:tc>
+        <w:tc>
+          <w:tcPr>
+            <w:tcW w:type="dxa" w:w="700"/>
+            <w:tcBorders>
+              <w:top w:val="single" w:color="DCE3E1" w:sz="4"/>
+              <w:left w:val="single" w:color="DCE3E1" w:sz="4"/>
+              <w:bottom w:val="single" w:color="DCE3E1" w:sz="4"/>
+              <w:right w:val="single" w:color="DCE3E1" w:sz="4"/>
+            </w:tcBorders>
+            <w:tcMar>
+              <w:top w:type="dxa" w:w="70"/>
+              <w:left w:type="dxa" w:w="110"/>
+              <w:bottom w:type="dxa" w:w="50"/>
+              <w:right w:type="dxa" w:w="110"/>
+            </w:tcMar>
+            <w:vAlign w:val="top"/>
+          </w:tcPr>
+          <w:p>
+            <w:pPr>
+              <w:spacing w:after="40" w:line="252" w:lineRule="auto"/>
+            </w:pPr>
+            <w:r>
+              <w:rPr>
+                <w:sz w:val="17"/>
+                <w:szCs w:val="17"/>
+              </w:rPr>
+              <w:t xml:space="preserve">2</w:t>
+            </w:r>
+          </w:p>
+        </w:tc>
+        <w:tc>
+          <w:tcPr>
+            <w:tcW w:type="dxa" w:w="600"/>
+            <w:tcBorders>
+              <w:top w:val="single" w:color="DCE3E1" w:sz="4"/>
+              <w:left w:val="single" w:color="DCE3E1" w:sz="4"/>
+              <w:bottom w:val="single" w:color="DCE3E1" w:sz="4"/>
+              <w:right w:val="single" w:color="DCE3E1" w:sz="4"/>
+            </w:tcBorders>
+            <w:tcMar>
+              <w:top w:type="dxa" w:w="70"/>
+              <w:left w:type="dxa" w:w="110"/>
+              <w:bottom w:type="dxa" w:w="50"/>
+              <w:right w:type="dxa" w:w="110"/>
+            </w:tcMar>
+            <w:vAlign w:val="top"/>
+          </w:tcPr>
+          <w:p>
+            <w:pPr>
+              <w:spacing w:after="40" w:line="252" w:lineRule="auto"/>
+            </w:pPr>
+            <w:r>
+              <w:rPr>
+                <w:sz w:val="17"/>
+                <w:szCs w:val="17"/>
+              </w:rPr>
+              <w:t xml:space="preserve">M</w:t>
+            </w:r>
+          </w:p>
+        </w:tc>
+        <w:tc>
+          <w:tcPr>
+            <w:tcW w:type="dxa" w:w="1100"/>
+            <w:tcBorders>
+              <w:top w:val="single" w:color="DCE3E1" w:sz="4"/>
+              <w:left w:val="single" w:color="DCE3E1" w:sz="4"/>
+              <w:bottom w:val="single" w:color="DCE3E1" w:sz="4"/>
+              <w:right w:val="single" w:color="DCE3E1" w:sz="4"/>
+            </w:tcBorders>
+            <w:tcMar>
+              <w:top w:type="dxa" w:w="70"/>
+              <w:left w:type="dxa" w:w="110"/>
+              <w:bottom w:type="dxa" w:w="50"/>
+              <w:right w:type="dxa" w:w="110"/>
+            </w:tcMar>
+            <w:vAlign w:val="top"/>
+          </w:tcPr>
+          <w:p>
+            <w:pPr>
+              <w:spacing w:after="40" w:line="252" w:lineRule="auto"/>
+            </w:pPr>
+            <w:r>
+              <w:rPr>
+                <w:sz w:val="17"/>
+                <w:szCs w:val="17"/>
+              </w:rPr>
+              <w:t xml:space="preserve">05</w:t>
+            </w:r>
+          </w:p>
+        </w:tc>
+        <w:tc>
+          <w:tcPr>
+            <w:tcW w:type="dxa" w:w="1200"/>
+            <w:tcBorders>
+              <w:top w:val="single" w:color="DCE3E1" w:sz="4"/>
+              <w:left w:val="single" w:color="DCE3E1" w:sz="4"/>
+              <w:bottom w:val="single" w:color="DCE3E1" w:sz="4"/>
+              <w:right w:val="single" w:color="DCE3E1" w:sz="4"/>
+            </w:tcBorders>
             <w:shd w:fill="FBEFD8" w:color="auto" w:val="clear"/>
             <w:tcMar>
               <w:top w:type="dxa" w:w="70"/>
@@ -43059,203 +46228,6 @@
                 <w:szCs w:val="17"/>
               </w:rPr>
               <w:t xml:space="preserve">In progress</w:t>
-            </w:r>
-          </w:p>
-        </w:tc>
-      </w:tr>
-      <w:tr>
-        <w:trPr>
-          <w:cantSplit/>
-        </w:trPr>
-        <w:tc>
-          <w:tcPr>
-            <w:tcW w:type="dxa" w:w="500"/>
-            <w:tcBorders>
-              <w:top w:val="single" w:color="DCE3E1" w:sz="4"/>
-              <w:left w:val="single" w:color="DCE3E1" w:sz="4"/>
-              <w:bottom w:val="single" w:color="DCE3E1" w:sz="4"/>
-              <w:right w:val="single" w:color="DCE3E1" w:sz="4"/>
-            </w:tcBorders>
-            <w:tcMar>
-              <w:top w:type="dxa" w:w="70"/>
-              <w:left w:type="dxa" w:w="110"/>
-              <w:bottom w:type="dxa" w:w="50"/>
-              <w:right w:type="dxa" w:w="110"/>
-            </w:tcMar>
-            <w:vAlign w:val="top"/>
-          </w:tcPr>
-          <w:p>
-            <w:pPr>
-              <w:spacing w:after="40" w:line="252" w:lineRule="auto"/>
-            </w:pPr>
-            <w:r>
-              <w:rPr>
-                <w:sz w:val="17"/>
-                <w:szCs w:val="17"/>
-              </w:rPr>
-              <w:t xml:space="preserve">06</w:t>
-            </w:r>
-          </w:p>
-        </w:tc>
-        <w:tc>
-          <w:tcPr>
-            <w:tcW w:type="dxa" w:w="5214"/>
-            <w:tcBorders>
-              <w:top w:val="single" w:color="DCE3E1" w:sz="4"/>
-              <w:left w:val="single" w:color="DCE3E1" w:sz="4"/>
-              <w:bottom w:val="single" w:color="DCE3E1" w:sz="4"/>
-              <w:right w:val="single" w:color="DCE3E1" w:sz="4"/>
-            </w:tcBorders>
-            <w:tcMar>
-              <w:top w:type="dxa" w:w="70"/>
-              <w:left w:type="dxa" w:w="110"/>
-              <w:bottom w:type="dxa" w:w="50"/>
-              <w:right w:type="dxa" w:w="110"/>
-            </w:tcMar>
-            <w:vAlign w:val="top"/>
-          </w:tcPr>
-          <w:p>
-            <w:pPr>
-              <w:spacing w:after="40" w:line="252" w:lineRule="auto"/>
-            </w:pPr>
-            <w:r>
-              <w:rPr>
-                <w:sz w:val="17"/>
-                <w:szCs w:val="17"/>
-              </w:rPr>
-              <w:t xml:space="preserve">Reservation calendar</w:t>
-            </w:r>
-          </w:p>
-          <w:p>
-            <w:pPr>
-              <w:spacing w:after="40" w:line="252" w:lineRule="auto"/>
-            </w:pPr>
-            <w:r>
-              <w:rPr>
-                <w:sz w:val="17"/>
-                <w:szCs w:val="17"/>
-              </w:rPr>
-              <w:t xml:space="preserve">Day/week/month calendar showing room, guest, dates, status, source and payment status; safe drag-and-drop reassignment.</w:t>
-            </w:r>
-          </w:p>
-        </w:tc>
-        <w:tc>
-          <w:tcPr>
-            <w:tcW w:type="dxa" w:w="700"/>
-            <w:tcBorders>
-              <w:top w:val="single" w:color="DCE3E1" w:sz="4"/>
-              <w:left w:val="single" w:color="DCE3E1" w:sz="4"/>
-              <w:bottom w:val="single" w:color="DCE3E1" w:sz="4"/>
-              <w:right w:val="single" w:color="DCE3E1" w:sz="4"/>
-            </w:tcBorders>
-            <w:tcMar>
-              <w:top w:type="dxa" w:w="70"/>
-              <w:left w:type="dxa" w:w="110"/>
-              <w:bottom w:type="dxa" w:w="50"/>
-              <w:right w:type="dxa" w:w="110"/>
-            </w:tcMar>
-            <w:vAlign w:val="top"/>
-          </w:tcPr>
-          <w:p>
-            <w:pPr>
-              <w:spacing w:after="40" w:line="252" w:lineRule="auto"/>
-            </w:pPr>
-            <w:r>
-              <w:rPr>
-                <w:sz w:val="17"/>
-                <w:szCs w:val="17"/>
-              </w:rPr>
-              <w:t xml:space="preserve">2</w:t>
-            </w:r>
-          </w:p>
-        </w:tc>
-        <w:tc>
-          <w:tcPr>
-            <w:tcW w:type="dxa" w:w="600"/>
-            <w:tcBorders>
-              <w:top w:val="single" w:color="DCE3E1" w:sz="4"/>
-              <w:left w:val="single" w:color="DCE3E1" w:sz="4"/>
-              <w:bottom w:val="single" w:color="DCE3E1" w:sz="4"/>
-              <w:right w:val="single" w:color="DCE3E1" w:sz="4"/>
-            </w:tcBorders>
-            <w:tcMar>
-              <w:top w:type="dxa" w:w="70"/>
-              <w:left w:type="dxa" w:w="110"/>
-              <w:bottom w:type="dxa" w:w="50"/>
-              <w:right w:type="dxa" w:w="110"/>
-            </w:tcMar>
-            <w:vAlign w:val="top"/>
-          </w:tcPr>
-          <w:p>
-            <w:pPr>
-              <w:spacing w:after="40" w:line="252" w:lineRule="auto"/>
-            </w:pPr>
-            <w:r>
-              <w:rPr>
-                <w:sz w:val="17"/>
-                <w:szCs w:val="17"/>
-              </w:rPr>
-              <w:t xml:space="preserve">M</w:t>
-            </w:r>
-          </w:p>
-        </w:tc>
-        <w:tc>
-          <w:tcPr>
-            <w:tcW w:type="dxa" w:w="1100"/>
-            <w:tcBorders>
-              <w:top w:val="single" w:color="DCE3E1" w:sz="4"/>
-              <w:left w:val="single" w:color="DCE3E1" w:sz="4"/>
-              <w:bottom w:val="single" w:color="DCE3E1" w:sz="4"/>
-              <w:right w:val="single" w:color="DCE3E1" w:sz="4"/>
-            </w:tcBorders>
-            <w:tcMar>
-              <w:top w:type="dxa" w:w="70"/>
-              <w:left w:type="dxa" w:w="110"/>
-              <w:bottom w:type="dxa" w:w="50"/>
-              <w:right w:type="dxa" w:w="110"/>
-            </w:tcMar>
-            <w:vAlign w:val="top"/>
-          </w:tcPr>
-          <w:p>
-            <w:pPr>
-              <w:spacing w:after="40" w:line="252" w:lineRule="auto"/>
-            </w:pPr>
-            <w:r>
-              <w:rPr>
-                <w:sz w:val="17"/>
-                <w:szCs w:val="17"/>
-              </w:rPr>
-              <w:t xml:space="preserve">05</w:t>
-            </w:r>
-          </w:p>
-        </w:tc>
-        <w:tc>
-          <w:tcPr>
-            <w:tcW w:type="dxa" w:w="1200"/>
-            <w:tcBorders>
-              <w:top w:val="single" w:color="DCE3E1" w:sz="4"/>
-              <w:left w:val="single" w:color="DCE3E1" w:sz="4"/>
-              <w:bottom w:val="single" w:color="DCE3E1" w:sz="4"/>
-              <w:right w:val="single" w:color="DCE3E1" w:sz="4"/>
-            </w:tcBorders>
-            <w:tcMar>
-              <w:top w:type="dxa" w:w="70"/>
-              <w:left w:type="dxa" w:w="110"/>
-              <w:bottom w:type="dxa" w:w="50"/>
-              <w:right w:type="dxa" w:w="110"/>
-            </w:tcMar>
-            <w:vAlign w:val="top"/>
-          </w:tcPr>
-          <w:p>
-            <w:pPr>
-              <w:spacing w:after="40" w:line="252" w:lineRule="auto"/>
-            </w:pPr>
-            <w:r>
-              <w:rPr>
-                <w:sz w:val="17"/>
-                <w:szCs w:val="17"/>
-              </w:rPr>
-              <w:t xml:space="preserve">Planned</w:t>
             </w:r>
           </w:p>
         </w:tc>
@@ -53920,7 +56892,7 @@
         <w:sz w:val="16"/>
         <w:szCs w:val="16"/>
       </w:rPr>
-      <w:t xml:space="preserve">Version 1.4 · 14 October 2026</w:t>
+      <w:t xml:space="preserve">Version 1.5 · 15 October 2026</w:t>
     </w:r>
     <w:r>
       <w:rPr>
